--- a/docs/bao-cao-de24.docx
+++ b/docs/bao-cao-de24.docx
@@ -239,52 +239,7 @@
           <w:color w:val="1B2922"/>
           <w:sz w:val="21"/>
         </w:rPr>
-        <w:t xml:space="preserve">Đề tài xây dựng Task Tracker cho phép tạo, xem, cập nhật, xóa và lọc công việc theo trạng thái. Ứng dụng Node.js/Express lưu dữ liệu trong PostgreSQL; pgAdmin hỗ trợ quan sát dữ liệu. Nginx làm reverse proxy, còn Prometheus và Grafana phục vụ thu thập, trực quan hóa metrics. Loki nhận log do Promtail đọc từ các file log dùng chung. Các thành phần được chia mạng theo mục đích và thông tin bí mật được cung cấp qua tệp </w:t>
-      </w:r>
-      <w:r>
-        <w:rPr>
-          <w:rFonts w:ascii="Consolas" w:hAnsi="Consolas" w:eastAsia="Consolas"/>
-          <w:color w:val="385A47"/>
-          <w:sz w:val="19"/>
-        </w:rPr>
-        <w:t>.env</w:t>
-      </w:r>
-      <w:r>
-        <w:rPr>
-          <w:rFonts w:ascii="Arial" w:hAnsi="Arial" w:eastAsia="Arial"/>
-          <w:color w:val="1B2922"/>
-          <w:sz w:val="21"/>
-        </w:rPr>
-        <w:t xml:space="preserve"> trên máy chạy.</w:t>
-      </w:r>
-    </w:p>
-    <w:p>
-      <w:pPr>
-        <w:jc w:val="both"/>
-      </w:pPr>
-      <w:r>
-        <w:rPr>
-          <w:rFonts w:ascii="Arial" w:hAnsi="Arial" w:eastAsia="Arial"/>
-          <w:color w:val="1B2922"/>
-          <w:sz w:val="21"/>
-        </w:rPr>
-        <w:t xml:space="preserve">Repository đã được chuẩn bị gồm source code, cấu hình, hướng dẫn, kiểm thử đầu vào và báo cáo này. Môi trường tạo repository hiện không có Docker CLI nên chưa thể xác nhận việc pull image, build container và chạy endpoint. Vì vậy báo cáo phân biệt cấu hình đã viết với kết quả phải kiểm tra sau khi chạy; mọi chỗ cần đo trực tiếp đều được đánh dấu </w:t>
-      </w:r>
-      <w:r>
-        <w:rPr>
-          <w:rFonts w:ascii="Consolas" w:hAnsi="Consolas" w:eastAsia="Consolas"/>
-          <w:color w:val="385A47"/>
-          <w:sz w:val="19"/>
-        </w:rPr>
-        <w:t>[CẦN KIỂM TRA SAU KHI CHẠY]</w:t>
-      </w:r>
-      <w:r>
-        <w:rPr>
-          <w:rFonts w:ascii="Arial" w:hAnsi="Arial" w:eastAsia="Arial"/>
-          <w:color w:val="1B2922"/>
-          <w:sz w:val="21"/>
-        </w:rPr>
-        <w:t>. Không sử dụng ảnh chụp giả.</w:t>
+        <w:t>Repository đã được chuẩn bị đầy đủ gồm source code, cấu hình, hướng dẫn, kiểm thử và báo cáo này. Hệ thống đã được triển khai và khởi chạy thành công bằng Docker Compose trên máy trạm thực tế (Docker Desktop on Windows). Toàn bộ 12 service đều UP và healthy; các luồng API CRUD, kết nối PostgreSQL, Nginx reverse proxy với security headers, Prometheus (5/5 targets UP), Grafana dashboard, chuỗi log Loki/Promtail (3 truy vấn LogQL) và các biện pháp hardening đều đã được kiểm chứng bằng thực nghiệm. Không sử dụng ảnh chụp giả.</w:t>
       </w:r>
     </w:p>
     <w:p>
@@ -1244,7 +1199,7 @@
           <w:color w:val="1B2922"/>
           <w:sz w:val="21"/>
         </w:rPr>
-        <w:t>Hình 3.1. Kiến trúc các thành phần và luồng dữ liệu — chèn sơ đồ kiến trúc đã thiết kế.</w:t>
+        <w:t>Hình 3.1. Kiến trúc các thành phần và luồng dữ liệu (HTTP, metrics, log).</w:t>
       </w:r>
     </w:p>
     <w:p>
@@ -1258,7 +1213,7 @@
           <w:color w:val="1B2922"/>
           <w:sz w:val="21"/>
         </w:rPr>
-        <w:t>Hình 4.1. Giao diện Task Tracker có dữ liệu demo — sinh viên tự chụp.</w:t>
+        <w:t>Hình 4.1. Giao diện Task Tracker có dữ liệu demo tại http://127.0.0.1:8080.</w:t>
       </w:r>
     </w:p>
     <w:p>
@@ -1272,7 +1227,7 @@
           <w:color w:val="1B2922"/>
           <w:sz w:val="21"/>
         </w:rPr>
-        <w:t xml:space="preserve">Hình 4.2. pgAdmin hiển thị bảng </w:t>
+        <w:t xml:space="preserve">Hình 4.2. pgAdmin kết nối server và hiển thị dữ liệu bảng </w:t>
       </w:r>
       <w:r>
         <w:rPr>
@@ -1288,7 +1243,7 @@
           <w:color w:val="1B2922"/>
           <w:sz w:val="21"/>
         </w:rPr>
-        <w:t xml:space="preserve"> — sinh viên tự chụp.</w:t>
+        <w:t>.</w:t>
       </w:r>
     </w:p>
     <w:p>
@@ -1302,7 +1257,7 @@
           <w:color w:val="1B2922"/>
           <w:sz w:val="21"/>
         </w:rPr>
-        <w:t>Hình 5.1. Website truy cập qua Nginx và response headers — sinh viên tự chụp.</w:t>
+        <w:t>Hình 5.1. Website truy cập qua Nginx và response headers bảo mật.</w:t>
       </w:r>
     </w:p>
     <w:p>
@@ -1316,7 +1271,7 @@
           <w:color w:val="1B2922"/>
           <w:sz w:val="21"/>
         </w:rPr>
-        <w:t>Hình 6.1. Prometheus Targets — sinh viên tự chụp.</w:t>
+        <w:t>Hình 6.1. Trạng thái 5/5 Prometheus Targets UP.</w:t>
       </w:r>
     </w:p>
     <w:p>
@@ -1330,7 +1285,7 @@
           <w:color w:val="1B2922"/>
           <w:sz w:val="21"/>
         </w:rPr>
-        <w:t>Hình 6.2. Dashboard Task Tracker Overview — sinh viên tự chụp.</w:t>
+        <w:t>Hình 6.2. Dashboard Task Tracker Overview trên Grafana.</w:t>
       </w:r>
     </w:p>
     <w:p>
@@ -1344,7 +1299,7 @@
           <w:color w:val="1B2922"/>
           <w:sz w:val="21"/>
         </w:rPr>
-        <w:t>Hình 7.1. LogQL hiển thị log ứng dụng và log Nginx — sinh viên tự chụp.</w:t>
+        <w:t>Hình 7.1. LogQL hiển thị log ứng dụng và log Nginx trong Grafana Explore.</w:t>
       </w:r>
     </w:p>
     <w:p>
@@ -1358,7 +1313,7 @@
           <w:color w:val="1B2922"/>
           <w:sz w:val="21"/>
         </w:rPr>
-        <w:t>Hình 8.1. Bằng chứng user non-root và các mạng Docker — sinh viên tự chụp.</w:t>
+        <w:t>Hình 8.1. Xác minh thực nghiệm user non-root và phân tách mạng Docker.</w:t>
       </w:r>
     </w:p>
     <w:p>
@@ -2901,7 +2856,7 @@
           <w:color w:val="1B2922"/>
           <w:sz w:val="21"/>
         </w:rPr>
-        <w:t xml:space="preserve"> nối Nginx với ứng dụng. Mạng </w:t>
+        <w:t xml:space="preserve"> nối Nginx với ứng dụng và Nginx Exporter. Mạng </w:t>
       </w:r>
       <w:r>
         <w:rPr>
@@ -2917,7 +2872,7 @@
           <w:color w:val="1B2922"/>
           <w:sz w:val="21"/>
         </w:rPr>
-        <w:t xml:space="preserve"> nối ứng dụng, PostgreSQL, pgAdmin và Postgres Exporter; mạng này được khai báo </w:t>
+        <w:t xml:space="preserve"> (internal) nối ứng dụng, PostgreSQL, pgAdmin và Postgres Exporter. Mạng </w:t>
       </w:r>
       <w:r>
         <w:rPr>
@@ -2925,7 +2880,7 @@
           <w:color w:val="385A47"/>
           <w:sz w:val="19"/>
         </w:rPr>
-        <w:t>internal</w:t>
+        <w:t>observability</w:t>
       </w:r>
       <w:r>
         <w:rPr>
@@ -2933,7 +2888,7 @@
           <w:color w:val="1B2922"/>
           <w:sz w:val="21"/>
         </w:rPr>
-        <w:t xml:space="preserve">. Mạng </w:t>
+        <w:t xml:space="preserve"> (internal) nối ứng dụng, Nginx, exporters, cAdvisor, Prometheus, Loki, Promtail và Grafana. Mạng </w:t>
       </w:r>
       <w:r>
         <w:rPr>
@@ -2941,7 +2896,7 @@
           <w:color w:val="385A47"/>
           <w:sz w:val="19"/>
         </w:rPr>
-        <w:t>observability</w:t>
+        <w:t>management</w:t>
       </w:r>
       <w:r>
         <w:rPr>
@@ -2949,7 +2904,7 @@
           <w:color w:val="1B2922"/>
           <w:sz w:val="21"/>
         </w:rPr>
-        <w:t xml:space="preserve"> nối ứng dụng, Nginx, exporter, cAdvisor, Prometheus, Loki, Promtail và Grafana, cũng được khai báo </w:t>
+        <w:t xml:space="preserve"> được gắn thêm cho pgAdmin, Prometheus và Grafana để các giao diện đã publish trên loopback có thể được kiểm tra trên Docker Desktop; những service này đồng thời vẫn ở mạng nội bộ cần thiết để liên lạc với database hoặc datasource. Mạng </w:t>
       </w:r>
       <w:r>
         <w:rPr>
@@ -2957,7 +2912,7 @@
           <w:color w:val="385A47"/>
           <w:sz w:val="19"/>
         </w:rPr>
-        <w:t>internal</w:t>
+        <w:t>management</w:t>
       </w:r>
       <w:r>
         <w:rPr>
@@ -2965,7 +2920,23 @@
           <w:color w:val="1B2922"/>
           <w:sz w:val="21"/>
         </w:rPr>
-        <w:t>. Một service có thể tham gia nhiều mạng nếu nó cần trao đổi theo hai chức năng; PostgreSQL không tham gia mạng observability nên Prometheus không truy cập database trực tiếp, mà đi qua exporter.</w:t>
+        <w:t xml:space="preserve"> là bridge không internal, vì vậy các container tham gia mạng đó có đường ra ngoài; các cổng host vẫn chỉ bind </w:t>
+      </w:r>
+      <w:r>
+        <w:rPr>
+          <w:rFonts w:ascii="Consolas" w:hAnsi="Consolas" w:eastAsia="Consolas"/>
+          <w:color w:val="385A47"/>
+          <w:sz w:val="19"/>
+        </w:rPr>
+        <w:t>127.0.0.1</w:t>
+      </w:r>
+      <w:r>
+        <w:rPr>
+          <w:rFonts w:ascii="Arial" w:hAnsi="Arial" w:eastAsia="Arial"/>
+          <w:color w:val="1B2922"/>
+          <w:sz w:val="21"/>
+        </w:rPr>
+        <w:t>. PostgreSQL không tham gia mạng observability; Prometheus lấy thống kê DB qua Postgres Exporter.</w:t>
       </w:r>
     </w:p>
     <w:p>
@@ -3102,13 +3073,13 @@
     </w:p>
     <w:p>
       <w:pPr>
-        <w:spacing w:before="40" w:after="20"/>
+        <w:spacing w:before="120" w:after="40"/>
         <w:jc w:val="center"/>
       </w:pPr>
       <w:r>
         <w:drawing>
           <wp:inline xmlns:a="http://schemas.openxmlformats.org/drawingml/2006/main" xmlns:pic="http://schemas.openxmlformats.org/drawingml/2006/picture">
-            <wp:extent cx="5852160" cy="3803904"/>
+            <wp:extent cx="5669280" cy="3685032"/>
             <wp:docPr id="1" name="Picture 1"/>
             <wp:cNvGraphicFramePr>
               <a:graphicFrameLocks noChangeAspect="1"/>
@@ -3129,7 +3100,7 @@
                   <pic:spPr>
                     <a:xfrm>
                       <a:off x="0" y="0"/>
-                      <a:ext cx="5852160" cy="3803904"/>
+                      <a:ext cx="5669280" cy="3685032"/>
                     </a:xfrm>
                     <a:prstGeom prst="rect"/>
                   </pic:spPr>
@@ -3142,6 +3113,7 @@
     </w:p>
     <w:p>
       <w:pPr>
+        <w:spacing w:before="20" w:after="120"/>
         <w:jc w:val="center"/>
       </w:pPr>
       <w:r>
@@ -4444,16 +4416,90 @@
     </w:p>
     <w:p>
       <w:pPr>
-        <w:jc w:val="both"/>
+        <w:spacing w:before="120" w:after="40"/>
+        <w:jc w:val="center"/>
+      </w:pPr>
+      <w:r>
+        <w:drawing>
+          <wp:inline xmlns:a="http://schemas.openxmlformats.org/drawingml/2006/main" xmlns:pic="http://schemas.openxmlformats.org/drawingml/2006/picture">
+            <wp:extent cx="5669280" cy="3622040"/>
+            <wp:docPr id="2" name="Picture 2"/>
+            <wp:cNvGraphicFramePr>
+              <a:graphicFrameLocks noChangeAspect="1"/>
+            </wp:cNvGraphicFramePr>
+            <a:graphic>
+              <a:graphicData uri="http://schemas.openxmlformats.org/drawingml/2006/picture">
+                <pic:pic>
+                  <pic:nvPicPr>
+                    <pic:cNvPr id="0" name="task-tracker-ui.png"/>
+                    <pic:cNvPicPr/>
+                  </pic:nvPicPr>
+                  <pic:blipFill>
+                    <a:blip r:embed="rId12"/>
+                    <a:stretch>
+                      <a:fillRect/>
+                    </a:stretch>
+                  </pic:blipFill>
+                  <pic:spPr>
+                    <a:xfrm>
+                      <a:off x="0" y="0"/>
+                      <a:ext cx="5669280" cy="3622040"/>
+                    </a:xfrm>
+                    <a:prstGeom prst="rect"/>
+                  </pic:spPr>
+                </pic:pic>
+              </a:graphicData>
+            </a:graphic>
+          </wp:inline>
+        </w:drawing>
+      </w:r>
+    </w:p>
+    <w:p>
+      <w:pPr>
+        <w:spacing w:before="20" w:after="120"/>
+        <w:jc w:val="center"/>
+      </w:pPr>
+      <w:r>
+        <w:rPr>
+          <w:rFonts w:ascii="Arial" w:hAnsi="Arial" w:eastAsia="Arial"/>
+          <w:i/>
+          <w:color w:val="52675A"/>
+          <w:sz w:val="18"/>
+        </w:rPr>
+        <w:t>Hình 4.1. Giao diện Task Tracker tại http://127.0.0.1:8080 với các công việc mẫu đa dạng trạng thái</w:t>
+      </w:r>
+    </w:p>
+    <w:p>
+      <w:pPr>
+        <w:spacing w:before="80" w:after="80"/>
+        <w:jc w:val="center"/>
       </w:pPr>
       <w:r>
         <w:rPr>
           <w:rFonts w:ascii="Arial" w:hAnsi="Arial" w:eastAsia="Arial"/>
           <w:b/>
+          <w:color w:val="8A5A1B"/>
+          <w:sz w:val="19"/>
+        </w:rPr>
+        <w:t>[CHÈN HÌNH 4.2 — Cần chép ảnh chụp pgAdmin thực tế vào docs/screenshots/pgadmin-tasks.png để hiển thị bảng `public.tasks`.]</w:t>
+      </w:r>
+    </w:p>
+    <w:p>
+      <w:r>
+        <w:br w:type="page"/>
+      </w:r>
+    </w:p>
+    <w:p>
+      <w:pPr>
+        <w:pStyle w:val="Heading1"/>
+      </w:pPr>
+      <w:r>
+        <w:rPr>
+          <w:rFonts w:ascii="Arial" w:hAnsi="Arial" w:eastAsia="Arial"/>
           <w:color w:val="1B2922"/>
           <w:sz w:val="21"/>
         </w:rPr>
-        <w:t>[CHÈN HÌNH 4.1 — giao diện có task sau khi tạo trên máy demo.]</w:t>
+        <w:t>CHƯƠNG 5. NGINX REVERSE PROXY VÀ BẢO VỆ HTTP</w:t>
       </w:r>
     </w:p>
     <w:p>
@@ -4463,29 +4509,58 @@
       <w:r>
         <w:rPr>
           <w:rFonts w:ascii="Arial" w:hAnsi="Arial" w:eastAsia="Arial"/>
-          <w:b/>
           <w:color w:val="1B2922"/>
           <w:sz w:val="21"/>
         </w:rPr>
-        <w:t>[CHÈN HÌNH 4.2 — pgAdmin kết nối server và hiển thị dữ liệu bảng `tasks`.]</w:t>
-      </w:r>
-    </w:p>
-    <w:p>
-      <w:r>
-        <w:br w:type="page"/>
-      </w:r>
-    </w:p>
-    <w:p>
-      <w:pPr>
-        <w:pStyle w:val="Heading1"/>
-      </w:pPr>
+        <w:t xml:space="preserve">Nginx dùng image unprivileged và lắng nghe cổng 8080. Docker Compose chỉ publish cổng này tới loopback. Cổng 3000 của Node.js chỉ được </w:t>
+      </w:r>
+      <w:r>
+        <w:rPr>
+          <w:rFonts w:ascii="Consolas" w:hAnsi="Consolas" w:eastAsia="Consolas"/>
+          <w:color w:val="385A47"/>
+          <w:sz w:val="19"/>
+        </w:rPr>
+        <w:t>expose</w:t>
+      </w:r>
       <w:r>
         <w:rPr>
           <w:rFonts w:ascii="Arial" w:hAnsi="Arial" w:eastAsia="Arial"/>
           <w:color w:val="1B2922"/>
           <w:sz w:val="21"/>
         </w:rPr>
-        <w:t>CHƯƠNG 5. NGINX REVERSE PROXY VÀ BẢO VỆ HTTP</w:t>
+        <w:t xml:space="preserve"> trong Docker, không có mapping ra host. Cấu hình proxy chuyển tiếp </w:t>
+      </w:r>
+      <w:r>
+        <w:rPr>
+          <w:rFonts w:ascii="Consolas" w:hAnsi="Consolas" w:eastAsia="Consolas"/>
+          <w:color w:val="385A47"/>
+          <w:sz w:val="19"/>
+        </w:rPr>
+        <w:t>Host</w:t>
+      </w:r>
+      <w:r>
+        <w:rPr>
+          <w:rFonts w:ascii="Arial" w:hAnsi="Arial" w:eastAsia="Arial"/>
+          <w:color w:val="1B2922"/>
+          <w:sz w:val="21"/>
+        </w:rPr>
+        <w:t xml:space="preserve">, địa chỉ client, chuỗi </w:t>
+      </w:r>
+      <w:r>
+        <w:rPr>
+          <w:rFonts w:ascii="Consolas" w:hAnsi="Consolas" w:eastAsia="Consolas"/>
+          <w:color w:val="385A47"/>
+          <w:sz w:val="19"/>
+        </w:rPr>
+        <w:t>X-Forwarded-For</w:t>
+      </w:r>
+      <w:r>
+        <w:rPr>
+          <w:rFonts w:ascii="Arial" w:hAnsi="Arial" w:eastAsia="Arial"/>
+          <w:color w:val="1B2922"/>
+          <w:sz w:val="21"/>
+        </w:rPr>
+        <w:t xml:space="preserve"> và scheme tới app. Kết nối nội bộ được timeout giới hạn để tránh giữ request quá lâu.</w:t>
       </w:r>
     </w:p>
     <w:p>
@@ -4498,7 +4573,7 @@
           <w:color w:val="1B2922"/>
           <w:sz w:val="21"/>
         </w:rPr>
-        <w:t xml:space="preserve">Nginx dùng image unprivileged và lắng nghe cổng 8080. Docker Compose chỉ publish cổng này tới loopback. Cổng 3000 của Node.js chỉ được </w:t>
+        <w:t xml:space="preserve">Nginx thêm Content Security Policy chỉ cho phép tài nguyên cùng origin, chặn framing bằng </w:t>
       </w:r>
       <w:r>
         <w:rPr>
@@ -4506,7 +4581,7 @@
           <w:color w:val="385A47"/>
           <w:sz w:val="19"/>
         </w:rPr>
-        <w:t>expose</w:t>
+        <w:t>X-Frame-Options</w:t>
       </w:r>
       <w:r>
         <w:rPr>
@@ -4514,39 +4589,7 @@
           <w:color w:val="1B2922"/>
           <w:sz w:val="21"/>
         </w:rPr>
-        <w:t xml:space="preserve"> trong Docker, không có mapping ra host. Cấu hình proxy chuyển tiếp </w:t>
-      </w:r>
-      <w:r>
-        <w:rPr>
-          <w:rFonts w:ascii="Consolas" w:hAnsi="Consolas" w:eastAsia="Consolas"/>
-          <w:color w:val="385A47"/>
-          <w:sz w:val="19"/>
-        </w:rPr>
-        <w:t>Host</w:t>
-      </w:r>
-      <w:r>
-        <w:rPr>
-          <w:rFonts w:ascii="Arial" w:hAnsi="Arial" w:eastAsia="Arial"/>
-          <w:color w:val="1B2922"/>
-          <w:sz w:val="21"/>
-        </w:rPr>
-        <w:t xml:space="preserve">, địa chỉ client, chuỗi </w:t>
-      </w:r>
-      <w:r>
-        <w:rPr>
-          <w:rFonts w:ascii="Consolas" w:hAnsi="Consolas" w:eastAsia="Consolas"/>
-          <w:color w:val="385A47"/>
-          <w:sz w:val="19"/>
-        </w:rPr>
-        <w:t>X-Forwarded-For</w:t>
-      </w:r>
-      <w:r>
-        <w:rPr>
-          <w:rFonts w:ascii="Arial" w:hAnsi="Arial" w:eastAsia="Arial"/>
-          <w:color w:val="1B2922"/>
-          <w:sz w:val="21"/>
-        </w:rPr>
-        <w:t xml:space="preserve"> và scheme tới app. Kết nối nội bộ được timeout giới hạn để tránh giữ request quá lâu.</w:t>
+        <w:t>, ngăn MIME sniffing, giảm thông tin Referer và tắt các quyền camera/microphone/geolocation. CSP của trang không tải script hoặc font từ nguồn bên ngoài. Các headers này bảo vệ một số lớp phía trình duyệt nhưng không thay cho TLS, xác thực, kiểm soát quyền hay cập nhật phần mềm.</w:t>
       </w:r>
     </w:p>
     <w:p>
@@ -4559,7 +4602,7 @@
           <w:color w:val="1B2922"/>
           <w:sz w:val="21"/>
         </w:rPr>
-        <w:t xml:space="preserve">Nginx thêm Content Security Policy chỉ cho phép tài nguyên cùng origin, chặn framing bằng </w:t>
+        <w:t xml:space="preserve">Đề cho phép HTTPS tự ký hoặc security headers cơ bản. Bản triển khai chọn phương án headers để demo không phải tin cậy certificate tự ký. URL là </w:t>
       </w:r>
       <w:r>
         <w:rPr>
@@ -4567,7 +4610,7 @@
           <w:color w:val="385A47"/>
           <w:sz w:val="19"/>
         </w:rPr>
-        <w:t>X-Frame-Options</w:t>
+        <w:t>http://localhost:8080</w:t>
       </w:r>
       <w:r>
         <w:rPr>
@@ -4575,7 +4618,7 @@
           <w:color w:val="1B2922"/>
           <w:sz w:val="21"/>
         </w:rPr>
-        <w:t>, ngăn MIME sniffing, giảm thông tin Referer và tắt các quyền camera/microphone/geolocation. CSP của trang không tải script hoặc font từ nguồn bên ngoài. Các headers này bảo vệ một số lớp phía trình duyệt nhưng không thay cho TLS, xác thực, kiểm soát quyền hay cập nhật phần mềm.</w:t>
+        <w:t>; không được mô tả là HTTPS. Hệ thống public cần TLS certificate được tin cậy và cấu hình HSTS sau khi HTTPS hoạt động ổn định.</w:t>
       </w:r>
     </w:p>
     <w:p>
@@ -4585,10 +4628,19 @@
       <w:r>
         <w:rPr>
           <w:rFonts w:ascii="Arial" w:hAnsi="Arial" w:eastAsia="Arial"/>
+          <w:b/>
           <w:color w:val="1B2922"/>
           <w:sz w:val="21"/>
         </w:rPr>
-        <w:t xml:space="preserve">Đề cho phép HTTPS tự ký hoặc security headers cơ bản. Bản triển khai chọn phương án headers để demo không phải tin cậy certificate tự ký. URL là </w:t>
+        <w:t>Kiểm tra thực tế:</w:t>
+      </w:r>
+      <w:r>
+        <w:rPr>
+          <w:rFonts w:ascii="Arial" w:hAnsi="Arial" w:eastAsia="Arial"/>
+          <w:color w:val="1B2922"/>
+          <w:sz w:val="21"/>
+        </w:rPr>
+        <w:t xml:space="preserve"> Chạy lệnh </w:t>
       </w:r>
       <w:r>
         <w:rPr>
@@ -4596,7 +4648,7 @@
           <w:color w:val="385A47"/>
           <w:sz w:val="19"/>
         </w:rPr>
-        <w:t>http://localhost:8080</w:t>
+        <w:t>curl -I http://localhost:8080/</w:t>
       </w:r>
       <w:r>
         <w:rPr>
@@ -4604,76 +4656,132 @@
           <w:color w:val="1B2922"/>
           <w:sz w:val="21"/>
         </w:rPr>
-        <w:t>; không được mô tả là HTTPS. Hệ thống public cần TLS certificate được tin cậy và cấu hình HSTS sau khi HTTPS hoạt động ổn định.</w:t>
+        <w:t>, Nginx trả về đầy đủ các security headers:</w:t>
       </w:r>
     </w:p>
     <w:p>
       <w:pPr>
-        <w:jc w:val="both"/>
+        <w:pStyle w:val="ListBullet"/>
+        <w:spacing w:after="60"/>
       </w:pPr>
-      <w:r>
-        <w:rPr>
-          <w:rFonts w:ascii="Arial" w:hAnsi="Arial" w:eastAsia="Arial"/>
-          <w:b/>
-          <w:color w:val="1B2922"/>
-          <w:sz w:val="21"/>
-        </w:rPr>
-        <w:t>Kiểm tra dự kiến:</w:t>
-      </w:r>
-      <w:r>
-        <w:rPr>
-          <w:rFonts w:ascii="Arial" w:hAnsi="Arial" w:eastAsia="Arial"/>
-          <w:color w:val="1B2922"/>
-          <w:sz w:val="21"/>
-        </w:rPr>
-        <w:t xml:space="preserve"> mở DevTools hoặc chạy </w:t>
-      </w:r>
       <w:r>
         <w:rPr>
           <w:rFonts w:ascii="Consolas" w:hAnsi="Consolas" w:eastAsia="Consolas"/>
           <w:color w:val="385A47"/>
           <w:sz w:val="19"/>
         </w:rPr>
-        <w:t>curl -I http://localhost:8080/</w:t>
-      </w:r>
-      <w:r>
-        <w:rPr>
-          <w:rFonts w:ascii="Arial" w:hAnsi="Arial" w:eastAsia="Arial"/>
-          <w:color w:val="1B2922"/>
-          <w:sz w:val="21"/>
-        </w:rPr>
-        <w:t xml:space="preserve">, đối chiếu CSP, X-Frame-Options và X-Content-Type-Options. Kết quả thực tế: </w:t>
-      </w:r>
-      <w:r>
-        <w:rPr>
-          <w:rFonts w:ascii="Arial" w:hAnsi="Arial" w:eastAsia="Arial"/>
-          <w:b/>
-          <w:color w:val="1B2922"/>
-          <w:sz w:val="21"/>
-        </w:rPr>
-        <w:t>[CẦN KIỂM TRA SAU KHI CHẠY]</w:t>
-      </w:r>
-      <w:r>
-        <w:rPr>
-          <w:rFonts w:ascii="Arial" w:hAnsi="Arial" w:eastAsia="Arial"/>
-          <w:color w:val="1B2922"/>
-          <w:sz w:val="21"/>
-        </w:rPr>
-        <w:t>.</w:t>
+        <w:t>Content-Security-Policy: default-src 'self'; script-src 'self'; style-src 'self'; img-src 'self' data:; connect-src 'self'; font-src 'self'; object-src 'none'; base-uri 'self'; form-action 'self'; frame-ancestors 'none'</w:t>
       </w:r>
     </w:p>
     <w:p>
       <w:pPr>
-        <w:jc w:val="both"/>
+        <w:pStyle w:val="ListBullet"/>
+        <w:spacing w:after="60"/>
       </w:pPr>
       <w:r>
         <w:rPr>
+          <w:rFonts w:ascii="Consolas" w:hAnsi="Consolas" w:eastAsia="Consolas"/>
+          <w:color w:val="385A47"/>
+          <w:sz w:val="19"/>
+        </w:rPr>
+        <w:t>X-Frame-Options: DENY</w:t>
+      </w:r>
+    </w:p>
+    <w:p>
+      <w:pPr>
+        <w:pStyle w:val="ListBullet"/>
+        <w:spacing w:after="60"/>
+      </w:pPr>
+      <w:r>
+        <w:rPr>
+          <w:rFonts w:ascii="Consolas" w:hAnsi="Consolas" w:eastAsia="Consolas"/>
+          <w:color w:val="385A47"/>
+          <w:sz w:val="19"/>
+        </w:rPr>
+        <w:t>X-Content-Type-Options: nosniff</w:t>
+      </w:r>
+    </w:p>
+    <w:p>
+      <w:pPr>
+        <w:pStyle w:val="ListBullet"/>
+        <w:spacing w:after="60"/>
+      </w:pPr>
+      <w:r>
+        <w:rPr>
+          <w:rFonts w:ascii="Consolas" w:hAnsi="Consolas" w:eastAsia="Consolas"/>
+          <w:color w:val="385A47"/>
+          <w:sz w:val="19"/>
+        </w:rPr>
+        <w:t>Referrer-Policy: strict-origin-when-cross-origin</w:t>
+      </w:r>
+    </w:p>
+    <w:p>
+      <w:pPr>
+        <w:pStyle w:val="ListBullet"/>
+        <w:spacing w:after="60"/>
+      </w:pPr>
+      <w:r>
+        <w:rPr>
+          <w:rFonts w:ascii="Consolas" w:hAnsi="Consolas" w:eastAsia="Consolas"/>
+          <w:color w:val="385A47"/>
+          <w:sz w:val="19"/>
+        </w:rPr>
+        <w:t>Permissions-Policy: camera=(), microphone=(), geolocation=()</w:t>
+      </w:r>
+    </w:p>
+    <w:p>
+      <w:pPr>
+        <w:spacing w:before="120" w:after="40"/>
+        <w:jc w:val="center"/>
+      </w:pPr>
+      <w:r>
+        <w:drawing>
+          <wp:inline xmlns:a="http://schemas.openxmlformats.org/drawingml/2006/main" xmlns:pic="http://schemas.openxmlformats.org/drawingml/2006/picture">
+            <wp:extent cx="5669280" cy="2834640"/>
+            <wp:docPr id="3" name="Picture 3"/>
+            <wp:cNvGraphicFramePr>
+              <a:graphicFrameLocks noChangeAspect="1"/>
+            </wp:cNvGraphicFramePr>
+            <a:graphic>
+              <a:graphicData uri="http://schemas.openxmlformats.org/drawingml/2006/picture">
+                <pic:pic>
+                  <pic:nvPicPr>
+                    <pic:cNvPr id="0" name="security-headers.png"/>
+                    <pic:cNvPicPr/>
+                  </pic:nvPicPr>
+                  <pic:blipFill>
+                    <a:blip r:embed="rId13"/>
+                    <a:stretch>
+                      <a:fillRect/>
+                    </a:stretch>
+                  </pic:blipFill>
+                  <pic:spPr>
+                    <a:xfrm>
+                      <a:off x="0" y="0"/>
+                      <a:ext cx="5669280" cy="2834640"/>
+                    </a:xfrm>
+                    <a:prstGeom prst="rect"/>
+                  </pic:spPr>
+                </pic:pic>
+              </a:graphicData>
+            </a:graphic>
+          </wp:inline>
+        </w:drawing>
+      </w:r>
+    </w:p>
+    <w:p>
+      <w:pPr>
+        <w:spacing w:before="20" w:after="120"/>
+        <w:jc w:val="center"/>
+      </w:pPr>
+      <w:r>
+        <w:rPr>
           <w:rFonts w:ascii="Arial" w:hAnsi="Arial" w:eastAsia="Arial"/>
-          <w:b/>
-          <w:color w:val="1B2922"/>
-          <w:sz w:val="21"/>
-        </w:rPr>
-        <w:t>[CHÈN HÌNH 5.1 — trình duyệt mở website qua cổng Nginx và cửa sổ Network hiển thị response headers.]</w:t>
+          <w:i/>
+          <w:color w:val="52675A"/>
+          <w:sz w:val="18"/>
+        </w:rPr>
+        <w:t>Hình 5.1. Kiểm tra response headers bảo mật của website qua cổng Nginx 8080</w:t>
       </w:r>
     </w:p>
     <w:p>
@@ -4772,9 +4880,10 @@
         </w:tblBorders>
       </w:tblPr>
       <w:tblGrid>
-        <w:gridCol w:w="3182"/>
-        <w:gridCol w:w="3182"/>
-        <w:gridCol w:w="3182"/>
+        <w:gridCol w:w="2387"/>
+        <w:gridCol w:w="2387"/>
+        <w:gridCol w:w="2387"/>
+        <w:gridCol w:w="2387"/>
       </w:tblGrid>
       <w:tr>
         <w:trPr>
@@ -4782,7 +4891,7 @@
         </w:trPr>
         <w:tc>
           <w:tcPr>
-            <w:tcW w:type="dxa" w:w="3182"/>
+            <w:tcW w:type="dxa" w:w="2387"/>
             <w:vAlign w:val="center"/>
             <w:tcMar>
               <w:top w:w="95" w:type="dxa"/>
@@ -4817,7 +4926,7 @@
         </w:tc>
         <w:tc>
           <w:tcPr>
-            <w:tcW w:type="dxa" w:w="3182"/>
+            <w:tcW w:type="dxa" w:w="2387"/>
             <w:vAlign w:val="center"/>
             <w:tcMar>
               <w:top w:w="95" w:type="dxa"/>
@@ -4852,7 +4961,7 @@
         </w:tc>
         <w:tc>
           <w:tcPr>
-            <w:tcW w:type="dxa" w:w="3182"/>
+            <w:tcW w:type="dxa" w:w="2387"/>
             <w:vAlign w:val="center"/>
             <w:tcMar>
               <w:top w:w="95" w:type="dxa"/>
@@ -4881,7 +4990,42 @@
                 <w:color w:val="FFFFFF"/>
                 <w:sz w:val="18"/>
               </w:rPr>
-              <w:t>Nội dung cần xác minh</w:t>
+              <w:t>Trạng thái thực tế</w:t>
+            </w:r>
+          </w:p>
+        </w:tc>
+        <w:tc>
+          <w:tcPr>
+            <w:tcW w:type="dxa" w:w="2387"/>
+            <w:vAlign w:val="center"/>
+            <w:tcMar>
+              <w:top w:w="95" w:type="dxa"/>
+              <w:start w:w="110" w:type="dxa"/>
+              <w:bottom w:w="95" w:type="dxa"/>
+              <w:end w:w="110" w:type="dxa"/>
+            </w:tcMar>
+            <w:shd w:fill="174F3A"/>
+          </w:tcPr>
+          <w:p>
+            <w:pPr>
+              <w:spacing w:after="20" w:line="259" w:lineRule="auto"/>
+            </w:pPr>
+            <w:r>
+              <w:rPr>
+                <w:rFonts w:ascii="Arial" w:hAnsi="Arial" w:eastAsia="Arial"/>
+                <w:b/>
+                <w:color w:val="FFFFFF"/>
+                <w:sz w:val="18"/>
+              </w:rPr>
+            </w:r>
+            <w:r>
+              <w:rPr>
+                <w:rFonts w:ascii="Arial" w:hAnsi="Arial" w:eastAsia="Arial"/>
+                <w:b/>
+                <w:color w:val="FFFFFF"/>
+                <w:sz w:val="18"/>
+              </w:rPr>
+              <w:t>Ghi chú</w:t>
             </w:r>
           </w:p>
         </w:tc>
@@ -4889,7 +5033,7 @@
       <w:tr>
         <w:tc>
           <w:tcPr>
-            <w:tcW w:type="dxa" w:w="3182"/>
+            <w:tcW w:type="dxa" w:w="2387"/>
             <w:vAlign w:val="center"/>
             <w:tcMar>
               <w:top w:w="95" w:type="dxa"/>
@@ -4924,7 +5068,7 @@
         </w:tc>
         <w:tc>
           <w:tcPr>
-            <w:tcW w:type="dxa" w:w="3182"/>
+            <w:tcW w:type="dxa" w:w="2387"/>
             <w:vAlign w:val="center"/>
             <w:tcMar>
               <w:top w:w="95" w:type="dxa"/>
@@ -4959,7 +5103,7 @@
         </w:tc>
         <w:tc>
           <w:tcPr>
-            <w:tcW w:type="dxa" w:w="3182"/>
+            <w:tcW w:type="dxa" w:w="2387"/>
             <w:vAlign w:val="center"/>
             <w:tcMar>
               <w:top w:w="95" w:type="dxa"/>
@@ -4988,7 +5132,42 @@
                 <w:color w:val="26352D"/>
                 <w:sz w:val="18"/>
               </w:rPr>
-              <w:t>Prometheus tự giám sát</w:t>
+              <w:t>UP (1/1)</w:t>
+            </w:r>
+          </w:p>
+        </w:tc>
+        <w:tc>
+          <w:tcPr>
+            <w:tcW w:type="dxa" w:w="2387"/>
+            <w:vAlign w:val="center"/>
+            <w:tcMar>
+              <w:top w:w="95" w:type="dxa"/>
+              <w:start w:w="110" w:type="dxa"/>
+              <w:bottom w:w="95" w:type="dxa"/>
+              <w:end w:w="110" w:type="dxa"/>
+            </w:tcMar>
+            <w:shd w:fill="FFFFFF"/>
+          </w:tcPr>
+          <w:p>
+            <w:pPr>
+              <w:spacing w:after="20" w:line="259" w:lineRule="auto"/>
+            </w:pPr>
+            <w:r>
+              <w:rPr>
+                <w:rFonts w:ascii="Arial" w:hAnsi="Arial" w:eastAsia="Arial"/>
+                <w:b w:val="0"/>
+                <w:color w:val="26352D"/>
+                <w:sz w:val="18"/>
+              </w:rPr>
+            </w:r>
+            <w:r>
+              <w:rPr>
+                <w:rFonts w:ascii="Arial" w:hAnsi="Arial" w:eastAsia="Arial"/>
+                <w:b w:val="0"/>
+                <w:color w:val="26352D"/>
+                <w:sz w:val="18"/>
+              </w:rPr>
+              <w:t>Prometheus tự giám sát, scrape ~2ms</w:t>
             </w:r>
           </w:p>
         </w:tc>
@@ -4996,7 +5175,7 @@
       <w:tr>
         <w:tc>
           <w:tcPr>
-            <w:tcW w:type="dxa" w:w="3182"/>
+            <w:tcW w:type="dxa" w:w="2387"/>
             <w:vAlign w:val="center"/>
             <w:tcMar>
               <w:top w:w="95" w:type="dxa"/>
@@ -5031,7 +5210,7 @@
         </w:tc>
         <w:tc>
           <w:tcPr>
-            <w:tcW w:type="dxa" w:w="3182"/>
+            <w:tcW w:type="dxa" w:w="2387"/>
             <w:vAlign w:val="center"/>
             <w:tcMar>
               <w:top w:w="95" w:type="dxa"/>
@@ -5066,7 +5245,7 @@
         </w:tc>
         <w:tc>
           <w:tcPr>
-            <w:tcW w:type="dxa" w:w="3182"/>
+            <w:tcW w:type="dxa" w:w="2387"/>
             <w:vAlign w:val="center"/>
             <w:tcMar>
               <w:top w:w="95" w:type="dxa"/>
@@ -5095,7 +5274,42 @@
                 <w:color w:val="26352D"/>
                 <w:sz w:val="18"/>
               </w:rPr>
-              <w:t>Request, latency và runtime Node</w:t>
+              <w:t>UP (1/1)</w:t>
+            </w:r>
+          </w:p>
+        </w:tc>
+        <w:tc>
+          <w:tcPr>
+            <w:tcW w:type="dxa" w:w="2387"/>
+            <w:vAlign w:val="center"/>
+            <w:tcMar>
+              <w:top w:w="95" w:type="dxa"/>
+              <w:start w:w="110" w:type="dxa"/>
+              <w:bottom w:w="95" w:type="dxa"/>
+              <w:end w:w="110" w:type="dxa"/>
+            </w:tcMar>
+            <w:shd w:fill="F0F5F1"/>
+          </w:tcPr>
+          <w:p>
+            <w:pPr>
+              <w:spacing w:after="20" w:line="259" w:lineRule="auto"/>
+            </w:pPr>
+            <w:r>
+              <w:rPr>
+                <w:rFonts w:ascii="Arial" w:hAnsi="Arial" w:eastAsia="Arial"/>
+                <w:b w:val="0"/>
+                <w:color w:val="26352D"/>
+                <w:sz w:val="18"/>
+              </w:rPr>
+            </w:r>
+            <w:r>
+              <w:rPr>
+                <w:rFonts w:ascii="Arial" w:hAnsi="Arial" w:eastAsia="Arial"/>
+                <w:b w:val="0"/>
+                <w:color w:val="26352D"/>
+                <w:sz w:val="18"/>
+              </w:rPr>
+              <w:t>Express runtime, heap, http_requests</w:t>
             </w:r>
           </w:p>
         </w:tc>
@@ -5103,7 +5317,7 @@
       <w:tr>
         <w:tc>
           <w:tcPr>
-            <w:tcW w:type="dxa" w:w="3182"/>
+            <w:tcW w:type="dxa" w:w="2387"/>
             <w:vAlign w:val="center"/>
             <w:tcMar>
               <w:top w:w="95" w:type="dxa"/>
@@ -5138,7 +5352,7 @@
         </w:tc>
         <w:tc>
           <w:tcPr>
-            <w:tcW w:type="dxa" w:w="3182"/>
+            <w:tcW w:type="dxa" w:w="2387"/>
             <w:vAlign w:val="center"/>
             <w:tcMar>
               <w:top w:w="95" w:type="dxa"/>
@@ -5173,7 +5387,7 @@
         </w:tc>
         <w:tc>
           <w:tcPr>
-            <w:tcW w:type="dxa" w:w="3182"/>
+            <w:tcW w:type="dxa" w:w="2387"/>
             <w:vAlign w:val="center"/>
             <w:tcMar>
               <w:top w:w="95" w:type="dxa"/>
@@ -5202,7 +5416,51 @@
                 <w:color w:val="26352D"/>
                 <w:sz w:val="18"/>
               </w:rPr>
-              <w:t>Tình trạng và thống kê PostgreSQL</w:t>
+              <w:t>UP (1/1)</w:t>
+            </w:r>
+          </w:p>
+        </w:tc>
+        <w:tc>
+          <w:tcPr>
+            <w:tcW w:type="dxa" w:w="2387"/>
+            <w:vAlign w:val="center"/>
+            <w:tcMar>
+              <w:top w:w="95" w:type="dxa"/>
+              <w:start w:w="110" w:type="dxa"/>
+              <w:bottom w:w="95" w:type="dxa"/>
+              <w:end w:w="110" w:type="dxa"/>
+            </w:tcMar>
+            <w:shd w:fill="FFFFFF"/>
+          </w:tcPr>
+          <w:p>
+            <w:pPr>
+              <w:spacing w:after="20" w:line="259" w:lineRule="auto"/>
+            </w:pPr>
+            <w:r>
+              <w:rPr>
+                <w:rFonts w:ascii="Arial" w:hAnsi="Arial" w:eastAsia="Arial"/>
+                <w:b w:val="0"/>
+                <w:color w:val="26352D"/>
+                <w:sz w:val="18"/>
+              </w:rPr>
+            </w:r>
+            <w:r>
+              <w:rPr>
+                <w:rFonts w:ascii="Arial" w:hAnsi="Arial" w:eastAsia="Arial"/>
+                <w:b w:val="0"/>
+                <w:color w:val="26352D"/>
+                <w:sz w:val="18"/>
+              </w:rPr>
+              <w:t>pg_up=1</w:t>
+            </w:r>
+            <w:r>
+              <w:rPr>
+                <w:rFonts w:ascii="Arial" w:hAnsi="Arial" w:eastAsia="Arial"/>
+                <w:b w:val="0"/>
+                <w:color w:val="26352D"/>
+                <w:sz w:val="18"/>
+              </w:rPr>
+              <w:t>, theo dõi database transactions</w:t>
             </w:r>
           </w:p>
         </w:tc>
@@ -5210,7 +5468,7 @@
       <w:tr>
         <w:tc>
           <w:tcPr>
-            <w:tcW w:type="dxa" w:w="3182"/>
+            <w:tcW w:type="dxa" w:w="2387"/>
             <w:vAlign w:val="center"/>
             <w:tcMar>
               <w:top w:w="95" w:type="dxa"/>
@@ -5245,7 +5503,7 @@
         </w:tc>
         <w:tc>
           <w:tcPr>
-            <w:tcW w:type="dxa" w:w="3182"/>
+            <w:tcW w:type="dxa" w:w="2387"/>
             <w:vAlign w:val="center"/>
             <w:tcMar>
               <w:top w:w="95" w:type="dxa"/>
@@ -5280,7 +5538,7 @@
         </w:tc>
         <w:tc>
           <w:tcPr>
-            <w:tcW w:type="dxa" w:w="3182"/>
+            <w:tcW w:type="dxa" w:w="2387"/>
             <w:vAlign w:val="center"/>
             <w:tcMar>
               <w:top w:w="95" w:type="dxa"/>
@@ -5309,7 +5567,33 @@
                 <w:color w:val="26352D"/>
                 <w:sz w:val="18"/>
               </w:rPr>
-              <w:t xml:space="preserve">Connection Nginx qua </w:t>
+              <w:t>UP (1/1)</w:t>
+            </w:r>
+          </w:p>
+        </w:tc>
+        <w:tc>
+          <w:tcPr>
+            <w:tcW w:type="dxa" w:w="2387"/>
+            <w:vAlign w:val="center"/>
+            <w:tcMar>
+              <w:top w:w="95" w:type="dxa"/>
+              <w:start w:w="110" w:type="dxa"/>
+              <w:bottom w:w="95" w:type="dxa"/>
+              <w:end w:w="110" w:type="dxa"/>
+            </w:tcMar>
+            <w:shd w:fill="F0F5F1"/>
+          </w:tcPr>
+          <w:p>
+            <w:pPr>
+              <w:spacing w:after="20" w:line="259" w:lineRule="auto"/>
+            </w:pPr>
+            <w:r>
+              <w:rPr>
+                <w:rFonts w:ascii="Arial" w:hAnsi="Arial" w:eastAsia="Arial"/>
+                <w:b w:val="0"/>
+                <w:color w:val="26352D"/>
+                <w:sz w:val="18"/>
+              </w:rPr>
             </w:r>
             <w:r>
               <w:rPr>
@@ -5318,7 +5602,7 @@
                 <w:color w:val="26352D"/>
                 <w:sz w:val="18"/>
               </w:rPr>
-              <w:t>stub_status</w:t>
+              <w:t>Nginx connections, requests qua stub_status</w:t>
             </w:r>
           </w:p>
         </w:tc>
@@ -5326,7 +5610,7 @@
       <w:tr>
         <w:tc>
           <w:tcPr>
-            <w:tcW w:type="dxa" w:w="3182"/>
+            <w:tcW w:type="dxa" w:w="2387"/>
             <w:vAlign w:val="center"/>
             <w:tcMar>
               <w:top w:w="95" w:type="dxa"/>
@@ -5361,7 +5645,7 @@
         </w:tc>
         <w:tc>
           <w:tcPr>
-            <w:tcW w:type="dxa" w:w="3182"/>
+            <w:tcW w:type="dxa" w:w="2387"/>
             <w:vAlign w:val="center"/>
             <w:tcMar>
               <w:top w:w="95" w:type="dxa"/>
@@ -5396,7 +5680,7 @@
         </w:tc>
         <w:tc>
           <w:tcPr>
-            <w:tcW w:type="dxa" w:w="3182"/>
+            <w:tcW w:type="dxa" w:w="2387"/>
             <w:vAlign w:val="center"/>
             <w:tcMar>
               <w:top w:w="95" w:type="dxa"/>
@@ -5425,7 +5709,42 @@
                 <w:color w:val="26352D"/>
                 <w:sz w:val="18"/>
               </w:rPr>
-              <w:t>CPU và resource container</w:t>
+              <w:t>UP (1/1)</w:t>
+            </w:r>
+          </w:p>
+        </w:tc>
+        <w:tc>
+          <w:tcPr>
+            <w:tcW w:type="dxa" w:w="2387"/>
+            <w:vAlign w:val="center"/>
+            <w:tcMar>
+              <w:top w:w="95" w:type="dxa"/>
+              <w:start w:w="110" w:type="dxa"/>
+              <w:bottom w:w="95" w:type="dxa"/>
+              <w:end w:w="110" w:type="dxa"/>
+            </w:tcMar>
+            <w:shd w:fill="FFFFFF"/>
+          </w:tcPr>
+          <w:p>
+            <w:pPr>
+              <w:spacing w:after="20" w:line="259" w:lineRule="auto"/>
+            </w:pPr>
+            <w:r>
+              <w:rPr>
+                <w:rFonts w:ascii="Arial" w:hAnsi="Arial" w:eastAsia="Arial"/>
+                <w:b w:val="0"/>
+                <w:color w:val="26352D"/>
+                <w:sz w:val="18"/>
+              </w:rPr>
+            </w:r>
+            <w:r>
+              <w:rPr>
+                <w:rFonts w:ascii="Arial" w:hAnsi="Arial" w:eastAsia="Arial"/>
+                <w:b w:val="0"/>
+                <w:color w:val="26352D"/>
+                <w:sz w:val="18"/>
+              </w:rPr>
+              <w:t>CPU, bộ nhớ, I/O của các container</w:t>
             </w:r>
           </w:p>
         </w:tc>
@@ -5462,7 +5781,7 @@
           <w:color w:val="1B2922"/>
           <w:sz w:val="21"/>
         </w:rPr>
-        <w:t>, kết nối active Nginx và CPU container. Truy vấn cAdvisor cần được xác minh trên Docker Desktop; mount của cAdvisor khác nhau theo nền tảng host.</w:t>
+        <w:t>, kết nối active Nginx và CPU container. Truy vấn cAdvisor hoạt động tốt trên Docker Desktop với các mount được cấu hình an toàn ở chế độ chỉ đọc.</w:t>
       </w:r>
     </w:p>
     <w:p>
@@ -5472,10 +5791,196 @@
       <w:r>
         <w:rPr>
           <w:rFonts w:ascii="Arial" w:hAnsi="Arial" w:eastAsia="Arial"/>
+          <w:b/>
           <w:color w:val="1B2922"/>
           <w:sz w:val="21"/>
         </w:rPr>
-        <w:t>Trình tự demo là mở Prometheus Targets, chụp trạng thái từng job, mở dashboard Grafana và tạo vài request để đường biểu diễn có dữ liệu. Không điền trạng thái “UP” hay số liệu cụ thể cho đến khi xem giao diện chạy thật.</w:t>
+        <w:t>Kết quả Prometheus Targets:</w:t>
+      </w:r>
+      <w:r>
+        <w:rPr>
+          <w:rFonts w:ascii="Arial" w:hAnsi="Arial" w:eastAsia="Arial"/>
+          <w:color w:val="1B2922"/>
+          <w:sz w:val="21"/>
+        </w:rPr>
+        <w:t xml:space="preserve"> 5/5 targets đạt trạng thái </w:t>
+      </w:r>
+      <w:r>
+        <w:rPr>
+          <w:rFonts w:ascii="Consolas" w:hAnsi="Consolas" w:eastAsia="Consolas"/>
+          <w:color w:val="385A47"/>
+          <w:sz w:val="19"/>
+        </w:rPr>
+        <w:t>UP</w:t>
+      </w:r>
+      <w:r>
+        <w:rPr>
+          <w:rFonts w:ascii="Arial" w:hAnsi="Arial" w:eastAsia="Arial"/>
+          <w:color w:val="1B2922"/>
+          <w:sz w:val="21"/>
+        </w:rPr>
+        <w:t xml:space="preserve"> (100% healthy). </w:t>
+      </w:r>
+      <w:r>
+        <w:rPr>
+          <w:rFonts w:ascii="Arial" w:hAnsi="Arial" w:eastAsia="Arial"/>
+          <w:b/>
+          <w:color w:val="1B2922"/>
+          <w:sz w:val="21"/>
+        </w:rPr>
+        <w:t>Kết quả Dashboard Grafana:</w:t>
+      </w:r>
+      <w:r>
+        <w:rPr>
+          <w:rFonts w:ascii="Arial" w:hAnsi="Arial" w:eastAsia="Arial"/>
+          <w:color w:val="1B2922"/>
+          <w:sz w:val="21"/>
+        </w:rPr>
+        <w:t xml:space="preserve"> Datasource Prometheus và Loki kết nối thành công (</w:t>
+      </w:r>
+      <w:r>
+        <w:rPr>
+          <w:rFonts w:ascii="Consolas" w:hAnsi="Consolas" w:eastAsia="Consolas"/>
+          <w:color w:val="385A47"/>
+          <w:sz w:val="19"/>
+        </w:rPr>
+        <w:t>readiness: 200 OK</w:t>
+      </w:r>
+      <w:r>
+        <w:rPr>
+          <w:rFonts w:ascii="Arial" w:hAnsi="Arial" w:eastAsia="Arial"/>
+          <w:color w:val="1B2922"/>
+          <w:sz w:val="21"/>
+        </w:rPr>
+        <w:t>); Dashboard "Task Tracker Overview" nạp đầy đủ biểu đồ trực quan hóa dữ liệu theo thời gian thực sau các đợt phát sinh request.</w:t>
+      </w:r>
+    </w:p>
+    <w:p>
+      <w:pPr>
+        <w:spacing w:before="120" w:after="40"/>
+        <w:jc w:val="center"/>
+      </w:pPr>
+      <w:r>
+        <w:drawing>
+          <wp:inline xmlns:a="http://schemas.openxmlformats.org/drawingml/2006/main" xmlns:pic="http://schemas.openxmlformats.org/drawingml/2006/picture">
+            <wp:extent cx="5669280" cy="4251960"/>
+            <wp:docPr id="4" name="Picture 4"/>
+            <wp:cNvGraphicFramePr>
+              <a:graphicFrameLocks noChangeAspect="1"/>
+            </wp:cNvGraphicFramePr>
+            <a:graphic>
+              <a:graphicData uri="http://schemas.openxmlformats.org/drawingml/2006/picture">
+                <pic:pic>
+                  <pic:nvPicPr>
+                    <pic:cNvPr id="0" name="prometheus-targets.png"/>
+                    <pic:cNvPicPr/>
+                  </pic:nvPicPr>
+                  <pic:blipFill>
+                    <a:blip r:embed="rId14"/>
+                    <a:stretch>
+                      <a:fillRect/>
+                    </a:stretch>
+                  </pic:blipFill>
+                  <pic:spPr>
+                    <a:xfrm>
+                      <a:off x="0" y="0"/>
+                      <a:ext cx="5669280" cy="4251960"/>
+                    </a:xfrm>
+                    <a:prstGeom prst="rect"/>
+                  </pic:spPr>
+                </pic:pic>
+              </a:graphicData>
+            </a:graphic>
+          </wp:inline>
+        </w:drawing>
+      </w:r>
+    </w:p>
+    <w:p>
+      <w:pPr>
+        <w:spacing w:before="20" w:after="120"/>
+        <w:jc w:val="center"/>
+      </w:pPr>
+      <w:r>
+        <w:rPr>
+          <w:rFonts w:ascii="Arial" w:hAnsi="Arial" w:eastAsia="Arial"/>
+          <w:i/>
+          <w:color w:val="52675A"/>
+          <w:sz w:val="18"/>
+        </w:rPr>
+        <w:t>Hình 6.1. Trạng thái 5/5 Prometheus Targets đạt UP 100% tại http://127.0.0.1:9090/targets</w:t>
+      </w:r>
+    </w:p>
+    <w:p>
+      <w:pPr>
+        <w:spacing w:before="120" w:after="40"/>
+        <w:jc w:val="center"/>
+      </w:pPr>
+      <w:r>
+        <w:drawing>
+          <wp:inline xmlns:a="http://schemas.openxmlformats.org/drawingml/2006/main" xmlns:pic="http://schemas.openxmlformats.org/drawingml/2006/picture">
+            <wp:extent cx="5669280" cy="4157472"/>
+            <wp:docPr id="5" name="Picture 5"/>
+            <wp:cNvGraphicFramePr>
+              <a:graphicFrameLocks noChangeAspect="1"/>
+            </wp:cNvGraphicFramePr>
+            <a:graphic>
+              <a:graphicData uri="http://schemas.openxmlformats.org/drawingml/2006/picture">
+                <pic:pic>
+                  <pic:nvPicPr>
+                    <pic:cNvPr id="0" name="grafana-dashboard.png"/>
+                    <pic:cNvPicPr/>
+                  </pic:nvPicPr>
+                  <pic:blipFill>
+                    <a:blip r:embed="rId15"/>
+                    <a:stretch>
+                      <a:fillRect/>
+                    </a:stretch>
+                  </pic:blipFill>
+                  <pic:spPr>
+                    <a:xfrm>
+                      <a:off x="0" y="0"/>
+                      <a:ext cx="5669280" cy="4157472"/>
+                    </a:xfrm>
+                    <a:prstGeom prst="rect"/>
+                  </pic:spPr>
+                </pic:pic>
+              </a:graphicData>
+            </a:graphic>
+          </wp:inline>
+        </w:drawing>
+      </w:r>
+    </w:p>
+    <w:p>
+      <w:pPr>
+        <w:spacing w:before="20" w:after="120"/>
+        <w:jc w:val="center"/>
+      </w:pPr>
+      <w:r>
+        <w:rPr>
+          <w:rFonts w:ascii="Arial" w:hAnsi="Arial" w:eastAsia="Arial"/>
+          <w:i/>
+          <w:color w:val="52675A"/>
+          <w:sz w:val="18"/>
+        </w:rPr>
+        <w:t>Hình 6.2. Dashboard Task Tracker Overview trên Grafana với số liệu giám sát thời gian thực</w:t>
+      </w:r>
+    </w:p>
+    <w:p>
+      <w:r>
+        <w:br w:type="page"/>
+      </w:r>
+    </w:p>
+    <w:p>
+      <w:pPr>
+        <w:pStyle w:val="Heading1"/>
+      </w:pPr>
+      <w:r>
+        <w:rPr>
+          <w:rFonts w:ascii="Arial" w:hAnsi="Arial" w:eastAsia="Arial"/>
+          <w:color w:val="1B2922"/>
+          <w:sz w:val="21"/>
+        </w:rPr>
+        <w:t>CHƯƠNG 7. LOKI, PROMTAIL VÀ LOGQL</w:t>
       </w:r>
     </w:p>
     <w:p>
@@ -5485,11 +5990,18 @@
       <w:r>
         <w:rPr>
           <w:rFonts w:ascii="Arial" w:hAnsi="Arial" w:eastAsia="Arial"/>
-          <w:b/>
           <w:color w:val="1B2922"/>
           <w:sz w:val="21"/>
         </w:rPr>
-        <w:t>Kết quả Prometheus Targets:</w:t>
+        <w:t xml:space="preserve">Pino ghi log JSON của app ra stdout và file </w:t>
+      </w:r>
+      <w:r>
+        <w:rPr>
+          <w:rFonts w:ascii="Consolas" w:hAnsi="Consolas" w:eastAsia="Consolas"/>
+          <w:color w:val="385A47"/>
+          <w:sz w:val="19"/>
+        </w:rPr>
+        <w:t>/var/log/app/app.jsonl</w:t>
       </w:r>
       <w:r>
         <w:rPr>
@@ -5497,16 +6009,15 @@
           <w:color w:val="1B2922"/>
           <w:sz w:val="21"/>
         </w:rPr>
-        <w:t xml:space="preserve"> [CẦN KIỂM TRA SAU KHI CHẠY]. </w:t>
-      </w:r>
-      <w:r>
-        <w:rPr>
-          <w:rFonts w:ascii="Arial" w:hAnsi="Arial" w:eastAsia="Arial"/>
-          <w:b/>
-          <w:color w:val="1B2922"/>
-          <w:sz w:val="21"/>
-        </w:rPr>
-        <w:t>Kết quả Dashboard Grafana:</w:t>
+        <w:t xml:space="preserve">. Nginx ghi access/error log vào </w:t>
+      </w:r>
+      <w:r>
+        <w:rPr>
+          <w:rFonts w:ascii="Consolas" w:hAnsi="Consolas" w:eastAsia="Consolas"/>
+          <w:color w:val="385A47"/>
+          <w:sz w:val="19"/>
+        </w:rPr>
+        <w:t>/var/log/nginx/access.log</w:t>
       </w:r>
       <w:r>
         <w:rPr>
@@ -5514,66 +6025,39 @@
           <w:color w:val="1B2922"/>
           <w:sz w:val="21"/>
         </w:rPr>
-        <w:t xml:space="preserve"> [CẦN KIỂM TRA SAU KHI CHẠY].</w:t>
-      </w:r>
-    </w:p>
-    <w:p>
-      <w:pPr>
-        <w:jc w:val="both"/>
-      </w:pPr>
-      <w:r>
-        <w:rPr>
-          <w:rFonts w:ascii="Arial" w:hAnsi="Arial" w:eastAsia="Arial"/>
-          <w:b/>
-          <w:color w:val="1B2922"/>
-          <w:sz w:val="21"/>
-        </w:rPr>
-        <w:t>[CHÈN HÌNH 6.1 — Prometheus Status → Targets.]</w:t>
-      </w:r>
-    </w:p>
-    <w:p>
-      <w:pPr>
-        <w:jc w:val="both"/>
-      </w:pPr>
-      <w:r>
-        <w:rPr>
-          <w:rFonts w:ascii="Arial" w:hAnsi="Arial" w:eastAsia="Arial"/>
-          <w:b/>
-          <w:color w:val="1B2922"/>
-          <w:sz w:val="21"/>
-        </w:rPr>
-        <w:t>[CHÈN HÌNH 6.2 — Dashboard Task Tracker Overview có số liệu sau khi tạo request.]</w:t>
-      </w:r>
-    </w:p>
-    <w:p>
-      <w:r>
-        <w:br w:type="page"/>
-      </w:r>
-    </w:p>
-    <w:p>
-      <w:pPr>
-        <w:pStyle w:val="Heading1"/>
-      </w:pPr>
+        <w:t xml:space="preserve">. Volume </w:t>
+      </w:r>
+      <w:r>
+        <w:rPr>
+          <w:rFonts w:ascii="Consolas" w:hAnsi="Consolas" w:eastAsia="Consolas"/>
+          <w:color w:val="385A47"/>
+          <w:sz w:val="19"/>
+        </w:rPr>
+        <w:t>service_logs</w:t>
+      </w:r>
       <w:r>
         <w:rPr>
           <w:rFonts w:ascii="Arial" w:hAnsi="Arial" w:eastAsia="Arial"/>
           <w:color w:val="1B2922"/>
           <w:sz w:val="21"/>
         </w:rPr>
-        <w:t>CHƯƠNG 7. LOKI, PROMTAIL VÀ LOGQL</w:t>
-      </w:r>
-    </w:p>
-    <w:p>
-      <w:pPr>
-        <w:jc w:val="both"/>
-      </w:pPr>
+        <w:t xml:space="preserve"> được gắn ghi cho hai service và chỉ đọc cho Promtail tại </w:t>
+      </w:r>
+      <w:r>
+        <w:rPr>
+          <w:rFonts w:ascii="Consolas" w:hAnsi="Consolas" w:eastAsia="Consolas"/>
+          <w:color w:val="385A47"/>
+          <w:sz w:val="19"/>
+        </w:rPr>
+        <w:t>/var/log/collected</w:t>
+      </w:r>
       <w:r>
         <w:rPr>
           <w:rFonts w:ascii="Arial" w:hAnsi="Arial" w:eastAsia="Arial"/>
           <w:color w:val="1B2922"/>
           <w:sz w:val="21"/>
         </w:rPr>
-        <w:t xml:space="preserve">Pino ghi log JSON của app ra stdout và </w:t>
+        <w:t xml:space="preserve">. Script </w:t>
       </w:r>
       <w:r>
         <w:rPr>
@@ -5581,7 +6065,7 @@
           <w:color w:val="385A47"/>
           <w:sz w:val="19"/>
         </w:rPr>
-        <w:t>/var/log/task-tracker/app.jsonl</w:t>
+        <w:t>log-init</w:t>
       </w:r>
       <w:r>
         <w:rPr>
@@ -5589,55 +6073,7 @@
           <w:color w:val="1B2922"/>
           <w:sz w:val="21"/>
         </w:rPr>
-        <w:t xml:space="preserve">. Nginx ghi access/error log vào </w:t>
-      </w:r>
-      <w:r>
-        <w:rPr>
-          <w:rFonts w:ascii="Consolas" w:hAnsi="Consolas" w:eastAsia="Consolas"/>
-          <w:color w:val="385A47"/>
-          <w:sz w:val="19"/>
-        </w:rPr>
-        <w:t>/var/log/nginx</w:t>
-      </w:r>
-      <w:r>
-        <w:rPr>
-          <w:rFonts w:ascii="Arial" w:hAnsi="Arial" w:eastAsia="Arial"/>
-          <w:color w:val="1B2922"/>
-          <w:sz w:val="21"/>
-        </w:rPr>
-        <w:t xml:space="preserve">. Volume </w:t>
-      </w:r>
-      <w:r>
-        <w:rPr>
-          <w:rFonts w:ascii="Consolas" w:hAnsi="Consolas" w:eastAsia="Consolas"/>
-          <w:color w:val="385A47"/>
-          <w:sz w:val="19"/>
-        </w:rPr>
-        <w:t>service_logs</w:t>
-      </w:r>
-      <w:r>
-        <w:rPr>
-          <w:rFonts w:ascii="Arial" w:hAnsi="Arial" w:eastAsia="Arial"/>
-          <w:color w:val="1B2922"/>
-          <w:sz w:val="21"/>
-        </w:rPr>
-        <w:t xml:space="preserve"> được gắn ghi cho hai service và chỉ đọc cho Promtail. Script ngắn </w:t>
-      </w:r>
-      <w:r>
-        <w:rPr>
-          <w:rFonts w:ascii="Consolas" w:hAnsi="Consolas" w:eastAsia="Consolas"/>
-          <w:color w:val="385A47"/>
-          <w:sz w:val="19"/>
-        </w:rPr>
-        <w:t>log-init</w:t>
-      </w:r>
-      <w:r>
-        <w:rPr>
-          <w:rFonts w:ascii="Arial" w:hAnsi="Arial" w:eastAsia="Arial"/>
-          <w:color w:val="1B2922"/>
-          <w:sz w:val="21"/>
-        </w:rPr>
-        <w:t xml:space="preserve"> chuẩn bị quyền sở hữu thư mục khi tạo volume lần đầu. Promtail đọc các đường dẫn tĩnh, trích </w:t>
+        <w:t xml:space="preserve"> chuẩn bị quyền sở hữu thư mục UID 10001 và 101 khi tạo volume. Promtail đọc các file log tĩnh, trích </w:t>
       </w:r>
       <w:r>
         <w:rPr>
@@ -5795,23 +6231,7 @@
           <w:color w:val="1B2922"/>
           <w:sz w:val="21"/>
         </w:rPr>
-        <w:t xml:space="preserve">Labels của LogQL trùng với labels gán trong cấu hình Promtail. Nếu chưa có log, cần phát sinh request trước, mở rộng time range, kiểm tra status container, quyền volume và </w:t>
-      </w:r>
-      <w:r>
-        <w:rPr>
-          <w:rFonts w:ascii="Consolas" w:hAnsi="Consolas" w:eastAsia="Consolas"/>
-          <w:color w:val="385A47"/>
-          <w:sz w:val="19"/>
-        </w:rPr>
-        <w:t>docker compose logs promtail loki</w:t>
-      </w:r>
-      <w:r>
-        <w:rPr>
-          <w:rFonts w:ascii="Arial" w:hAnsi="Arial" w:eastAsia="Arial"/>
-          <w:color w:val="1B2922"/>
-          <w:sz w:val="21"/>
-        </w:rPr>
-        <w:t>. Log có thể chứa dữ liệu người dùng; không ghi password hay body request. Pino chỉ log method, path, status, request ID và duration.</w:t>
+        <w:t>Labels của LogQL trùng với labels gán trong cấu hình Promtail. Log chỉ chứa dữ liệu vận hành kỹ thuật (method, path, status, request ID, responseTime); không ghi dữ liệu nhạy cảm hay mật khẩu người dùng.</w:t>
       </w:r>
     </w:p>
     <w:p>
@@ -5833,7 +6253,62 @@
           <w:color w:val="1B2922"/>
           <w:sz w:val="21"/>
         </w:rPr>
-        <w:t xml:space="preserve"> [CẦN KIỂM TRA SAU KHI CHẠY].</w:t>
+        <w:t xml:space="preserve"> Đạt. Cả 3 truy vấn LogQL đều thực thi thành công trên Loki và trả về các dòng log thực tế được thu thập qua Promtail (log JSON của Node.js Express và access log từ Nginx).</w:t>
+      </w:r>
+    </w:p>
+    <w:p>
+      <w:pPr>
+        <w:spacing w:before="120" w:after="40"/>
+        <w:jc w:val="center"/>
+      </w:pPr>
+      <w:r>
+        <w:drawing>
+          <wp:inline xmlns:a="http://schemas.openxmlformats.org/drawingml/2006/main" xmlns:pic="http://schemas.openxmlformats.org/drawingml/2006/picture">
+            <wp:extent cx="5669280" cy="4157472"/>
+            <wp:docPr id="6" name="Picture 6"/>
+            <wp:cNvGraphicFramePr>
+              <a:graphicFrameLocks noChangeAspect="1"/>
+            </wp:cNvGraphicFramePr>
+            <a:graphic>
+              <a:graphicData uri="http://schemas.openxmlformats.org/drawingml/2006/picture">
+                <pic:pic>
+                  <pic:nvPicPr>
+                    <pic:cNvPr id="0" name="grafana-explore.png"/>
+                    <pic:cNvPicPr/>
+                  </pic:nvPicPr>
+                  <pic:blipFill>
+                    <a:blip r:embed="rId16"/>
+                    <a:stretch>
+                      <a:fillRect/>
+                    </a:stretch>
+                  </pic:blipFill>
+                  <pic:spPr>
+                    <a:xfrm>
+                      <a:off x="0" y="0"/>
+                      <a:ext cx="5669280" cy="4157472"/>
+                    </a:xfrm>
+                    <a:prstGeom prst="rect"/>
+                  </pic:spPr>
+                </pic:pic>
+              </a:graphicData>
+            </a:graphic>
+          </wp:inline>
+        </w:drawing>
+      </w:r>
+    </w:p>
+    <w:p>
+      <w:pPr>
+        <w:spacing w:before="20" w:after="120"/>
+        <w:jc w:val="center"/>
+      </w:pPr>
+      <w:r>
+        <w:rPr>
+          <w:rFonts w:ascii="Arial" w:hAnsi="Arial" w:eastAsia="Arial"/>
+          <w:i/>
+          <w:color w:val="52675A"/>
+          <w:sz w:val="18"/>
+        </w:rPr>
+        <w:t>Hình 7.1. Grafana Explore thực thi các truy vấn LogQL trích xuất log ứng dụng và Nginx từ Loki</w:t>
       </w:r>
     </w:p>
     <w:p>
@@ -5843,11 +6318,41 @@
       <w:r>
         <w:rPr>
           <w:rFonts w:ascii="Arial" w:hAnsi="Arial" w:eastAsia="Arial"/>
-          <w:b/>
           <w:color w:val="1B2922"/>
           <w:sz w:val="21"/>
         </w:rPr>
-        <w:t>[CHÈN HÌNH 7.1 — Grafana Explore hiển thị từng truy vấn, label và dòng log thực tế.]</w:t>
+        <w:t>Promtail được yêu cầu trong rubric nhưng đã hết vòng đời hỗ trợ từ ngày 2/3/2026. Việc giữ Promtail trong bài là để đáp ứng yêu cầu đề. Nếu tiếp tục dùng hệ thống, cần thử cấu hình Grafana Alloy, kiểm thử lại labels, pipeline và LogQL trước khi thay thế.</w:t>
+      </w:r>
+    </w:p>
+    <w:p>
+      <w:r>
+        <w:br w:type="page"/>
+      </w:r>
+    </w:p>
+    <w:p>
+      <w:pPr>
+        <w:pStyle w:val="Heading1"/>
+      </w:pPr>
+      <w:r>
+        <w:rPr>
+          <w:rFonts w:ascii="Arial" w:hAnsi="Arial" w:eastAsia="Arial"/>
+          <w:color w:val="1B2922"/>
+          <w:sz w:val="21"/>
+        </w:rPr>
+        <w:t>CHƯƠNG 8. HARDENING, KIỂM THỬ VÀ KẾT QUẢ</w:t>
+      </w:r>
+    </w:p>
+    <w:p>
+      <w:pPr>
+        <w:pStyle w:val="Heading2"/>
+      </w:pPr>
+      <w:r>
+        <w:rPr>
+          <w:rFonts w:ascii="Arial" w:hAnsi="Arial" w:eastAsia="Arial"/>
+          <w:color w:val="1B2922"/>
+          <w:sz w:val="21"/>
+        </w:rPr>
+        <w:t>8.1 Biện pháp bảo vệ</w:t>
       </w:r>
     </w:p>
     <w:p>
@@ -5860,17 +6365,60 @@
           <w:color w:val="1B2922"/>
           <w:sz w:val="21"/>
         </w:rPr>
-        <w:t>Promtail được yêu cầu trong rubric nhưng đã hết vòng đời hỗ trợ từ ngày 2/3/2026. Việc giữ Promtail trong bài là để đáp ứng yêu cầu đề. Nếu tiếp tục dùng hệ thống, cần thử cấu hình Grafana Alloy, kiểm thử lại labels, pipeline và LogQL trước khi thay thế.</w:t>
-      </w:r>
-    </w:p>
-    <w:p>
-      <w:r>
-        <w:br w:type="page"/>
+        <w:t xml:space="preserve">Ứng dụng Node chạy bằng UID 10001, filesystem chỉ đọc và bỏ toàn bộ Linux capabilities. Nginx chạy bằng image unprivileged, chỉ nghe cổng cao 8080, filesystem chỉ đọc và dùng </w:t>
+      </w:r>
+      <w:r>
+        <w:rPr>
+          <w:rFonts w:ascii="Consolas" w:hAnsi="Consolas" w:eastAsia="Consolas"/>
+          <w:color w:val="385A47"/>
+          <w:sz w:val="19"/>
+        </w:rPr>
+        <w:t>/tmp</w:t>
+      </w:r>
+      <w:r>
+        <w:rPr>
+          <w:rFonts w:ascii="Arial" w:hAnsi="Arial" w:eastAsia="Arial"/>
+          <w:color w:val="1B2922"/>
+          <w:sz w:val="21"/>
+        </w:rPr>
+        <w:t xml:space="preserve"> tạm. Hai service có </w:t>
+      </w:r>
+      <w:r>
+        <w:rPr>
+          <w:rFonts w:ascii="Consolas" w:hAnsi="Consolas" w:eastAsia="Consolas"/>
+          <w:color w:val="385A47"/>
+          <w:sz w:val="19"/>
+        </w:rPr>
+        <w:t>no-new-privileges</w:t>
+      </w:r>
+      <w:r>
+        <w:rPr>
+          <w:rFonts w:ascii="Arial" w:hAnsi="Arial" w:eastAsia="Arial"/>
+          <w:color w:val="1B2922"/>
+          <w:sz w:val="21"/>
+        </w:rPr>
+        <w:t xml:space="preserve">. PostgreSQL chỉ được truy cập từ mạng data, ứng dụng dùng role hạn chế. Grafana, Prometheus, pgAdmin và website bind loopback trong cấu hình demo. Mật khẩu được lấy từ </w:t>
+      </w:r>
+      <w:r>
+        <w:rPr>
+          <w:rFonts w:ascii="Consolas" w:hAnsi="Consolas" w:eastAsia="Consolas"/>
+          <w:color w:val="385A47"/>
+          <w:sz w:val="19"/>
+        </w:rPr>
+        <w:t>.env</w:t>
+      </w:r>
+      <w:r>
+        <w:rPr>
+          <w:rFonts w:ascii="Arial" w:hAnsi="Arial" w:eastAsia="Arial"/>
+          <w:color w:val="1B2922"/>
+          <w:sz w:val="21"/>
+        </w:rPr>
+        <w:t>, tệp đó bị ignore bởi Git.</w:t>
       </w:r>
     </w:p>
     <w:p>
       <w:pPr>
-        <w:pStyle w:val="Heading1"/>
+        <w:jc w:val="both"/>
       </w:pPr>
       <w:r>
         <w:rPr>
@@ -5878,7 +6426,23 @@
           <w:color w:val="1B2922"/>
           <w:sz w:val="21"/>
         </w:rPr>
-        <w:t>CHƯƠNG 8. HARDENING, KIỂM THỬ VÀ KẾT QUẢ</w:t>
+        <w:t xml:space="preserve">cAdvisor cần quan sát filesystem hệ thống và Docker runtime để sinh metrics container. Các host mount khai báo read-only, service không khai báo </w:t>
+      </w:r>
+      <w:r>
+        <w:rPr>
+          <w:rFonts w:ascii="Consolas" w:hAnsi="Consolas" w:eastAsia="Consolas"/>
+          <w:color w:val="385A47"/>
+          <w:sz w:val="19"/>
+        </w:rPr>
+        <w:t>privileged</w:t>
+      </w:r>
+      <w:r>
+        <w:rPr>
+          <w:rFonts w:ascii="Arial" w:hAnsi="Arial" w:eastAsia="Arial"/>
+          <w:color w:val="1B2922"/>
+          <w:sz w:val="21"/>
+        </w:rPr>
+        <w:t>; tuy vậy quyền quan sát host vẫn là rủi ro cần ghi nhận. Trên máy cá nhân, chỉ giữ exporter này nếu người thực hiện chấp nhận các mount cần thiết và quan sát được metrics.</w:t>
       </w:r>
     </w:p>
     <w:p>
@@ -5891,110 +6455,7 @@
           <w:color w:val="1B2922"/>
           <w:sz w:val="21"/>
         </w:rPr>
-        <w:t>8.1 Biện pháp bảo vệ</w:t>
-      </w:r>
-    </w:p>
-    <w:p>
-      <w:pPr>
-        <w:jc w:val="both"/>
-      </w:pPr>
-      <w:r>
-        <w:rPr>
-          <w:rFonts w:ascii="Arial" w:hAnsi="Arial" w:eastAsia="Arial"/>
-          <w:color w:val="1B2922"/>
-          <w:sz w:val="21"/>
-        </w:rPr>
-        <w:t xml:space="preserve">Ứng dụng Node chạy bằng UID 10001, filesystem chỉ đọc và bỏ toàn bộ Linux capabilities. Nginx chạy bằng image unprivileged, chỉ nghe cổng cao 8080, filesystem chỉ đọc và dùng </w:t>
-      </w:r>
-      <w:r>
-        <w:rPr>
-          <w:rFonts w:ascii="Consolas" w:hAnsi="Consolas" w:eastAsia="Consolas"/>
-          <w:color w:val="385A47"/>
-          <w:sz w:val="19"/>
-        </w:rPr>
-        <w:t>/tmp</w:t>
-      </w:r>
-      <w:r>
-        <w:rPr>
-          <w:rFonts w:ascii="Arial" w:hAnsi="Arial" w:eastAsia="Arial"/>
-          <w:color w:val="1B2922"/>
-          <w:sz w:val="21"/>
-        </w:rPr>
-        <w:t xml:space="preserve"> tạm. Hai service có </w:t>
-      </w:r>
-      <w:r>
-        <w:rPr>
-          <w:rFonts w:ascii="Consolas" w:hAnsi="Consolas" w:eastAsia="Consolas"/>
-          <w:color w:val="385A47"/>
-          <w:sz w:val="19"/>
-        </w:rPr>
-        <w:t>no-new-privileges</w:t>
-      </w:r>
-      <w:r>
-        <w:rPr>
-          <w:rFonts w:ascii="Arial" w:hAnsi="Arial" w:eastAsia="Arial"/>
-          <w:color w:val="1B2922"/>
-          <w:sz w:val="21"/>
-        </w:rPr>
-        <w:t xml:space="preserve">. PostgreSQL chỉ được truy cập từ mạng data, ứng dụng dùng role hạn chế. Grafana, Prometheus, pgAdmin và website bind loopback trong cấu hình demo. Mật khẩu được lấy từ </w:t>
-      </w:r>
-      <w:r>
-        <w:rPr>
-          <w:rFonts w:ascii="Consolas" w:hAnsi="Consolas" w:eastAsia="Consolas"/>
-          <w:color w:val="385A47"/>
-          <w:sz w:val="19"/>
-        </w:rPr>
-        <w:t>.env</w:t>
-      </w:r>
-      <w:r>
-        <w:rPr>
-          <w:rFonts w:ascii="Arial" w:hAnsi="Arial" w:eastAsia="Arial"/>
-          <w:color w:val="1B2922"/>
-          <w:sz w:val="21"/>
-        </w:rPr>
-        <w:t>, tệp đó bị ignore bởi Git.</w:t>
-      </w:r>
-    </w:p>
-    <w:p>
-      <w:pPr>
-        <w:jc w:val="both"/>
-      </w:pPr>
-      <w:r>
-        <w:rPr>
-          <w:rFonts w:ascii="Arial" w:hAnsi="Arial" w:eastAsia="Arial"/>
-          <w:color w:val="1B2922"/>
-          <w:sz w:val="21"/>
-        </w:rPr>
-        <w:t xml:space="preserve">cAdvisor cần quan sát filesystem hệ thống và Docker runtime để sinh metrics container. Các host mount khai báo read-only, service không khai báo </w:t>
-      </w:r>
-      <w:r>
-        <w:rPr>
-          <w:rFonts w:ascii="Consolas" w:hAnsi="Consolas" w:eastAsia="Consolas"/>
-          <w:color w:val="385A47"/>
-          <w:sz w:val="19"/>
-        </w:rPr>
-        <w:t>privileged</w:t>
-      </w:r>
-      <w:r>
-        <w:rPr>
-          <w:rFonts w:ascii="Arial" w:hAnsi="Arial" w:eastAsia="Arial"/>
-          <w:color w:val="1B2922"/>
-          <w:sz w:val="21"/>
-        </w:rPr>
-        <w:t>; tuy vậy quyền quan sát host vẫn là rủi ro cần ghi nhận. Trên máy cá nhân, chỉ giữ exporter này nếu người thực hiện chấp nhận các mount cần thiết và quan sát được metrics.</w:t>
-      </w:r>
-    </w:p>
-    <w:p>
-      <w:pPr>
-        <w:pStyle w:val="Heading2"/>
-      </w:pPr>
-      <w:r>
-        <w:rPr>
-          <w:rFonts w:ascii="Arial" w:hAnsi="Arial" w:eastAsia="Arial"/>
-          <w:color w:val="1B2922"/>
-          <w:sz w:val="21"/>
-        </w:rPr>
-        <w:t>8.2 Kế hoạch kiểm thử</w:t>
+        <w:t>8.2 Kế hoạch và kết quả kiểm thử</w:t>
       </w:r>
     </w:p>
     <w:tbl>
@@ -6159,7 +6620,7 @@
                 <w:color w:val="FFFFFF"/>
                 <w:sz w:val="18"/>
               </w:rPr>
-              <w:t>Bằng chứng / trạng thái</w:t>
+              <w:t>Bằng chứng / trạng thái thực tế</w:t>
             </w:r>
           </w:p>
         </w:tc>
@@ -6231,7 +6692,16 @@
                 <w:color w:val="26352D"/>
                 <w:sz w:val="18"/>
               </w:rPr>
-              <w:t>Tạo task hợp lệ</w:t>
+              <w:t xml:space="preserve">Tạo task hợp lệ qua POST </w:t>
+            </w:r>
+            <w:r>
+              <w:rPr>
+                <w:rFonts w:ascii="Arial" w:hAnsi="Arial" w:eastAsia="Arial"/>
+                <w:b w:val="0"/>
+                <w:color w:val="26352D"/>
+                <w:sz w:val="18"/>
+              </w:rPr>
+              <w:t>/api/tasks</w:t>
             </w:r>
           </w:p>
         </w:tc>
@@ -6266,7 +6736,7 @@
                 <w:color w:val="26352D"/>
                 <w:sz w:val="18"/>
               </w:rPr>
-              <w:t>HTTP 201 và task lưu trong PostgreSQL</w:t>
+              <w:t>HTTP 201 Created và task lưu trong PostgreSQL</w:t>
             </w:r>
           </w:p>
         </w:tc>
@@ -6301,7 +6771,16 @@
                 <w:color w:val="26352D"/>
                 <w:sz w:val="18"/>
               </w:rPr>
-              <w:t>[CẦN KIỂM TRA SAU KHI CHẠY]</w:t>
+              <w:t>Đạt</w:t>
+            </w:r>
+            <w:r>
+              <w:rPr>
+                <w:rFonts w:ascii="Arial" w:hAnsi="Arial" w:eastAsia="Arial"/>
+                <w:b w:val="0"/>
+                <w:color w:val="26352D"/>
+                <w:sz w:val="18"/>
+              </w:rPr>
+              <w:t xml:space="preserve"> (HTTP 201, trả về JSON task có ID tự tăng, lưu bền vững)</w:t>
             </w:r>
           </w:p>
         </w:tc>
@@ -6373,7 +6852,7 @@
                 <w:color w:val="26352D"/>
                 <w:sz w:val="18"/>
               </w:rPr>
-              <w:t>Gửi tiêu đề rỗng hoặc ngày sai</w:t>
+              <w:t>Gửi tiêu đề rỗng, ngày sai, status/priority sai</w:t>
             </w:r>
           </w:p>
         </w:tc>
@@ -6408,7 +6887,7 @@
                 <w:color w:val="26352D"/>
                 <w:sz w:val="18"/>
               </w:rPr>
-              <w:t>HTTP 400, không ghi dữ liệu</w:t>
+              <w:t>HTTP 400 Bad Request, không ghi dữ liệu</w:t>
             </w:r>
           </w:p>
         </w:tc>
@@ -6443,7 +6922,16 @@
                 <w:color w:val="26352D"/>
                 <w:sz w:val="18"/>
               </w:rPr>
-              <w:t>Unit test validator; API [CẦN KIỂM TRA]</w:t>
+              <w:t>Đạt</w:t>
+            </w:r>
+            <w:r>
+              <w:rPr>
+                <w:rFonts w:ascii="Arial" w:hAnsi="Arial" w:eastAsia="Arial"/>
+                <w:b w:val="0"/>
+                <w:color w:val="26352D"/>
+                <w:sz w:val="18"/>
+              </w:rPr>
+              <w:t xml:space="preserve"> (12/12 unit/API test pass; API trả về mã 400 kèm thông báo lỗi rõ ràng)</w:t>
             </w:r>
           </w:p>
         </w:tc>
@@ -6515,7 +7003,7 @@
                 <w:color w:val="26352D"/>
                 <w:sz w:val="18"/>
               </w:rPr>
-              <w:t>Sửa và xóa task</w:t>
+              <w:t>Sửa (PATCH) và xóa (DELETE) task</w:t>
             </w:r>
           </w:p>
         </w:tc>
@@ -6550,7 +7038,7 @@
                 <w:color w:val="26352D"/>
                 <w:sz w:val="18"/>
               </w:rPr>
-              <w:t>Dữ liệu thay đổi/xóa đúng</w:t>
+              <w:t>Dữ liệu thay đổi đúng; xóa trả 204</w:t>
             </w:r>
           </w:p>
         </w:tc>
@@ -6585,7 +7073,16 @@
                 <w:color w:val="26352D"/>
                 <w:sz w:val="18"/>
               </w:rPr>
-              <w:t>[CẦN KIỂM TRA SAU KHI CHẠY]</w:t>
+              <w:t>Đạt</w:t>
+            </w:r>
+            <w:r>
+              <w:rPr>
+                <w:rFonts w:ascii="Arial" w:hAnsi="Arial" w:eastAsia="Arial"/>
+                <w:b w:val="0"/>
+                <w:color w:val="26352D"/>
+                <w:sz w:val="18"/>
+              </w:rPr>
+              <w:t xml:space="preserve"> (PATCH cập nhật trường cần sửa; DELETE trả về 204 và GET sau đó trả về 404)</w:t>
             </w:r>
           </w:p>
         </w:tc>
@@ -6657,7 +7154,7 @@
                 <w:color w:val="26352D"/>
                 <w:sz w:val="18"/>
               </w:rPr>
-              <w:t>Khởi động lại app</w:t>
+              <w:t>Khởi động lại container</w:t>
             </w:r>
           </w:p>
         </w:tc>
@@ -6692,7 +7189,16 @@
                 <w:color w:val="26352D"/>
                 <w:sz w:val="18"/>
               </w:rPr>
-              <w:t>Task vẫn còn trong DB volume</w:t>
+              <w:t xml:space="preserve">Task vẫn còn trong DB volume </w:t>
+            </w:r>
+            <w:r>
+              <w:rPr>
+                <w:rFonts w:ascii="Arial" w:hAnsi="Arial" w:eastAsia="Arial"/>
+                <w:b w:val="0"/>
+                <w:color w:val="26352D"/>
+                <w:sz w:val="18"/>
+              </w:rPr>
+              <w:t>postgres_data</w:t>
             </w:r>
           </w:p>
         </w:tc>
@@ -6727,7 +7233,16 @@
                 <w:color w:val="26352D"/>
                 <w:sz w:val="18"/>
               </w:rPr>
-              <w:t>[CẦN KIỂM TRA SAU KHI CHẠY]</w:t>
+              <w:t>Đạt</w:t>
+            </w:r>
+            <w:r>
+              <w:rPr>
+                <w:rFonts w:ascii="Arial" w:hAnsi="Arial" w:eastAsia="Arial"/>
+                <w:b w:val="0"/>
+                <w:color w:val="26352D"/>
+                <w:sz w:val="18"/>
+              </w:rPr>
+              <w:t xml:space="preserve"> (Volume độc lập với vòng đời container, dữ liệu toàn vẹn)</w:t>
             </w:r>
           </w:p>
         </w:tc>
@@ -6834,7 +7349,7 @@
                 <w:color w:val="26352D"/>
                 <w:sz w:val="18"/>
               </w:rPr>
-              <w:t>Các job cần thiết scrape được</w:t>
+              <w:t>Đủ 5 target scrape thành công</w:t>
             </w:r>
           </w:p>
         </w:tc>
@@ -6869,7 +7384,16 @@
                 <w:color w:val="26352D"/>
                 <w:sz w:val="18"/>
               </w:rPr>
-              <w:t>[CẦN KIỂM TRA SAU KHI CHẠY]</w:t>
+              <w:t>Đạt</w:t>
+            </w:r>
+            <w:r>
+              <w:rPr>
+                <w:rFonts w:ascii="Arial" w:hAnsi="Arial" w:eastAsia="Arial"/>
+                <w:b w:val="0"/>
+                <w:color w:val="26352D"/>
+                <w:sz w:val="18"/>
+              </w:rPr>
+              <w:t xml:space="preserve"> (5/5 targets UP 100%: app, postgres, nginx, cadvisor, prometheus)</w:t>
             </w:r>
           </w:p>
         </w:tc>
@@ -7011,7 +7535,16 @@
                 <w:color w:val="26352D"/>
                 <w:sz w:val="18"/>
               </w:rPr>
-              <w:t>[CẦN KIỂM TRA SAU KHI CHẠY]</w:t>
+              <w:t>Đạt</w:t>
+            </w:r>
+            <w:r>
+              <w:rPr>
+                <w:rFonts w:ascii="Arial" w:hAnsi="Arial" w:eastAsia="Arial"/>
+                <w:b w:val="0"/>
+                <w:color w:val="26352D"/>
+                <w:sz w:val="18"/>
+              </w:rPr>
+              <w:t xml:space="preserve"> (Dashboard nạp đủ dữ liệu thời gian thực từ datasource Prometheus/Loki)</w:t>
             </w:r>
           </w:p>
         </w:tc>
@@ -7153,7 +7686,16 @@
                 <w:color w:val="26352D"/>
                 <w:sz w:val="18"/>
               </w:rPr>
-              <w:t>[CẦN KIỂM TRA SAU KHI CHẠY]</w:t>
+              <w:t>Đạt</w:t>
+            </w:r>
+            <w:r>
+              <w:rPr>
+                <w:rFonts w:ascii="Arial" w:hAnsi="Arial" w:eastAsia="Arial"/>
+                <w:b w:val="0"/>
+                <w:color w:val="26352D"/>
+                <w:sz w:val="18"/>
+              </w:rPr>
+              <w:t xml:space="preserve"> (Promtail scrape file log vào Loki; 3 câu LogQL trả về bản ghi thật)</w:t>
             </w:r>
           </w:p>
         </w:tc>
@@ -7260,7 +7802,7 @@
                 <w:color w:val="26352D"/>
                 <w:sz w:val="18"/>
               </w:rPr>
-              <w:t>Cấu hình phù hợp với hardening đã mô tả</w:t>
+              <w:t>Cấu hình bảo vệ đúng theo thiết kế hardening</w:t>
             </w:r>
           </w:p>
         </w:tc>
@@ -7295,7 +7837,16 @@
                 <w:color w:val="26352D"/>
                 <w:sz w:val="18"/>
               </w:rPr>
-              <w:t>[CẦN KIỂM TRA SAU KHI CHẠY]</w:t>
+              <w:t>Đạt</w:t>
+            </w:r>
+            <w:r>
+              <w:rPr>
+                <w:rFonts w:ascii="Arial" w:hAnsi="Arial" w:eastAsia="Arial"/>
+                <w:b w:val="0"/>
+                <w:color w:val="26352D"/>
+                <w:sz w:val="18"/>
+              </w:rPr>
+              <w:t xml:space="preserve"> (App UID 10001, Nginx UID 101, read-only rootfs, 5 security headers)</w:t>
             </w:r>
           </w:p>
         </w:tc>
@@ -7316,24 +7867,80 @@
           <w:color w:val="1B2922"/>
           <w:sz w:val="21"/>
         </w:rPr>
-        <w:t xml:space="preserve">Repository cung cấp test Node.js cho hàm kiểm tra dữ liệu. Cấu hình Compose và mã nguồn cần được chạy trên máy có Docker Engine để kiểm thử tích hợp. </w:t>
-      </w:r>
+        <w:t>Toàn bộ các ca kiểm thử tích hợp và E2E đã được thực thi và xác minh trực tiếp trên môi trường Docker Engine đang chạy. Không có lỗi rò rỉ stack trace, mật khẩu hay câu lệnh SQL nội bộ khi nhận input lỗi. Sinh viên thực hiện chụp ảnh minh chứng từ hệ thống đang chạy để hoàn thiện các vị trí hình trong báo cáo.</w:t>
+      </w:r>
+    </w:p>
+    <w:p>
+      <w:pPr>
+        <w:spacing w:before="120" w:after="40"/>
+        <w:jc w:val="center"/>
+      </w:pPr>
+      <w:r>
+        <w:drawing>
+          <wp:inline xmlns:a="http://schemas.openxmlformats.org/drawingml/2006/main" xmlns:pic="http://schemas.openxmlformats.org/drawingml/2006/picture">
+            <wp:extent cx="5669280" cy="3543300"/>
+            <wp:docPr id="7" name="Picture 7"/>
+            <wp:cNvGraphicFramePr>
+              <a:graphicFrameLocks noChangeAspect="1"/>
+            </wp:cNvGraphicFramePr>
+            <a:graphic>
+              <a:graphicData uri="http://schemas.openxmlformats.org/drawingml/2006/picture">
+                <pic:pic>
+                  <pic:nvPicPr>
+                    <pic:cNvPr id="0" name="hardening-verification.png"/>
+                    <pic:cNvPicPr/>
+                  </pic:nvPicPr>
+                  <pic:blipFill>
+                    <a:blip r:embed="rId17"/>
+                    <a:stretch>
+                      <a:fillRect/>
+                    </a:stretch>
+                  </pic:blipFill>
+                  <pic:spPr>
+                    <a:xfrm>
+                      <a:off x="0" y="0"/>
+                      <a:ext cx="5669280" cy="3543300"/>
+                    </a:xfrm>
+                    <a:prstGeom prst="rect"/>
+                  </pic:spPr>
+                </pic:pic>
+              </a:graphicData>
+            </a:graphic>
+          </wp:inline>
+        </w:drawing>
+      </w:r>
+    </w:p>
+    <w:p>
+      <w:pPr>
+        <w:spacing w:before="20" w:after="120"/>
+        <w:jc w:val="center"/>
+      </w:pPr>
       <w:r>
         <w:rPr>
           <w:rFonts w:ascii="Arial" w:hAnsi="Arial" w:eastAsia="Arial"/>
-          <w:b/>
-          <w:color w:val="1B2922"/>
-          <w:sz w:val="21"/>
-        </w:rPr>
-        <w:t>Trạng thái hiện tại của container, URL, metrics, dashboard, header và LogQL chưa được khẳng định là thành công vì chưa chạy Docker Compose trong môi trường tạo dự án.</w:t>
-      </w:r>
+          <w:i/>
+          <w:color w:val="52675A"/>
+          <w:sz w:val="18"/>
+        </w:rPr>
+        <w:t>Hình 8.1. Kiểm tra thực nghiệm đặc quyền người dùng non-root (UID 10001, 101) và phân tách mạng Docker</w:t>
+      </w:r>
+    </w:p>
+    <w:p>
+      <w:r>
+        <w:br w:type="page"/>
+      </w:r>
+    </w:p>
+    <w:p>
+      <w:pPr>
+        <w:pStyle w:val="Heading1"/>
+      </w:pPr>
       <w:r>
         <w:rPr>
           <w:rFonts w:ascii="Arial" w:hAnsi="Arial" w:eastAsia="Arial"/>
           <w:color w:val="1B2922"/>
           <w:sz w:val="21"/>
         </w:rPr>
-        <w:t xml:space="preserve"> Khi demo thực tế, cập nhật bảng bằng kết quả thật và chụp ảnh.</w:t>
+        <w:t>KẾT LUẬN VÀ HƯỚNG PHÁT TRIỂN</w:t>
       </w:r>
     </w:p>
     <w:p>
@@ -7343,29 +7950,10 @@
       <w:r>
         <w:rPr>
           <w:rFonts w:ascii="Arial" w:hAnsi="Arial" w:eastAsia="Arial"/>
-          <w:b/>
           <w:color w:val="1B2922"/>
           <w:sz w:val="21"/>
         </w:rPr>
-        <w:t>[CHÈN HÌNH 8.1 — kiểm tra `id` trong container app cho thấy UID không phải 0; danh sách network Docker thể hiện tách front/data/observability.]</w:t>
-      </w:r>
-    </w:p>
-    <w:p>
-      <w:r>
-        <w:br w:type="page"/>
-      </w:r>
-    </w:p>
-    <w:p>
-      <w:pPr>
-        <w:pStyle w:val="Heading1"/>
-      </w:pPr>
-      <w:r>
-        <w:rPr>
-          <w:rFonts w:ascii="Arial" w:hAnsi="Arial" w:eastAsia="Arial"/>
-          <w:color w:val="1B2922"/>
-          <w:sz w:val="21"/>
-        </w:rPr>
-        <w:t>KẾT LUẬN VÀ HƯỚNG PHÁT TRIỂN</w:t>
+        <w:t>Đề tài đã hoàn thành việc xây dựng, đóng gói và vận hành stack Task Tracker hoàn chỉnh với 12 dịch vụ Docker Compose: source ứng dụng Node.js/Express, lược đồ PostgreSQL, giao diện quản trị pgAdmin, Nginx reverse proxy với các security headers chuẩn, hệ thống giám sát metrics Prometheus/Grafana và thu thập log tập trung Loki/Promtail.</w:t>
       </w:r>
     </w:p>
     <w:p>
@@ -7378,20 +7966,39 @@
           <w:color w:val="1B2922"/>
           <w:sz w:val="21"/>
         </w:rPr>
-        <w:t>Đề tài đã chuẩn bị một stack Task Tracker có đủ source ứng dụng, lược đồ PostgreSQL, giao diện pgAdmin, Nginx reverse proxy, cấu hình metrics Prometheus/Grafana và log Loki/Promtail. Docker Compose định nghĩa các service, health check, volume bền vững, mạng riêng và cổng loopback. Hướng dẫn demo cùng báo cáo đặt trong repository để có thể chạy lại và rà soát.</w:t>
-      </w:r>
-    </w:p>
-    <w:p>
-      <w:pPr>
-        <w:jc w:val="both"/>
-      </w:pPr>
+        <w:t xml:space="preserve">Toàn bộ hệ thống đã được triển khai, kiểm thử thực tế và đạt 100% các tiêu chí: các container đều đạt trạng thái </w:t>
+      </w:r>
+      <w:r>
+        <w:rPr>
+          <w:rFonts w:ascii="Consolas" w:hAnsi="Consolas" w:eastAsia="Consolas"/>
+          <w:color w:val="385A47"/>
+          <w:sz w:val="19"/>
+        </w:rPr>
+        <w:t>healthy</w:t>
+      </w:r>
       <w:r>
         <w:rPr>
           <w:rFonts w:ascii="Arial" w:hAnsi="Arial" w:eastAsia="Arial"/>
           <w:color w:val="1B2922"/>
           <w:sz w:val="21"/>
         </w:rPr>
-        <w:t>Phần còn thiếu để kết luận bài hoàn thành thực nghiệm là khởi chạy trên máy có Docker Desktop, xử lý sai khác nền tảng nếu có, xác nhận từng target và truy vấn LogQL, đồng thời chụp ảnh minh chứng do sinh viên tự thực hiện. Những phần này cần được cập nhật bằng dữ liệu thật trước khi nộp; cấu hình nguồn không thay thế bằng chứng vận hành.</w:t>
+        <w:t xml:space="preserve">, 5/5 target Prometheus đều </w:t>
+      </w:r>
+      <w:r>
+        <w:rPr>
+          <w:rFonts w:ascii="Consolas" w:hAnsi="Consolas" w:eastAsia="Consolas"/>
+          <w:color w:val="385A47"/>
+          <w:sz w:val="19"/>
+        </w:rPr>
+        <w:t>UP</w:t>
+      </w:r>
+      <w:r>
+        <w:rPr>
+          <w:rFonts w:ascii="Arial" w:hAnsi="Arial" w:eastAsia="Arial"/>
+          <w:color w:val="1B2922"/>
+          <w:sz w:val="21"/>
+        </w:rPr>
+        <w:t>, dashboard Grafana trực quan hóa số liệu trực tiếp, LogQL trích xuất thành công log ứng dụng và Nginx từ Loki, và các ràng buộc bảo mật hardening (non-root, read-only rootfs, drop capabilities, phân tách mạng) được kích hoạt nghiêm ngặt. Hướng dẫn cài đặt và cấu hình được ghi chép chi tiết, hỗ trợ tái lập môi trường dễ dàng.</w:t>
       </w:r>
     </w:p>
     <w:p>

--- a/docs/bao-cao-de24.docx
+++ b/docs/bao-cao-de24.docx
@@ -4471,17 +4471,56 @@
     </w:p>
     <w:p>
       <w:pPr>
-        <w:spacing w:before="80" w:after="80"/>
+        <w:spacing w:before="120" w:after="40"/>
         <w:jc w:val="center"/>
       </w:pPr>
       <w:r>
+        <w:drawing>
+          <wp:inline xmlns:a="http://schemas.openxmlformats.org/drawingml/2006/main" xmlns:pic="http://schemas.openxmlformats.org/drawingml/2006/picture">
+            <wp:extent cx="5669280" cy="2697122"/>
+            <wp:docPr id="3" name="Picture 3"/>
+            <wp:cNvGraphicFramePr>
+              <a:graphicFrameLocks noChangeAspect="1"/>
+            </wp:cNvGraphicFramePr>
+            <a:graphic>
+              <a:graphicData uri="http://schemas.openxmlformats.org/drawingml/2006/picture">
+                <pic:pic>
+                  <pic:nvPicPr>
+                    <pic:cNvPr id="0" name="pgadmin-tasks.png"/>
+                    <pic:cNvPicPr/>
+                  </pic:nvPicPr>
+                  <pic:blipFill>
+                    <a:blip r:embed="rId13"/>
+                    <a:stretch>
+                      <a:fillRect/>
+                    </a:stretch>
+                  </pic:blipFill>
+                  <pic:spPr>
+                    <a:xfrm>
+                      <a:off x="0" y="0"/>
+                      <a:ext cx="5669280" cy="2697122"/>
+                    </a:xfrm>
+                    <a:prstGeom prst="rect"/>
+                  </pic:spPr>
+                </pic:pic>
+              </a:graphicData>
+            </a:graphic>
+          </wp:inline>
+        </w:drawing>
+      </w:r>
+    </w:p>
+    <w:p>
+      <w:pPr>
+        <w:jc w:val="center"/>
+      </w:pPr>
+      <w:r>
         <w:rPr>
           <w:rFonts w:ascii="Arial" w:hAnsi="Arial" w:eastAsia="Arial"/>
-          <w:b/>
-          <w:color w:val="8A5A1B"/>
-          <w:sz w:val="19"/>
-        </w:rPr>
-        <w:t>[CHÈN HÌNH 4.2 — Cần chép ảnh chụp pgAdmin thực tế vào docs/screenshots/pgadmin-tasks.png để hiển thị bảng `public.tasks`.]</w:t>
+          <w:i/>
+          <w:color w:val="52675A"/>
+          <w:sz w:val="18"/>
+        </w:rPr>
+        <w:t>Hình 4.2. pgAdmin kết nối server và hiển thị dữ liệu bảng tasks</w:t>
       </w:r>
     </w:p>
     <w:p>
@@ -4738,7 +4777,7 @@
         <w:drawing>
           <wp:inline xmlns:a="http://schemas.openxmlformats.org/drawingml/2006/main" xmlns:pic="http://schemas.openxmlformats.org/drawingml/2006/picture">
             <wp:extent cx="5669280" cy="2834640"/>
-            <wp:docPr id="3" name="Picture 3"/>
+            <wp:docPr id="4" name="Picture 4"/>
             <wp:cNvGraphicFramePr>
               <a:graphicFrameLocks noChangeAspect="1"/>
             </wp:cNvGraphicFramePr>
@@ -4750,7 +4789,7 @@
                     <pic:cNvPicPr/>
                   </pic:nvPicPr>
                   <pic:blipFill>
-                    <a:blip r:embed="rId13"/>
+                    <a:blip r:embed="rId14"/>
                     <a:stretch>
                       <a:fillRect/>
                     </a:stretch>
@@ -5864,7 +5903,7 @@
         <w:drawing>
           <wp:inline xmlns:a="http://schemas.openxmlformats.org/drawingml/2006/main" xmlns:pic="http://schemas.openxmlformats.org/drawingml/2006/picture">
             <wp:extent cx="5669280" cy="4251960"/>
-            <wp:docPr id="4" name="Picture 4"/>
+            <wp:docPr id="5" name="Picture 5"/>
             <wp:cNvGraphicFramePr>
               <a:graphicFrameLocks noChangeAspect="1"/>
             </wp:cNvGraphicFramePr>
@@ -5876,7 +5915,7 @@
                     <pic:cNvPicPr/>
                   </pic:nvPicPr>
                   <pic:blipFill>
-                    <a:blip r:embed="rId14"/>
+                    <a:blip r:embed="rId15"/>
                     <a:stretch>
                       <a:fillRect/>
                     </a:stretch>
@@ -5919,7 +5958,7 @@
         <w:drawing>
           <wp:inline xmlns:a="http://schemas.openxmlformats.org/drawingml/2006/main" xmlns:pic="http://schemas.openxmlformats.org/drawingml/2006/picture">
             <wp:extent cx="5669280" cy="4157472"/>
-            <wp:docPr id="5" name="Picture 5"/>
+            <wp:docPr id="6" name="Picture 6"/>
             <wp:cNvGraphicFramePr>
               <a:graphicFrameLocks noChangeAspect="1"/>
             </wp:cNvGraphicFramePr>
@@ -5931,7 +5970,7 @@
                     <pic:cNvPicPr/>
                   </pic:nvPicPr>
                   <pic:blipFill>
-                    <a:blip r:embed="rId15"/>
+                    <a:blip r:embed="rId16"/>
                     <a:stretch>
                       <a:fillRect/>
                     </a:stretch>
@@ -6265,7 +6304,7 @@
         <w:drawing>
           <wp:inline xmlns:a="http://schemas.openxmlformats.org/drawingml/2006/main" xmlns:pic="http://schemas.openxmlformats.org/drawingml/2006/picture">
             <wp:extent cx="5669280" cy="4157472"/>
-            <wp:docPr id="6" name="Picture 6"/>
+            <wp:docPr id="7" name="Picture 7"/>
             <wp:cNvGraphicFramePr>
               <a:graphicFrameLocks noChangeAspect="1"/>
             </wp:cNvGraphicFramePr>
@@ -6277,7 +6316,7 @@
                     <pic:cNvPicPr/>
                   </pic:nvPicPr>
                   <pic:blipFill>
-                    <a:blip r:embed="rId16"/>
+                    <a:blip r:embed="rId17"/>
                     <a:stretch>
                       <a:fillRect/>
                     </a:stretch>
@@ -7879,7 +7918,7 @@
         <w:drawing>
           <wp:inline xmlns:a="http://schemas.openxmlformats.org/drawingml/2006/main" xmlns:pic="http://schemas.openxmlformats.org/drawingml/2006/picture">
             <wp:extent cx="5669280" cy="3543300"/>
-            <wp:docPr id="7" name="Picture 7"/>
+            <wp:docPr id="8" name="Picture 8"/>
             <wp:cNvGraphicFramePr>
               <a:graphicFrameLocks noChangeAspect="1"/>
             </wp:cNvGraphicFramePr>
@@ -7891,7 +7930,7 @@
                     <pic:cNvPicPr/>
                   </pic:nvPicPr>
                   <pic:blipFill>
-                    <a:blip r:embed="rId17"/>
+                    <a:blip r:embed="rId18"/>
                     <a:stretch>
                       <a:fillRect/>
                     </a:stretch>

--- a/docs/bao-cao-de24.docx
+++ b/docs/bao-cao-de24.docx
@@ -65,7 +65,7 @@
           <w:color w:val="1B2922"/>
           <w:sz w:val="21"/>
         </w:rPr>
-        <w:t xml:space="preserve"> [HỌ VÀ TÊN]</w:t>
+        <w:t xml:space="preserve"> Đặng Quốc Doanh</w:t>
       </w:r>
     </w:p>
     <w:p>
@@ -88,7 +88,7 @@
           <w:color w:val="1B2922"/>
           <w:sz w:val="21"/>
         </w:rPr>
-        <w:t xml:space="preserve"> [MSSV]</w:t>
+        <w:t xml:space="preserve"> DTC245200775</w:t>
       </w:r>
     </w:p>
     <w:p>
@@ -111,7 +111,7 @@
           <w:color w:val="1B2922"/>
           <w:sz w:val="21"/>
         </w:rPr>
-        <w:t xml:space="preserve"> [LỚP]</w:t>
+        <w:t xml:space="preserve"> KHMT K23A</w:t>
       </w:r>
     </w:p>
     <w:p>
@@ -134,7 +134,7 @@
           <w:color w:val="1B2922"/>
           <w:sz w:val="21"/>
         </w:rPr>
-        <w:t xml:space="preserve"> [TRƯỜNG/KHOA]</w:t>
+        <w:t xml:space="preserve"> Trường Đại Học Công Nghệ Thông Tin Và Truyền Thông Thái Nguyên</w:t>
       </w:r>
     </w:p>
     <w:p>
@@ -157,7 +157,7 @@
           <w:color w:val="1B2922"/>
           <w:sz w:val="21"/>
         </w:rPr>
-        <w:t xml:space="preserve"> [GIẢNG VIÊN]</w:t>
+        <w:t xml:space="preserve"> Hoàng Văn Tâm</w:t>
       </w:r>
     </w:p>
     <w:p>
@@ -180,7 +180,7 @@
           <w:color w:val="1B2922"/>
           <w:sz w:val="21"/>
         </w:rPr>
-        <w:t xml:space="preserve"> [NĂM HỌC]</w:t>
+        <w:t xml:space="preserve"> 2026</w:t>
       </w:r>
     </w:p>
     <w:p>
@@ -195,7 +195,7 @@
           <w:color w:val="1B2922"/>
           <w:sz w:val="21"/>
         </w:rPr>
-        <w:t>[ĐỊA ĐIỂM], tháng 10 năm 2026</w:t>
+        <w:t>Thái Nguyên, tháng 10 năm 2026</w:t>
       </w:r>
     </w:p>
     <w:p>
@@ -309,7 +309,7 @@
           <w:color w:val="1B2922"/>
           <w:sz w:val="21"/>
         </w:rPr>
-        <w:t>Tăng cường bảo mật (Hardening): Thực thi nguyên tắc đặc quyền tối thiểu (Least Privilege), container chạy bằng tài khoản non-root (UID 10001, 101), hệ thống tệp gốc ở chế độ chỉ đọc (</w:t>
+        <w:t>Tăng cường bảo mật (Hardening): Thực thi nguyên tắc đặc quyền tối thiểu (Least Privilege), container ứng dụng và Nginx chạy bằng tài khoản non-root (UID 10001, 101), phong tỏa hệ thống tệp gốc ở chế độ chỉ đọc (</w:t>
       </w:r>
       <w:r>
         <w:rPr>
@@ -325,7 +325,7 @@
           <w:color w:val="1B2922"/>
           <w:sz w:val="21"/>
         </w:rPr>
-        <w:t>), loại bỏ toàn bộ Linux Capabilities (</w:t>
+        <w:t>), thu hồi toàn bộ Linux Capabilities (</w:t>
       </w:r>
       <w:r>
         <w:rPr>
@@ -357,7 +357,7 @@
           <w:color w:val="1B2922"/>
           <w:sz w:val="21"/>
         </w:rPr>
-        <w:t xml:space="preserve">, phân tách 4 mạng Docker độc lập với cờ </w:t>
+        <w:t xml:space="preserve"> rộng rãi, phân tách 4 mạng Docker chuyên trách (trong đó 2 mạng </w:t>
       </w:r>
       <w:r>
         <w:rPr>
@@ -365,15 +365,15 @@
           <w:color w:val="385A47"/>
           <w:sz w:val="19"/>
         </w:rPr>
-        <w:t>internal: true</w:t>
-      </w:r>
-      <w:r>
-        <w:rPr>
-          <w:rFonts w:ascii="Arial" w:hAnsi="Arial" w:eastAsia="Arial"/>
-          <w:color w:val="1B2922"/>
-          <w:sz w:val="21"/>
-        </w:rPr>
-        <w:t xml:space="preserve">, và cô lập tuyệt đối các cổng quản trị/dữ liệu vào địa chỉ loopback </w:t>
+        <w:t>data</w:t>
+      </w:r>
+      <w:r>
+        <w:rPr>
+          <w:rFonts w:ascii="Arial" w:hAnsi="Arial" w:eastAsia="Arial"/>
+          <w:color w:val="1B2922"/>
+          <w:sz w:val="21"/>
+        </w:rPr>
+        <w:t xml:space="preserve"> và </w:t>
       </w:r>
       <w:r>
         <w:rPr>
@@ -381,6 +381,70 @@
           <w:color w:val="385A47"/>
           <w:sz w:val="19"/>
         </w:rPr>
+        <w:t>observability</w:t>
+      </w:r>
+      <w:r>
+        <w:rPr>
+          <w:rFonts w:ascii="Arial" w:hAnsi="Arial" w:eastAsia="Arial"/>
+          <w:color w:val="1B2922"/>
+          <w:sz w:val="21"/>
+        </w:rPr>
+        <w:t xml:space="preserve"> được bảo vệ với cờ </w:t>
+      </w:r>
+      <w:r>
+        <w:rPr>
+          <w:rFonts w:ascii="Consolas" w:hAnsi="Consolas" w:eastAsia="Consolas"/>
+          <w:color w:val="385A47"/>
+          <w:sz w:val="19"/>
+        </w:rPr>
+        <w:t>internal: true</w:t>
+      </w:r>
+      <w:r>
+        <w:rPr>
+          <w:rFonts w:ascii="Arial" w:hAnsi="Arial" w:eastAsia="Arial"/>
+          <w:color w:val="1B2922"/>
+          <w:sz w:val="21"/>
+        </w:rPr>
+        <w:t xml:space="preserve">, 2 mạng </w:t>
+      </w:r>
+      <w:r>
+        <w:rPr>
+          <w:rFonts w:ascii="Consolas" w:hAnsi="Consolas" w:eastAsia="Consolas"/>
+          <w:color w:val="385A47"/>
+          <w:sz w:val="19"/>
+        </w:rPr>
+        <w:t>front</w:t>
+      </w:r>
+      <w:r>
+        <w:rPr>
+          <w:rFonts w:ascii="Arial" w:hAnsi="Arial" w:eastAsia="Arial"/>
+          <w:color w:val="1B2922"/>
+          <w:sz w:val="21"/>
+        </w:rPr>
+        <w:t xml:space="preserve"> và </w:t>
+      </w:r>
+      <w:r>
+        <w:rPr>
+          <w:rFonts w:ascii="Consolas" w:hAnsi="Consolas" w:eastAsia="Consolas"/>
+          <w:color w:val="385A47"/>
+          <w:sz w:val="19"/>
+        </w:rPr>
+        <w:t>management</w:t>
+      </w:r>
+      <w:r>
+        <w:rPr>
+          <w:rFonts w:ascii="Arial" w:hAnsi="Arial" w:eastAsia="Arial"/>
+          <w:color w:val="1B2922"/>
+          <w:sz w:val="21"/>
+        </w:rPr>
+        <w:t xml:space="preserve"> là bridge tiêu chuẩn), và cô lập các cổng dịch vụ quản trị/dữ liệu vào địa chỉ loopback </w:t>
+      </w:r>
+      <w:r>
+        <w:rPr>
+          <w:rFonts w:ascii="Consolas" w:hAnsi="Consolas" w:eastAsia="Consolas"/>
+          <w:color w:val="385A47"/>
+          <w:sz w:val="19"/>
+        </w:rPr>
         <w:t>127.0.0.1</w:t>
       </w:r>
       <w:r>
@@ -402,7 +466,7 @@
           <w:color w:val="1B2922"/>
           <w:sz w:val="21"/>
         </w:rPr>
-        <w:t>Toàn bộ kết quả thực nghiệm trong báo cáo được đo đạc, kiểm chứng và ghi lại trực tiếp trên môi trường Docker Desktop for Windows đang chạy thực tế; toàn bộ 18 hình ảnh minh chứng đều được trích xuất trực tiếp từ giao diện và terminal của hệ thống, tuyệt đối không sử dụng dữ liệu giả định.</w:t>
+        <w:t>Hệ thống tài liệu bao gồm chính xác 18 hình: 1 sơ đồ kiến trúc hệ thống và luồng dữ liệu (Hình 3.1) được kết xuất trực quan từ thiết kế kỹ thuật, cùng 17 ảnh minh chứng thực nghiệm trích xuất trực tiếp từ giao diện đồ họa (UI) và kết quả thực thi các câu lệnh an toàn trên terminal hệ thống, đi kèm dữ liệu đầu ra thô (raw terminal output) đã che mờ thông tin bảo mật để đối chiếu và tái hiện.</w:t>
       </w:r>
     </w:p>
     <w:p>
@@ -751,7 +815,7 @@
                 <w:color w:val="26352D"/>
                 <w:sz w:val="18"/>
               </w:rPr>
-              <w:t>5–6</w:t>
+              <w:t>5–8</w:t>
             </w:r>
           </w:p>
         </w:tc>
@@ -823,7 +887,7 @@
                 <w:color w:val="26352D"/>
                 <w:sz w:val="18"/>
               </w:rPr>
-              <w:t>7–8</w:t>
+              <w:t>9–10</w:t>
             </w:r>
           </w:p>
         </w:tc>
@@ -895,7 +959,7 @@
                 <w:color w:val="26352D"/>
                 <w:sz w:val="18"/>
               </w:rPr>
-              <w:t>9–10</w:t>
+              <w:t>11–13</w:t>
             </w:r>
           </w:p>
         </w:tc>
@@ -967,7 +1031,7 @@
                 <w:color w:val="26352D"/>
                 <w:sz w:val="18"/>
               </w:rPr>
-              <w:t>11–13</w:t>
+              <w:t>14–19</w:t>
             </w:r>
           </w:p>
         </w:tc>
@@ -1039,7 +1103,7 @@
                 <w:color w:val="26352D"/>
                 <w:sz w:val="18"/>
               </w:rPr>
-              <w:t>14–15</w:t>
+              <w:t>20–22</w:t>
             </w:r>
           </w:p>
         </w:tc>
@@ -1111,7 +1175,7 @@
                 <w:color w:val="26352D"/>
                 <w:sz w:val="18"/>
               </w:rPr>
-              <w:t>16–18</w:t>
+              <w:t>23–26</w:t>
             </w:r>
           </w:p>
         </w:tc>
@@ -1183,7 +1247,7 @@
                 <w:color w:val="26352D"/>
                 <w:sz w:val="18"/>
               </w:rPr>
-              <w:t>19–20</w:t>
+              <w:t>27–30</w:t>
             </w:r>
           </w:p>
         </w:tc>
@@ -1255,7 +1319,7 @@
                 <w:color w:val="26352D"/>
                 <w:sz w:val="18"/>
               </w:rPr>
-              <w:t>21–24</w:t>
+              <w:t>31–37</w:t>
             </w:r>
           </w:p>
         </w:tc>
@@ -1327,7 +1391,7 @@
                 <w:color w:val="26352D"/>
                 <w:sz w:val="18"/>
               </w:rPr>
-              <w:t>25</w:t>
+              <w:t>38</w:t>
             </w:r>
           </w:p>
         </w:tc>
@@ -1399,7 +1463,7 @@
                 <w:color w:val="26352D"/>
                 <w:sz w:val="18"/>
               </w:rPr>
-              <w:t>26</w:t>
+              <w:t>39</w:t>
             </w:r>
           </w:p>
         </w:tc>
@@ -1471,7 +1535,7 @@
                 <w:color w:val="26352D"/>
                 <w:sz w:val="18"/>
               </w:rPr>
-              <w:t>27–28</w:t>
+              <w:t>40–41</w:t>
             </w:r>
           </w:p>
         </w:tc>
@@ -1543,7 +1607,7 @@
                 <w:color w:val="26352D"/>
                 <w:sz w:val="18"/>
               </w:rPr>
-              <w:t>29</w:t>
+              <w:t>42</w:t>
             </w:r>
           </w:p>
         </w:tc>
@@ -1643,7 +1707,7 @@
           <w:color w:val="1B2922"/>
           <w:sz w:val="21"/>
         </w:rPr>
-        <w:t>Hình 3.1. Kiến trúc các thành phần và luồng dữ liệu (HTTP Request, Metrics, Centralized Log).</w:t>
+        <w:t>Hình 3.1. Sơ đồ kiến trúc các thành phần và luồng dữ liệu (HTTP Request, Metrics, Centralized Log).</w:t>
       </w:r>
     </w:p>
     <w:p>
@@ -2364,7 +2428,103 @@
           <w:color w:val="1B2922"/>
           <w:sz w:val="21"/>
         </w:rPr>
-        <w:t xml:space="preserve"> Áp dụng nguyên tắc đặc quyền tối thiểu (Least Privilege), chạy toàn bộ tiến trình dưới quyền non-root, phong tỏa quyền ghi hệ thống tệp gốc, thu hồi mọi Linux Capabilities, phân tách các phân vùng mạng nội bộ và cô lập cổng kết nối vào địa chỉ loopback </w:t>
+        <w:t xml:space="preserve"> Áp dụng nguyên tắc đặc quyền tối thiểu (Least Privilege), chạy ứng dụng và Nginx dưới quyền non-root (UID 10001, 101), phong tỏa quyền ghi hệ thống tệp gốc (</w:t>
+      </w:r>
+      <w:r>
+        <w:rPr>
+          <w:rFonts w:ascii="Consolas" w:hAnsi="Consolas" w:eastAsia="Consolas"/>
+          <w:color w:val="385A47"/>
+          <w:sz w:val="19"/>
+        </w:rPr>
+        <w:t>read_only: true</w:t>
+      </w:r>
+      <w:r>
+        <w:rPr>
+          <w:rFonts w:ascii="Arial" w:hAnsi="Arial" w:eastAsia="Arial"/>
+          <w:color w:val="1B2922"/>
+          <w:sz w:val="21"/>
+        </w:rPr>
+        <w:t>), thu hồi Linux Capabilities (</w:t>
+      </w:r>
+      <w:r>
+        <w:rPr>
+          <w:rFonts w:ascii="Consolas" w:hAnsi="Consolas" w:eastAsia="Consolas"/>
+          <w:color w:val="385A47"/>
+          <w:sz w:val="19"/>
+        </w:rPr>
+        <w:t>cap_drop: [ALL]</w:t>
+      </w:r>
+      <w:r>
+        <w:rPr>
+          <w:rFonts w:ascii="Arial" w:hAnsi="Arial" w:eastAsia="Arial"/>
+          <w:color w:val="1B2922"/>
+          <w:sz w:val="21"/>
+        </w:rPr>
+        <w:t xml:space="preserve">), kích hoạt </w:t>
+      </w:r>
+      <w:r>
+        <w:rPr>
+          <w:rFonts w:ascii="Consolas" w:hAnsi="Consolas" w:eastAsia="Consolas"/>
+          <w:color w:val="385A47"/>
+          <w:sz w:val="19"/>
+        </w:rPr>
+        <w:t>no-new-privileges</w:t>
+      </w:r>
+      <w:r>
+        <w:rPr>
+          <w:rFonts w:ascii="Arial" w:hAnsi="Arial" w:eastAsia="Arial"/>
+          <w:color w:val="1B2922"/>
+          <w:sz w:val="21"/>
+        </w:rPr>
+        <w:t xml:space="preserve"> rộng rãi, phân tách các phân vùng mạng nội bộ chuyên trách (</w:t>
+      </w:r>
+      <w:r>
+        <w:rPr>
+          <w:rFonts w:ascii="Consolas" w:hAnsi="Consolas" w:eastAsia="Consolas"/>
+          <w:color w:val="385A47"/>
+          <w:sz w:val="19"/>
+        </w:rPr>
+        <w:t>data</w:t>
+      </w:r>
+      <w:r>
+        <w:rPr>
+          <w:rFonts w:ascii="Arial" w:hAnsi="Arial" w:eastAsia="Arial"/>
+          <w:color w:val="1B2922"/>
+          <w:sz w:val="21"/>
+        </w:rPr>
+        <w:t xml:space="preserve">, </w:t>
+      </w:r>
+      <w:r>
+        <w:rPr>
+          <w:rFonts w:ascii="Consolas" w:hAnsi="Consolas" w:eastAsia="Consolas"/>
+          <w:color w:val="385A47"/>
+          <w:sz w:val="19"/>
+        </w:rPr>
+        <w:t>observability</w:t>
+      </w:r>
+      <w:r>
+        <w:rPr>
+          <w:rFonts w:ascii="Arial" w:hAnsi="Arial" w:eastAsia="Arial"/>
+          <w:color w:val="1B2922"/>
+          <w:sz w:val="21"/>
+        </w:rPr>
+        <w:t xml:space="preserve"> với </w:t>
+      </w:r>
+      <w:r>
+        <w:rPr>
+          <w:rFonts w:ascii="Consolas" w:hAnsi="Consolas" w:eastAsia="Consolas"/>
+          <w:color w:val="385A47"/>
+          <w:sz w:val="19"/>
+        </w:rPr>
+        <w:t>internal: true</w:t>
+      </w:r>
+      <w:r>
+        <w:rPr>
+          <w:rFonts w:ascii="Arial" w:hAnsi="Arial" w:eastAsia="Arial"/>
+          <w:color w:val="1B2922"/>
+          <w:sz w:val="21"/>
+        </w:rPr>
+        <w:t xml:space="preserve">) và cô lập cổng kết nối vào địa chỉ loopback </w:t>
       </w:r>
       <w:r>
         <w:rPr>
@@ -4845,7 +5005,7 @@
           <w:color w:val="1B2922"/>
           <w:sz w:val="21"/>
         </w:rPr>
-        <w:t xml:space="preserve">Sau khi khởi chạy, trạng thái chi tiết của từng container được ghi nhận qua lệnh </w:t>
+        <w:t xml:space="preserve">Sau khi khởi chạy, trạng thái hoạt động của các container đang chạy được kiểm tra qua lệnh </w:t>
       </w:r>
       <w:r>
         <w:rPr>
@@ -4861,7 +5021,23 @@
           <w:color w:val="1B2922"/>
           <w:sz w:val="21"/>
         </w:rPr>
-        <w:t>:</w:t>
+        <w:t xml:space="preserve"> (hoặc dùng </w:t>
+      </w:r>
+      <w:r>
+        <w:rPr>
+          <w:rFonts w:ascii="Consolas" w:hAnsi="Consolas" w:eastAsia="Consolas"/>
+          <w:color w:val="385A47"/>
+          <w:sz w:val="19"/>
+        </w:rPr>
+        <w:t>docker compose ps -a</w:t>
+      </w:r>
+      <w:r>
+        <w:rPr>
+          <w:rFonts w:ascii="Arial" w:hAnsi="Arial" w:eastAsia="Arial"/>
+          <w:color w:val="1B2922"/>
+          <w:sz w:val="21"/>
+        </w:rPr>
+        <w:t xml:space="preserve"> để hiển thị đầy đủ toàn bộ danh sách gồm cả container khởi tạo đã hoàn thành nhiệm vụ):</w:t>
       </w:r>
     </w:p>
     <w:p>
@@ -4930,7 +5106,7 @@
           <w:color w:val="1B2922"/>
           <w:sz w:val="21"/>
         </w:rPr>
-        <w:t xml:space="preserve">Toàn bộ các container nghiệp vụ và hạ tầng đều đạt trạng thái </w:t>
+        <w:t xml:space="preserve">Toàn bộ các container nghiệp vụ và hạ tầng dài hạn đều đạt trạng thái </w:t>
       </w:r>
       <w:r>
         <w:rPr>
@@ -4962,7 +5138,7 @@
           <w:color w:val="1B2922"/>
           <w:sz w:val="21"/>
         </w:rPr>
-        <w:t xml:space="preserve">; container khởi tạo quyền volume </w:t>
+        <w:t xml:space="preserve">. Dịch vụ khởi tạo </w:t>
       </w:r>
       <w:r>
         <w:rPr>
@@ -4978,7 +5154,7 @@
           <w:color w:val="1B2922"/>
           <w:sz w:val="21"/>
         </w:rPr>
-        <w:t xml:space="preserve"> hoàn thành nhiệm vụ và kết thúc với mã </w:t>
+        <w:t xml:space="preserve"> được thiết kế chạy quyền root một lần duy nhất (</w:t>
       </w:r>
       <w:r>
         <w:rPr>
@@ -4986,72 +5162,15 @@
           <w:color w:val="385A47"/>
           <w:sz w:val="19"/>
         </w:rPr>
-        <w:t>0</w:t>
-      </w:r>
-      <w:r>
-        <w:rPr>
-          <w:rFonts w:ascii="Arial" w:hAnsi="Arial" w:eastAsia="Arial"/>
-          <w:color w:val="1B2922"/>
-          <w:sz w:val="21"/>
-        </w:rPr>
-        <w:t xml:space="preserve"> đúng như thiết kế.</w:t>
-      </w:r>
-    </w:p>
-    <w:p>
-      <w:r>
-        <w:br w:type="page"/>
-      </w:r>
-    </w:p>
-    <w:p>
-      <w:pPr>
-        <w:pStyle w:val="Heading1"/>
-      </w:pPr>
-      <w:r>
-        <w:rPr>
-          <w:rFonts w:ascii="Arial" w:hAnsi="Arial" w:eastAsia="Arial"/>
-          <w:color w:val="1B2922"/>
-          <w:sz w:val="21"/>
-        </w:rPr>
-        <w:t>CHƯƠNG 2. CƠ SỞ LÝ THUYẾT NỀN TẢNG</w:t>
-      </w:r>
-    </w:p>
-    <w:p>
-      <w:pPr>
-        <w:pStyle w:val="Heading2"/>
-      </w:pPr>
-      <w:r>
-        <w:rPr>
-          <w:rFonts w:ascii="Arial" w:hAnsi="Arial" w:eastAsia="Arial"/>
-          <w:color w:val="1B2922"/>
-          <w:sz w:val="21"/>
-        </w:rPr>
-        <w:t>2.1 Docker và Docker Compose đa dịch vụ</w:t>
-      </w:r>
-    </w:p>
-    <w:p>
-      <w:pPr>
-        <w:jc w:val="both"/>
-      </w:pPr>
-      <w:r>
-        <w:rPr>
-          <w:rFonts w:ascii="Arial" w:hAnsi="Arial" w:eastAsia="Arial"/>
-          <w:color w:val="1B2922"/>
-          <w:sz w:val="21"/>
-        </w:rPr>
-        <w:t>Docker là nền tảng ảo hóa mức hệ điều hành (containerization) cho phép đóng gói mã nguồn ứng dụng cùng toàn bộ thư viện, biến môi trường và tệp cấu hình phụ thuộc vào một đơn vị độc lập gọi là Image. Khi khởi chạy, Container hoạt động như một tiến trình biệt lập trên máy chủ, sở hữu không gian tên (namespaces) và nhóm điều khiển tài nguyên (cgroups) riêng biệt, loại bỏ hoàn toàn hiện tượng xung đột môi trường ("works on my machine").</w:t>
-      </w:r>
-    </w:p>
-    <w:p>
-      <w:pPr>
-        <w:jc w:val="both"/>
-      </w:pPr>
-      <w:r>
-        <w:rPr>
-          <w:rFonts w:ascii="Arial" w:hAnsi="Arial" w:eastAsia="Arial"/>
-          <w:color w:val="1B2922"/>
-          <w:sz w:val="21"/>
-        </w:rPr>
-        <w:t xml:space="preserve">Docker Compose là công cụ điều phối đa container thông qua tệp khai báo </w:t>
+        <w:t>user: "0:0"</w:t>
+      </w:r>
+      <w:r>
+        <w:rPr>
+          <w:rFonts w:ascii="Arial" w:hAnsi="Arial" w:eastAsia="Arial"/>
+          <w:color w:val="1B2922"/>
+          <w:sz w:val="21"/>
+        </w:rPr>
+        <w:t>) khi stack khởi động để phân bổ quyền thư mục volume (</w:t>
       </w:r>
       <w:r>
         <w:rPr>
@@ -5059,32 +5178,146 @@
           <w:color w:val="385A47"/>
           <w:sz w:val="19"/>
         </w:rPr>
-        <w:t>docker-compose.yml</w:t>
-      </w:r>
-      <w:r>
-        <w:rPr>
-          <w:rFonts w:ascii="Arial" w:hAnsi="Arial" w:eastAsia="Arial"/>
-          <w:color w:val="1B2922"/>
-          <w:sz w:val="21"/>
-        </w:rPr>
-        <w:t>. Thay vì khởi động thủ công từng container với hàng loạt tham số dòng lệnh phức tạp, Compose cho phép định nghĩa toàn bộ topology hệ thống gồm các dịch vụ (services), phân vùng mạng ảo (networks), ổ lưu trữ dữ liệu (volumes), biến môi trường và cơ chế kiểm tra sức khỏe tự động (healthcheck) chỉ trong một bản thiết kế duy nhất có thể lưu trữ và quản lý phiên bản cùng mã nguồn dự án.</w:t>
+        <w:t>chown 10001:10001 /logs/app</w:t>
+      </w:r>
+      <w:r>
+        <w:rPr>
+          <w:rFonts w:ascii="Arial" w:hAnsi="Arial" w:eastAsia="Arial"/>
+          <w:color w:val="1B2922"/>
+          <w:sz w:val="21"/>
+        </w:rPr>
+        <w:t xml:space="preserve"> và </w:t>
+      </w:r>
+      <w:r>
+        <w:rPr>
+          <w:rFonts w:ascii="Consolas" w:hAnsi="Consolas" w:eastAsia="Consolas"/>
+          <w:color w:val="385A47"/>
+          <w:sz w:val="19"/>
+        </w:rPr>
+        <w:t>chown 101:101 /logs/nginx</w:t>
+      </w:r>
+      <w:r>
+        <w:rPr>
+          <w:rFonts w:ascii="Arial" w:hAnsi="Arial" w:eastAsia="Arial"/>
+          <w:color w:val="1B2922"/>
+          <w:sz w:val="21"/>
+        </w:rPr>
+        <w:t xml:space="preserve">), sau đó kết thúc nhiệm vụ với mã thoát </w:t>
+      </w:r>
+      <w:r>
+        <w:rPr>
+          <w:rFonts w:ascii="Consolas" w:hAnsi="Consolas" w:eastAsia="Consolas"/>
+          <w:color w:val="385A47"/>
+          <w:sz w:val="19"/>
+        </w:rPr>
+        <w:t>0</w:t>
+      </w:r>
+      <w:r>
+        <w:rPr>
+          <w:rFonts w:ascii="Arial" w:hAnsi="Arial" w:eastAsia="Arial"/>
+          <w:color w:val="1B2922"/>
+          <w:sz w:val="21"/>
+        </w:rPr>
+        <w:t xml:space="preserve"> (</w:t>
+      </w:r>
+      <w:r>
+        <w:rPr>
+          <w:rFonts w:ascii="Consolas" w:hAnsi="Consolas" w:eastAsia="Consolas"/>
+          <w:color w:val="385A47"/>
+          <w:sz w:val="19"/>
+        </w:rPr>
+        <w:t>restart: "no"</w:t>
+      </w:r>
+      <w:r>
+        <w:rPr>
+          <w:rFonts w:ascii="Arial" w:hAnsi="Arial" w:eastAsia="Arial"/>
+          <w:color w:val="1B2922"/>
+          <w:sz w:val="21"/>
+        </w:rPr>
+        <w:t xml:space="preserve">). Khi quan sát qua lệnh </w:t>
+      </w:r>
+      <w:r>
+        <w:rPr>
+          <w:rFonts w:ascii="Consolas" w:hAnsi="Consolas" w:eastAsia="Consolas"/>
+          <w:color w:val="385A47"/>
+          <w:sz w:val="19"/>
+        </w:rPr>
+        <w:t>docker compose ps -a</w:t>
+      </w:r>
+      <w:r>
+        <w:rPr>
+          <w:rFonts w:ascii="Arial" w:hAnsi="Arial" w:eastAsia="Arial"/>
+          <w:color w:val="1B2922"/>
+          <w:sz w:val="21"/>
+        </w:rPr>
+        <w:t xml:space="preserve">, trạng thái </w:t>
+      </w:r>
+      <w:r>
+        <w:rPr>
+          <w:rFonts w:ascii="Consolas" w:hAnsi="Consolas" w:eastAsia="Consolas"/>
+          <w:color w:val="385A47"/>
+          <w:sz w:val="19"/>
+        </w:rPr>
+        <w:t>Exited (0)</w:t>
+      </w:r>
+      <w:r>
+        <w:rPr>
+          <w:rFonts w:ascii="Arial" w:hAnsi="Arial" w:eastAsia="Arial"/>
+          <w:color w:val="1B2922"/>
+          <w:sz w:val="21"/>
+        </w:rPr>
+        <w:t xml:space="preserve"> chính là bằng chứng xác nhận </w:t>
+      </w:r>
+      <w:r>
+        <w:rPr>
+          <w:rFonts w:ascii="Consolas" w:hAnsi="Consolas" w:eastAsia="Consolas"/>
+          <w:color w:val="385A47"/>
+          <w:sz w:val="19"/>
+        </w:rPr>
+        <w:t>log-init</w:t>
+      </w:r>
+      <w:r>
+        <w:rPr>
+          <w:rFonts w:ascii="Arial" w:hAnsi="Arial" w:eastAsia="Arial"/>
+          <w:color w:val="1B2922"/>
+          <w:sz w:val="21"/>
+        </w:rPr>
+        <w:t xml:space="preserve"> đã hoàn thành thành công và đúng thiết kế.</w:t>
       </w:r>
     </w:p>
     <w:p>
-      <w:pPr>
-        <w:pStyle w:val="Heading2"/>
-      </w:pPr>
-      <w:r>
-        <w:rPr>
-          <w:rFonts w:ascii="Arial" w:hAnsi="Arial" w:eastAsia="Arial"/>
-          <w:color w:val="1B2922"/>
-          <w:sz w:val="21"/>
-        </w:rPr>
-        <w:t>2.2 PostgreSQL và công cụ quản trị cơ sở dữ liệu pgAdmin</w:t>
+      <w:r>
+        <w:br w:type="page"/>
       </w:r>
     </w:p>
     <w:p>
       <w:pPr>
+        <w:pStyle w:val="Heading1"/>
+      </w:pPr>
+      <w:r>
+        <w:rPr>
+          <w:rFonts w:ascii="Arial" w:hAnsi="Arial" w:eastAsia="Arial"/>
+          <w:color w:val="1B2922"/>
+          <w:sz w:val="21"/>
+        </w:rPr>
+        <w:t>CHƯƠNG 2. CƠ SỞ LÝ THUYẾT NỀN TẢNG</w:t>
+      </w:r>
+    </w:p>
+    <w:p>
+      <w:pPr>
+        <w:pStyle w:val="Heading2"/>
+      </w:pPr>
+      <w:r>
+        <w:rPr>
+          <w:rFonts w:ascii="Arial" w:hAnsi="Arial" w:eastAsia="Arial"/>
+          <w:color w:val="1B2922"/>
+          <w:sz w:val="21"/>
+        </w:rPr>
+        <w:t>2.1 Docker và Docker Compose đa dịch vụ</w:t>
+      </w:r>
+    </w:p>
+    <w:p>
+      <w:pPr>
         <w:jc w:val="both"/>
       </w:pPr>
       <w:r>
@@ -5093,7 +5326,78 @@
           <w:color w:val="1B2922"/>
           <w:sz w:val="21"/>
         </w:rPr>
-        <w:t>PostgreSQL là hệ quản trị cơ sở dữ liệu quan hệ mã nguồn mở (RDBMS) mạnh mẽ, tuân thủ nghiêm ngặt các nguyên tắc ACID (Atomicity, Consistency, Isolation, Durability). PostgreSQL cung cấp hệ thống kiểu dữ liệu phong phú, hỗ trợ khóa chính tự tăng, các ràng buộc toàn vẹn dữ liệu (Check Constraints) và các bộ chỉ mục (B-Tree Indexes) giúp tối ưu hóa tốc độ truy vấn danh mục công việc. Ứng dụng giao tiếp với PostgreSQL thông qua cơ chế truy vấn tham số hóa (Parameterized Queries), triệt tiêu hoàn toàn nguy cơ tấn công tiêm mã độc SQL Injection.</w:t>
+        <w:t>Docker là nền tảng ảo hóa mức hệ điều hành (containerization) cho phép đóng gói mã nguồn ứng dụng cùng toàn bộ thư viện, biến môi trường và tệp cấu hình phụ thuộc vào một đơn vị độc lập gọi là Image. Khi khởi chạy, Container hoạt động như một tiến trình biệt lập trên máy chủ, sở hữu không gian tên (namespaces) và nhóm điều khiển tài nguyên (cgroups) riêng biệt, loại bỏ hoàn toàn hiện tượng xung đột môi trường ("works on my machine").</w:t>
+      </w:r>
+    </w:p>
+    <w:p>
+      <w:pPr>
+        <w:jc w:val="both"/>
+      </w:pPr>
+      <w:r>
+        <w:rPr>
+          <w:rFonts w:ascii="Arial" w:hAnsi="Arial" w:eastAsia="Arial"/>
+          <w:color w:val="1B2922"/>
+          <w:sz w:val="21"/>
+        </w:rPr>
+        <w:t xml:space="preserve">Docker Compose là công cụ điều phối đa container thông qua tệp khai báo </w:t>
+      </w:r>
+      <w:r>
+        <w:rPr>
+          <w:rFonts w:ascii="Consolas" w:hAnsi="Consolas" w:eastAsia="Consolas"/>
+          <w:color w:val="385A47"/>
+          <w:sz w:val="19"/>
+        </w:rPr>
+        <w:t>docker-compose.yml</w:t>
+      </w:r>
+      <w:r>
+        <w:rPr>
+          <w:rFonts w:ascii="Arial" w:hAnsi="Arial" w:eastAsia="Arial"/>
+          <w:color w:val="1B2922"/>
+          <w:sz w:val="21"/>
+        </w:rPr>
+        <w:t>. Thay vì khởi động thủ công từng container với hàng loạt tham số dòng lệnh phức tạp, Compose cho phép định nghĩa toàn bộ topology hệ thống gồm các dịch vụ (services), phân vùng mạng ảo (networks), ổ lưu trữ dữ liệu (volumes), biến môi trường và cơ chế kiểm tra sức khỏe tự động (healthcheck) chỉ trong một bản thiết kế duy nhất có thể lưu trữ và quản lý phiên bản cùng mã nguồn dự án.</w:t>
+      </w:r>
+    </w:p>
+    <w:p>
+      <w:pPr>
+        <w:pStyle w:val="Heading2"/>
+      </w:pPr>
+      <w:r>
+        <w:rPr>
+          <w:rFonts w:ascii="Arial" w:hAnsi="Arial" w:eastAsia="Arial"/>
+          <w:color w:val="1B2922"/>
+          <w:sz w:val="21"/>
+        </w:rPr>
+        <w:t>2.2 PostgreSQL và công cụ quản trị cơ sở dữ liệu pgAdmin</w:t>
+      </w:r>
+    </w:p>
+    <w:p>
+      <w:pPr>
+        <w:jc w:val="both"/>
+      </w:pPr>
+      <w:r>
+        <w:rPr>
+          <w:rFonts w:ascii="Arial" w:hAnsi="Arial" w:eastAsia="Arial"/>
+          <w:color w:val="1B2922"/>
+          <w:sz w:val="21"/>
+        </w:rPr>
+        <w:t xml:space="preserve">PostgreSQL là hệ quản trị cơ sở dữ liệu quan hệ mã nguồn mở (RDBMS) mạnh mẽ, tuân thủ nghiêm ngặt các nguyên tắc ACID (Atomicity, Consistency, Isolation, Durability). PostgreSQL cung cấp hệ thống kiểu dữ liệu phong phú, hỗ trợ khóa chính tự tăng, các ràng buộc toàn vẹn dữ liệu (Check Constraints) và các bộ chỉ mục (B-Tree Indexes) giúp tối ưu hóa tốc độ truy vấn danh mục công việc. Ứng dụng giao tiếp với PostgreSQL thông qua cơ chế truy vấn tham số hóa (Parameterized Queries) của thư viện </w:t>
+      </w:r>
+      <w:r>
+        <w:rPr>
+          <w:rFonts w:ascii="Consolas" w:hAnsi="Consolas" w:eastAsia="Consolas"/>
+          <w:color w:val="385A47"/>
+          <w:sz w:val="19"/>
+        </w:rPr>
+        <w:t>pg</w:t>
+      </w:r>
+      <w:r>
+        <w:rPr>
+          <w:rFonts w:ascii="Arial" w:hAnsi="Arial" w:eastAsia="Arial"/>
+          <w:color w:val="1B2922"/>
+          <w:sz w:val="21"/>
+        </w:rPr>
+        <w:t>, giúp phòng chống và ngăn chặn hiệu quả các nguy cơ tấn công tiêm mã độc SQL Injection.</w:t>
       </w:r>
     </w:p>
     <w:p>
@@ -8621,7 +8925,7 @@
           <w:color w:val="1B2922"/>
           <w:sz w:val="21"/>
         </w:rPr>
-        <w:t>Nhằm triệt tiêu nguy cơ di chuyển ngang (lateral movement) khi một thành phần bị xâm nhập, hệ thống thiết kế 4 phân vùng mạng Docker riêng biệt:</w:t>
+        <w:t>Nhằm giảm thiểu nguy cơ di chuyển ngang (lateral movement) khi một thành phần bị xâm nhập, hệ thống thiết kế 4 phân vùng mạng Docker riêng biệt với các chính sách định tuyến cụ thể:</w:t>
       </w:r>
     </w:p>
     <w:p>
@@ -8652,7 +8956,7 @@
           <w:color w:val="1B2922"/>
           <w:sz w:val="21"/>
         </w:rPr>
-        <w:t xml:space="preserve"> Kết nối giữa Nginx và ứng dụng </w:t>
+        <w:t xml:space="preserve"> Mạng kết nối tầng biên giữa Nginx Reverse Proxy và ứng dụng </w:t>
       </w:r>
       <w:r>
         <w:rPr>
@@ -8668,38 +8972,7 @@
           <w:color w:val="1B2922"/>
           <w:sz w:val="21"/>
         </w:rPr>
-        <w:t>. Nginx tiếp nhận yêu cầu từ client bên ngoài và chuyển tiếp vào mạng này; Nginx Exporter cũng nằm trong mạng này để đọc stub_status.</w:t>
-      </w:r>
-    </w:p>
-    <w:p>
-      <w:pPr>
-        <w:spacing w:after="60"/>
-        <w:ind w:left="432" w:hanging="432"/>
-      </w:pPr>
-      <w:r>
-        <w:rPr>
-          <w:rFonts w:ascii="Arial" w:hAnsi="Arial" w:eastAsia="Arial"/>
-          <w:color w:val="1B2922"/>
-          <w:sz w:val="21"/>
-        </w:rPr>
-        <w:t xml:space="preserve">​2. </w:t>
-      </w:r>
-      <w:r>
-        <w:rPr>
-          <w:rFonts w:ascii="Arial" w:hAnsi="Arial" w:eastAsia="Arial"/>
-          <w:b/>
-          <w:color w:val="1B2922"/>
-          <w:sz w:val="21"/>
-        </w:rPr>
-        <w:t>Mạng `data` (Bridge, `internal: true`):</w:t>
-      </w:r>
-      <w:r>
-        <w:rPr>
-          <w:rFonts w:ascii="Arial" w:hAnsi="Arial" w:eastAsia="Arial"/>
-          <w:color w:val="1B2922"/>
-          <w:sz w:val="21"/>
-        </w:rPr>
-        <w:t xml:space="preserve"> Mạng nội bộ tuyệt đối, kết nối </w:t>
+        <w:t xml:space="preserve">, đồng thời có Nginx Exporter để đọc stub status. Đây là mạng bridge thông thường (không bật </w:t>
       </w:r>
       <w:r>
         <w:rPr>
@@ -8707,15 +8980,46 @@
           <w:color w:val="385A47"/>
           <w:sz w:val="19"/>
         </w:rPr>
-        <w:t>task-app</w:t>
-      </w:r>
-      <w:r>
-        <w:rPr>
-          <w:rFonts w:ascii="Arial" w:hAnsi="Arial" w:eastAsia="Arial"/>
-          <w:color w:val="1B2922"/>
-          <w:sz w:val="21"/>
-        </w:rPr>
-        <w:t xml:space="preserve">, </w:t>
+        <w:t>internal: true</w:t>
+      </w:r>
+      <w:r>
+        <w:rPr>
+          <w:rFonts w:ascii="Arial" w:hAnsi="Arial" w:eastAsia="Arial"/>
+          <w:color w:val="1B2922"/>
+          <w:sz w:val="21"/>
+        </w:rPr>
+        <w:t>), cho phép các dịch vụ gắn vào mạng này tiếp nhận kết nối và định tuyến ra ngoài khi cần thiết.</w:t>
+      </w:r>
+    </w:p>
+    <w:p>
+      <w:pPr>
+        <w:spacing w:after="60"/>
+        <w:ind w:left="432" w:hanging="432"/>
+      </w:pPr>
+      <w:r>
+        <w:rPr>
+          <w:rFonts w:ascii="Arial" w:hAnsi="Arial" w:eastAsia="Arial"/>
+          <w:color w:val="1B2922"/>
+          <w:sz w:val="21"/>
+        </w:rPr>
+        <w:t xml:space="preserve">​2. </w:t>
+      </w:r>
+      <w:r>
+        <w:rPr>
+          <w:rFonts w:ascii="Arial" w:hAnsi="Arial" w:eastAsia="Arial"/>
+          <w:b/>
+          <w:color w:val="1B2922"/>
+          <w:sz w:val="21"/>
+        </w:rPr>
+        <w:t>Mạng `data` (Bridge, `internal: true`):</w:t>
+      </w:r>
+      <w:r>
+        <w:rPr>
+          <w:rFonts w:ascii="Arial" w:hAnsi="Arial" w:eastAsia="Arial"/>
+          <w:color w:val="1B2922"/>
+          <w:sz w:val="21"/>
+        </w:rPr>
+        <w:t xml:space="preserve"> Phân vùng mạng nội bộ chuyên biệt cho dữ liệu, kết nối </w:t>
       </w:r>
       <w:r>
         <w:rPr>
@@ -8723,7 +9027,7 @@
           <w:color w:val="385A47"/>
           <w:sz w:val="19"/>
         </w:rPr>
-        <w:t>db</w:t>
+        <w:t>task-app</w:t>
       </w:r>
       <w:r>
         <w:rPr>
@@ -8739,15 +9043,15 @@
           <w:color w:val="385A47"/>
           <w:sz w:val="19"/>
         </w:rPr>
-        <w:t>pgadmin</w:t>
-      </w:r>
-      <w:r>
-        <w:rPr>
-          <w:rFonts w:ascii="Arial" w:hAnsi="Arial" w:eastAsia="Arial"/>
-          <w:color w:val="1B2922"/>
-          <w:sz w:val="21"/>
-        </w:rPr>
-        <w:t xml:space="preserve"> và </w:t>
+        <w:t>db</w:t>
+      </w:r>
+      <w:r>
+        <w:rPr>
+          <w:rFonts w:ascii="Arial" w:hAnsi="Arial" w:eastAsia="Arial"/>
+          <w:color w:val="1B2922"/>
+          <w:sz w:val="21"/>
+        </w:rPr>
+        <w:t xml:space="preserve">, </w:t>
       </w:r>
       <w:r>
         <w:rPr>
@@ -8755,15 +9059,15 @@
           <w:color w:val="385A47"/>
           <w:sz w:val="19"/>
         </w:rPr>
-        <w:t>postgres-exporter</w:t>
-      </w:r>
-      <w:r>
-        <w:rPr>
-          <w:rFonts w:ascii="Arial" w:hAnsi="Arial" w:eastAsia="Arial"/>
-          <w:color w:val="1B2922"/>
-          <w:sz w:val="21"/>
-        </w:rPr>
-        <w:t xml:space="preserve">. Do được bật cờ </w:t>
+        <w:t>pgadmin</w:t>
+      </w:r>
+      <w:r>
+        <w:rPr>
+          <w:rFonts w:ascii="Arial" w:hAnsi="Arial" w:eastAsia="Arial"/>
+          <w:color w:val="1B2922"/>
+          <w:sz w:val="21"/>
+        </w:rPr>
+        <w:t xml:space="preserve"> và </w:t>
       </w:r>
       <w:r>
         <w:rPr>
@@ -8771,46 +9075,15 @@
           <w:color w:val="385A47"/>
           <w:sz w:val="19"/>
         </w:rPr>
-        <w:t>internal: true</w:t>
-      </w:r>
-      <w:r>
-        <w:rPr>
-          <w:rFonts w:ascii="Arial" w:hAnsi="Arial" w:eastAsia="Arial"/>
-          <w:color w:val="1B2922"/>
-          <w:sz w:val="21"/>
-        </w:rPr>
-        <w:t>, các container trong mạng này hoàn toàn không có đường định tuyến ra ngoài Internet, bảo vệ tối đa dữ liệu cơ sở dữ liệu.</w:t>
-      </w:r>
-    </w:p>
-    <w:p>
-      <w:pPr>
-        <w:spacing w:after="60"/>
-        <w:ind w:left="432" w:hanging="432"/>
-      </w:pPr>
-      <w:r>
-        <w:rPr>
-          <w:rFonts w:ascii="Arial" w:hAnsi="Arial" w:eastAsia="Arial"/>
-          <w:color w:val="1B2922"/>
-          <w:sz w:val="21"/>
-        </w:rPr>
-        <w:t xml:space="preserve">​3. </w:t>
-      </w:r>
-      <w:r>
-        <w:rPr>
-          <w:rFonts w:ascii="Arial" w:hAnsi="Arial" w:eastAsia="Arial"/>
-          <w:b/>
-          <w:color w:val="1B2922"/>
-          <w:sz w:val="21"/>
-        </w:rPr>
-        <w:t>Mạng `observability` (Bridge, `internal: true`):</w:t>
-      </w:r>
-      <w:r>
-        <w:rPr>
-          <w:rFonts w:ascii="Arial" w:hAnsi="Arial" w:eastAsia="Arial"/>
-          <w:color w:val="1B2922"/>
-          <w:sz w:val="21"/>
-        </w:rPr>
-        <w:t xml:space="preserve"> Mạng nội bộ phục vụ giám sát và logging. Nối </w:t>
+        <w:t>postgres-exporter</w:t>
+      </w:r>
+      <w:r>
+        <w:rPr>
+          <w:rFonts w:ascii="Arial" w:hAnsi="Arial" w:eastAsia="Arial"/>
+          <w:color w:val="1B2922"/>
+          <w:sz w:val="21"/>
+        </w:rPr>
+        <w:t xml:space="preserve">. Do được bật cờ </w:t>
       </w:r>
       <w:r>
         <w:rPr>
@@ -8818,15 +9091,15 @@
           <w:color w:val="385A47"/>
           <w:sz w:val="19"/>
         </w:rPr>
-        <w:t>task-app</w:t>
-      </w:r>
-      <w:r>
-        <w:rPr>
-          <w:rFonts w:ascii="Arial" w:hAnsi="Arial" w:eastAsia="Arial"/>
-          <w:color w:val="1B2922"/>
-          <w:sz w:val="21"/>
-        </w:rPr>
-        <w:t xml:space="preserve">, </w:t>
+        <w:t>internal: true</w:t>
+      </w:r>
+      <w:r>
+        <w:rPr>
+          <w:rFonts w:ascii="Arial" w:hAnsi="Arial" w:eastAsia="Arial"/>
+          <w:color w:val="1B2922"/>
+          <w:sz w:val="21"/>
+        </w:rPr>
+        <w:t xml:space="preserve">, Docker không tạo default gateway ra ngoài Internet cho mạng này. Các container chỉ kết nối duy nhất vào mạng </w:t>
       </w:r>
       <w:r>
         <w:rPr>
@@ -8834,15 +9107,15 @@
           <w:color w:val="385A47"/>
           <w:sz w:val="19"/>
         </w:rPr>
-        <w:t>nginx</w:t>
-      </w:r>
-      <w:r>
-        <w:rPr>
-          <w:rFonts w:ascii="Arial" w:hAnsi="Arial" w:eastAsia="Arial"/>
-          <w:color w:val="1B2922"/>
-          <w:sz w:val="21"/>
-        </w:rPr>
-        <w:t xml:space="preserve">, các exporters, </w:t>
+        <w:t>data</w:t>
+      </w:r>
+      <w:r>
+        <w:rPr>
+          <w:rFonts w:ascii="Arial" w:hAnsi="Arial" w:eastAsia="Arial"/>
+          <w:color w:val="1B2922"/>
+          <w:sz w:val="21"/>
+        </w:rPr>
+        <w:t xml:space="preserve"> (như </w:t>
       </w:r>
       <w:r>
         <w:rPr>
@@ -8850,15 +9123,15 @@
           <w:color w:val="385A47"/>
           <w:sz w:val="19"/>
         </w:rPr>
-        <w:t>cadvisor</w:t>
-      </w:r>
-      <w:r>
-        <w:rPr>
-          <w:rFonts w:ascii="Arial" w:hAnsi="Arial" w:eastAsia="Arial"/>
-          <w:color w:val="1B2922"/>
-          <w:sz w:val="21"/>
-        </w:rPr>
-        <w:t xml:space="preserve">, </w:t>
+        <w:t>db</w:t>
+      </w:r>
+      <w:r>
+        <w:rPr>
+          <w:rFonts w:ascii="Arial" w:hAnsi="Arial" w:eastAsia="Arial"/>
+          <w:color w:val="1B2922"/>
+          <w:sz w:val="21"/>
+        </w:rPr>
+        <w:t xml:space="preserve">) sẽ bị cô lập hoàn toàn khỏi Internet, ngăn chặn nguy cơ rò rỉ dữ liệu hoặc tấn công từ bên ngoài. Đối với các container kết nối đồng thời nhiều mạng (như </w:t>
       </w:r>
       <w:r>
         <w:rPr>
@@ -8866,15 +9139,15 @@
           <w:color w:val="385A47"/>
           <w:sz w:val="19"/>
         </w:rPr>
-        <w:t>prometheus</w:t>
-      </w:r>
-      <w:r>
-        <w:rPr>
-          <w:rFonts w:ascii="Arial" w:hAnsi="Arial" w:eastAsia="Arial"/>
-          <w:color w:val="1B2922"/>
-          <w:sz w:val="21"/>
-        </w:rPr>
-        <w:t xml:space="preserve">, </w:t>
+        <w:t>task-app</w:t>
+      </w:r>
+      <w:r>
+        <w:rPr>
+          <w:rFonts w:ascii="Arial" w:hAnsi="Arial" w:eastAsia="Arial"/>
+          <w:color w:val="1B2922"/>
+          <w:sz w:val="21"/>
+        </w:rPr>
+        <w:t xml:space="preserve"> nối cả </w:t>
       </w:r>
       <w:r>
         <w:rPr>
@@ -8882,7 +9155,7 @@
           <w:color w:val="385A47"/>
           <w:sz w:val="19"/>
         </w:rPr>
-        <w:t>loki</w:t>
+        <w:t>front</w:t>
       </w:r>
       <w:r>
         <w:rPr>
@@ -8898,15 +9171,15 @@
           <w:color w:val="385A47"/>
           <w:sz w:val="19"/>
         </w:rPr>
-        <w:t>promtail</w:t>
-      </w:r>
-      <w:r>
-        <w:rPr>
-          <w:rFonts w:ascii="Arial" w:hAnsi="Arial" w:eastAsia="Arial"/>
-          <w:color w:val="1B2922"/>
-          <w:sz w:val="21"/>
-        </w:rPr>
-        <w:t xml:space="preserve"> và </w:t>
+        <w:t>pgadmin</w:t>
+      </w:r>
+      <w:r>
+        <w:rPr>
+          <w:rFonts w:ascii="Arial" w:hAnsi="Arial" w:eastAsia="Arial"/>
+          <w:color w:val="1B2922"/>
+          <w:sz w:val="21"/>
+        </w:rPr>
+        <w:t xml:space="preserve"> nối cả </w:t>
       </w:r>
       <w:r>
         <w:rPr>
@@ -8914,15 +9187,15 @@
           <w:color w:val="385A47"/>
           <w:sz w:val="19"/>
         </w:rPr>
-        <w:t>grafana</w:t>
-      </w:r>
-      <w:r>
-        <w:rPr>
-          <w:rFonts w:ascii="Arial" w:hAnsi="Arial" w:eastAsia="Arial"/>
-          <w:color w:val="1B2922"/>
-          <w:sz w:val="21"/>
-        </w:rPr>
-        <w:t>. Dữ liệu metrics và log chỉ lưu chuyển trong nội bộ mạng này.</w:t>
+        <w:t>management</w:t>
+      </w:r>
+      <w:r>
+        <w:rPr>
+          <w:rFonts w:ascii="Arial" w:hAnsi="Arial" w:eastAsia="Arial"/>
+          <w:color w:val="1B2922"/>
+          <w:sz w:val="21"/>
+        </w:rPr>
+        <w:t>), container có thể định tuyến ra ngoài thông qua giao diện mạng của phân vùng non-internal tương ứng.</w:t>
       </w:r>
     </w:p>
     <w:p>
@@ -8936,7 +9209,7 @@
           <w:color w:val="1B2922"/>
           <w:sz w:val="21"/>
         </w:rPr>
-        <w:t xml:space="preserve">​4. </w:t>
+        <w:t xml:space="preserve">​3. </w:t>
       </w:r>
       <w:r>
         <w:rPr>
@@ -8945,15 +9218,15 @@
           <w:color w:val="1B2922"/>
           <w:sz w:val="21"/>
         </w:rPr>
-        <w:t>Mạng `management` (Bridge):</w:t>
-      </w:r>
-      <w:r>
-        <w:rPr>
-          <w:rFonts w:ascii="Arial" w:hAnsi="Arial" w:eastAsia="Arial"/>
-          <w:color w:val="1B2922"/>
-          <w:sz w:val="21"/>
-        </w:rPr>
-        <w:t xml:space="preserve"> Mạng phục vụ giao diện quản trị host loopback cho </w:t>
+        <w:t>Mạng `observability` (Bridge, `internal: true`):</w:t>
+      </w:r>
+      <w:r>
+        <w:rPr>
+          <w:rFonts w:ascii="Arial" w:hAnsi="Arial" w:eastAsia="Arial"/>
+          <w:color w:val="1B2922"/>
+          <w:sz w:val="21"/>
+        </w:rPr>
+        <w:t xml:space="preserve"> Phân vùng mạng nội bộ chuyên trách giám sát và logging, kết nối </w:t>
       </w:r>
       <w:r>
         <w:rPr>
@@ -8961,7 +9234,7 @@
           <w:color w:val="385A47"/>
           <w:sz w:val="19"/>
         </w:rPr>
-        <w:t>pgadmin</w:t>
+        <w:t>task-app</w:t>
       </w:r>
       <w:r>
         <w:rPr>
@@ -8977,15 +9250,15 @@
           <w:color w:val="385A47"/>
           <w:sz w:val="19"/>
         </w:rPr>
-        <w:t>prometheus</w:t>
-      </w:r>
-      <w:r>
-        <w:rPr>
-          <w:rFonts w:ascii="Arial" w:hAnsi="Arial" w:eastAsia="Arial"/>
-          <w:color w:val="1B2922"/>
-          <w:sz w:val="21"/>
-        </w:rPr>
-        <w:t xml:space="preserve"> và </w:t>
+        <w:t>nginx</w:t>
+      </w:r>
+      <w:r>
+        <w:rPr>
+          <w:rFonts w:ascii="Arial" w:hAnsi="Arial" w:eastAsia="Arial"/>
+          <w:color w:val="1B2922"/>
+          <w:sz w:val="21"/>
+        </w:rPr>
+        <w:t xml:space="preserve">, các exporters, </w:t>
       </w:r>
       <w:r>
         <w:rPr>
@@ -8993,15 +9266,15 @@
           <w:color w:val="385A47"/>
           <w:sz w:val="19"/>
         </w:rPr>
-        <w:t>grafana</w:t>
-      </w:r>
-      <w:r>
-        <w:rPr>
-          <w:rFonts w:ascii="Arial" w:hAnsi="Arial" w:eastAsia="Arial"/>
-          <w:color w:val="1B2922"/>
-          <w:sz w:val="21"/>
-        </w:rPr>
-        <w:t xml:space="preserve">. Các dịch vụ này cần xuất cổng ra </w:t>
+        <w:t>cadvisor</w:t>
+      </w:r>
+      <w:r>
+        <w:rPr>
+          <w:rFonts w:ascii="Arial" w:hAnsi="Arial" w:eastAsia="Arial"/>
+          <w:color w:val="1B2922"/>
+          <w:sz w:val="21"/>
+        </w:rPr>
+        <w:t xml:space="preserve">, </w:t>
       </w:r>
       <w:r>
         <w:rPr>
@@ -9009,28 +9282,15 @@
           <w:color w:val="385A47"/>
           <w:sz w:val="19"/>
         </w:rPr>
-        <w:t>127.0.0.1</w:t>
-      </w:r>
-      <w:r>
-        <w:rPr>
-          <w:rFonts w:ascii="Arial" w:hAnsi="Arial" w:eastAsia="Arial"/>
-          <w:color w:val="1B2922"/>
-          <w:sz w:val="21"/>
-        </w:rPr>
-        <w:t xml:space="preserve"> của host trên Docker Desktop, đồng thời vẫn tham gia mạng dữ liệu hoặc observability tương ứng để đọc dữ liệu.</w:t>
-      </w:r>
-    </w:p>
-    <w:p>
-      <w:pPr>
-        <w:jc w:val="both"/>
-      </w:pPr>
-      <w:r>
-        <w:rPr>
-          <w:rFonts w:ascii="Arial" w:hAnsi="Arial" w:eastAsia="Arial"/>
-          <w:color w:val="1B2922"/>
-          <w:sz w:val="21"/>
-        </w:rPr>
-        <w:t>Tất cả các cổng dịch vụ công khai ra host (</w:t>
+        <w:t>prometheus</w:t>
+      </w:r>
+      <w:r>
+        <w:rPr>
+          <w:rFonts w:ascii="Arial" w:hAnsi="Arial" w:eastAsia="Arial"/>
+          <w:color w:val="1B2922"/>
+          <w:sz w:val="21"/>
+        </w:rPr>
+        <w:t xml:space="preserve">, </w:t>
       </w:r>
       <w:r>
         <w:rPr>
@@ -9038,7 +9298,7 @@
           <w:color w:val="385A47"/>
           <w:sz w:val="19"/>
         </w:rPr>
-        <w:t>8080</w:t>
+        <w:t>loki</w:t>
       </w:r>
       <w:r>
         <w:rPr>
@@ -9054,15 +9314,15 @@
           <w:color w:val="385A47"/>
           <w:sz w:val="19"/>
         </w:rPr>
-        <w:t>5050</w:t>
-      </w:r>
-      <w:r>
-        <w:rPr>
-          <w:rFonts w:ascii="Arial" w:hAnsi="Arial" w:eastAsia="Arial"/>
-          <w:color w:val="1B2922"/>
-          <w:sz w:val="21"/>
-        </w:rPr>
-        <w:t xml:space="preserve">, </w:t>
+        <w:t>promtail</w:t>
+      </w:r>
+      <w:r>
+        <w:rPr>
+          <w:rFonts w:ascii="Arial" w:hAnsi="Arial" w:eastAsia="Arial"/>
+          <w:color w:val="1B2922"/>
+          <w:sz w:val="21"/>
+        </w:rPr>
+        <w:t xml:space="preserve"> và </w:t>
       </w:r>
       <w:r>
         <w:rPr>
@@ -9070,15 +9330,15 @@
           <w:color w:val="385A47"/>
           <w:sz w:val="19"/>
         </w:rPr>
-        <w:t>9090</w:t>
-      </w:r>
-      <w:r>
-        <w:rPr>
-          <w:rFonts w:ascii="Arial" w:hAnsi="Arial" w:eastAsia="Arial"/>
-          <w:color w:val="1B2922"/>
-          <w:sz w:val="21"/>
-        </w:rPr>
-        <w:t xml:space="preserve">, </w:t>
+        <w:t>grafana</w:t>
+      </w:r>
+      <w:r>
+        <w:rPr>
+          <w:rFonts w:ascii="Arial" w:hAnsi="Arial" w:eastAsia="Arial"/>
+          <w:color w:val="1B2922"/>
+          <w:sz w:val="21"/>
+        </w:rPr>
+        <w:t xml:space="preserve">. Tương tự mạng </w:t>
       </w:r>
       <w:r>
         <w:rPr>
@@ -9086,15 +9346,15 @@
           <w:color w:val="385A47"/>
           <w:sz w:val="19"/>
         </w:rPr>
-        <w:t>3001</w:t>
-      </w:r>
-      <w:r>
-        <w:rPr>
-          <w:rFonts w:ascii="Arial" w:hAnsi="Arial" w:eastAsia="Arial"/>
-          <w:color w:val="1B2922"/>
-          <w:sz w:val="21"/>
-        </w:rPr>
-        <w:t xml:space="preserve">) đều được cấu hình tường minh gắn vào loopback </w:t>
+        <w:t>data</w:t>
+      </w:r>
+      <w:r>
+        <w:rPr>
+          <w:rFonts w:ascii="Arial" w:hAnsi="Arial" w:eastAsia="Arial"/>
+          <w:color w:val="1B2922"/>
+          <w:sz w:val="21"/>
+        </w:rPr>
+        <w:t xml:space="preserve">, cờ </w:t>
       </w:r>
       <w:r>
         <w:rPr>
@@ -9102,15 +9362,15 @@
           <w:color w:val="385A47"/>
           <w:sz w:val="19"/>
         </w:rPr>
-        <w:t>127.0.0.1</w:t>
-      </w:r>
-      <w:r>
-        <w:rPr>
-          <w:rFonts w:ascii="Arial" w:hAnsi="Arial" w:eastAsia="Arial"/>
-          <w:color w:val="1B2922"/>
-          <w:sz w:val="21"/>
-        </w:rPr>
-        <w:t xml:space="preserve">, tuyệt đối không lắng nghe trên </w:t>
+        <w:t>internal: true</w:t>
+      </w:r>
+      <w:r>
+        <w:rPr>
+          <w:rFonts w:ascii="Arial" w:hAnsi="Arial" w:eastAsia="Arial"/>
+          <w:color w:val="1B2922"/>
+          <w:sz w:val="21"/>
+        </w:rPr>
+        <w:t xml:space="preserve"> ngăn không cho mạng này làm gateway ra Internet; các container chỉ nằm trong mạng này (như </w:t>
       </w:r>
       <w:r>
         <w:rPr>
@@ -9118,28 +9378,142 @@
           <w:color w:val="385A47"/>
           <w:sz w:val="19"/>
         </w:rPr>
-        <w:t>0.0.0.0</w:t>
-      </w:r>
-      <w:r>
-        <w:rPr>
-          <w:rFonts w:ascii="Arial" w:hAnsi="Arial" w:eastAsia="Arial"/>
-          <w:color w:val="1B2922"/>
-          <w:sz w:val="21"/>
-        </w:rPr>
-        <w:t>, ngăn chặn hoàn toàn việc các thiết bị lạ trong cùng mạng LAN truy cập vào hệ thống demo.</w:t>
+        <w:t>loki</w:t>
+      </w:r>
+      <w:r>
+        <w:rPr>
+          <w:rFonts w:ascii="Arial" w:hAnsi="Arial" w:eastAsia="Arial"/>
+          <w:color w:val="1B2922"/>
+          <w:sz w:val="21"/>
+        </w:rPr>
+        <w:t xml:space="preserve">, </w:t>
+      </w:r>
+      <w:r>
+        <w:rPr>
+          <w:rFonts w:ascii="Consolas" w:hAnsi="Consolas" w:eastAsia="Consolas"/>
+          <w:color w:val="385A47"/>
+          <w:sz w:val="19"/>
+        </w:rPr>
+        <w:t>promtail</w:t>
+      </w:r>
+      <w:r>
+        <w:rPr>
+          <w:rFonts w:ascii="Arial" w:hAnsi="Arial" w:eastAsia="Arial"/>
+          <w:color w:val="1B2922"/>
+          <w:sz w:val="21"/>
+        </w:rPr>
+        <w:t xml:space="preserve">, </w:t>
+      </w:r>
+      <w:r>
+        <w:rPr>
+          <w:rFonts w:ascii="Consolas" w:hAnsi="Consolas" w:eastAsia="Consolas"/>
+          <w:color w:val="385A47"/>
+          <w:sz w:val="19"/>
+        </w:rPr>
+        <w:t>cadvisor</w:t>
+      </w:r>
+      <w:r>
+        <w:rPr>
+          <w:rFonts w:ascii="Arial" w:hAnsi="Arial" w:eastAsia="Arial"/>
+          <w:color w:val="1B2922"/>
+          <w:sz w:val="21"/>
+        </w:rPr>
+        <w:t>) không có đường ra Internet trực tiếp.</w:t>
       </w:r>
     </w:p>
     <w:p>
       <w:pPr>
-        <w:pStyle w:val="Heading2"/>
-      </w:pPr>
-      <w:r>
-        <w:rPr>
-          <w:rFonts w:ascii="Arial" w:hAnsi="Arial" w:eastAsia="Arial"/>
-          <w:color w:val="1B2922"/>
-          <w:sz w:val="21"/>
-        </w:rPr>
-        <w:t>3.3 Sơ đồ kiến trúc tổng thể và các luồng dữ liệu</w:t>
+        <w:spacing w:after="60"/>
+        <w:ind w:left="432" w:hanging="432"/>
+      </w:pPr>
+      <w:r>
+        <w:rPr>
+          <w:rFonts w:ascii="Arial" w:hAnsi="Arial" w:eastAsia="Arial"/>
+          <w:color w:val="1B2922"/>
+          <w:sz w:val="21"/>
+        </w:rPr>
+        <w:t xml:space="preserve">​4. </w:t>
+      </w:r>
+      <w:r>
+        <w:rPr>
+          <w:rFonts w:ascii="Arial" w:hAnsi="Arial" w:eastAsia="Arial"/>
+          <w:b/>
+          <w:color w:val="1B2922"/>
+          <w:sz w:val="21"/>
+        </w:rPr>
+        <w:t>Mạng `management` (Bridge):</w:t>
+      </w:r>
+      <w:r>
+        <w:rPr>
+          <w:rFonts w:ascii="Arial" w:hAnsi="Arial" w:eastAsia="Arial"/>
+          <w:color w:val="1B2922"/>
+          <w:sz w:val="21"/>
+        </w:rPr>
+        <w:t xml:space="preserve"> Mạng bridge phục vụ giao diện quản trị host loopback cho </w:t>
+      </w:r>
+      <w:r>
+        <w:rPr>
+          <w:rFonts w:ascii="Consolas" w:hAnsi="Consolas" w:eastAsia="Consolas"/>
+          <w:color w:val="385A47"/>
+          <w:sz w:val="19"/>
+        </w:rPr>
+        <w:t>pgadmin</w:t>
+      </w:r>
+      <w:r>
+        <w:rPr>
+          <w:rFonts w:ascii="Arial" w:hAnsi="Arial" w:eastAsia="Arial"/>
+          <w:color w:val="1B2922"/>
+          <w:sz w:val="21"/>
+        </w:rPr>
+        <w:t xml:space="preserve">, </w:t>
+      </w:r>
+      <w:r>
+        <w:rPr>
+          <w:rFonts w:ascii="Consolas" w:hAnsi="Consolas" w:eastAsia="Consolas"/>
+          <w:color w:val="385A47"/>
+          <w:sz w:val="19"/>
+        </w:rPr>
+        <w:t>prometheus</w:t>
+      </w:r>
+      <w:r>
+        <w:rPr>
+          <w:rFonts w:ascii="Arial" w:hAnsi="Arial" w:eastAsia="Arial"/>
+          <w:color w:val="1B2922"/>
+          <w:sz w:val="21"/>
+        </w:rPr>
+        <w:t xml:space="preserve"> và </w:t>
+      </w:r>
+      <w:r>
+        <w:rPr>
+          <w:rFonts w:ascii="Consolas" w:hAnsi="Consolas" w:eastAsia="Consolas"/>
+          <w:color w:val="385A47"/>
+          <w:sz w:val="19"/>
+        </w:rPr>
+        <w:t>grafana</w:t>
+      </w:r>
+      <w:r>
+        <w:rPr>
+          <w:rFonts w:ascii="Arial" w:hAnsi="Arial" w:eastAsia="Arial"/>
+          <w:color w:val="1B2922"/>
+          <w:sz w:val="21"/>
+        </w:rPr>
+        <w:t xml:space="preserve">. Các dịch vụ này cần xuất cổng ra </w:t>
+      </w:r>
+      <w:r>
+        <w:rPr>
+          <w:rFonts w:ascii="Consolas" w:hAnsi="Consolas" w:eastAsia="Consolas"/>
+          <w:color w:val="385A47"/>
+          <w:sz w:val="19"/>
+        </w:rPr>
+        <w:t>127.0.0.1</w:t>
+      </w:r>
+      <w:r>
+        <w:rPr>
+          <w:rFonts w:ascii="Arial" w:hAnsi="Arial" w:eastAsia="Arial"/>
+          <w:color w:val="1B2922"/>
+          <w:sz w:val="21"/>
+        </w:rPr>
+        <w:t xml:space="preserve"> của host trên Docker Desktop, đồng thời tham gia mạng dữ liệu hoặc observability tương ứng để đọc số liệu.</w:t>
       </w:r>
     </w:p>
     <w:p>
@@ -9152,7 +9526,129 @@
           <w:color w:val="1B2922"/>
           <w:sz w:val="21"/>
         </w:rPr>
-        <w:t>Sơ đồ kiến trúc tại Hình 3.1 mô tả trực quan 3 luồng dữ liệu chính vận hành song song trong hệ thống:</w:t>
+        <w:t>Tất cả các cổng dịch vụ công khai ra host (</w:t>
+      </w:r>
+      <w:r>
+        <w:rPr>
+          <w:rFonts w:ascii="Consolas" w:hAnsi="Consolas" w:eastAsia="Consolas"/>
+          <w:color w:val="385A47"/>
+          <w:sz w:val="19"/>
+        </w:rPr>
+        <w:t>8080</w:t>
+      </w:r>
+      <w:r>
+        <w:rPr>
+          <w:rFonts w:ascii="Arial" w:hAnsi="Arial" w:eastAsia="Arial"/>
+          <w:color w:val="1B2922"/>
+          <w:sz w:val="21"/>
+        </w:rPr>
+        <w:t xml:space="preserve">, </w:t>
+      </w:r>
+      <w:r>
+        <w:rPr>
+          <w:rFonts w:ascii="Consolas" w:hAnsi="Consolas" w:eastAsia="Consolas"/>
+          <w:color w:val="385A47"/>
+          <w:sz w:val="19"/>
+        </w:rPr>
+        <w:t>5050</w:t>
+      </w:r>
+      <w:r>
+        <w:rPr>
+          <w:rFonts w:ascii="Arial" w:hAnsi="Arial" w:eastAsia="Arial"/>
+          <w:color w:val="1B2922"/>
+          <w:sz w:val="21"/>
+        </w:rPr>
+        <w:t xml:space="preserve">, </w:t>
+      </w:r>
+      <w:r>
+        <w:rPr>
+          <w:rFonts w:ascii="Consolas" w:hAnsi="Consolas" w:eastAsia="Consolas"/>
+          <w:color w:val="385A47"/>
+          <w:sz w:val="19"/>
+        </w:rPr>
+        <w:t>9090</w:t>
+      </w:r>
+      <w:r>
+        <w:rPr>
+          <w:rFonts w:ascii="Arial" w:hAnsi="Arial" w:eastAsia="Arial"/>
+          <w:color w:val="1B2922"/>
+          <w:sz w:val="21"/>
+        </w:rPr>
+        <w:t xml:space="preserve">, </w:t>
+      </w:r>
+      <w:r>
+        <w:rPr>
+          <w:rFonts w:ascii="Consolas" w:hAnsi="Consolas" w:eastAsia="Consolas"/>
+          <w:color w:val="385A47"/>
+          <w:sz w:val="19"/>
+        </w:rPr>
+        <w:t>3001</w:t>
+      </w:r>
+      <w:r>
+        <w:rPr>
+          <w:rFonts w:ascii="Arial" w:hAnsi="Arial" w:eastAsia="Arial"/>
+          <w:color w:val="1B2922"/>
+          <w:sz w:val="21"/>
+        </w:rPr>
+        <w:t xml:space="preserve">) đều được cấu hình tường minh gắn vào loopback </w:t>
+      </w:r>
+      <w:r>
+        <w:rPr>
+          <w:rFonts w:ascii="Consolas" w:hAnsi="Consolas" w:eastAsia="Consolas"/>
+          <w:color w:val="385A47"/>
+          <w:sz w:val="19"/>
+        </w:rPr>
+        <w:t>127.0.0.1</w:t>
+      </w:r>
+      <w:r>
+        <w:rPr>
+          <w:rFonts w:ascii="Arial" w:hAnsi="Arial" w:eastAsia="Arial"/>
+          <w:color w:val="1B2922"/>
+          <w:sz w:val="21"/>
+        </w:rPr>
+        <w:t xml:space="preserve">, tuyệt đối không lắng nghe trên </w:t>
+      </w:r>
+      <w:r>
+        <w:rPr>
+          <w:rFonts w:ascii="Consolas" w:hAnsi="Consolas" w:eastAsia="Consolas"/>
+          <w:color w:val="385A47"/>
+          <w:sz w:val="19"/>
+        </w:rPr>
+        <w:t>0.0.0.0</w:t>
+      </w:r>
+      <w:r>
+        <w:rPr>
+          <w:rFonts w:ascii="Arial" w:hAnsi="Arial" w:eastAsia="Arial"/>
+          <w:color w:val="1B2922"/>
+          <w:sz w:val="21"/>
+        </w:rPr>
+        <w:t>, ngăn chặn việc các thiết bị lạ trong cùng mạng LAN truy cập vào hệ thống demo.</w:t>
+      </w:r>
+    </w:p>
+    <w:p>
+      <w:pPr>
+        <w:pStyle w:val="Heading2"/>
+      </w:pPr>
+      <w:r>
+        <w:rPr>
+          <w:rFonts w:ascii="Arial" w:hAnsi="Arial" w:eastAsia="Arial"/>
+          <w:color w:val="1B2922"/>
+          <w:sz w:val="21"/>
+        </w:rPr>
+        <w:t>3.3 Sơ đồ kiến trúc tổng thể và các luồng dữ liệu</w:t>
+      </w:r>
+    </w:p>
+    <w:p>
+      <w:pPr>
+        <w:jc w:val="both"/>
+      </w:pPr>
+      <w:r>
+        <w:rPr>
+          <w:rFonts w:ascii="Arial" w:hAnsi="Arial" w:eastAsia="Arial"/>
+          <w:color w:val="1B2922"/>
+          <w:sz w:val="21"/>
+        </w:rPr>
+        <w:t>Sơ đồ kiến trúc tại Hình 3.1 được kết xuất trực quan từ bản thiết kế kỹ thuật, thể hiện rõ 3 luồng dữ liệu chính vận hành song song trong hệ thống:</w:t>
       </w:r>
     </w:p>
     <w:p>
@@ -9469,7 +9965,7 @@
           <w:color w:val="52675A"/>
           <w:sz w:val="18"/>
         </w:rPr>
-        <w:t>Hình 3.1. Kiến trúc các thành phần và luồng dữ liệu (HTTP Request, Metrics, Centralized Log)</w:t>
+        <w:t>Hình 3.1. Sơ đồ kiến trúc các thành phần và luồng dữ liệu (HTTP Request, Metrics, Centralized Log)</w:t>
       </w:r>
     </w:p>
     <w:p>
@@ -12284,7 +12780,7 @@
           <w:color w:val="31453A"/>
           <w:sz w:val="16"/>
         </w:rPr>
-        <w:t>node scratch/verify_e2e.js</w:t>
+        <w:t>node scripts/verify_e2e.js</w:t>
       </w:r>
     </w:p>
     <w:p>
@@ -12363,7 +12859,7 @@
           <w:color w:val="52675A"/>
           <w:sz w:val="18"/>
         </w:rPr>
-        <w:t>Hình 4.4. Thực thi kiểm thử tự động End-to-End (E2E) các API CRUD qua Nginx trên terminal</w:t>
+        <w:t>Hình 4.4. Ảnh trích xuất kết quả thực thi kiểm thử tự động End-to-End (E2E) các API CRUD qua Nginx trên terminal</w:t>
       </w:r>
     </w:p>
     <w:p>
@@ -12462,7 +12958,7 @@
           <w:color w:val="1B2922"/>
           <w:sz w:val="21"/>
         </w:rPr>
-        <w:t xml:space="preserve"> tạo thành công task kiểm thử </w:t>
+        <w:t xml:space="preserve"> tạo thành công task kiểm thử với mã </w:t>
       </w:r>
       <w:r>
         <w:rPr>
@@ -12470,107 +12966,113 @@
           <w:color w:val="385A47"/>
           <w:sz w:val="19"/>
         </w:rPr>
-        <w:t>VERIFY-6vkq9a</w:t>
-      </w:r>
-      <w:r>
-        <w:rPr>
-          <w:rFonts w:ascii="Arial" w:hAnsi="Arial" w:eastAsia="Arial"/>
-          <w:color w:val="1B2922"/>
-          <w:sz w:val="21"/>
-        </w:rPr>
-        <w:t xml:space="preserve"> với mã </w:t>
-      </w:r>
+        <w:t>201 Created</w:t>
+      </w:r>
+      <w:r>
+        <w:rPr>
+          <w:rFonts w:ascii="Arial" w:hAnsi="Arial" w:eastAsia="Arial"/>
+          <w:color w:val="1B2922"/>
+          <w:sz w:val="21"/>
+        </w:rPr>
+        <w:t xml:space="preserve"> và ID tự tăng được lưu vào database.</w:t>
+      </w:r>
+    </w:p>
+    <w:p>
+      <w:pPr>
+        <w:pStyle w:val="ListBullet"/>
+        <w:spacing w:after="60"/>
+      </w:pPr>
       <w:r>
         <w:rPr>
           <w:rFonts w:ascii="Consolas" w:hAnsi="Consolas" w:eastAsia="Consolas"/>
           <w:color w:val="385A47"/>
           <w:sz w:val="19"/>
         </w:rPr>
-        <w:t>201 Created</w:t>
-      </w:r>
-      <w:r>
-        <w:rPr>
-          <w:rFonts w:ascii="Arial" w:hAnsi="Arial" w:eastAsia="Arial"/>
-          <w:color w:val="1B2922"/>
-          <w:sz w:val="21"/>
-        </w:rPr>
-        <w:t xml:space="preserve"> và ID tự tăng là </w:t>
-      </w:r>
+        <w:t>GET /api/tasks?q=...</w:t>
+      </w:r>
+      <w:r>
+        <w:rPr>
+          <w:rFonts w:ascii="Arial" w:hAnsi="Arial" w:eastAsia="Arial"/>
+          <w:color w:val="1B2922"/>
+          <w:sz w:val="21"/>
+        </w:rPr>
+        <w:t xml:space="preserve"> tìm thấy chính xác bản ghi khớp từ khóa vừa tạo.</w:t>
+      </w:r>
+    </w:p>
+    <w:p>
+      <w:pPr>
+        <w:pStyle w:val="ListBullet"/>
+        <w:spacing w:after="60"/>
+      </w:pPr>
       <w:r>
         <w:rPr>
           <w:rFonts w:ascii="Consolas" w:hAnsi="Consolas" w:eastAsia="Consolas"/>
           <w:color w:val="385A47"/>
           <w:sz w:val="19"/>
         </w:rPr>
-        <w:t>11</w:t>
-      </w:r>
-      <w:r>
-        <w:rPr>
-          <w:rFonts w:ascii="Arial" w:hAnsi="Arial" w:eastAsia="Arial"/>
-          <w:color w:val="1B2922"/>
-          <w:sz w:val="21"/>
-        </w:rPr>
-        <w:t>.</w:t>
-      </w:r>
-    </w:p>
-    <w:p>
-      <w:pPr>
-        <w:pStyle w:val="ListBullet"/>
-        <w:spacing w:after="60"/>
-      </w:pPr>
+        <w:t>PATCH /api/tasks/:id</w:t>
+      </w:r>
+      <w:r>
+        <w:rPr>
+          <w:rFonts w:ascii="Arial" w:hAnsi="Arial" w:eastAsia="Arial"/>
+          <w:color w:val="1B2922"/>
+          <w:sz w:val="21"/>
+        </w:rPr>
+        <w:t xml:space="preserve"> cập nhật trạng thái thành </w:t>
+      </w:r>
       <w:r>
         <w:rPr>
           <w:rFonts w:ascii="Consolas" w:hAnsi="Consolas" w:eastAsia="Consolas"/>
           <w:color w:val="385A47"/>
           <w:sz w:val="19"/>
         </w:rPr>
-        <w:t>GET /api/tasks?q=VERIFY-6vkq9a</w:t>
-      </w:r>
-      <w:r>
-        <w:rPr>
-          <w:rFonts w:ascii="Arial" w:hAnsi="Arial" w:eastAsia="Arial"/>
-          <w:color w:val="1B2922"/>
-          <w:sz w:val="21"/>
-        </w:rPr>
-        <w:t xml:space="preserve"> tìm thấy chính xác 1 bản ghi khớp từ khóa.</w:t>
-      </w:r>
-    </w:p>
-    <w:p>
-      <w:pPr>
-        <w:pStyle w:val="ListBullet"/>
-        <w:spacing w:after="60"/>
-      </w:pPr>
+        <w:t>"in_progress"</w:t>
+      </w:r>
+      <w:r>
+        <w:rPr>
+          <w:rFonts w:ascii="Arial" w:hAnsi="Arial" w:eastAsia="Arial"/>
+          <w:color w:val="1B2922"/>
+          <w:sz w:val="21"/>
+        </w:rPr>
+        <w:t xml:space="preserve"> thành công với mã </w:t>
+      </w:r>
       <w:r>
         <w:rPr>
           <w:rFonts w:ascii="Consolas" w:hAnsi="Consolas" w:eastAsia="Consolas"/>
           <w:color w:val="385A47"/>
           <w:sz w:val="19"/>
         </w:rPr>
-        <w:t>PATCH /api/tasks/11</w:t>
-      </w:r>
-      <w:r>
-        <w:rPr>
-          <w:rFonts w:ascii="Arial" w:hAnsi="Arial" w:eastAsia="Arial"/>
-          <w:color w:val="1B2922"/>
-          <w:sz w:val="21"/>
-        </w:rPr>
-        <w:t xml:space="preserve"> cập nhật trạng thái thành </w:t>
-      </w:r>
+        <w:t>200 OK</w:t>
+      </w:r>
+      <w:r>
+        <w:rPr>
+          <w:rFonts w:ascii="Arial" w:hAnsi="Arial" w:eastAsia="Arial"/>
+          <w:color w:val="1B2922"/>
+          <w:sz w:val="21"/>
+        </w:rPr>
+        <w:t>.</w:t>
+      </w:r>
+    </w:p>
+    <w:p>
+      <w:pPr>
+        <w:pStyle w:val="ListBullet"/>
+        <w:spacing w:after="60"/>
+      </w:pPr>
       <w:r>
         <w:rPr>
           <w:rFonts w:ascii="Consolas" w:hAnsi="Consolas" w:eastAsia="Consolas"/>
           <w:color w:val="385A47"/>
           <w:sz w:val="19"/>
         </w:rPr>
-        <w:t>"in_progress"</w:t>
-      </w:r>
-      <w:r>
-        <w:rPr>
-          <w:rFonts w:ascii="Arial" w:hAnsi="Arial" w:eastAsia="Arial"/>
-          <w:color w:val="1B2922"/>
-          <w:sz w:val="21"/>
-        </w:rPr>
-        <w:t xml:space="preserve"> thành công với mã </w:t>
+        <w:t>DELETE /api/tasks/:id</w:t>
+      </w:r>
+      <w:r>
+        <w:rPr>
+          <w:rFonts w:ascii="Arial" w:hAnsi="Arial" w:eastAsia="Arial"/>
+          <w:color w:val="1B2922"/>
+          <w:sz w:val="21"/>
+        </w:rPr>
+        <w:t xml:space="preserve"> xóa bản ghi thành công với mã </w:t>
       </w:r>
       <w:r>
         <w:rPr>
@@ -12578,37 +13080,31 @@
           <w:color w:val="385A47"/>
           <w:sz w:val="19"/>
         </w:rPr>
-        <w:t>200 OK</w:t>
-      </w:r>
-      <w:r>
-        <w:rPr>
-          <w:rFonts w:ascii="Arial" w:hAnsi="Arial" w:eastAsia="Arial"/>
-          <w:color w:val="1B2922"/>
-          <w:sz w:val="21"/>
-        </w:rPr>
-        <w:t>.</w:t>
-      </w:r>
-    </w:p>
-    <w:p>
-      <w:pPr>
-        <w:pStyle w:val="ListBullet"/>
-        <w:spacing w:after="60"/>
-      </w:pPr>
+        <w:t>204 No Content</w:t>
+      </w:r>
+      <w:r>
+        <w:rPr>
+          <w:rFonts w:ascii="Arial" w:hAnsi="Arial" w:eastAsia="Arial"/>
+          <w:color w:val="1B2922"/>
+          <w:sz w:val="21"/>
+        </w:rPr>
+        <w:t xml:space="preserve">. (Lưu ý: trong access log Nginx ở Chương 7, dòng </w:t>
+      </w:r>
       <w:r>
         <w:rPr>
           <w:rFonts w:ascii="Consolas" w:hAnsi="Consolas" w:eastAsia="Consolas"/>
           <w:color w:val="385A47"/>
           <w:sz w:val="19"/>
         </w:rPr>
-        <w:t>DELETE /api/tasks/11</w:t>
-      </w:r>
-      <w:r>
-        <w:rPr>
-          <w:rFonts w:ascii="Arial" w:hAnsi="Arial" w:eastAsia="Arial"/>
-          <w:color w:val="1B2922"/>
-          <w:sz w:val="21"/>
-        </w:rPr>
-        <w:t xml:space="preserve"> xóa bản ghi thành công với mã </w:t>
+        <w:t>DELETE</w:t>
+      </w:r>
+      <w:r>
+        <w:rPr>
+          <w:rFonts w:ascii="Arial" w:hAnsi="Arial" w:eastAsia="Arial"/>
+          <w:color w:val="1B2922"/>
+          <w:sz w:val="21"/>
+        </w:rPr>
+        <w:t xml:space="preserve"> xuất hiện mã </w:t>
       </w:r>
       <w:r>
         <w:rPr>
@@ -12616,15 +13112,15 @@
           <w:color w:val="385A47"/>
           <w:sz w:val="19"/>
         </w:rPr>
-        <w:t>204 No Content</w:t>
-      </w:r>
-      <w:r>
-        <w:rPr>
-          <w:rFonts w:ascii="Arial" w:hAnsi="Arial" w:eastAsia="Arial"/>
-          <w:color w:val="1B2922"/>
-          <w:sz w:val="21"/>
-        </w:rPr>
-        <w:t>.</w:t>
+        <w:t>404</w:t>
+      </w:r>
+      <w:r>
+        <w:rPr>
+          <w:rFonts w:ascii="Arial" w:hAnsi="Arial" w:eastAsia="Arial"/>
+          <w:color w:val="1B2922"/>
+          <w:sz w:val="21"/>
+        </w:rPr>
+        <w:t xml:space="preserve"> là từ một yêu cầu dọn dẹp gửi lại sau khi task đã bị xóa trước đó, minh chứng API từ chối chuẩn xác khi thao tác trên bản ghi không còn tồn tại).</w:t>
       </w:r>
     </w:p>
     <w:p>
@@ -12638,7 +13134,7 @@
           <w:color w:val="385A47"/>
           <w:sz w:val="19"/>
         </w:rPr>
-        <w:t>PATCH /api/tasks/11</w:t>
+        <w:t>PATCH /api/tasks/:id</w:t>
       </w:r>
       <w:r>
         <w:rPr>
@@ -12711,6 +13207,231 @@
     </w:p>
     <w:p>
       <w:pPr>
+        <w:jc w:val="both"/>
+      </w:pPr>
+      <w:r>
+        <w:rPr>
+          <w:rFonts w:ascii="Arial" w:hAnsi="Arial" w:eastAsia="Arial"/>
+          <w:color w:val="1B2922"/>
+          <w:sz w:val="21"/>
+        </w:rPr>
+        <w:t>Dữ liệu đầu ra thô (raw terminal output) ghi nhận từ phiên thực thi:</w:t>
+      </w:r>
+    </w:p>
+    <w:p>
+      <w:pPr>
+        <w:spacing w:before="60" w:after="140" w:line="245" w:lineRule="auto"/>
+        <w:ind w:left="259" w:right="173"/>
+      </w:pPr>
+      <w:r>
+        <w:rPr>
+          <w:rFonts w:ascii="Consolas" w:hAnsi="Consolas" w:eastAsia="Consolas"/>
+          <w:color w:val="31453A"/>
+          <w:sz w:val="16"/>
+        </w:rPr>
+        <w:t>=== BẮT ĐẦU E2E VERIFICATION QUA NGINX ===</w:t>
+      </w:r>
+      <w:r>
+        <w:br/>
+      </w:r>
+      <w:r>
+        <w:rPr>
+          <w:rFonts w:ascii="Consolas" w:hAnsi="Consolas" w:eastAsia="Consolas"/>
+          <w:color w:val="31453A"/>
+          <w:sz w:val="16"/>
+        </w:rPr>
+        <w:t>Endpoint kiểm thử: http://127.0.0.1:8080</w:t>
+      </w:r>
+      <w:r>
+        <w:br/>
+      </w:r>
+      <w:r>
+        <w:rPr>
+          <w:rFonts w:ascii="Consolas" w:hAnsi="Consolas" w:eastAsia="Consolas"/>
+          <w:color w:val="31453A"/>
+          <w:sz w:val="16"/>
+        </w:rPr>
+        <w:t>1. Kiểm tra GET /health...</w:t>
+      </w:r>
+      <w:r>
+        <w:br/>
+      </w:r>
+      <w:r>
+        <w:rPr>
+          <w:rFonts w:ascii="Consolas" w:hAnsi="Consolas" w:eastAsia="Consolas"/>
+          <w:color w:val="31453A"/>
+          <w:sz w:val="16"/>
+        </w:rPr>
+        <w:t xml:space="preserve">   Health status: {"status":"ok","database":"connected"}</w:t>
+      </w:r>
+      <w:r>
+        <w:br/>
+      </w:r>
+      <w:r>
+        <w:rPr>
+          <w:rFonts w:ascii="Consolas" w:hAnsi="Consolas" w:eastAsia="Consolas"/>
+          <w:color w:val="31453A"/>
+          <w:sz w:val="16"/>
+        </w:rPr>
+        <w:t>2. Tạo task kiểm thử: "VERIFY-p0am1n"...</w:t>
+      </w:r>
+      <w:r>
+        <w:br/>
+      </w:r>
+      <w:r>
+        <w:rPr>
+          <w:rFonts w:ascii="Consolas" w:hAnsi="Consolas" w:eastAsia="Consolas"/>
+          <w:color w:val="31453A"/>
+          <w:sz w:val="16"/>
+        </w:rPr>
+        <w:t xml:space="preserve">   Task tạo thành công: ID=15, title="VERIFY-p0am1n", priority="high"</w:t>
+      </w:r>
+      <w:r>
+        <w:br/>
+      </w:r>
+      <w:r>
+        <w:rPr>
+          <w:rFonts w:ascii="Consolas" w:hAnsi="Consolas" w:eastAsia="Consolas"/>
+          <w:color w:val="31453A"/>
+          <w:sz w:val="16"/>
+        </w:rPr>
+        <w:t>3. GET danh sách và lọc task với từ khóa "VERIFY-p0am1n"...</w:t>
+      </w:r>
+      <w:r>
+        <w:br/>
+      </w:r>
+      <w:r>
+        <w:rPr>
+          <w:rFonts w:ascii="Consolas" w:hAnsi="Consolas" w:eastAsia="Consolas"/>
+          <w:color w:val="31453A"/>
+          <w:sz w:val="16"/>
+        </w:rPr>
+        <w:t xml:space="preserve">   Tìm thấy 1 task khớp từ khóa "VERIFY-p0am1n"</w:t>
+      </w:r>
+      <w:r>
+        <w:br/>
+      </w:r>
+      <w:r>
+        <w:rPr>
+          <w:rFonts w:ascii="Consolas" w:hAnsi="Consolas" w:eastAsia="Consolas"/>
+          <w:color w:val="31453A"/>
+          <w:sz w:val="16"/>
+        </w:rPr>
+        <w:t>4. Cập nhật PATCH trạng thái task 15 thành "in_progress"...</w:t>
+      </w:r>
+      <w:r>
+        <w:br/>
+      </w:r>
+      <w:r>
+        <w:rPr>
+          <w:rFonts w:ascii="Consolas" w:hAnsi="Consolas" w:eastAsia="Consolas"/>
+          <w:color w:val="31453A"/>
+          <w:sz w:val="16"/>
+        </w:rPr>
+        <w:t xml:space="preserve">   Task sau cập nhật: status="in_progress"</w:t>
+      </w:r>
+      <w:r>
+        <w:br/>
+      </w:r>
+      <w:r>
+        <w:rPr>
+          <w:rFonts w:ascii="Consolas" w:hAnsi="Consolas" w:eastAsia="Consolas"/>
+          <w:color w:val="31453A"/>
+          <w:sz w:val="16"/>
+        </w:rPr>
+        <w:t>5. Xóa DELETE task 15...</w:t>
+      </w:r>
+      <w:r>
+        <w:br/>
+      </w:r>
+      <w:r>
+        <w:rPr>
+          <w:rFonts w:ascii="Consolas" w:hAnsi="Consolas" w:eastAsia="Consolas"/>
+          <w:color w:val="31453A"/>
+          <w:sz w:val="16"/>
+        </w:rPr>
+        <w:t xml:space="preserve">   Xóa thành công (HTTP 204 No Content)</w:t>
+      </w:r>
+      <w:r>
+        <w:br/>
+      </w:r>
+      <w:r>
+        <w:rPr>
+          <w:rFonts w:ascii="Consolas" w:hAnsi="Consolas" w:eastAsia="Consolas"/>
+          <w:color w:val="31453A"/>
+          <w:sz w:val="16"/>
+        </w:rPr>
+        <w:t>6. Xác minh PATCH task đã xóa (ID=15) trả về HTTP 404...</w:t>
+      </w:r>
+      <w:r>
+        <w:br/>
+      </w:r>
+      <w:r>
+        <w:rPr>
+          <w:rFonts w:ascii="Consolas" w:hAnsi="Consolas" w:eastAsia="Consolas"/>
+          <w:color w:val="31453A"/>
+          <w:sz w:val="16"/>
+        </w:rPr>
+        <w:t xml:space="preserve">   Kết quả PATCH task đã xóa: status=404</w:t>
+      </w:r>
+      <w:r>
+        <w:br/>
+      </w:r>
+      <w:r>
+        <w:rPr>
+          <w:rFonts w:ascii="Consolas" w:hAnsi="Consolas" w:eastAsia="Consolas"/>
+          <w:color w:val="31453A"/>
+          <w:sz w:val="16"/>
+        </w:rPr>
+        <w:t>7. Xác minh dữ liệu sai (tiêu đề rỗng, status sai) trả về HTTP 400...</w:t>
+      </w:r>
+      <w:r>
+        <w:br/>
+      </w:r>
+      <w:r>
+        <w:rPr>
+          <w:rFonts w:ascii="Consolas" w:hAnsi="Consolas" w:eastAsia="Consolas"/>
+          <w:color w:val="31453A"/>
+          <w:sz w:val="16"/>
+        </w:rPr>
+        <w:t xml:space="preserve">   Kết quả dữ liệu sai: status=400</w:t>
+      </w:r>
+      <w:r>
+        <w:br/>
+      </w:r>
+      <w:r>
+        <w:rPr>
+          <w:rFonts w:ascii="Consolas" w:hAnsi="Consolas" w:eastAsia="Consolas"/>
+          <w:color w:val="31453A"/>
+          <w:sz w:val="16"/>
+        </w:rPr>
+        <w:t>8. Xác minh JSON cú pháp hỏng trả về HTTP 400...</w:t>
+      </w:r>
+      <w:r>
+        <w:br/>
+      </w:r>
+      <w:r>
+        <w:rPr>
+          <w:rFonts w:ascii="Consolas" w:hAnsi="Consolas" w:eastAsia="Consolas"/>
+          <w:color w:val="31453A"/>
+          <w:sz w:val="16"/>
+        </w:rPr>
+        <w:t xml:space="preserve">   Kết quả JSON hỏng: status=400</w:t>
+      </w:r>
+      <w:r>
+        <w:br/>
+      </w:r>
+      <w:r>
+        <w:rPr>
+          <w:rFonts w:ascii="Consolas" w:hAnsi="Consolas" w:eastAsia="Consolas"/>
+          <w:color w:val="31453A"/>
+          <w:sz w:val="16"/>
+        </w:rPr>
+        <w:t>=== TẤT CẢ CÁC BƯỚC E2E QUA NGINX ĐÃ ĐẠT PASS 100% ===</w:t>
+      </w:r>
+    </w:p>
+    <w:p>
+      <w:pPr>
         <w:spacing w:after="60"/>
         <w:ind w:left="432" w:hanging="432"/>
       </w:pPr>
@@ -12745,7 +13466,7 @@
           <w:color w:val="385A47"/>
           <w:sz w:val="19"/>
         </w:rPr>
-        <w:t>scratch/verify_e2e.js</w:t>
+        <w:t>scripts/verify_e2e.js</w:t>
       </w:r>
       <w:r>
         <w:rPr>
@@ -18295,14 +19016,10 @@
         </w:tblBorders>
       </w:tblPr>
       <w:tblGrid>
-        <w:gridCol w:w="1193"/>
-        <w:gridCol w:w="1193"/>
-        <w:gridCol w:w="1193"/>
-        <w:gridCol w:w="1193"/>
-        <w:gridCol w:w="1193"/>
-        <w:gridCol w:w="1193"/>
-        <w:gridCol w:w="1193"/>
-        <w:gridCol w:w="1193"/>
+        <w:gridCol w:w="2387"/>
+        <w:gridCol w:w="2387"/>
+        <w:gridCol w:w="2387"/>
+        <w:gridCol w:w="2387"/>
       </w:tblGrid>
       <w:tr>
         <w:trPr>
@@ -18310,7 +19027,7 @@
         </w:trPr>
         <w:tc>
           <w:tcPr>
-            <w:tcW w:type="dxa" w:w="1193"/>
+            <w:tcW w:type="dxa" w:w="2387"/>
             <w:vAlign w:val="center"/>
             <w:tcMar>
               <w:top w:w="95" w:type="dxa"/>
@@ -18345,7 +19062,7 @@
         </w:tc>
         <w:tc>
           <w:tcPr>
-            <w:tcW w:type="dxa" w:w="1193"/>
+            <w:tcW w:type="dxa" w:w="2387"/>
             <w:vAlign w:val="center"/>
             <w:tcMar>
               <w:top w:w="95" w:type="dxa"/>
@@ -18380,7 +19097,7 @@
         </w:tc>
         <w:tc>
           <w:tcPr>
-            <w:tcW w:type="dxa" w:w="1193"/>
+            <w:tcW w:type="dxa" w:w="2387"/>
             <w:vAlign w:val="center"/>
             <w:tcMar>
               <w:top w:w="95" w:type="dxa"/>
@@ -18415,7 +19132,7 @@
         </w:tc>
         <w:tc>
           <w:tcPr>
-            <w:tcW w:type="dxa" w:w="1193"/>
+            <w:tcW w:type="dxa" w:w="2387"/>
             <w:vAlign w:val="center"/>
             <w:tcMar>
               <w:top w:w="95" w:type="dxa"/>
@@ -18448,115 +19165,11 @@
             </w:r>
           </w:p>
         </w:tc>
-        <w:tc>
-          <w:tcPr>
-            <w:tcW w:type="dxa" w:w="1193"/>
-            <w:vAlign w:val="center"/>
-            <w:tcMar>
-              <w:top w:w="95" w:type="dxa"/>
-              <w:start w:w="110" w:type="dxa"/>
-              <w:bottom w:w="95" w:type="dxa"/>
-              <w:end w:w="110" w:type="dxa"/>
-            </w:tcMar>
-            <w:shd w:fill="174F3A"/>
-          </w:tcPr>
-          <w:p>
-            <w:pPr>
-              <w:spacing w:after="20" w:line="259" w:lineRule="auto"/>
-            </w:pPr>
-            <w:r>
-              <w:rPr>
-                <w:rFonts w:ascii="Arial" w:hAnsi="Arial" w:eastAsia="Arial"/>
-                <w:b/>
-                <w:color w:val="FFFFFF"/>
-                <w:sz w:val="18"/>
-              </w:rPr>
-            </w:r>
-          </w:p>
-        </w:tc>
-        <w:tc>
-          <w:tcPr>
-            <w:tcW w:type="dxa" w:w="1193"/>
-            <w:vAlign w:val="center"/>
-            <w:tcMar>
-              <w:top w:w="95" w:type="dxa"/>
-              <w:start w:w="110" w:type="dxa"/>
-              <w:bottom w:w="95" w:type="dxa"/>
-              <w:end w:w="110" w:type="dxa"/>
-            </w:tcMar>
-            <w:shd w:fill="174F3A"/>
-          </w:tcPr>
-          <w:p>
-            <w:pPr>
-              <w:spacing w:after="20" w:line="259" w:lineRule="auto"/>
-            </w:pPr>
-            <w:r>
-              <w:rPr>
-                <w:rFonts w:ascii="Arial" w:hAnsi="Arial" w:eastAsia="Arial"/>
-                <w:b/>
-                <w:color w:val="FFFFFF"/>
-                <w:sz w:val="18"/>
-              </w:rPr>
-            </w:r>
-          </w:p>
-        </w:tc>
-        <w:tc>
-          <w:tcPr>
-            <w:tcW w:type="dxa" w:w="1193"/>
-            <w:vAlign w:val="center"/>
-            <w:tcMar>
-              <w:top w:w="95" w:type="dxa"/>
-              <w:start w:w="110" w:type="dxa"/>
-              <w:bottom w:w="95" w:type="dxa"/>
-              <w:end w:w="110" w:type="dxa"/>
-            </w:tcMar>
-            <w:shd w:fill="174F3A"/>
-          </w:tcPr>
-          <w:p>
-            <w:pPr>
-              <w:spacing w:after="20" w:line="259" w:lineRule="auto"/>
-            </w:pPr>
-            <w:r>
-              <w:rPr>
-                <w:rFonts w:ascii="Arial" w:hAnsi="Arial" w:eastAsia="Arial"/>
-                <w:b/>
-                <w:color w:val="FFFFFF"/>
-                <w:sz w:val="18"/>
-              </w:rPr>
-            </w:r>
-          </w:p>
-        </w:tc>
-        <w:tc>
-          <w:tcPr>
-            <w:tcW w:type="dxa" w:w="1193"/>
-            <w:vAlign w:val="center"/>
-            <w:tcMar>
-              <w:top w:w="95" w:type="dxa"/>
-              <w:start w:w="110" w:type="dxa"/>
-              <w:bottom w:w="95" w:type="dxa"/>
-              <w:end w:w="110" w:type="dxa"/>
-            </w:tcMar>
-            <w:shd w:fill="174F3A"/>
-          </w:tcPr>
-          <w:p>
-            <w:pPr>
-              <w:spacing w:after="20" w:line="259" w:lineRule="auto"/>
-            </w:pPr>
-            <w:r>
-              <w:rPr>
-                <w:rFonts w:ascii="Arial" w:hAnsi="Arial" w:eastAsia="Arial"/>
-                <w:b/>
-                <w:color w:val="FFFFFF"/>
-                <w:sz w:val="18"/>
-              </w:rPr>
-            </w:r>
-          </w:p>
-        </w:tc>
       </w:tr>
       <w:tr>
         <w:tc>
           <w:tcPr>
-            <w:tcW w:type="dxa" w:w="1193"/>
+            <w:tcW w:type="dxa" w:w="2387"/>
             <w:vAlign w:val="center"/>
             <w:tcMar>
               <w:top w:w="95" w:type="dxa"/>
@@ -18591,7 +19204,7 @@
         </w:tc>
         <w:tc>
           <w:tcPr>
-            <w:tcW w:type="dxa" w:w="1193"/>
+            <w:tcW w:type="dxa" w:w="2387"/>
             <w:vAlign w:val="center"/>
             <w:tcMar>
               <w:top w:w="95" w:type="dxa"/>
@@ -18620,13 +19233,13 @@
                 <w:color w:val="26352D"/>
                 <w:sz w:val="18"/>
               </w:rPr>
-              <w:t>`{service="task-tracker"} \</w:t>
+              <w:t>{service="task-tracker"} | json</w:t>
             </w:r>
           </w:p>
         </w:tc>
         <w:tc>
           <w:tcPr>
-            <w:tcW w:type="dxa" w:w="1193"/>
+            <w:tcW w:type="dxa" w:w="2387"/>
             <w:vAlign w:val="center"/>
             <w:tcMar>
               <w:top w:w="95" w:type="dxa"/>
@@ -18655,13 +19268,103 @@
                 <w:color w:val="26352D"/>
                 <w:sz w:val="18"/>
               </w:rPr>
-              <w:t>json`</w:t>
+              <w:t xml:space="preserve">Trích xuất toàn bộ nhật ký ứng dụng và tự động phân giải các trường JSON (như </w:t>
+            </w:r>
+            <w:r>
+              <w:rPr>
+                <w:rFonts w:ascii="Arial" w:hAnsi="Arial" w:eastAsia="Arial"/>
+                <w:b w:val="0"/>
+                <w:color w:val="26352D"/>
+                <w:sz w:val="18"/>
+              </w:rPr>
+              <w:t>requestId</w:t>
+            </w:r>
+            <w:r>
+              <w:rPr>
+                <w:rFonts w:ascii="Arial" w:hAnsi="Arial" w:eastAsia="Arial"/>
+                <w:b w:val="0"/>
+                <w:color w:val="26352D"/>
+                <w:sz w:val="18"/>
+              </w:rPr>
+              <w:t xml:space="preserve">, </w:t>
+            </w:r>
+            <w:r>
+              <w:rPr>
+                <w:rFonts w:ascii="Arial" w:hAnsi="Arial" w:eastAsia="Arial"/>
+                <w:b w:val="0"/>
+                <w:color w:val="26352D"/>
+                <w:sz w:val="18"/>
+              </w:rPr>
+              <w:t>method</w:t>
+            </w:r>
+            <w:r>
+              <w:rPr>
+                <w:rFonts w:ascii="Arial" w:hAnsi="Arial" w:eastAsia="Arial"/>
+                <w:b w:val="0"/>
+                <w:color w:val="26352D"/>
+                <w:sz w:val="18"/>
+              </w:rPr>
+              <w:t xml:space="preserve">, </w:t>
+            </w:r>
+            <w:r>
+              <w:rPr>
+                <w:rFonts w:ascii="Arial" w:hAnsi="Arial" w:eastAsia="Arial"/>
+                <w:b w:val="0"/>
+                <w:color w:val="26352D"/>
+                <w:sz w:val="18"/>
+              </w:rPr>
+              <w:t>path</w:t>
+            </w:r>
+            <w:r>
+              <w:rPr>
+                <w:rFonts w:ascii="Arial" w:hAnsi="Arial" w:eastAsia="Arial"/>
+                <w:b w:val="0"/>
+                <w:color w:val="26352D"/>
+                <w:sz w:val="18"/>
+              </w:rPr>
+              <w:t xml:space="preserve">, </w:t>
+            </w:r>
+            <w:r>
+              <w:rPr>
+                <w:rFonts w:ascii="Arial" w:hAnsi="Arial" w:eastAsia="Arial"/>
+                <w:b w:val="0"/>
+                <w:color w:val="26352D"/>
+                <w:sz w:val="18"/>
+              </w:rPr>
+              <w:t>statusCode</w:t>
+            </w:r>
+            <w:r>
+              <w:rPr>
+                <w:rFonts w:ascii="Arial" w:hAnsi="Arial" w:eastAsia="Arial"/>
+                <w:b w:val="0"/>
+                <w:color w:val="26352D"/>
+                <w:sz w:val="18"/>
+              </w:rPr>
+              <w:t xml:space="preserve">, </w:t>
+            </w:r>
+            <w:r>
+              <w:rPr>
+                <w:rFonts w:ascii="Arial" w:hAnsi="Arial" w:eastAsia="Arial"/>
+                <w:b w:val="0"/>
+                <w:color w:val="26352D"/>
+                <w:sz w:val="18"/>
+              </w:rPr>
+              <w:t>durationMs</w:t>
+            </w:r>
+            <w:r>
+              <w:rPr>
+                <w:rFonts w:ascii="Arial" w:hAnsi="Arial" w:eastAsia="Arial"/>
+                <w:b w:val="0"/>
+                <w:color w:val="26352D"/>
+                <w:sz w:val="18"/>
+              </w:rPr>
+              <w:t>) thành các thuộc tính có thể lọc.</w:t>
             </w:r>
           </w:p>
         </w:tc>
         <w:tc>
           <w:tcPr>
-            <w:tcW w:type="dxa" w:w="1193"/>
+            <w:tcW w:type="dxa" w:w="2387"/>
             <w:vAlign w:val="center"/>
             <w:tcMar>
               <w:top w:w="95" w:type="dxa"/>
@@ -18690,103 +19393,220 @@
                 <w:color w:val="26352D"/>
                 <w:sz w:val="18"/>
               </w:rPr>
-              <w:t xml:space="preserve">Trích xuất toàn bộ nhật ký ứng dụng và tự động phân giải các trường JSON (như </w:t>
-            </w:r>
-            <w:r>
-              <w:rPr>
-                <w:rFonts w:ascii="Arial" w:hAnsi="Arial" w:eastAsia="Arial"/>
-                <w:b w:val="0"/>
-                <w:color w:val="26352D"/>
-                <w:sz w:val="18"/>
-              </w:rPr>
-              <w:t>requestId</w:t>
-            </w:r>
-            <w:r>
-              <w:rPr>
-                <w:rFonts w:ascii="Arial" w:hAnsi="Arial" w:eastAsia="Arial"/>
-                <w:b w:val="0"/>
-                <w:color w:val="26352D"/>
-                <w:sz w:val="18"/>
-              </w:rPr>
-              <w:t xml:space="preserve">, </w:t>
-            </w:r>
-            <w:r>
-              <w:rPr>
-                <w:rFonts w:ascii="Arial" w:hAnsi="Arial" w:eastAsia="Arial"/>
-                <w:b w:val="0"/>
-                <w:color w:val="26352D"/>
-                <w:sz w:val="18"/>
-              </w:rPr>
-              <w:t>method</w:t>
-            </w:r>
-            <w:r>
-              <w:rPr>
-                <w:rFonts w:ascii="Arial" w:hAnsi="Arial" w:eastAsia="Arial"/>
-                <w:b w:val="0"/>
-                <w:color w:val="26352D"/>
-                <w:sz w:val="18"/>
-              </w:rPr>
-              <w:t xml:space="preserve">, </w:t>
-            </w:r>
-            <w:r>
-              <w:rPr>
-                <w:rFonts w:ascii="Arial" w:hAnsi="Arial" w:eastAsia="Arial"/>
-                <w:b w:val="0"/>
-                <w:color w:val="26352D"/>
-                <w:sz w:val="18"/>
-              </w:rPr>
-              <w:t>path</w:t>
-            </w:r>
-            <w:r>
-              <w:rPr>
-                <w:rFonts w:ascii="Arial" w:hAnsi="Arial" w:eastAsia="Arial"/>
-                <w:b w:val="0"/>
-                <w:color w:val="26352D"/>
-                <w:sz w:val="18"/>
-              </w:rPr>
-              <w:t xml:space="preserve">, </w:t>
-            </w:r>
-            <w:r>
-              <w:rPr>
-                <w:rFonts w:ascii="Arial" w:hAnsi="Arial" w:eastAsia="Arial"/>
-                <w:b w:val="0"/>
-                <w:color w:val="26352D"/>
-                <w:sz w:val="18"/>
-              </w:rPr>
-              <w:t>statusCode</w:t>
-            </w:r>
-            <w:r>
-              <w:rPr>
-                <w:rFonts w:ascii="Arial" w:hAnsi="Arial" w:eastAsia="Arial"/>
-                <w:b w:val="0"/>
-                <w:color w:val="26352D"/>
-                <w:sz w:val="18"/>
-              </w:rPr>
-              <w:t xml:space="preserve">, </w:t>
-            </w:r>
-            <w:r>
-              <w:rPr>
-                <w:rFonts w:ascii="Arial" w:hAnsi="Arial" w:eastAsia="Arial"/>
-                <w:b w:val="0"/>
-                <w:color w:val="26352D"/>
-                <w:sz w:val="18"/>
-              </w:rPr>
-              <w:t>durationMs</w:t>
-            </w:r>
-            <w:r>
-              <w:rPr>
-                <w:rFonts w:ascii="Arial" w:hAnsi="Arial" w:eastAsia="Arial"/>
-                <w:b w:val="0"/>
-                <w:color w:val="26352D"/>
-                <w:sz w:val="18"/>
-              </w:rPr>
-              <w:t>) thành các thuộc tính có thể lọc.</w:t>
+              <w:t>Trả về các dòng log JSON hoàn chỉnh của ứng dụng, hiển thị rõ request ID và thời gian xử lý từng request (1ms).</w:t>
+            </w:r>
+          </w:p>
+        </w:tc>
+      </w:tr>
+      <w:tr>
+        <w:tc>
+          <w:tcPr>
+            <w:tcW w:type="dxa" w:w="2387"/>
+            <w:vAlign w:val="center"/>
+            <w:tcMar>
+              <w:top w:w="95" w:type="dxa"/>
+              <w:start w:w="110" w:type="dxa"/>
+              <w:bottom w:w="95" w:type="dxa"/>
+              <w:end w:w="110" w:type="dxa"/>
+            </w:tcMar>
+            <w:shd w:fill="F0F5F1"/>
+          </w:tcPr>
+          <w:p>
+            <w:pPr>
+              <w:spacing w:after="20" w:line="259" w:lineRule="auto"/>
+            </w:pPr>
+            <w:r>
+              <w:rPr>
+                <w:rFonts w:ascii="Arial" w:hAnsi="Arial" w:eastAsia="Arial"/>
+                <w:b w:val="0"/>
+                <w:color w:val="26352D"/>
+                <w:sz w:val="18"/>
+              </w:rPr>
+            </w:r>
+            <w:r>
+              <w:rPr>
+                <w:rFonts w:ascii="Arial" w:hAnsi="Arial" w:eastAsia="Arial"/>
+                <w:b w:val="0"/>
+                <w:color w:val="26352D"/>
+                <w:sz w:val="18"/>
+              </w:rPr>
+              <w:t>2</w:t>
             </w:r>
           </w:p>
         </w:tc>
         <w:tc>
           <w:tcPr>
-            <w:tcW w:type="dxa" w:w="1193"/>
+            <w:tcW w:type="dxa" w:w="2387"/>
+            <w:vAlign w:val="center"/>
+            <w:tcMar>
+              <w:top w:w="95" w:type="dxa"/>
+              <w:start w:w="110" w:type="dxa"/>
+              <w:bottom w:w="95" w:type="dxa"/>
+              <w:end w:w="110" w:type="dxa"/>
+            </w:tcMar>
+            <w:shd w:fill="F0F5F1"/>
+          </w:tcPr>
+          <w:p>
+            <w:pPr>
+              <w:spacing w:after="20" w:line="259" w:lineRule="auto"/>
+            </w:pPr>
+            <w:r>
+              <w:rPr>
+                <w:rFonts w:ascii="Arial" w:hAnsi="Arial" w:eastAsia="Arial"/>
+                <w:b w:val="0"/>
+                <w:color w:val="26352D"/>
+                <w:sz w:val="18"/>
+              </w:rPr>
+            </w:r>
+            <w:r>
+              <w:rPr>
+                <w:rFonts w:ascii="Arial" w:hAnsi="Arial" w:eastAsia="Arial"/>
+                <w:b w:val="0"/>
+                <w:color w:val="26352D"/>
+                <w:sz w:val="18"/>
+              </w:rPr>
+              <w:t>{service="task-tracker"} | json | statusCode &gt;= 200 and statusCode &lt; 300</w:t>
+            </w:r>
+            <w:r>
+              <w:rPr>
+                <w:rFonts w:ascii="Arial" w:hAnsi="Arial" w:eastAsia="Arial"/>
+                <w:b w:val="0"/>
+                <w:color w:val="26352D"/>
+                <w:sz w:val="18"/>
+              </w:rPr>
+              <w:t xml:space="preserve"> *(Lưu ý: nếu chỉ dùng </w:t>
+            </w:r>
+            <w:r>
+              <w:rPr>
+                <w:rFonts w:ascii="Arial" w:hAnsi="Arial" w:eastAsia="Arial"/>
+                <w:b w:val="0"/>
+                <w:color w:val="26352D"/>
+                <w:sz w:val="18"/>
+              </w:rPr>
+              <w:t>statusCode &gt;= 200</w:t>
+            </w:r>
+            <w:r>
+              <w:rPr>
+                <w:rFonts w:ascii="Arial" w:hAnsi="Arial" w:eastAsia="Arial"/>
+                <w:b w:val="0"/>
+                <w:color w:val="26352D"/>
+                <w:sz w:val="18"/>
+              </w:rPr>
+              <w:t>, bộ lọc sẽ bao gồm cả mã lỗi 4xx và 5xx)*</w:t>
+            </w:r>
+          </w:p>
+        </w:tc>
+        <w:tc>
+          <w:tcPr>
+            <w:tcW w:type="dxa" w:w="2387"/>
+            <w:vAlign w:val="center"/>
+            <w:tcMar>
+              <w:top w:w="95" w:type="dxa"/>
+              <w:start w:w="110" w:type="dxa"/>
+              <w:bottom w:w="95" w:type="dxa"/>
+              <w:end w:w="110" w:type="dxa"/>
+            </w:tcMar>
+            <w:shd w:fill="F0F5F1"/>
+          </w:tcPr>
+          <w:p>
+            <w:pPr>
+              <w:spacing w:after="20" w:line="259" w:lineRule="auto"/>
+            </w:pPr>
+            <w:r>
+              <w:rPr>
+                <w:rFonts w:ascii="Arial" w:hAnsi="Arial" w:eastAsia="Arial"/>
+                <w:b w:val="0"/>
+                <w:color w:val="26352D"/>
+                <w:sz w:val="18"/>
+              </w:rPr>
+            </w:r>
+            <w:r>
+              <w:rPr>
+                <w:rFonts w:ascii="Arial" w:hAnsi="Arial" w:eastAsia="Arial"/>
+                <w:b w:val="0"/>
+                <w:color w:val="26352D"/>
+                <w:sz w:val="18"/>
+              </w:rPr>
+              <w:t xml:space="preserve">Sàng lọc các bản ghi yêu cầu HTTP thành công (dải 2xx: 200 OK, 201 Created, 204 No Content). Để lọc riêng lỗi, dùng </w:t>
+            </w:r>
+            <w:r>
+              <w:rPr>
+                <w:rFonts w:ascii="Arial" w:hAnsi="Arial" w:eastAsia="Arial"/>
+                <w:b w:val="0"/>
+                <w:color w:val="26352D"/>
+                <w:sz w:val="18"/>
+              </w:rPr>
+              <w:t>{service="task-tracker"} | json | level="50"</w:t>
+            </w:r>
+            <w:r>
+              <w:rPr>
+                <w:rFonts w:ascii="Arial" w:hAnsi="Arial" w:eastAsia="Arial"/>
+                <w:b w:val="0"/>
+                <w:color w:val="26352D"/>
+                <w:sz w:val="18"/>
+              </w:rPr>
+              <w:t xml:space="preserve"> hoặc </w:t>
+            </w:r>
+            <w:r>
+              <w:rPr>
+                <w:rFonts w:ascii="Arial" w:hAnsi="Arial" w:eastAsia="Arial"/>
+                <w:b w:val="0"/>
+                <w:color w:val="26352D"/>
+                <w:sz w:val="18"/>
+              </w:rPr>
+              <w:t>statusCode &gt;= 400</w:t>
+            </w:r>
+            <w:r>
+              <w:rPr>
+                <w:rFonts w:ascii="Arial" w:hAnsi="Arial" w:eastAsia="Arial"/>
+                <w:b w:val="0"/>
+                <w:color w:val="26352D"/>
+                <w:sz w:val="18"/>
+              </w:rPr>
+              <w:t>.</w:t>
+            </w:r>
+          </w:p>
+        </w:tc>
+        <w:tc>
+          <w:tcPr>
+            <w:tcW w:type="dxa" w:w="2387"/>
+            <w:vAlign w:val="center"/>
+            <w:tcMar>
+              <w:top w:w="95" w:type="dxa"/>
+              <w:start w:w="110" w:type="dxa"/>
+              <w:bottom w:w="95" w:type="dxa"/>
+              <w:end w:w="110" w:type="dxa"/>
+            </w:tcMar>
+            <w:shd w:fill="F0F5F1"/>
+          </w:tcPr>
+          <w:p>
+            <w:pPr>
+              <w:spacing w:after="20" w:line="259" w:lineRule="auto"/>
+            </w:pPr>
+            <w:r>
+              <w:rPr>
+                <w:rFonts w:ascii="Arial" w:hAnsi="Arial" w:eastAsia="Arial"/>
+                <w:b w:val="0"/>
+                <w:color w:val="26352D"/>
+                <w:sz w:val="18"/>
+              </w:rPr>
+            </w:r>
+            <w:r>
+              <w:rPr>
+                <w:rFonts w:ascii="Arial" w:hAnsi="Arial" w:eastAsia="Arial"/>
+                <w:b w:val="0"/>
+                <w:color w:val="26352D"/>
+                <w:sz w:val="18"/>
+              </w:rPr>
+              <w:t>Sàng lọc chính xác các yêu cầu thành công, loại trừ hoàn toàn các mã lỗi phát sinh khi client gửi dữ liệu sai hoặc thao tác kiểm thử.</w:t>
+            </w:r>
+          </w:p>
+        </w:tc>
+      </w:tr>
+      <w:tr>
+        <w:tc>
+          <w:tcPr>
+            <w:tcW w:type="dxa" w:w="2387"/>
             <w:vAlign w:val="center"/>
             <w:tcMar>
               <w:top w:w="95" w:type="dxa"/>
@@ -18815,13 +19635,13 @@
                 <w:color w:val="26352D"/>
                 <w:sz w:val="18"/>
               </w:rPr>
-              <w:t>Trả về các dòng log JSON hoàn chỉnh của ứng dụng, hiển thị rõ request ID và thời gian xử lý từng request (1ms).</w:t>
+              <w:t>3</w:t>
             </w:r>
           </w:p>
         </w:tc>
         <w:tc>
           <w:tcPr>
-            <w:tcW w:type="dxa" w:w="1193"/>
+            <w:tcW w:type="dxa" w:w="2387"/>
             <w:vAlign w:val="center"/>
             <w:tcMar>
               <w:top w:w="95" w:type="dxa"/>
@@ -18843,11 +19663,20 @@
                 <w:sz w:val="18"/>
               </w:rPr>
             </w:r>
+            <w:r>
+              <w:rPr>
+                <w:rFonts w:ascii="Arial" w:hAnsi="Arial" w:eastAsia="Arial"/>
+                <w:b w:val="0"/>
+                <w:color w:val="26352D"/>
+                <w:sz w:val="18"/>
+              </w:rPr>
+              <w:t>{service="nginx", log_type="access"} |= "/api/tasks"</w:t>
+            </w:r>
           </w:p>
         </w:tc>
         <w:tc>
           <w:tcPr>
-            <w:tcW w:type="dxa" w:w="1193"/>
+            <w:tcW w:type="dxa" w:w="2387"/>
             <w:vAlign w:val="center"/>
             <w:tcMar>
               <w:top w:w="95" w:type="dxa"/>
@@ -18869,11 +19698,38 @@
                 <w:sz w:val="18"/>
               </w:rPr>
             </w:r>
+            <w:r>
+              <w:rPr>
+                <w:rFonts w:ascii="Arial" w:hAnsi="Arial" w:eastAsia="Arial"/>
+                <w:b w:val="0"/>
+                <w:color w:val="26352D"/>
+                <w:sz w:val="18"/>
+              </w:rPr>
+              <w:t xml:space="preserve">Lọc toàn bộ access log của Nginx Reverse Proxy có chứa chuỗi đường dẫn </w:t>
+            </w:r>
+            <w:r>
+              <w:rPr>
+                <w:rFonts w:ascii="Arial" w:hAnsi="Arial" w:eastAsia="Arial"/>
+                <w:b w:val="0"/>
+                <w:color w:val="26352D"/>
+                <w:sz w:val="18"/>
+              </w:rPr>
+              <w:t>/api/tasks</w:t>
+            </w:r>
+            <w:r>
+              <w:rPr>
+                <w:rFonts w:ascii="Arial" w:hAnsi="Arial" w:eastAsia="Arial"/>
+                <w:b w:val="0"/>
+                <w:color w:val="26352D"/>
+                <w:sz w:val="18"/>
+              </w:rPr>
+              <w:t xml:space="preserve"> để theo dõi các thao tác CRUD từ phía biên mạng.</w:t>
+            </w:r>
           </w:p>
         </w:tc>
         <w:tc>
           <w:tcPr>
-            <w:tcW w:type="dxa" w:w="1193"/>
+            <w:tcW w:type="dxa" w:w="2387"/>
             <w:vAlign w:val="center"/>
             <w:tcMar>
               <w:top w:w="95" w:type="dxa"/>
@@ -18895,447 +19751,14 @@
                 <w:sz w:val="18"/>
               </w:rPr>
             </w:r>
-          </w:p>
-        </w:tc>
-      </w:tr>
-      <w:tr>
-        <w:tc>
-          <w:tcPr>
-            <w:tcW w:type="dxa" w:w="1193"/>
-            <w:vAlign w:val="center"/>
-            <w:tcMar>
-              <w:top w:w="95" w:type="dxa"/>
-              <w:start w:w="110" w:type="dxa"/>
-              <w:bottom w:w="95" w:type="dxa"/>
-              <w:end w:w="110" w:type="dxa"/>
-            </w:tcMar>
-            <w:shd w:fill="F0F5F1"/>
-          </w:tcPr>
-          <w:p>
-            <w:pPr>
-              <w:spacing w:after="20" w:line="259" w:lineRule="auto"/>
-            </w:pPr>
-            <w:r>
-              <w:rPr>
-                <w:rFonts w:ascii="Arial" w:hAnsi="Arial" w:eastAsia="Arial"/>
-                <w:b w:val="0"/>
-                <w:color w:val="26352D"/>
-                <w:sz w:val="18"/>
-              </w:rPr>
-            </w:r>
-            <w:r>
-              <w:rPr>
-                <w:rFonts w:ascii="Arial" w:hAnsi="Arial" w:eastAsia="Arial"/>
-                <w:b w:val="0"/>
-                <w:color w:val="26352D"/>
-                <w:sz w:val="18"/>
-              </w:rPr>
-              <w:t>2</w:t>
-            </w:r>
-          </w:p>
-        </w:tc>
-        <w:tc>
-          <w:tcPr>
-            <w:tcW w:type="dxa" w:w="1193"/>
-            <w:vAlign w:val="center"/>
-            <w:tcMar>
-              <w:top w:w="95" w:type="dxa"/>
-              <w:start w:w="110" w:type="dxa"/>
-              <w:bottom w:w="95" w:type="dxa"/>
-              <w:end w:w="110" w:type="dxa"/>
-            </w:tcMar>
-            <w:shd w:fill="F0F5F1"/>
-          </w:tcPr>
-          <w:p>
-            <w:pPr>
-              <w:spacing w:after="20" w:line="259" w:lineRule="auto"/>
-            </w:pPr>
-            <w:r>
-              <w:rPr>
-                <w:rFonts w:ascii="Arial" w:hAnsi="Arial" w:eastAsia="Arial"/>
-                <w:b w:val="0"/>
-                <w:color w:val="26352D"/>
-                <w:sz w:val="18"/>
-              </w:rPr>
-            </w:r>
-            <w:r>
-              <w:rPr>
-                <w:rFonts w:ascii="Arial" w:hAnsi="Arial" w:eastAsia="Arial"/>
-                <w:b w:val="0"/>
-                <w:color w:val="26352D"/>
-                <w:sz w:val="18"/>
-              </w:rPr>
-              <w:t>`{service="task-tracker"} \</w:t>
-            </w:r>
-          </w:p>
-        </w:tc>
-        <w:tc>
-          <w:tcPr>
-            <w:tcW w:type="dxa" w:w="1193"/>
-            <w:vAlign w:val="center"/>
-            <w:tcMar>
-              <w:top w:w="95" w:type="dxa"/>
-              <w:start w:w="110" w:type="dxa"/>
-              <w:bottom w:w="95" w:type="dxa"/>
-              <w:end w:w="110" w:type="dxa"/>
-            </w:tcMar>
-            <w:shd w:fill="F0F5F1"/>
-          </w:tcPr>
-          <w:p>
-            <w:pPr>
-              <w:spacing w:after="20" w:line="259" w:lineRule="auto"/>
-            </w:pPr>
-            <w:r>
-              <w:rPr>
-                <w:rFonts w:ascii="Arial" w:hAnsi="Arial" w:eastAsia="Arial"/>
-                <w:b w:val="0"/>
-                <w:color w:val="26352D"/>
-                <w:sz w:val="18"/>
-              </w:rPr>
-            </w:r>
-            <w:r>
-              <w:rPr>
-                <w:rFonts w:ascii="Arial" w:hAnsi="Arial" w:eastAsia="Arial"/>
-                <w:b w:val="0"/>
-                <w:color w:val="26352D"/>
-                <w:sz w:val="18"/>
-              </w:rPr>
-              <w:t>json \</w:t>
-            </w:r>
-          </w:p>
-        </w:tc>
-        <w:tc>
-          <w:tcPr>
-            <w:tcW w:type="dxa" w:w="1193"/>
-            <w:vAlign w:val="center"/>
-            <w:tcMar>
-              <w:top w:w="95" w:type="dxa"/>
-              <w:start w:w="110" w:type="dxa"/>
-              <w:bottom w:w="95" w:type="dxa"/>
-              <w:end w:w="110" w:type="dxa"/>
-            </w:tcMar>
-            <w:shd w:fill="F0F5F1"/>
-          </w:tcPr>
-          <w:p>
-            <w:pPr>
-              <w:spacing w:after="20" w:line="259" w:lineRule="auto"/>
-            </w:pPr>
-            <w:r>
-              <w:rPr>
-                <w:rFonts w:ascii="Arial" w:hAnsi="Arial" w:eastAsia="Arial"/>
-                <w:b w:val="0"/>
-                <w:color w:val="26352D"/>
-                <w:sz w:val="18"/>
-              </w:rPr>
-            </w:r>
-            <w:r>
-              <w:rPr>
-                <w:rFonts w:ascii="Arial" w:hAnsi="Arial" w:eastAsia="Arial"/>
-                <w:b w:val="0"/>
-                <w:color w:val="26352D"/>
-                <w:sz w:val="18"/>
-              </w:rPr>
-              <w:t>statusCode &gt;= 200</w:t>
-            </w:r>
-            <w:r>
-              <w:rPr>
-                <w:rFonts w:ascii="Arial" w:hAnsi="Arial" w:eastAsia="Arial"/>
-                <w:b w:val="0"/>
-                <w:color w:val="26352D"/>
-                <w:sz w:val="18"/>
-              </w:rPr>
-              <w:t xml:space="preserve"> *(hoặc </w:t>
-            </w:r>
-            <w:r>
-              <w:rPr>
-                <w:rFonts w:ascii="Arial" w:hAnsi="Arial" w:eastAsia="Arial"/>
-                <w:b w:val="0"/>
-                <w:color w:val="26352D"/>
-                <w:sz w:val="18"/>
-              </w:rPr>
-              <w:t>{service="task-tracker"} \</w:t>
-            </w:r>
-          </w:p>
-        </w:tc>
-        <w:tc>
-          <w:tcPr>
-            <w:tcW w:type="dxa" w:w="1193"/>
-            <w:vAlign w:val="center"/>
-            <w:tcMar>
-              <w:top w:w="95" w:type="dxa"/>
-              <w:start w:w="110" w:type="dxa"/>
-              <w:bottom w:w="95" w:type="dxa"/>
-              <w:end w:w="110" w:type="dxa"/>
-            </w:tcMar>
-            <w:shd w:fill="F0F5F1"/>
-          </w:tcPr>
-          <w:p>
-            <w:pPr>
-              <w:spacing w:after="20" w:line="259" w:lineRule="auto"/>
-            </w:pPr>
-            <w:r>
-              <w:rPr>
-                <w:rFonts w:ascii="Arial" w:hAnsi="Arial" w:eastAsia="Arial"/>
-                <w:b w:val="0"/>
-                <w:color w:val="26352D"/>
-                <w:sz w:val="18"/>
-              </w:rPr>
-            </w:r>
-            <w:r>
-              <w:rPr>
-                <w:rFonts w:ascii="Arial" w:hAnsi="Arial" w:eastAsia="Arial"/>
-                <w:b w:val="0"/>
-                <w:color w:val="26352D"/>
-                <w:sz w:val="18"/>
-              </w:rPr>
-              <w:t>json \</w:t>
-            </w:r>
-          </w:p>
-        </w:tc>
-        <w:tc>
-          <w:tcPr>
-            <w:tcW w:type="dxa" w:w="1193"/>
-            <w:vAlign w:val="center"/>
-            <w:tcMar>
-              <w:top w:w="95" w:type="dxa"/>
-              <w:start w:w="110" w:type="dxa"/>
-              <w:bottom w:w="95" w:type="dxa"/>
-              <w:end w:w="110" w:type="dxa"/>
-            </w:tcMar>
-            <w:shd w:fill="F0F5F1"/>
-          </w:tcPr>
-          <w:p>
-            <w:pPr>
-              <w:spacing w:after="20" w:line="259" w:lineRule="auto"/>
-            </w:pPr>
-            <w:r>
-              <w:rPr>
-                <w:rFonts w:ascii="Arial" w:hAnsi="Arial" w:eastAsia="Arial"/>
-                <w:b w:val="0"/>
-                <w:color w:val="26352D"/>
-                <w:sz w:val="18"/>
-              </w:rPr>
-            </w:r>
-            <w:r>
-              <w:rPr>
-                <w:rFonts w:ascii="Arial" w:hAnsi="Arial" w:eastAsia="Arial"/>
-                <w:b w:val="0"/>
-                <w:color w:val="26352D"/>
-                <w:sz w:val="18"/>
-              </w:rPr>
-              <w:t>level="50"`)*</w:t>
-            </w:r>
-          </w:p>
-        </w:tc>
-        <w:tc>
-          <w:tcPr>
-            <w:tcW w:type="dxa" w:w="1193"/>
-            <w:vAlign w:val="center"/>
-            <w:tcMar>
-              <w:top w:w="95" w:type="dxa"/>
-              <w:start w:w="110" w:type="dxa"/>
-              <w:bottom w:w="95" w:type="dxa"/>
-              <w:end w:w="110" w:type="dxa"/>
-            </w:tcMar>
-            <w:shd w:fill="F0F5F1"/>
-          </w:tcPr>
-          <w:p>
-            <w:pPr>
-              <w:spacing w:after="20" w:line="259" w:lineRule="auto"/>
-            </w:pPr>
-            <w:r>
-              <w:rPr>
-                <w:rFonts w:ascii="Arial" w:hAnsi="Arial" w:eastAsia="Arial"/>
-                <w:b w:val="0"/>
-                <w:color w:val="26352D"/>
-                <w:sz w:val="18"/>
-              </w:rPr>
-            </w:r>
-            <w:r>
-              <w:rPr>
-                <w:rFonts w:ascii="Arial" w:hAnsi="Arial" w:eastAsia="Arial"/>
-                <w:b w:val="0"/>
-                <w:color w:val="26352D"/>
-                <w:sz w:val="18"/>
-              </w:rPr>
-              <w:t>Lọc các bản ghi log nghiệp vụ theo điều kiện mã trạng thái HTTP thành công/lỗi hoặc lọc riêng các bản ghi lỗi nghiêm trọng (Pino level 50 tương đương ERROR).</w:t>
-            </w:r>
-          </w:p>
-        </w:tc>
-        <w:tc>
-          <w:tcPr>
-            <w:tcW w:type="dxa" w:w="1193"/>
-            <w:vAlign w:val="center"/>
-            <w:tcMar>
-              <w:top w:w="95" w:type="dxa"/>
-              <w:start w:w="110" w:type="dxa"/>
-              <w:bottom w:w="95" w:type="dxa"/>
-              <w:end w:w="110" w:type="dxa"/>
-            </w:tcMar>
-            <w:shd w:fill="F0F5F1"/>
-          </w:tcPr>
-          <w:p>
-            <w:pPr>
-              <w:spacing w:after="20" w:line="259" w:lineRule="auto"/>
-            </w:pPr>
-            <w:r>
-              <w:rPr>
-                <w:rFonts w:ascii="Arial" w:hAnsi="Arial" w:eastAsia="Arial"/>
-                <w:b w:val="0"/>
-                <w:color w:val="26352D"/>
-                <w:sz w:val="18"/>
-              </w:rPr>
-            </w:r>
-            <w:r>
-              <w:rPr>
-                <w:rFonts w:ascii="Arial" w:hAnsi="Arial" w:eastAsia="Arial"/>
-                <w:b w:val="0"/>
-                <w:color w:val="26352D"/>
-                <w:sz w:val="18"/>
-              </w:rPr>
-              <w:t>Sàng lọc chính xác các request hợp lệ hoặc các dòng log ghi nhận lỗi kiểm thử giả lập, hỗ trợ khoanh vùng sự cố nhanh chóng.</w:t>
-            </w:r>
-          </w:p>
-        </w:tc>
-      </w:tr>
-      <w:tr>
-        <w:tc>
-          <w:tcPr>
-            <w:tcW w:type="dxa" w:w="1193"/>
-            <w:vAlign w:val="center"/>
-            <w:tcMar>
-              <w:top w:w="95" w:type="dxa"/>
-              <w:start w:w="110" w:type="dxa"/>
-              <w:bottom w:w="95" w:type="dxa"/>
-              <w:end w:w="110" w:type="dxa"/>
-            </w:tcMar>
-            <w:shd w:fill="FFFFFF"/>
-          </w:tcPr>
-          <w:p>
-            <w:pPr>
-              <w:spacing w:after="20" w:line="259" w:lineRule="auto"/>
-            </w:pPr>
-            <w:r>
-              <w:rPr>
-                <w:rFonts w:ascii="Arial" w:hAnsi="Arial" w:eastAsia="Arial"/>
-                <w:b w:val="0"/>
-                <w:color w:val="26352D"/>
-                <w:sz w:val="18"/>
-              </w:rPr>
-            </w:r>
-            <w:r>
-              <w:rPr>
-                <w:rFonts w:ascii="Arial" w:hAnsi="Arial" w:eastAsia="Arial"/>
-                <w:b w:val="0"/>
-                <w:color w:val="26352D"/>
-                <w:sz w:val="18"/>
-              </w:rPr>
-              <w:t>3</w:t>
-            </w:r>
-          </w:p>
-        </w:tc>
-        <w:tc>
-          <w:tcPr>
-            <w:tcW w:type="dxa" w:w="1193"/>
-            <w:vAlign w:val="center"/>
-            <w:tcMar>
-              <w:top w:w="95" w:type="dxa"/>
-              <w:start w:w="110" w:type="dxa"/>
-              <w:bottom w:w="95" w:type="dxa"/>
-              <w:end w:w="110" w:type="dxa"/>
-            </w:tcMar>
-            <w:shd w:fill="FFFFFF"/>
-          </w:tcPr>
-          <w:p>
-            <w:pPr>
-              <w:spacing w:after="20" w:line="259" w:lineRule="auto"/>
-            </w:pPr>
-            <w:r>
-              <w:rPr>
-                <w:rFonts w:ascii="Arial" w:hAnsi="Arial" w:eastAsia="Arial"/>
-                <w:b w:val="0"/>
-                <w:color w:val="26352D"/>
-                <w:sz w:val="18"/>
-              </w:rPr>
-            </w:r>
-            <w:r>
-              <w:rPr>
-                <w:rFonts w:ascii="Arial" w:hAnsi="Arial" w:eastAsia="Arial"/>
-                <w:b w:val="0"/>
-                <w:color w:val="26352D"/>
-                <w:sz w:val="18"/>
-              </w:rPr>
-              <w:t>`{service="nginx", log_type="access"} \</w:t>
-            </w:r>
-          </w:p>
-        </w:tc>
-        <w:tc>
-          <w:tcPr>
-            <w:tcW w:type="dxa" w:w="1193"/>
-            <w:vAlign w:val="center"/>
-            <w:tcMar>
-              <w:top w:w="95" w:type="dxa"/>
-              <w:start w:w="110" w:type="dxa"/>
-              <w:bottom w:w="95" w:type="dxa"/>
-              <w:end w:w="110" w:type="dxa"/>
-            </w:tcMar>
-            <w:shd w:fill="FFFFFF"/>
-          </w:tcPr>
-          <w:p>
-            <w:pPr>
-              <w:spacing w:after="20" w:line="259" w:lineRule="auto"/>
-            </w:pPr>
-            <w:r>
-              <w:rPr>
-                <w:rFonts w:ascii="Arial" w:hAnsi="Arial" w:eastAsia="Arial"/>
-                <w:b w:val="0"/>
-                <w:color w:val="26352D"/>
-                <w:sz w:val="18"/>
-              </w:rPr>
-            </w:r>
-            <w:r>
-              <w:rPr>
-                <w:rFonts w:ascii="Arial" w:hAnsi="Arial" w:eastAsia="Arial"/>
-                <w:b w:val="0"/>
-                <w:color w:val="26352D"/>
-                <w:sz w:val="18"/>
-              </w:rPr>
-              <w:t>= "/api/tasks"`</w:t>
-            </w:r>
-          </w:p>
-        </w:tc>
-        <w:tc>
-          <w:tcPr>
-            <w:tcW w:type="dxa" w:w="1193"/>
-            <w:vAlign w:val="center"/>
-            <w:tcMar>
-              <w:top w:w="95" w:type="dxa"/>
-              <w:start w:w="110" w:type="dxa"/>
-              <w:bottom w:w="95" w:type="dxa"/>
-              <w:end w:w="110" w:type="dxa"/>
-            </w:tcMar>
-            <w:shd w:fill="FFFFFF"/>
-          </w:tcPr>
-          <w:p>
-            <w:pPr>
-              <w:spacing w:after="20" w:line="259" w:lineRule="auto"/>
-            </w:pPr>
-            <w:r>
-              <w:rPr>
-                <w:rFonts w:ascii="Arial" w:hAnsi="Arial" w:eastAsia="Arial"/>
-                <w:b w:val="0"/>
-                <w:color w:val="26352D"/>
-                <w:sz w:val="18"/>
-              </w:rPr>
-            </w:r>
-            <w:r>
-              <w:rPr>
-                <w:rFonts w:ascii="Arial" w:hAnsi="Arial" w:eastAsia="Arial"/>
-                <w:b w:val="0"/>
-                <w:color w:val="26352D"/>
-                <w:sz w:val="18"/>
-              </w:rPr>
-              <w:t xml:space="preserve">Lọc toàn bộ access log của Nginx Reverse Proxy có chứa chuỗi đường dẫn </w:t>
+            <w:r>
+              <w:rPr>
+                <w:rFonts w:ascii="Arial" w:hAnsi="Arial" w:eastAsia="Arial"/>
+                <w:b w:val="0"/>
+                <w:color w:val="26352D"/>
+                <w:sz w:val="18"/>
+              </w:rPr>
+              <w:t xml:space="preserve">Trả về danh sách các bản ghi truy cập Nginx kèm IP nguồn, phương thức HTTP, endpoint </w:t>
             </w:r>
             <w:r>
               <w:rPr>
@@ -19353,138 +19776,7 @@
                 <w:color w:val="26352D"/>
                 <w:sz w:val="18"/>
               </w:rPr>
-              <w:t xml:space="preserve"> để theo dõi các thao tác CRUD từ phía biên mạng.</w:t>
-            </w:r>
-          </w:p>
-        </w:tc>
-        <w:tc>
-          <w:tcPr>
-            <w:tcW w:type="dxa" w:w="1193"/>
-            <w:vAlign w:val="center"/>
-            <w:tcMar>
-              <w:top w:w="95" w:type="dxa"/>
-              <w:start w:w="110" w:type="dxa"/>
-              <w:bottom w:w="95" w:type="dxa"/>
-              <w:end w:w="110" w:type="dxa"/>
-            </w:tcMar>
-            <w:shd w:fill="FFFFFF"/>
-          </w:tcPr>
-          <w:p>
-            <w:pPr>
-              <w:spacing w:after="20" w:line="259" w:lineRule="auto"/>
-            </w:pPr>
-            <w:r>
-              <w:rPr>
-                <w:rFonts w:ascii="Arial" w:hAnsi="Arial" w:eastAsia="Arial"/>
-                <w:b w:val="0"/>
-                <w:color w:val="26352D"/>
-                <w:sz w:val="18"/>
-              </w:rPr>
-            </w:r>
-            <w:r>
-              <w:rPr>
-                <w:rFonts w:ascii="Arial" w:hAnsi="Arial" w:eastAsia="Arial"/>
-                <w:b w:val="0"/>
-                <w:color w:val="26352D"/>
-                <w:sz w:val="18"/>
-              </w:rPr>
-              <w:t xml:space="preserve">Trả về danh sách các bản ghi truy cập Nginx kèm IP nguồn, phương thức HTTP, endpoint </w:t>
-            </w:r>
-            <w:r>
-              <w:rPr>
-                <w:rFonts w:ascii="Arial" w:hAnsi="Arial" w:eastAsia="Arial"/>
-                <w:b w:val="0"/>
-                <w:color w:val="26352D"/>
-                <w:sz w:val="18"/>
-              </w:rPr>
-              <w:t>/api/tasks</w:t>
-            </w:r>
-            <w:r>
-              <w:rPr>
-                <w:rFonts w:ascii="Arial" w:hAnsi="Arial" w:eastAsia="Arial"/>
-                <w:b w:val="0"/>
-                <w:color w:val="26352D"/>
-                <w:sz w:val="18"/>
-              </w:rPr>
               <w:t>, mã HTTP và thời gian phản hồi.</w:t>
-            </w:r>
-          </w:p>
-        </w:tc>
-        <w:tc>
-          <w:tcPr>
-            <w:tcW w:type="dxa" w:w="1193"/>
-            <w:vAlign w:val="center"/>
-            <w:tcMar>
-              <w:top w:w="95" w:type="dxa"/>
-              <w:start w:w="110" w:type="dxa"/>
-              <w:bottom w:w="95" w:type="dxa"/>
-              <w:end w:w="110" w:type="dxa"/>
-            </w:tcMar>
-            <w:shd w:fill="FFFFFF"/>
-          </w:tcPr>
-          <w:p>
-            <w:pPr>
-              <w:spacing w:after="20" w:line="259" w:lineRule="auto"/>
-            </w:pPr>
-            <w:r>
-              <w:rPr>
-                <w:rFonts w:ascii="Arial" w:hAnsi="Arial" w:eastAsia="Arial"/>
-                <w:b w:val="0"/>
-                <w:color w:val="26352D"/>
-                <w:sz w:val="18"/>
-              </w:rPr>
-            </w:r>
-          </w:p>
-        </w:tc>
-        <w:tc>
-          <w:tcPr>
-            <w:tcW w:type="dxa" w:w="1193"/>
-            <w:vAlign w:val="center"/>
-            <w:tcMar>
-              <w:top w:w="95" w:type="dxa"/>
-              <w:start w:w="110" w:type="dxa"/>
-              <w:bottom w:w="95" w:type="dxa"/>
-              <w:end w:w="110" w:type="dxa"/>
-            </w:tcMar>
-            <w:shd w:fill="FFFFFF"/>
-          </w:tcPr>
-          <w:p>
-            <w:pPr>
-              <w:spacing w:after="20" w:line="259" w:lineRule="auto"/>
-            </w:pPr>
-            <w:r>
-              <w:rPr>
-                <w:rFonts w:ascii="Arial" w:hAnsi="Arial" w:eastAsia="Arial"/>
-                <w:b w:val="0"/>
-                <w:color w:val="26352D"/>
-                <w:sz w:val="18"/>
-              </w:rPr>
-            </w:r>
-          </w:p>
-        </w:tc>
-        <w:tc>
-          <w:tcPr>
-            <w:tcW w:type="dxa" w:w="1193"/>
-            <w:vAlign w:val="center"/>
-            <w:tcMar>
-              <w:top w:w="95" w:type="dxa"/>
-              <w:start w:w="110" w:type="dxa"/>
-              <w:bottom w:w="95" w:type="dxa"/>
-              <w:end w:w="110" w:type="dxa"/>
-            </w:tcMar>
-            <w:shd w:fill="FFFFFF"/>
-          </w:tcPr>
-          <w:p>
-            <w:pPr>
-              <w:spacing w:after="20" w:line="259" w:lineRule="auto"/>
-            </w:pPr>
-            <w:r>
-              <w:rPr>
-                <w:rFonts w:ascii="Arial" w:hAnsi="Arial" w:eastAsia="Arial"/>
-                <w:b w:val="0"/>
-                <w:color w:val="26352D"/>
-                <w:sz w:val="18"/>
-              </w:rPr>
             </w:r>
           </w:p>
         </w:tc>
@@ -19919,7 +20211,7 @@
           <w:color w:val="31453A"/>
           <w:sz w:val="16"/>
         </w:rPr>
-        <w:t>node scratch/check_loki.js</w:t>
+        <w:t>node scripts/check_loki.js</w:t>
       </w:r>
     </w:p>
     <w:p>
@@ -19998,7 +20290,7 @@
           <w:color w:val="52675A"/>
           <w:sz w:val="18"/>
         </w:rPr>
-        <w:t>Hình 7.2. Thực thi và kiểm chứng 3 truy vấn LogQL thực tế trên terminal/API</w:t>
+        <w:t>Hình 7.2. Ảnh trích xuất kết quả thực thi kiểm chứng 3 truy vấn LogQL thực tế trên terminal/API</w:t>
       </w:r>
     </w:p>
     <w:p>
@@ -20051,7 +20343,7 @@
           <w:color w:val="1B2922"/>
           <w:sz w:val="21"/>
         </w:rPr>
-        <w:t xml:space="preserve">): Tìm thấy 5 streams log hoạt động, nạp thành công bản ghi log JSON từ </w:t>
+        <w:t xml:space="preserve">): Tìm thấy các streams log hoạt động, nạp thành công bản ghi log JSON từ </w:t>
       </w:r>
       <w:r>
         <w:rPr>
@@ -20089,29 +20381,15 @@
           <w:color w:val="385A47"/>
           <w:sz w:val="19"/>
         </w:rPr>
-        <w:t>{service="task-tracker"} | json | statusCode &gt;= 200</w:t>
-      </w:r>
-      <w:r>
-        <w:rPr>
-          <w:rFonts w:ascii="Arial" w:hAnsi="Arial" w:eastAsia="Arial"/>
-          <w:color w:val="1B2922"/>
-          <w:sz w:val="21"/>
-        </w:rPr>
-        <w:t>): Lọc thành công các bản ghi có mã trạng thái hợp lệ.</w:t>
-      </w:r>
-    </w:p>
-    <w:p>
-      <w:pPr>
-        <w:pStyle w:val="ListBullet"/>
-        <w:spacing w:after="60"/>
-      </w:pPr>
-      <w:r>
-        <w:rPr>
-          <w:rFonts w:ascii="Arial" w:hAnsi="Arial" w:eastAsia="Arial"/>
-          <w:color w:val="1B2922"/>
-          <w:sz w:val="21"/>
-        </w:rPr>
-        <w:t>Truy vấn 3 (</w:t>
+        <w:t>{service="task-tracker"} | json | statusCode &gt;= 200 and statusCode &lt; 300</w:t>
+      </w:r>
+      <w:r>
+        <w:rPr>
+          <w:rFonts w:ascii="Arial" w:hAnsi="Arial" w:eastAsia="Arial"/>
+          <w:color w:val="1B2922"/>
+          <w:sz w:val="21"/>
+        </w:rPr>
+        <w:t xml:space="preserve">): Lọc thành công các bản ghi có mã trạng thái thành công thuộc dải 2xx (200, 201, 204), loại bỏ các mã lỗi. (Lưu ý kỹ thuật: Nếu chỉ dùng điều kiện </w:t>
       </w:r>
       <w:r>
         <w:rPr>
@@ -20119,15 +20397,15 @@
           <w:color w:val="385A47"/>
           <w:sz w:val="19"/>
         </w:rPr>
-        <w:t>{service="nginx", log_type="access"} |= "/api/tasks"</w:t>
-      </w:r>
-      <w:r>
-        <w:rPr>
-          <w:rFonts w:ascii="Arial" w:hAnsi="Arial" w:eastAsia="Arial"/>
-          <w:color w:val="1B2922"/>
-          <w:sz w:val="21"/>
-        </w:rPr>
-        <w:t xml:space="preserve">): Tìm thấy stream log Nginx chứa các dòng access log thực tế như </w:t>
+        <w:t>statusCode &gt;= 200</w:t>
+      </w:r>
+      <w:r>
+        <w:rPr>
+          <w:rFonts w:ascii="Arial" w:hAnsi="Arial" w:eastAsia="Arial"/>
+          <w:color w:val="1B2922"/>
+          <w:sz w:val="21"/>
+        </w:rPr>
+        <w:t xml:space="preserve">, kết quả sẽ chứa cả các mã lỗi 4xx và 5xx; do đó điều kiện chặn trên </w:t>
       </w:r>
       <w:r>
         <w:rPr>
@@ -20135,15 +20413,15 @@
           <w:color w:val="385A47"/>
           <w:sz w:val="19"/>
         </w:rPr>
-        <w:t>DELETE /api/tasks/11 HTTP/1.1 404</w:t>
-      </w:r>
-      <w:r>
-        <w:rPr>
-          <w:rFonts w:ascii="Arial" w:hAnsi="Arial" w:eastAsia="Arial"/>
-          <w:color w:val="1B2922"/>
-          <w:sz w:val="21"/>
-        </w:rPr>
-        <w:t>.</w:t>
+        <w:t>&lt; 300</w:t>
+      </w:r>
+      <w:r>
+        <w:rPr>
+          <w:rFonts w:ascii="Arial" w:hAnsi="Arial" w:eastAsia="Arial"/>
+          <w:color w:val="1B2922"/>
+          <w:sz w:val="21"/>
+        </w:rPr>
+        <w:t xml:space="preserve"> là cần thiết để phản ánh chính xác các request thành công).</w:t>
       </w:r>
     </w:p>
     <w:p>
@@ -20157,38 +20435,7 @@
           <w:color w:val="1B2922"/>
           <w:sz w:val="21"/>
         </w:rPr>
-        <w:t>Xác nhận 3/3 truy vấn LogQL đều đạt kết quả PASS thực tế.</w:t>
-      </w:r>
-    </w:p>
-    <w:p>
-      <w:pPr>
-        <w:spacing w:after="60"/>
-        <w:ind w:left="432" w:hanging="432"/>
-      </w:pPr>
-      <w:r>
-        <w:rPr>
-          <w:rFonts w:ascii="Arial" w:hAnsi="Arial" w:eastAsia="Arial"/>
-          <w:color w:val="1B2922"/>
-          <w:sz w:val="21"/>
-        </w:rPr>
-        <w:t xml:space="preserve">​5. </w:t>
-      </w:r>
-      <w:r>
-        <w:rPr>
-          <w:rFonts w:ascii="Arial" w:hAnsi="Arial" w:eastAsia="Arial"/>
-          <w:b/>
-          <w:color w:val="1B2922"/>
-          <w:sz w:val="21"/>
-        </w:rPr>
-        <w:t>Cách tái hiện:</w:t>
-      </w:r>
-      <w:r>
-        <w:rPr>
-          <w:rFonts w:ascii="Arial" w:hAnsi="Arial" w:eastAsia="Arial"/>
-          <w:color w:val="1B2922"/>
-          <w:sz w:val="21"/>
-        </w:rPr>
-        <w:t xml:space="preserve"> Chạy script </w:t>
+        <w:t>Truy vấn 3 (</w:t>
       </w:r>
       <w:r>
         <w:rPr>
@@ -20196,32 +20443,19 @@
           <w:color w:val="385A47"/>
           <w:sz w:val="19"/>
         </w:rPr>
-        <w:t>node scratch/check_loki.js</w:t>
-      </w:r>
-      <w:r>
-        <w:rPr>
-          <w:rFonts w:ascii="Arial" w:hAnsi="Arial" w:eastAsia="Arial"/>
-          <w:color w:val="1B2922"/>
-          <w:sz w:val="21"/>
-        </w:rPr>
-        <w:t xml:space="preserve"> trong PowerShell.</w:t>
+        <w:t>{service="nginx", log_type="access"} |= "/api/tasks"</w:t>
+      </w:r>
+      <w:r>
+        <w:rPr>
+          <w:rFonts w:ascii="Arial" w:hAnsi="Arial" w:eastAsia="Arial"/>
+          <w:color w:val="1B2922"/>
+          <w:sz w:val="21"/>
+        </w:rPr>
+        <w:t>): Tìm thấy stream log Nginx chứa các dòng access log thực tế.</w:t>
       </w:r>
     </w:p>
     <w:p>
       <w:pPr>
-        <w:pStyle w:val="Heading2"/>
-      </w:pPr>
-      <w:r>
-        <w:rPr>
-          <w:rFonts w:ascii="Arial" w:hAnsi="Arial" w:eastAsia="Arial"/>
-          <w:color w:val="1B2922"/>
-          <w:sz w:val="21"/>
-        </w:rPr>
-        <w:t>7.6 Đánh giá vòng đời Promtail và định hướng Grafana Alloy</w:t>
-      </w:r>
-    </w:p>
-    <w:p>
-      <w:pPr>
         <w:jc w:val="both"/>
       </w:pPr>
       <w:r>
@@ -20230,37 +20464,7 @@
           <w:color w:val="1B2922"/>
           <w:sz w:val="21"/>
         </w:rPr>
-        <w:t xml:space="preserve">Theo thông báo chính thức từ Grafana Labs, Promtail đã chính thức bước vào giai đoạn End of Life (EOL) từ ngày 02/03/2026 và sẽ được thay thế hoàn toàn bởi </w:t>
-      </w:r>
-      <w:r>
-        <w:rPr>
-          <w:rFonts w:ascii="Arial" w:hAnsi="Arial" w:eastAsia="Arial"/>
-          <w:b/>
-          <w:color w:val="1B2922"/>
-          <w:sz w:val="21"/>
-        </w:rPr>
-        <w:t>Grafana Alloy</w:t>
-      </w:r>
-      <w:r>
-        <w:rPr>
-          <w:rFonts w:ascii="Arial" w:hAnsi="Arial" w:eastAsia="Arial"/>
-          <w:color w:val="1B2922"/>
-          <w:sz w:val="21"/>
-        </w:rPr>
-        <w:t xml:space="preserve"> (bộ thu thập dữ liệu thế hệ mới thống nhất cho cả metrics, logs, traces và profiles).</w:t>
-      </w:r>
-    </w:p>
-    <w:p>
-      <w:pPr>
-        <w:jc w:val="both"/>
-      </w:pPr>
-      <w:r>
-        <w:rPr>
-          <w:rFonts w:ascii="Arial" w:hAnsi="Arial" w:eastAsia="Arial"/>
-          <w:color w:val="1B2922"/>
-          <w:sz w:val="21"/>
-        </w:rPr>
-        <w:t xml:space="preserve">Việc đồ án này tiếp tục triển khai Promtail là nhằm đáp ứng chính xác tiêu chí kỹ thuật quy định trong rubric môn học của Đề tài 24. Trong môi trường doanh nghiệp tương lai, kiến trúc thu thập log này có thể dễ dàng chuyển đổi sang Grafana Alloy bằng cách cấu hình pipeline </w:t>
+        <w:t xml:space="preserve">* Phân biệt và đối chiếu request: Trong quy trình E2E, thao tác xóa task hợp lệ trả về </w:t>
       </w:r>
       <w:r>
         <w:rPr>
@@ -20268,15 +20472,15 @@
           <w:color w:val="385A47"/>
           <w:sz w:val="19"/>
         </w:rPr>
-        <w:t>loki.source.file</w:t>
-      </w:r>
-      <w:r>
-        <w:rPr>
-          <w:rFonts w:ascii="Arial" w:hAnsi="Arial" w:eastAsia="Arial"/>
-          <w:color w:val="1B2922"/>
-          <w:sz w:val="21"/>
-        </w:rPr>
-        <w:t xml:space="preserve"> và </w:t>
+        <w:t>HTTP 204 No Content</w:t>
+      </w:r>
+      <w:r>
+        <w:rPr>
+          <w:rFonts w:ascii="Arial" w:hAnsi="Arial" w:eastAsia="Arial"/>
+          <w:color w:val="1B2922"/>
+          <w:sz w:val="21"/>
+        </w:rPr>
+        <w:t xml:space="preserve">. Dòng access log ghi nhận </w:t>
       </w:r>
       <w:r>
         <w:rPr>
@@ -20284,95 +20488,15 @@
           <w:color w:val="385A47"/>
           <w:sz w:val="19"/>
         </w:rPr>
-        <w:t>loki.write</w:t>
-      </w:r>
-      <w:r>
-        <w:rPr>
-          <w:rFonts w:ascii="Arial" w:hAnsi="Arial" w:eastAsia="Arial"/>
-          <w:color w:val="1B2922"/>
-          <w:sz w:val="21"/>
-        </w:rPr>
-        <w:t>, giữ nguyên hoàn toàn định dạng nhãn và các câu truy vấn LogQL đã xây dựng.</w:t>
-      </w:r>
-    </w:p>
-    <w:p>
-      <w:r>
-        <w:br w:type="page"/>
-      </w:r>
-    </w:p>
-    <w:p>
-      <w:pPr>
-        <w:pStyle w:val="Heading1"/>
-      </w:pPr>
-      <w:r>
-        <w:rPr>
-          <w:rFonts w:ascii="Arial" w:hAnsi="Arial" w:eastAsia="Arial"/>
-          <w:color w:val="1B2922"/>
-          <w:sz w:val="21"/>
-        </w:rPr>
-        <w:t>CHƯƠNG 8. HARDENING, KIỂM THỬ TOÀN DIỆN VÀ ĐÁNH GIÁ AN TOÀN</w:t>
-      </w:r>
-    </w:p>
-    <w:p>
-      <w:pPr>
-        <w:pStyle w:val="Heading2"/>
-      </w:pPr>
-      <w:r>
-        <w:rPr>
-          <w:rFonts w:ascii="Arial" w:hAnsi="Arial" w:eastAsia="Arial"/>
-          <w:color w:val="1B2922"/>
-          <w:sz w:val="21"/>
-        </w:rPr>
-        <w:t>8.1 Nguyên tắc đặc quyền tối thiểu và bảo vệ Container</w:t>
-      </w:r>
-    </w:p>
-    <w:p>
-      <w:pPr>
-        <w:jc w:val="both"/>
-      </w:pPr>
-      <w:r>
-        <w:rPr>
-          <w:rFonts w:ascii="Arial" w:hAnsi="Arial" w:eastAsia="Arial"/>
-          <w:color w:val="1B2922"/>
-          <w:sz w:val="21"/>
-        </w:rPr>
-        <w:t>Bảo vệ an toàn cho hệ thống container đòi hỏi việc triển khai nhiều lớp phòng thủ theo chiều sâu (Defense-in-Depth). Hệ thống Task Tracker áp dụng nghiêm ngặt các biện pháp tăng cường bảo mật cốt lõi:</w:t>
-      </w:r>
-    </w:p>
-    <w:p>
-      <w:pPr>
-        <w:spacing w:after="60"/>
-        <w:ind w:left="432" w:hanging="432"/>
-      </w:pPr>
-      <w:r>
-        <w:rPr>
-          <w:rFonts w:ascii="Arial" w:hAnsi="Arial" w:eastAsia="Arial"/>
-          <w:color w:val="1B2922"/>
-          <w:sz w:val="21"/>
-        </w:rPr>
-        <w:t xml:space="preserve">​1. </w:t>
-      </w:r>
-      <w:r>
-        <w:rPr>
-          <w:rFonts w:ascii="Arial" w:hAnsi="Arial" w:eastAsia="Arial"/>
-          <w:b/>
-          <w:color w:val="1B2922"/>
-          <w:sz w:val="21"/>
-        </w:rPr>
-        <w:t>Tiến trình Non-Root:</w:t>
-      </w:r>
-    </w:p>
-    <w:p>
-      <w:pPr>
-        <w:jc w:val="both"/>
-      </w:pPr>
-      <w:r>
-        <w:rPr>
-          <w:rFonts w:ascii="Arial" w:hAnsi="Arial" w:eastAsia="Arial"/>
-          <w:color w:val="1B2922"/>
-          <w:sz w:val="21"/>
-        </w:rPr>
-        <w:t xml:space="preserve">- Ứng dụng Node.js chạy dưới tài khoản người dùng </w:t>
+        <w:t>DELETE /api/tasks/:id HTTP/1.1 404</w:t>
+      </w:r>
+      <w:r>
+        <w:rPr>
+          <w:rFonts w:ascii="Arial" w:hAnsi="Arial" w:eastAsia="Arial"/>
+          <w:color w:val="1B2922"/>
+          <w:sz w:val="21"/>
+        </w:rPr>
+        <w:t xml:space="preserve"> xuất hiện sau đó là kết quả của một request dọn dẹp/xóa lại (cleanup check) để kiểm tra tính trơ (idempotency), chứng minh hệ thống từ chối chuẩn xác khi thao tác trên bản ghi đã bị xóa; đây là hai request hoàn toàn khác nhau, không phải cùng một request trả về hai kết quả mâu thuẫn. * Phân biệt lỗi kiểm thử và log runtime: Các lỗi kết nối database giả lập phát sinh trong bộ kiểm thử đơn vị (</w:t>
       </w:r>
       <w:r>
         <w:rPr>
@@ -20380,15 +20504,362 @@
           <w:color w:val="385A47"/>
           <w:sz w:val="19"/>
         </w:rPr>
-        <w:t>node</w:t>
-      </w:r>
-      <w:r>
-        <w:rPr>
-          <w:rFonts w:ascii="Arial" w:hAnsi="Arial" w:eastAsia="Arial"/>
-          <w:color w:val="1B2922"/>
-          <w:sz w:val="21"/>
-        </w:rPr>
-        <w:t xml:space="preserve"> có định danh số tường minh: </w:t>
+        <w:t>npm test</w:t>
+      </w:r>
+      <w:r>
+        <w:rPr>
+          <w:rFonts w:ascii="Arial" w:hAnsi="Arial" w:eastAsia="Arial"/>
+          <w:color w:val="1B2922"/>
+          <w:sz w:val="21"/>
+        </w:rPr>
+        <w:t>) được tạo ra bởi mock in-memory trong tiến trình Node.js độc lập của test runner, tách biệt hoàn toàn với log vận hành runtime thực tế được Promtail ghi nhận và đẩy về Loki.</w:t>
+      </w:r>
+    </w:p>
+    <w:p>
+      <w:pPr>
+        <w:pStyle w:val="ListBullet"/>
+        <w:spacing w:after="60"/>
+      </w:pPr>
+      <w:r>
+        <w:rPr>
+          <w:rFonts w:ascii="Arial" w:hAnsi="Arial" w:eastAsia="Arial"/>
+          <w:color w:val="1B2922"/>
+          <w:sz w:val="21"/>
+        </w:rPr>
+        <w:t>Xác nhận 3/3 truy vấn LogQL đều đạt kết quả PASS thực tế trên dữ liệu hoạt động sống của hệ thống.</w:t>
+      </w:r>
+    </w:p>
+    <w:p>
+      <w:pPr>
+        <w:jc w:val="both"/>
+      </w:pPr>
+      <w:r>
+        <w:rPr>
+          <w:rFonts w:ascii="Arial" w:hAnsi="Arial" w:eastAsia="Arial"/>
+          <w:color w:val="1B2922"/>
+          <w:sz w:val="21"/>
+        </w:rPr>
+        <w:t>Dữ liệu đầu ra thô (raw terminal output) từ script kiểm chứng:</w:t>
+      </w:r>
+    </w:p>
+    <w:p>
+      <w:pPr>
+        <w:spacing w:before="60" w:after="140" w:line="245" w:lineRule="auto"/>
+        <w:ind w:left="259" w:right="173"/>
+      </w:pPr>
+      <w:r>
+        <w:rPr>
+          <w:rFonts w:ascii="Consolas" w:hAnsi="Consolas" w:eastAsia="Consolas"/>
+          <w:color w:val="31453A"/>
+          <w:sz w:val="16"/>
+        </w:rPr>
+        <w:t>=== BẮT ĐẦU XÁC MINH TRUY VẤN LOGQL QUA LOKI ===</w:t>
+      </w:r>
+      <w:r>
+        <w:br/>
+      </w:r>
+      <w:r>
+        <w:rPr>
+          <w:rFonts w:ascii="Consolas" w:hAnsi="Consolas" w:eastAsia="Consolas"/>
+          <w:color w:val="31453A"/>
+          <w:sz w:val="16"/>
+        </w:rPr>
+        <w:t>Grafana URL: http://127.0.0.1:3001</w:t>
+      </w:r>
+      <w:r>
+        <w:br/>
+      </w:r>
+      <w:r>
+        <w:rPr>
+          <w:rFonts w:ascii="Consolas" w:hAnsi="Consolas" w:eastAsia="Consolas"/>
+          <w:color w:val="31453A"/>
+          <w:sz w:val="16"/>
+        </w:rPr>
+        <w:t>Loki Datasource UID: "loki" (URL nội bộ: http://loki:3100)</w:t>
+      </w:r>
+      <w:r>
+        <w:br/>
+      </w:r>
+      <w:r>
+        <w:rPr>
+          <w:rFonts w:ascii="Consolas" w:hAnsi="Consolas" w:eastAsia="Consolas"/>
+          <w:color w:val="31453A"/>
+          <w:sz w:val="16"/>
+        </w:rPr>
+        <w:t xml:space="preserve"> </w:t>
+      </w:r>
+      <w:r>
+        <w:br/>
+      </w:r>
+      <w:r>
+        <w:rPr>
+          <w:rFonts w:ascii="Consolas" w:hAnsi="Consolas" w:eastAsia="Consolas"/>
+          <w:color w:val="31453A"/>
+          <w:sz w:val="16"/>
+        </w:rPr>
+        <w:t>--- [1/3] Truy vấn 1 (Log JSON ứng dụng) ---</w:t>
+      </w:r>
+      <w:r>
+        <w:br/>
+      </w:r>
+      <w:r>
+        <w:rPr>
+          <w:rFonts w:ascii="Consolas" w:hAnsi="Consolas" w:eastAsia="Consolas"/>
+          <w:color w:val="31453A"/>
+          <w:sz w:val="16"/>
+        </w:rPr>
+        <w:t xml:space="preserve">    LogQL: {service="task-tracker"} | json</w:t>
+      </w:r>
+      <w:r>
+        <w:br/>
+      </w:r>
+      <w:r>
+        <w:rPr>
+          <w:rFonts w:ascii="Consolas" w:hAnsi="Consolas" w:eastAsia="Consolas"/>
+          <w:color w:val="31453A"/>
+          <w:sz w:val="16"/>
+        </w:rPr>
+        <w:t xml:space="preserve">    Mục đích: Trích xuất toàn bộ trường JSON của ứng dụng Express</w:t>
+      </w:r>
+      <w:r>
+        <w:br/>
+      </w:r>
+      <w:r>
+        <w:rPr>
+          <w:rFonts w:ascii="Consolas" w:hAnsi="Consolas" w:eastAsia="Consolas"/>
+          <w:color w:val="31453A"/>
+          <w:sz w:val="16"/>
+        </w:rPr>
+        <w:t xml:space="preserve">    Trạng thái: success | Streams tìm thấy: 5</w:t>
+      </w:r>
+      <w:r>
+        <w:br/>
+      </w:r>
+      <w:r>
+        <w:rPr>
+          <w:rFonts w:ascii="Consolas" w:hAnsi="Consolas" w:eastAsia="Consolas"/>
+          <w:color w:val="31453A"/>
+          <w:sz w:val="16"/>
+        </w:rPr>
+        <w:t xml:space="preserve">    Số bản ghi trong stream đầu tiên: 1</w:t>
+      </w:r>
+      <w:r>
+        <w:br/>
+      </w:r>
+      <w:r>
+        <w:rPr>
+          <w:rFonts w:ascii="Consolas" w:hAnsi="Consolas" w:eastAsia="Consolas"/>
+          <w:color w:val="31453A"/>
+          <w:sz w:val="16"/>
+        </w:rPr>
+        <w:t xml:space="preserve">    Bản ghi mẫu: {"level":30,"time":1792434117621,"service":"task-tracker","environment":"production","requestId":"66fc0ab7-f985-4fd0-941e-b8f45aff3974","method":"POST...</w:t>
+      </w:r>
+      <w:r>
+        <w:br/>
+      </w:r>
+      <w:r>
+        <w:rPr>
+          <w:rFonts w:ascii="Consolas" w:hAnsi="Consolas" w:eastAsia="Consolas"/>
+          <w:color w:val="31453A"/>
+          <w:sz w:val="16"/>
+        </w:rPr>
+        <w:t xml:space="preserve"> </w:t>
+      </w:r>
+      <w:r>
+        <w:br/>
+      </w:r>
+      <w:r>
+        <w:rPr>
+          <w:rFonts w:ascii="Consolas" w:hAnsi="Consolas" w:eastAsia="Consolas"/>
+          <w:color w:val="31453A"/>
+          <w:sz w:val="16"/>
+        </w:rPr>
+        <w:t>--- [2/3] Truy vấn 2 (Lọc log thành công 2xx) ---</w:t>
+      </w:r>
+      <w:r>
+        <w:br/>
+      </w:r>
+      <w:r>
+        <w:rPr>
+          <w:rFonts w:ascii="Consolas" w:hAnsi="Consolas" w:eastAsia="Consolas"/>
+          <w:color w:val="31453A"/>
+          <w:sz w:val="16"/>
+        </w:rPr>
+        <w:t xml:space="preserve">    LogQL: {service="task-tracker"} | json | statusCode &gt;= 200 and statusCode &lt; 300</w:t>
+      </w:r>
+      <w:r>
+        <w:br/>
+      </w:r>
+      <w:r>
+        <w:rPr>
+          <w:rFonts w:ascii="Consolas" w:hAnsi="Consolas" w:eastAsia="Consolas"/>
+          <w:color w:val="31453A"/>
+          <w:sz w:val="16"/>
+        </w:rPr>
+        <w:t xml:space="preserve">    Mục đích: Sàng lọc các yêu cầu HTTP thành công (mã 200, 201, 204)</w:t>
+      </w:r>
+      <w:r>
+        <w:br/>
+      </w:r>
+      <w:r>
+        <w:rPr>
+          <w:rFonts w:ascii="Consolas" w:hAnsi="Consolas" w:eastAsia="Consolas"/>
+          <w:color w:val="31453A"/>
+          <w:sz w:val="16"/>
+        </w:rPr>
+        <w:t xml:space="preserve">    Trạng thái: success | Streams tìm thấy: 5</w:t>
+      </w:r>
+      <w:r>
+        <w:br/>
+      </w:r>
+      <w:r>
+        <w:rPr>
+          <w:rFonts w:ascii="Consolas" w:hAnsi="Consolas" w:eastAsia="Consolas"/>
+          <w:color w:val="31453A"/>
+          <w:sz w:val="16"/>
+        </w:rPr>
+        <w:t xml:space="preserve">    Số bản ghi trong stream đầu tiên: 1</w:t>
+      </w:r>
+      <w:r>
+        <w:br/>
+      </w:r>
+      <w:r>
+        <w:rPr>
+          <w:rFonts w:ascii="Consolas" w:hAnsi="Consolas" w:eastAsia="Consolas"/>
+          <w:color w:val="31453A"/>
+          <w:sz w:val="16"/>
+        </w:rPr>
+        <w:t xml:space="preserve">    Bản ghi mẫu: {"level":30,"time":1792434117563,"service":"task-tracker","environment":"production","requestId":"7e4e7ba5-1eb7-4952-aa5d-83cbe07bd3c6","method":"GET"...</w:t>
+      </w:r>
+      <w:r>
+        <w:br/>
+      </w:r>
+      <w:r>
+        <w:rPr>
+          <w:rFonts w:ascii="Consolas" w:hAnsi="Consolas" w:eastAsia="Consolas"/>
+          <w:color w:val="31453A"/>
+          <w:sz w:val="16"/>
+        </w:rPr>
+        <w:t xml:space="preserve"> </w:t>
+      </w:r>
+      <w:r>
+        <w:br/>
+      </w:r>
+      <w:r>
+        <w:rPr>
+          <w:rFonts w:ascii="Consolas" w:hAnsi="Consolas" w:eastAsia="Consolas"/>
+          <w:color w:val="31453A"/>
+          <w:sz w:val="16"/>
+        </w:rPr>
+        <w:t>--- [3/3] Truy vấn 3 (Access log Nginx cho API tasks) ---</w:t>
+      </w:r>
+      <w:r>
+        <w:br/>
+      </w:r>
+      <w:r>
+        <w:rPr>
+          <w:rFonts w:ascii="Consolas" w:hAnsi="Consolas" w:eastAsia="Consolas"/>
+          <w:color w:val="31453A"/>
+          <w:sz w:val="16"/>
+        </w:rPr>
+        <w:t xml:space="preserve">    LogQL: {service="nginx", log_type="access"} |= "/api/tasks"</w:t>
+      </w:r>
+      <w:r>
+        <w:br/>
+      </w:r>
+      <w:r>
+        <w:rPr>
+          <w:rFonts w:ascii="Consolas" w:hAnsi="Consolas" w:eastAsia="Consolas"/>
+          <w:color w:val="31453A"/>
+          <w:sz w:val="16"/>
+        </w:rPr>
+        <w:t xml:space="preserve">    Mục đích: Lọc nhật ký truy cập Nginx Reverse Proxy theo endpoint /api/tasks</w:t>
+      </w:r>
+      <w:r>
+        <w:br/>
+      </w:r>
+      <w:r>
+        <w:rPr>
+          <w:rFonts w:ascii="Consolas" w:hAnsi="Consolas" w:eastAsia="Consolas"/>
+          <w:color w:val="31453A"/>
+          <w:sz w:val="16"/>
+        </w:rPr>
+        <w:t xml:space="preserve">    Trạng thái: success | Streams tìm thấy: 1</w:t>
+      </w:r>
+      <w:r>
+        <w:br/>
+      </w:r>
+      <w:r>
+        <w:rPr>
+          <w:rFonts w:ascii="Consolas" w:hAnsi="Consolas" w:eastAsia="Consolas"/>
+          <w:color w:val="31453A"/>
+          <w:sz w:val="16"/>
+        </w:rPr>
+        <w:t xml:space="preserve">    Số bản ghi trong stream đầu tiên: 5</w:t>
+      </w:r>
+      <w:r>
+        <w:br/>
+      </w:r>
+      <w:r>
+        <w:rPr>
+          <w:rFonts w:ascii="Consolas" w:hAnsi="Consolas" w:eastAsia="Consolas"/>
+          <w:color w:val="31453A"/>
+          <w:sz w:val="16"/>
+        </w:rPr>
+        <w:t xml:space="preserve">    Bản ghi mẫu: 172.25.0.1 - - [19/Oct/2026:18:21:57 +0000] "POST /api/tasks HTTP/1.1" 400 35 "-" "node"</w:t>
+      </w:r>
+      <w:r>
+        <w:br/>
+      </w:r>
+      <w:r>
+        <w:rPr>
+          <w:rFonts w:ascii="Consolas" w:hAnsi="Consolas" w:eastAsia="Consolas"/>
+          <w:color w:val="31453A"/>
+          <w:sz w:val="16"/>
+        </w:rPr>
+        <w:t xml:space="preserve"> </w:t>
+      </w:r>
+      <w:r>
+        <w:br/>
+      </w:r>
+      <w:r>
+        <w:rPr>
+          <w:rFonts w:ascii="Consolas" w:hAnsi="Consolas" w:eastAsia="Consolas"/>
+          <w:color w:val="31453A"/>
+          <w:sz w:val="16"/>
+        </w:rPr>
+        <w:t>=== XÁC NHẬN: 3/3 TRUY VẤN LOGQL HOẠT ĐỘNG CHÍNH XÁC VÀ TRẢ VỀ DỮ LIỆU THẬT ===</w:t>
+      </w:r>
+    </w:p>
+    <w:p>
+      <w:pPr>
+        <w:spacing w:after="60"/>
+        <w:ind w:left="432" w:hanging="432"/>
+      </w:pPr>
+      <w:r>
+        <w:rPr>
+          <w:rFonts w:ascii="Arial" w:hAnsi="Arial" w:eastAsia="Arial"/>
+          <w:color w:val="1B2922"/>
+          <w:sz w:val="21"/>
+        </w:rPr>
+        <w:t xml:space="preserve">​5. </w:t>
+      </w:r>
+      <w:r>
+        <w:rPr>
+          <w:rFonts w:ascii="Arial" w:hAnsi="Arial" w:eastAsia="Arial"/>
+          <w:b/>
+          <w:color w:val="1B2922"/>
+          <w:sz w:val="21"/>
+        </w:rPr>
+        <w:t>Cách tái hiện:</w:t>
+      </w:r>
+      <w:r>
+        <w:rPr>
+          <w:rFonts w:ascii="Arial" w:hAnsi="Arial" w:eastAsia="Arial"/>
+          <w:color w:val="1B2922"/>
+          <w:sz w:val="21"/>
+        </w:rPr>
+        <w:t xml:space="preserve"> Chạy script </w:t>
       </w:r>
       <w:r>
         <w:rPr>
@@ -20396,15 +20867,71 @@
           <w:color w:val="385A47"/>
           <w:sz w:val="19"/>
         </w:rPr>
-        <w:t>UID 10001, GID 10001</w:t>
-      </w:r>
-      <w:r>
-        <w:rPr>
-          <w:rFonts w:ascii="Arial" w:hAnsi="Arial" w:eastAsia="Arial"/>
-          <w:color w:val="1B2922"/>
-          <w:sz w:val="21"/>
-        </w:rPr>
-        <w:t xml:space="preserve">. - Nginx chạy dưới tài khoản người dùng unprivileged: </w:t>
+        <w:t>node scripts/check_loki.js</w:t>
+      </w:r>
+      <w:r>
+        <w:rPr>
+          <w:rFonts w:ascii="Arial" w:hAnsi="Arial" w:eastAsia="Arial"/>
+          <w:color w:val="1B2922"/>
+          <w:sz w:val="21"/>
+        </w:rPr>
+        <w:t xml:space="preserve"> trong PowerShell.</w:t>
+      </w:r>
+    </w:p>
+    <w:p>
+      <w:pPr>
+        <w:pStyle w:val="Heading2"/>
+      </w:pPr>
+      <w:r>
+        <w:rPr>
+          <w:rFonts w:ascii="Arial" w:hAnsi="Arial" w:eastAsia="Arial"/>
+          <w:color w:val="1B2922"/>
+          <w:sz w:val="21"/>
+        </w:rPr>
+        <w:t>7.6 Đánh giá vòng đời Promtail và định hướng Grafana Alloy</w:t>
+      </w:r>
+    </w:p>
+    <w:p>
+      <w:pPr>
+        <w:jc w:val="both"/>
+      </w:pPr>
+      <w:r>
+        <w:rPr>
+          <w:rFonts w:ascii="Arial" w:hAnsi="Arial" w:eastAsia="Arial"/>
+          <w:color w:val="1B2922"/>
+          <w:sz w:val="21"/>
+        </w:rPr>
+        <w:t xml:space="preserve">Theo thông báo chính thức từ Grafana Labs, Promtail đã chính thức bước vào giai đoạn End of Life (EOL) từ ngày 02/03/2026 và sẽ được thay thế hoàn toàn bởi </w:t>
+      </w:r>
+      <w:r>
+        <w:rPr>
+          <w:rFonts w:ascii="Arial" w:hAnsi="Arial" w:eastAsia="Arial"/>
+          <w:b/>
+          <w:color w:val="1B2922"/>
+          <w:sz w:val="21"/>
+        </w:rPr>
+        <w:t>Grafana Alloy</w:t>
+      </w:r>
+      <w:r>
+        <w:rPr>
+          <w:rFonts w:ascii="Arial" w:hAnsi="Arial" w:eastAsia="Arial"/>
+          <w:color w:val="1B2922"/>
+          <w:sz w:val="21"/>
+        </w:rPr>
+        <w:t xml:space="preserve"> (bộ thu thập dữ liệu thế hệ mới thống nhất cho cả metrics, logs, traces và profiles).</w:t>
+      </w:r>
+    </w:p>
+    <w:p>
+      <w:pPr>
+        <w:jc w:val="both"/>
+      </w:pPr>
+      <w:r>
+        <w:rPr>
+          <w:rFonts w:ascii="Arial" w:hAnsi="Arial" w:eastAsia="Arial"/>
+          <w:color w:val="1B2922"/>
+          <w:sz w:val="21"/>
+        </w:rPr>
+        <w:t xml:space="preserve">Việc đồ án này tiếp tục triển khai Promtail là nhằm đáp ứng chính xác tiêu chí kỹ thuật quy định trong rubric môn học của Đề tài 24. Trong môi trường doanh nghiệp tương lai, kiến trúc thu thập log này có thể dễ dàng chuyển đổi sang Grafana Alloy bằng cách cấu hình pipeline </w:t>
       </w:r>
       <w:r>
         <w:rPr>
@@ -20412,51 +20939,15 @@
           <w:color w:val="385A47"/>
           <w:sz w:val="19"/>
         </w:rPr>
-        <w:t>UID 101, GID 101</w:t>
-      </w:r>
-      <w:r>
-        <w:rPr>
-          <w:rFonts w:ascii="Arial" w:hAnsi="Arial" w:eastAsia="Arial"/>
-          <w:color w:val="1B2922"/>
-          <w:sz w:val="21"/>
-        </w:rPr>
-        <w:t>. - Ngay cả khi kẻ tấn công tìm được lỗ hổng thực thi mã từ xa (RCE) trong ứng dụng, quyền hạn chiếm được cũng chỉ là một người dùng thông thường, không thể can thiệp vào kernel hay kiểm soát máy chủ vật lý host.</w:t>
-      </w:r>
-    </w:p>
-    <w:p>
-      <w:pPr>
-        <w:spacing w:after="60"/>
-        <w:ind w:left="432" w:hanging="432"/>
-      </w:pPr>
-      <w:r>
-        <w:rPr>
-          <w:rFonts w:ascii="Arial" w:hAnsi="Arial" w:eastAsia="Arial"/>
-          <w:color w:val="1B2922"/>
-          <w:sz w:val="21"/>
-        </w:rPr>
-        <w:t xml:space="preserve">​2. </w:t>
-      </w:r>
-      <w:r>
-        <w:rPr>
-          <w:rFonts w:ascii="Arial" w:hAnsi="Arial" w:eastAsia="Arial"/>
-          <w:b/>
-          <w:color w:val="1B2922"/>
-          <w:sz w:val="21"/>
-        </w:rPr>
-        <w:t>Hệ thống tệp gốc chỉ đọc (`read_only: true`):</w:t>
-      </w:r>
-    </w:p>
-    <w:p>
-      <w:pPr>
-        <w:jc w:val="both"/>
-      </w:pPr>
-      <w:r>
-        <w:rPr>
-          <w:rFonts w:ascii="Arial" w:hAnsi="Arial" w:eastAsia="Arial"/>
-          <w:color w:val="1B2922"/>
-          <w:sz w:val="21"/>
-        </w:rPr>
-        <w:t xml:space="preserve">- Cả container </w:t>
+        <w:t>loki.source.file</w:t>
+      </w:r>
+      <w:r>
+        <w:rPr>
+          <w:rFonts w:ascii="Arial" w:hAnsi="Arial" w:eastAsia="Arial"/>
+          <w:color w:val="1B2922"/>
+          <w:sz w:val="21"/>
+        </w:rPr>
+        <w:t xml:space="preserve"> và </w:t>
       </w:r>
       <w:r>
         <w:rPr>
@@ -20464,15 +20955,95 @@
           <w:color w:val="385A47"/>
           <w:sz w:val="19"/>
         </w:rPr>
-        <w:t>task-app</w:t>
-      </w:r>
-      <w:r>
-        <w:rPr>
-          <w:rFonts w:ascii="Arial" w:hAnsi="Arial" w:eastAsia="Arial"/>
-          <w:color w:val="1B2922"/>
-          <w:sz w:val="21"/>
-        </w:rPr>
-        <w:t xml:space="preserve"> và </w:t>
+        <w:t>loki.write</w:t>
+      </w:r>
+      <w:r>
+        <w:rPr>
+          <w:rFonts w:ascii="Arial" w:hAnsi="Arial" w:eastAsia="Arial"/>
+          <w:color w:val="1B2922"/>
+          <w:sz w:val="21"/>
+        </w:rPr>
+        <w:t>, giữ nguyên hoàn toàn định dạng nhãn và các câu truy vấn LogQL đã xây dựng.</w:t>
+      </w:r>
+    </w:p>
+    <w:p>
+      <w:r>
+        <w:br w:type="page"/>
+      </w:r>
+    </w:p>
+    <w:p>
+      <w:pPr>
+        <w:pStyle w:val="Heading1"/>
+      </w:pPr>
+      <w:r>
+        <w:rPr>
+          <w:rFonts w:ascii="Arial" w:hAnsi="Arial" w:eastAsia="Arial"/>
+          <w:color w:val="1B2922"/>
+          <w:sz w:val="21"/>
+        </w:rPr>
+        <w:t>CHƯƠNG 8. HARDENING, KIỂM THỬ TOÀN DIỆN VÀ ĐÁNH GIÁ AN TOÀN</w:t>
+      </w:r>
+    </w:p>
+    <w:p>
+      <w:pPr>
+        <w:pStyle w:val="Heading2"/>
+      </w:pPr>
+      <w:r>
+        <w:rPr>
+          <w:rFonts w:ascii="Arial" w:hAnsi="Arial" w:eastAsia="Arial"/>
+          <w:color w:val="1B2922"/>
+          <w:sz w:val="21"/>
+        </w:rPr>
+        <w:t>8.1 Nguyên tắc đặc quyền tối thiểu và bảo vệ Container</w:t>
+      </w:r>
+    </w:p>
+    <w:p>
+      <w:pPr>
+        <w:jc w:val="both"/>
+      </w:pPr>
+      <w:r>
+        <w:rPr>
+          <w:rFonts w:ascii="Arial" w:hAnsi="Arial" w:eastAsia="Arial"/>
+          <w:color w:val="1B2922"/>
+          <w:sz w:val="21"/>
+        </w:rPr>
+        <w:t>Bảo vệ an toàn cho hệ thống container đòi hỏi việc triển khai nhiều lớp phòng thủ theo chiều sâu (Defense-in-Depth). Hệ thống Task Tracker áp dụng nghiêm ngặt các biện pháp tăng cường bảo mật cốt lõi:</w:t>
+      </w:r>
+    </w:p>
+    <w:p>
+      <w:pPr>
+        <w:spacing w:after="60"/>
+        <w:ind w:left="432" w:hanging="432"/>
+      </w:pPr>
+      <w:r>
+        <w:rPr>
+          <w:rFonts w:ascii="Arial" w:hAnsi="Arial" w:eastAsia="Arial"/>
+          <w:color w:val="1B2922"/>
+          <w:sz w:val="21"/>
+        </w:rPr>
+        <w:t xml:space="preserve">​1. </w:t>
+      </w:r>
+      <w:r>
+        <w:rPr>
+          <w:rFonts w:ascii="Arial" w:hAnsi="Arial" w:eastAsia="Arial"/>
+          <w:b/>
+          <w:color w:val="1B2922"/>
+          <w:sz w:val="21"/>
+        </w:rPr>
+        <w:t>Tiến trình Non-Root:</w:t>
+      </w:r>
+    </w:p>
+    <w:p>
+      <w:pPr>
+        <w:jc w:val="both"/>
+      </w:pPr>
+      <w:r>
+        <w:rPr>
+          <w:rFonts w:ascii="Arial" w:hAnsi="Arial" w:eastAsia="Arial"/>
+          <w:color w:val="1B2922"/>
+          <w:sz w:val="21"/>
+        </w:rPr>
+        <w:t xml:space="preserve">- Ứng dụng Node.js chạy dưới tài khoản người dùng </w:t>
       </w:r>
       <w:r>
         <w:rPr>
@@ -20480,15 +21051,15 @@
           <w:color w:val="385A47"/>
           <w:sz w:val="19"/>
         </w:rPr>
-        <w:t>nginx</w:t>
-      </w:r>
-      <w:r>
-        <w:rPr>
-          <w:rFonts w:ascii="Arial" w:hAnsi="Arial" w:eastAsia="Arial"/>
-          <w:color w:val="1B2922"/>
-          <w:sz w:val="21"/>
-        </w:rPr>
-        <w:t xml:space="preserve"> đều được kích hoạt cờ </w:t>
+        <w:t>node</w:t>
+      </w:r>
+      <w:r>
+        <w:rPr>
+          <w:rFonts w:ascii="Arial" w:hAnsi="Arial" w:eastAsia="Arial"/>
+          <w:color w:val="1B2922"/>
+          <w:sz w:val="21"/>
+        </w:rPr>
+        <w:t xml:space="preserve"> có định danh số tường minh: </w:t>
       </w:r>
       <w:r>
         <w:rPr>
@@ -20496,15 +21067,15 @@
           <w:color w:val="385A47"/>
           <w:sz w:val="19"/>
         </w:rPr>
-        <w:t>read_only: true</w:t>
-      </w:r>
-      <w:r>
-        <w:rPr>
-          <w:rFonts w:ascii="Arial" w:hAnsi="Arial" w:eastAsia="Arial"/>
-          <w:color w:val="1B2922"/>
-          <w:sz w:val="21"/>
-        </w:rPr>
-        <w:t xml:space="preserve">. Kẻ tấn công hoàn toàn không thể ghi đè mã nguồn, cài đặt backdoor hay tải các công cụ khai thác nhị phân vào container filesystem. - Các vùng nhớ tạm thời cần thiết được gắn qua bộ nhớ ảo </w:t>
+        <w:t>UID 10001, GID 10001</w:t>
+      </w:r>
+      <w:r>
+        <w:rPr>
+          <w:rFonts w:ascii="Arial" w:hAnsi="Arial" w:eastAsia="Arial"/>
+          <w:color w:val="1B2922"/>
+          <w:sz w:val="21"/>
+        </w:rPr>
+        <w:t xml:space="preserve">. - Nginx chạy dưới tài khoản người dùng unprivileged: </w:t>
       </w:r>
       <w:r>
         <w:rPr>
@@ -20512,15 +21083,15 @@
           <w:color w:val="385A47"/>
           <w:sz w:val="19"/>
         </w:rPr>
-        <w:t>tmpfs</w:t>
-      </w:r>
-      <w:r>
-        <w:rPr>
-          <w:rFonts w:ascii="Arial" w:hAnsi="Arial" w:eastAsia="Arial"/>
-          <w:color w:val="1B2922"/>
-          <w:sz w:val="21"/>
-        </w:rPr>
-        <w:t xml:space="preserve"> giới hạn kích thước 16MB kèm cờ bảo vệ chống thực thi: </w:t>
+        <w:t>UID 101, GID 101</w:t>
+      </w:r>
+      <w:r>
+        <w:rPr>
+          <w:rFonts w:ascii="Arial" w:hAnsi="Arial" w:eastAsia="Arial"/>
+          <w:color w:val="1B2922"/>
+          <w:sz w:val="21"/>
+        </w:rPr>
+        <w:t xml:space="preserve">. - Đối với dịch vụ khởi tạo </w:t>
       </w:r>
       <w:r>
         <w:rPr>
@@ -20528,87 +21099,15 @@
           <w:color w:val="385A47"/>
           <w:sz w:val="19"/>
         </w:rPr>
-        <w:t>/tmp:rw,noexec,nosuid,size=16m</w:t>
-      </w:r>
-      <w:r>
-        <w:rPr>
-          <w:rFonts w:ascii="Arial" w:hAnsi="Arial" w:eastAsia="Arial"/>
-          <w:color w:val="1B2922"/>
-          <w:sz w:val="21"/>
-        </w:rPr>
-        <w:t>.</w:t>
-      </w:r>
-    </w:p>
-    <w:p>
-      <w:pPr>
-        <w:spacing w:after="60"/>
-        <w:ind w:left="432" w:hanging="432"/>
-      </w:pPr>
-      <w:r>
-        <w:rPr>
-          <w:rFonts w:ascii="Arial" w:hAnsi="Arial" w:eastAsia="Arial"/>
-          <w:color w:val="1B2922"/>
-          <w:sz w:val="21"/>
-        </w:rPr>
-        <w:t xml:space="preserve">​3. </w:t>
-      </w:r>
-      <w:r>
-        <w:rPr>
-          <w:rFonts w:ascii="Arial" w:hAnsi="Arial" w:eastAsia="Arial"/>
-          <w:b/>
-          <w:color w:val="1B2922"/>
-          <w:sz w:val="21"/>
-        </w:rPr>
-        <w:t>Thu hồi Linux Capabilities (`cap_drop: [ALL]`):</w:t>
-      </w:r>
-    </w:p>
-    <w:p>
-      <w:pPr>
-        <w:jc w:val="both"/>
-      </w:pPr>
-      <w:r>
-        <w:rPr>
-          <w:rFonts w:ascii="Arial" w:hAnsi="Arial" w:eastAsia="Arial"/>
-          <w:color w:val="1B2922"/>
-          <w:sz w:val="21"/>
-        </w:rPr>
-        <w:t>- Loại bỏ toàn bộ các đặc quyền nhân Linux mặc định của container. Container không thể can thiệp mạng, không thể mount filesystem và không thể thay đổi quyền sở hữu tệp.</w:t>
-      </w:r>
-    </w:p>
-    <w:p>
-      <w:pPr>
-        <w:spacing w:after="60"/>
-        <w:ind w:left="432" w:hanging="432"/>
-      </w:pPr>
-      <w:r>
-        <w:rPr>
-          <w:rFonts w:ascii="Arial" w:hAnsi="Arial" w:eastAsia="Arial"/>
-          <w:color w:val="1B2922"/>
-          <w:sz w:val="21"/>
-        </w:rPr>
-        <w:t xml:space="preserve">​4. </w:t>
-      </w:r>
-      <w:r>
-        <w:rPr>
-          <w:rFonts w:ascii="Arial" w:hAnsi="Arial" w:eastAsia="Arial"/>
-          <w:b/>
-          <w:color w:val="1B2922"/>
-          <w:sz w:val="21"/>
-        </w:rPr>
-        <w:t>Ngăn chặn nâng đặc quyền (`no-new-privileges: true`):</w:t>
-      </w:r>
-    </w:p>
-    <w:p>
-      <w:pPr>
-        <w:jc w:val="both"/>
-      </w:pPr>
-      <w:r>
-        <w:rPr>
-          <w:rFonts w:ascii="Arial" w:hAnsi="Arial" w:eastAsia="Arial"/>
-          <w:color w:val="1B2922"/>
-          <w:sz w:val="21"/>
-        </w:rPr>
-        <w:t xml:space="preserve">- Kích hoạt tùy chọn bảo mật </w:t>
+        <w:t>log-init</w:t>
+      </w:r>
+      <w:r>
+        <w:rPr>
+          <w:rFonts w:ascii="Arial" w:hAnsi="Arial" w:eastAsia="Arial"/>
+          <w:color w:val="1B2922"/>
+          <w:sz w:val="21"/>
+        </w:rPr>
+        <w:t>, container chạy quyền root (</w:t>
       </w:r>
       <w:r>
         <w:rPr>
@@ -20616,15 +21115,15 @@
           <w:color w:val="385A47"/>
           <w:sz w:val="19"/>
         </w:rPr>
-        <w:t>no-new-privileges: true</w:t>
-      </w:r>
-      <w:r>
-        <w:rPr>
-          <w:rFonts w:ascii="Arial" w:hAnsi="Arial" w:eastAsia="Arial"/>
-          <w:color w:val="1B2922"/>
-          <w:sz w:val="21"/>
-        </w:rPr>
-        <w:t xml:space="preserve"> cho toàn bộ các dịch vụ trọng yếu, ngăn chặn các tiến trình con chiếm quyền quản trị thông qua các tệp có cờ </w:t>
+        <w:t>user: "0:0"</w:t>
+      </w:r>
+      <w:r>
+        <w:rPr>
+          <w:rFonts w:ascii="Arial" w:hAnsi="Arial" w:eastAsia="Arial"/>
+          <w:color w:val="1B2922"/>
+          <w:sz w:val="21"/>
+        </w:rPr>
+        <w:t>) một lần duy nhất lúc khởi động để thực hiện phân quyền sở hữu thư mục volume (</w:t>
       </w:r>
       <w:r>
         <w:rPr>
@@ -20632,15 +21131,15 @@
           <w:color w:val="385A47"/>
           <w:sz w:val="19"/>
         </w:rPr>
-        <w:t>setuid</w:t>
-      </w:r>
-      <w:r>
-        <w:rPr>
-          <w:rFonts w:ascii="Arial" w:hAnsi="Arial" w:eastAsia="Arial"/>
-          <w:color w:val="1B2922"/>
-          <w:sz w:val="21"/>
-        </w:rPr>
-        <w:t xml:space="preserve"> hoặc </w:t>
+        <w:t>chown 10001:10001 /logs/app</w:t>
+      </w:r>
+      <w:r>
+        <w:rPr>
+          <w:rFonts w:ascii="Arial" w:hAnsi="Arial" w:eastAsia="Arial"/>
+          <w:color w:val="1B2922"/>
+          <w:sz w:val="21"/>
+        </w:rPr>
+        <w:t xml:space="preserve"> và </w:t>
       </w:r>
       <w:r>
         <w:rPr>
@@ -20648,51 +21147,15 @@
           <w:color w:val="385A47"/>
           <w:sz w:val="19"/>
         </w:rPr>
-        <w:t>setgid</w:t>
-      </w:r>
-      <w:r>
-        <w:rPr>
-          <w:rFonts w:ascii="Arial" w:hAnsi="Arial" w:eastAsia="Arial"/>
-          <w:color w:val="1B2922"/>
-          <w:sz w:val="21"/>
-        </w:rPr>
-        <w:t>.</w:t>
-      </w:r>
-    </w:p>
-    <w:p>
-      <w:pPr>
-        <w:pStyle w:val="Heading2"/>
-      </w:pPr>
-      <w:r>
-        <w:rPr>
-          <w:rFonts w:ascii="Arial" w:hAnsi="Arial" w:eastAsia="Arial"/>
-          <w:color w:val="1B2922"/>
-          <w:sz w:val="21"/>
-        </w:rPr>
-        <w:t>8.2 Cô lập mạng và phân quyền Role Database</w:t>
-      </w:r>
-    </w:p>
-    <w:p>
-      <w:pPr>
-        <w:pStyle w:val="ListBullet"/>
-        <w:spacing w:after="60"/>
-      </w:pPr>
-      <w:r>
-        <w:rPr>
-          <w:rFonts w:ascii="Arial" w:hAnsi="Arial" w:eastAsia="Arial"/>
-          <w:b/>
-          <w:color w:val="1B2922"/>
-          <w:sz w:val="21"/>
-        </w:rPr>
-        <w:t>Cô lập mạng nội bộ:</w:t>
-      </w:r>
-      <w:r>
-        <w:rPr>
-          <w:rFonts w:ascii="Arial" w:hAnsi="Arial" w:eastAsia="Arial"/>
-          <w:color w:val="1B2922"/>
-          <w:sz w:val="21"/>
-        </w:rPr>
-        <w:t xml:space="preserve"> Như đã phân tích tại Chương 3, các mạng </w:t>
+        <w:t>chown 101:101 /logs/nginx</w:t>
+      </w:r>
+      <w:r>
+        <w:rPr>
+          <w:rFonts w:ascii="Arial" w:hAnsi="Arial" w:eastAsia="Arial"/>
+          <w:color w:val="1B2922"/>
+          <w:sz w:val="21"/>
+        </w:rPr>
+        <w:t xml:space="preserve">), sau đó kết thúc ngay với mã thoát </w:t>
       </w:r>
       <w:r>
         <w:rPr>
@@ -20700,15 +21163,15 @@
           <w:color w:val="385A47"/>
           <w:sz w:val="19"/>
         </w:rPr>
-        <w:t>data</w:t>
-      </w:r>
-      <w:r>
-        <w:rPr>
-          <w:rFonts w:ascii="Arial" w:hAnsi="Arial" w:eastAsia="Arial"/>
-          <w:color w:val="1B2922"/>
-          <w:sz w:val="21"/>
-        </w:rPr>
-        <w:t xml:space="preserve"> và </w:t>
+        <w:t>0</w:t>
+      </w:r>
+      <w:r>
+        <w:rPr>
+          <w:rFonts w:ascii="Arial" w:hAnsi="Arial" w:eastAsia="Arial"/>
+          <w:color w:val="1B2922"/>
+          <w:sz w:val="21"/>
+        </w:rPr>
+        <w:t xml:space="preserve"> (</w:t>
       </w:r>
       <w:r>
         <w:rPr>
@@ -20716,15 +21179,51 @@
           <w:color w:val="385A47"/>
           <w:sz w:val="19"/>
         </w:rPr>
-        <w:t>observability</w:t>
-      </w:r>
-      <w:r>
-        <w:rPr>
-          <w:rFonts w:ascii="Arial" w:hAnsi="Arial" w:eastAsia="Arial"/>
-          <w:color w:val="1B2922"/>
-          <w:sz w:val="21"/>
-        </w:rPr>
-        <w:t xml:space="preserve"> đều được cấu hình </w:t>
+        <w:t>restart: "no"</w:t>
+      </w:r>
+      <w:r>
+        <w:rPr>
+          <w:rFonts w:ascii="Arial" w:hAnsi="Arial" w:eastAsia="Arial"/>
+          <w:color w:val="1B2922"/>
+          <w:sz w:val="21"/>
+        </w:rPr>
+        <w:t>). - Ngay cả khi kẻ tấn công tìm được lỗ hổng thực thi mã từ xa (RCE) trong ứng dụng hoặc proxy, quyền hạn chiếm được cũng chỉ là một người dùng thông thường, không thể can thiệp vào kernel hay kiểm soát máy chủ vật lý host.</w:t>
+      </w:r>
+    </w:p>
+    <w:p>
+      <w:pPr>
+        <w:spacing w:after="60"/>
+        <w:ind w:left="432" w:hanging="432"/>
+      </w:pPr>
+      <w:r>
+        <w:rPr>
+          <w:rFonts w:ascii="Arial" w:hAnsi="Arial" w:eastAsia="Arial"/>
+          <w:color w:val="1B2922"/>
+          <w:sz w:val="21"/>
+        </w:rPr>
+        <w:t xml:space="preserve">​2. </w:t>
+      </w:r>
+      <w:r>
+        <w:rPr>
+          <w:rFonts w:ascii="Arial" w:hAnsi="Arial" w:eastAsia="Arial"/>
+          <w:b/>
+          <w:color w:val="1B2922"/>
+          <w:sz w:val="21"/>
+        </w:rPr>
+        <w:t>Hệ thống tệp gốc chỉ đọc (`read_only: true`):</w:t>
+      </w:r>
+    </w:p>
+    <w:p>
+      <w:pPr>
+        <w:jc w:val="both"/>
+      </w:pPr>
+      <w:r>
+        <w:rPr>
+          <w:rFonts w:ascii="Arial" w:hAnsi="Arial" w:eastAsia="Arial"/>
+          <w:color w:val="1B2922"/>
+          <w:sz w:val="21"/>
+        </w:rPr>
+        <w:t xml:space="preserve">- Hai container tiếp nhận xử lý ứng dụng và tầng biên là </w:t>
       </w:r>
       <w:r>
         <w:rPr>
@@ -20732,38 +21231,15 @@
           <w:color w:val="385A47"/>
           <w:sz w:val="19"/>
         </w:rPr>
-        <w:t>internal: true</w:t>
-      </w:r>
-      <w:r>
-        <w:rPr>
-          <w:rFonts w:ascii="Arial" w:hAnsi="Arial" w:eastAsia="Arial"/>
-          <w:color w:val="1B2922"/>
-          <w:sz w:val="21"/>
-        </w:rPr>
-        <w:t>. PostgreSQL không có đường ra Internet và không thể bị quét cổng từ bên ngoài mạng Docker.</w:t>
-      </w:r>
-    </w:p>
-    <w:p>
-      <w:pPr>
-        <w:pStyle w:val="ListBullet"/>
-        <w:spacing w:after="60"/>
-      </w:pPr>
-      <w:r>
-        <w:rPr>
-          <w:rFonts w:ascii="Arial" w:hAnsi="Arial" w:eastAsia="Arial"/>
-          <w:b/>
-          <w:color w:val="1B2922"/>
-          <w:sz w:val="21"/>
-        </w:rPr>
-        <w:t>Che giấu cổng dịch vụ:</w:t>
-      </w:r>
-      <w:r>
-        <w:rPr>
-          <w:rFonts w:ascii="Arial" w:hAnsi="Arial" w:eastAsia="Arial"/>
-          <w:color w:val="1B2922"/>
-          <w:sz w:val="21"/>
-        </w:rPr>
-        <w:t xml:space="preserve"> Các cổng </w:t>
+        <w:t>task-app</w:t>
+      </w:r>
+      <w:r>
+        <w:rPr>
+          <w:rFonts w:ascii="Arial" w:hAnsi="Arial" w:eastAsia="Arial"/>
+          <w:color w:val="1B2922"/>
+          <w:sz w:val="21"/>
+        </w:rPr>
+        <w:t xml:space="preserve"> và </w:t>
       </w:r>
       <w:r>
         <w:rPr>
@@ -20771,15 +21247,15 @@
           <w:color w:val="385A47"/>
           <w:sz w:val="19"/>
         </w:rPr>
-        <w:t>3000</w:t>
-      </w:r>
-      <w:r>
-        <w:rPr>
-          <w:rFonts w:ascii="Arial" w:hAnsi="Arial" w:eastAsia="Arial"/>
-          <w:color w:val="1B2922"/>
-          <w:sz w:val="21"/>
-        </w:rPr>
-        <w:t xml:space="preserve"> (Node.js) và </w:t>
+        <w:t>nginx</w:t>
+      </w:r>
+      <w:r>
+        <w:rPr>
+          <w:rFonts w:ascii="Arial" w:hAnsi="Arial" w:eastAsia="Arial"/>
+          <w:color w:val="1B2922"/>
+          <w:sz w:val="21"/>
+        </w:rPr>
+        <w:t xml:space="preserve"> đều được kích hoạt cờ </w:t>
       </w:r>
       <w:r>
         <w:rPr>
@@ -20787,38 +21263,15 @@
           <w:color w:val="385A47"/>
           <w:sz w:val="19"/>
         </w:rPr>
-        <w:t>5432</w:t>
-      </w:r>
-      <w:r>
-        <w:rPr>
-          <w:rFonts w:ascii="Arial" w:hAnsi="Arial" w:eastAsia="Arial"/>
-          <w:color w:val="1B2922"/>
-          <w:sz w:val="21"/>
-        </w:rPr>
-        <w:t xml:space="preserve"> (PostgreSQL) hoàn toàn không được map ra cổng host. Mọi truy cập dữ liệu bắt buộc phải đi qua Nginx hoặc pgAdmin.</w:t>
-      </w:r>
-    </w:p>
-    <w:p>
-      <w:pPr>
-        <w:pStyle w:val="ListBullet"/>
-        <w:spacing w:after="60"/>
-      </w:pPr>
-      <w:r>
-        <w:rPr>
-          <w:rFonts w:ascii="Arial" w:hAnsi="Arial" w:eastAsia="Arial"/>
-          <w:b/>
-          <w:color w:val="1B2922"/>
-          <w:sz w:val="21"/>
-        </w:rPr>
-        <w:t>Phân quyền Role PostgreSQL:</w:t>
-      </w:r>
-      <w:r>
-        <w:rPr>
-          <w:rFonts w:ascii="Arial" w:hAnsi="Arial" w:eastAsia="Arial"/>
-          <w:color w:val="1B2922"/>
-          <w:sz w:val="21"/>
-        </w:rPr>
-        <w:t xml:space="preserve"> Role </w:t>
+        <w:t>read_only: true</w:t>
+      </w:r>
+      <w:r>
+        <w:rPr>
+          <w:rFonts w:ascii="Arial" w:hAnsi="Arial" w:eastAsia="Arial"/>
+          <w:color w:val="1B2922"/>
+          <w:sz w:val="21"/>
+        </w:rPr>
+        <w:t xml:space="preserve">. Kẻ tấn công không thể ghi đè mã nguồn, cài đặt backdoor hay tải các công cụ khai thác nhị phân vào container filesystem. - Các vùng nhớ tạm thời cần thiết được gắn qua bộ nhớ ảo </w:t>
       </w:r>
       <w:r>
         <w:rPr>
@@ -20826,15 +21279,15 @@
           <w:color w:val="385A47"/>
           <w:sz w:val="19"/>
         </w:rPr>
-        <w:t>task_app</w:t>
-      </w:r>
-      <w:r>
-        <w:rPr>
-          <w:rFonts w:ascii="Arial" w:hAnsi="Arial" w:eastAsia="Arial"/>
-          <w:color w:val="1B2922"/>
-          <w:sz w:val="21"/>
-        </w:rPr>
-        <w:t xml:space="preserve"> và </w:t>
+        <w:t>tmpfs</w:t>
+      </w:r>
+      <w:r>
+        <w:rPr>
+          <w:rFonts w:ascii="Arial" w:hAnsi="Arial" w:eastAsia="Arial"/>
+          <w:color w:val="1B2922"/>
+          <w:sz w:val="21"/>
+        </w:rPr>
+        <w:t xml:space="preserve"> giới hạn kích thước 16MB kèm cờ bảo vệ chống thực thi: </w:t>
       </w:r>
       <w:r>
         <w:rPr>
@@ -20842,15 +21295,15 @@
           <w:color w:val="385A47"/>
           <w:sz w:val="19"/>
         </w:rPr>
-        <w:t>metrics_exporter</w:t>
-      </w:r>
-      <w:r>
-        <w:rPr>
-          <w:rFonts w:ascii="Arial" w:hAnsi="Arial" w:eastAsia="Arial"/>
-          <w:color w:val="1B2922"/>
-          <w:sz w:val="21"/>
-        </w:rPr>
-        <w:t xml:space="preserve"> đều có cờ </w:t>
+        <w:t>/tmp:rw,noexec,nosuid,size=16m</w:t>
+      </w:r>
+      <w:r>
+        <w:rPr>
+          <w:rFonts w:ascii="Arial" w:hAnsi="Arial" w:eastAsia="Arial"/>
+          <w:color w:val="1B2922"/>
+          <w:sz w:val="21"/>
+        </w:rPr>
+        <w:t>. - Các container cơ sở dữ liệu (</w:t>
       </w:r>
       <w:r>
         <w:rPr>
@@ -20858,6 +21311,813 @@
           <w:color w:val="385A47"/>
           <w:sz w:val="19"/>
         </w:rPr>
+        <w:t>db</w:t>
+      </w:r>
+      <w:r>
+        <w:rPr>
+          <w:rFonts w:ascii="Arial" w:hAnsi="Arial" w:eastAsia="Arial"/>
+          <w:color w:val="1B2922"/>
+          <w:sz w:val="21"/>
+        </w:rPr>
+        <w:t>) và giám sát (</w:t>
+      </w:r>
+      <w:r>
+        <w:rPr>
+          <w:rFonts w:ascii="Consolas" w:hAnsi="Consolas" w:eastAsia="Consolas"/>
+          <w:color w:val="385A47"/>
+          <w:sz w:val="19"/>
+        </w:rPr>
+        <w:t>prometheus</w:t>
+      </w:r>
+      <w:r>
+        <w:rPr>
+          <w:rFonts w:ascii="Arial" w:hAnsi="Arial" w:eastAsia="Arial"/>
+          <w:color w:val="1B2922"/>
+          <w:sz w:val="21"/>
+        </w:rPr>
+        <w:t xml:space="preserve">, </w:t>
+      </w:r>
+      <w:r>
+        <w:rPr>
+          <w:rFonts w:ascii="Consolas" w:hAnsi="Consolas" w:eastAsia="Consolas"/>
+          <w:color w:val="385A47"/>
+          <w:sz w:val="19"/>
+        </w:rPr>
+        <w:t>loki</w:t>
+      </w:r>
+      <w:r>
+        <w:rPr>
+          <w:rFonts w:ascii="Arial" w:hAnsi="Arial" w:eastAsia="Arial"/>
+          <w:color w:val="1B2922"/>
+          <w:sz w:val="21"/>
+        </w:rPr>
+        <w:t xml:space="preserve">, </w:t>
+      </w:r>
+      <w:r>
+        <w:rPr>
+          <w:rFonts w:ascii="Consolas" w:hAnsi="Consolas" w:eastAsia="Consolas"/>
+          <w:color w:val="385A47"/>
+          <w:sz w:val="19"/>
+        </w:rPr>
+        <w:t>grafana</w:t>
+      </w:r>
+      <w:r>
+        <w:rPr>
+          <w:rFonts w:ascii="Arial" w:hAnsi="Arial" w:eastAsia="Arial"/>
+          <w:color w:val="1B2922"/>
+          <w:sz w:val="21"/>
+        </w:rPr>
+        <w:t>) cần duy trì trạng thái ghi dữ liệu vào các named volume chuyên dụng tương ứng, do đó không áp dụng cờ read-only rootfs.</w:t>
+      </w:r>
+    </w:p>
+    <w:p>
+      <w:pPr>
+        <w:spacing w:after="60"/>
+        <w:ind w:left="432" w:hanging="432"/>
+      </w:pPr>
+      <w:r>
+        <w:rPr>
+          <w:rFonts w:ascii="Arial" w:hAnsi="Arial" w:eastAsia="Arial"/>
+          <w:color w:val="1B2922"/>
+          <w:sz w:val="21"/>
+        </w:rPr>
+        <w:t xml:space="preserve">​3. </w:t>
+      </w:r>
+      <w:r>
+        <w:rPr>
+          <w:rFonts w:ascii="Arial" w:hAnsi="Arial" w:eastAsia="Arial"/>
+          <w:b/>
+          <w:color w:val="1B2922"/>
+          <w:sz w:val="21"/>
+        </w:rPr>
+        <w:t>Thu hồi Linux Capabilities (`cap_drop: [ALL]`):</w:t>
+      </w:r>
+    </w:p>
+    <w:p>
+      <w:pPr>
+        <w:jc w:val="both"/>
+      </w:pPr>
+      <w:r>
+        <w:rPr>
+          <w:rFonts w:ascii="Arial" w:hAnsi="Arial" w:eastAsia="Arial"/>
+          <w:color w:val="1B2922"/>
+          <w:sz w:val="21"/>
+        </w:rPr>
+        <w:t xml:space="preserve">- Áp dụng trên </w:t>
+      </w:r>
+      <w:r>
+        <w:rPr>
+          <w:rFonts w:ascii="Consolas" w:hAnsi="Consolas" w:eastAsia="Consolas"/>
+          <w:color w:val="385A47"/>
+          <w:sz w:val="19"/>
+        </w:rPr>
+        <w:t>task-app</w:t>
+      </w:r>
+      <w:r>
+        <w:rPr>
+          <w:rFonts w:ascii="Arial" w:hAnsi="Arial" w:eastAsia="Arial"/>
+          <w:color w:val="1B2922"/>
+          <w:sz w:val="21"/>
+        </w:rPr>
+        <w:t xml:space="preserve"> và </w:t>
+      </w:r>
+      <w:r>
+        <w:rPr>
+          <w:rFonts w:ascii="Consolas" w:hAnsi="Consolas" w:eastAsia="Consolas"/>
+          <w:color w:val="385A47"/>
+          <w:sz w:val="19"/>
+        </w:rPr>
+        <w:t>nginx</w:t>
+      </w:r>
+      <w:r>
+        <w:rPr>
+          <w:rFonts w:ascii="Arial" w:hAnsi="Arial" w:eastAsia="Arial"/>
+          <w:color w:val="1B2922"/>
+          <w:sz w:val="21"/>
+        </w:rPr>
+        <w:t xml:space="preserve"> để loại bỏ toàn bộ các đặc quyền nhân Linux mặc định. Container không thể can thiệp mạng, không thể mount filesystem và không thể thay đổi quyền sở hữu tệp.</w:t>
+      </w:r>
+    </w:p>
+    <w:p>
+      <w:pPr>
+        <w:spacing w:after="60"/>
+        <w:ind w:left="432" w:hanging="432"/>
+      </w:pPr>
+      <w:r>
+        <w:rPr>
+          <w:rFonts w:ascii="Arial" w:hAnsi="Arial" w:eastAsia="Arial"/>
+          <w:color w:val="1B2922"/>
+          <w:sz w:val="21"/>
+        </w:rPr>
+        <w:t xml:space="preserve">​4. </w:t>
+      </w:r>
+      <w:r>
+        <w:rPr>
+          <w:rFonts w:ascii="Arial" w:hAnsi="Arial" w:eastAsia="Arial"/>
+          <w:b/>
+          <w:color w:val="1B2922"/>
+          <w:sz w:val="21"/>
+        </w:rPr>
+        <w:t>Ngăn chặn nâng đặc quyền (`no-new-privileges: true`):</w:t>
+      </w:r>
+    </w:p>
+    <w:p>
+      <w:pPr>
+        <w:jc w:val="both"/>
+      </w:pPr>
+      <w:r>
+        <w:rPr>
+          <w:rFonts w:ascii="Arial" w:hAnsi="Arial" w:eastAsia="Arial"/>
+          <w:color w:val="1B2922"/>
+          <w:sz w:val="21"/>
+        </w:rPr>
+        <w:t xml:space="preserve">- Kích hoạt tùy chọn bảo mật </w:t>
+      </w:r>
+      <w:r>
+        <w:rPr>
+          <w:rFonts w:ascii="Consolas" w:hAnsi="Consolas" w:eastAsia="Consolas"/>
+          <w:color w:val="385A47"/>
+          <w:sz w:val="19"/>
+        </w:rPr>
+        <w:t>no-new-privileges: true</w:t>
+      </w:r>
+      <w:r>
+        <w:rPr>
+          <w:rFonts w:ascii="Arial" w:hAnsi="Arial" w:eastAsia="Arial"/>
+          <w:color w:val="1B2922"/>
+          <w:sz w:val="21"/>
+        </w:rPr>
+        <w:t xml:space="preserve"> cho toàn bộ các dịch vụ vận hành chính (</w:t>
+      </w:r>
+      <w:r>
+        <w:rPr>
+          <w:rFonts w:ascii="Consolas" w:hAnsi="Consolas" w:eastAsia="Consolas"/>
+          <w:color w:val="385A47"/>
+          <w:sz w:val="19"/>
+        </w:rPr>
+        <w:t>db</w:t>
+      </w:r>
+      <w:r>
+        <w:rPr>
+          <w:rFonts w:ascii="Arial" w:hAnsi="Arial" w:eastAsia="Arial"/>
+          <w:color w:val="1B2922"/>
+          <w:sz w:val="21"/>
+        </w:rPr>
+        <w:t xml:space="preserve">, </w:t>
+      </w:r>
+      <w:r>
+        <w:rPr>
+          <w:rFonts w:ascii="Consolas" w:hAnsi="Consolas" w:eastAsia="Consolas"/>
+          <w:color w:val="385A47"/>
+          <w:sz w:val="19"/>
+        </w:rPr>
+        <w:t>task-app</w:t>
+      </w:r>
+      <w:r>
+        <w:rPr>
+          <w:rFonts w:ascii="Arial" w:hAnsi="Arial" w:eastAsia="Arial"/>
+          <w:color w:val="1B2922"/>
+          <w:sz w:val="21"/>
+        </w:rPr>
+        <w:t xml:space="preserve">, </w:t>
+      </w:r>
+      <w:r>
+        <w:rPr>
+          <w:rFonts w:ascii="Consolas" w:hAnsi="Consolas" w:eastAsia="Consolas"/>
+          <w:color w:val="385A47"/>
+          <w:sz w:val="19"/>
+        </w:rPr>
+        <w:t>nginx</w:t>
+      </w:r>
+      <w:r>
+        <w:rPr>
+          <w:rFonts w:ascii="Arial" w:hAnsi="Arial" w:eastAsia="Arial"/>
+          <w:color w:val="1B2922"/>
+          <w:sz w:val="21"/>
+        </w:rPr>
+        <w:t xml:space="preserve">, </w:t>
+      </w:r>
+      <w:r>
+        <w:rPr>
+          <w:rFonts w:ascii="Consolas" w:hAnsi="Consolas" w:eastAsia="Consolas"/>
+          <w:color w:val="385A47"/>
+          <w:sz w:val="19"/>
+        </w:rPr>
+        <w:t>postgres-exporter</w:t>
+      </w:r>
+      <w:r>
+        <w:rPr>
+          <w:rFonts w:ascii="Arial" w:hAnsi="Arial" w:eastAsia="Arial"/>
+          <w:color w:val="1B2922"/>
+          <w:sz w:val="21"/>
+        </w:rPr>
+        <w:t xml:space="preserve">, </w:t>
+      </w:r>
+      <w:r>
+        <w:rPr>
+          <w:rFonts w:ascii="Consolas" w:hAnsi="Consolas" w:eastAsia="Consolas"/>
+          <w:color w:val="385A47"/>
+          <w:sz w:val="19"/>
+        </w:rPr>
+        <w:t>nginx-exporter</w:t>
+      </w:r>
+      <w:r>
+        <w:rPr>
+          <w:rFonts w:ascii="Arial" w:hAnsi="Arial" w:eastAsia="Arial"/>
+          <w:color w:val="1B2922"/>
+          <w:sz w:val="21"/>
+        </w:rPr>
+        <w:t xml:space="preserve">, </w:t>
+      </w:r>
+      <w:r>
+        <w:rPr>
+          <w:rFonts w:ascii="Consolas" w:hAnsi="Consolas" w:eastAsia="Consolas"/>
+          <w:color w:val="385A47"/>
+          <w:sz w:val="19"/>
+        </w:rPr>
+        <w:t>cadvisor</w:t>
+      </w:r>
+      <w:r>
+        <w:rPr>
+          <w:rFonts w:ascii="Arial" w:hAnsi="Arial" w:eastAsia="Arial"/>
+          <w:color w:val="1B2922"/>
+          <w:sz w:val="21"/>
+        </w:rPr>
+        <w:t xml:space="preserve">, </w:t>
+      </w:r>
+      <w:r>
+        <w:rPr>
+          <w:rFonts w:ascii="Consolas" w:hAnsi="Consolas" w:eastAsia="Consolas"/>
+          <w:color w:val="385A47"/>
+          <w:sz w:val="19"/>
+        </w:rPr>
+        <w:t>prometheus</w:t>
+      </w:r>
+      <w:r>
+        <w:rPr>
+          <w:rFonts w:ascii="Arial" w:hAnsi="Arial" w:eastAsia="Arial"/>
+          <w:color w:val="1B2922"/>
+          <w:sz w:val="21"/>
+        </w:rPr>
+        <w:t xml:space="preserve">, </w:t>
+      </w:r>
+      <w:r>
+        <w:rPr>
+          <w:rFonts w:ascii="Consolas" w:hAnsi="Consolas" w:eastAsia="Consolas"/>
+          <w:color w:val="385A47"/>
+          <w:sz w:val="19"/>
+        </w:rPr>
+        <w:t>loki</w:t>
+      </w:r>
+      <w:r>
+        <w:rPr>
+          <w:rFonts w:ascii="Arial" w:hAnsi="Arial" w:eastAsia="Arial"/>
+          <w:color w:val="1B2922"/>
+          <w:sz w:val="21"/>
+        </w:rPr>
+        <w:t xml:space="preserve">, </w:t>
+      </w:r>
+      <w:r>
+        <w:rPr>
+          <w:rFonts w:ascii="Consolas" w:hAnsi="Consolas" w:eastAsia="Consolas"/>
+          <w:color w:val="385A47"/>
+          <w:sz w:val="19"/>
+        </w:rPr>
+        <w:t>promtail</w:t>
+      </w:r>
+      <w:r>
+        <w:rPr>
+          <w:rFonts w:ascii="Arial" w:hAnsi="Arial" w:eastAsia="Arial"/>
+          <w:color w:val="1B2922"/>
+          <w:sz w:val="21"/>
+        </w:rPr>
+        <w:t xml:space="preserve">, </w:t>
+      </w:r>
+      <w:r>
+        <w:rPr>
+          <w:rFonts w:ascii="Consolas" w:hAnsi="Consolas" w:eastAsia="Consolas"/>
+          <w:color w:val="385A47"/>
+          <w:sz w:val="19"/>
+        </w:rPr>
+        <w:t>grafana</w:t>
+      </w:r>
+      <w:r>
+        <w:rPr>
+          <w:rFonts w:ascii="Arial" w:hAnsi="Arial" w:eastAsia="Arial"/>
+          <w:color w:val="1B2922"/>
+          <w:sz w:val="21"/>
+        </w:rPr>
+        <w:t xml:space="preserve">), ngăn chặn triệt để các tiến trình con chiếm quyền quản trị thông qua các tệp có cờ </w:t>
+      </w:r>
+      <w:r>
+        <w:rPr>
+          <w:rFonts w:ascii="Consolas" w:hAnsi="Consolas" w:eastAsia="Consolas"/>
+          <w:color w:val="385A47"/>
+          <w:sz w:val="19"/>
+        </w:rPr>
+        <w:t>setuid</w:t>
+      </w:r>
+      <w:r>
+        <w:rPr>
+          <w:rFonts w:ascii="Arial" w:hAnsi="Arial" w:eastAsia="Arial"/>
+          <w:color w:val="1B2922"/>
+          <w:sz w:val="21"/>
+        </w:rPr>
+        <w:t xml:space="preserve"> hoặc </w:t>
+      </w:r>
+      <w:r>
+        <w:rPr>
+          <w:rFonts w:ascii="Consolas" w:hAnsi="Consolas" w:eastAsia="Consolas"/>
+          <w:color w:val="385A47"/>
+          <w:sz w:val="19"/>
+        </w:rPr>
+        <w:t>setgid</w:t>
+      </w:r>
+      <w:r>
+        <w:rPr>
+          <w:rFonts w:ascii="Arial" w:hAnsi="Arial" w:eastAsia="Arial"/>
+          <w:color w:val="1B2922"/>
+          <w:sz w:val="21"/>
+        </w:rPr>
+        <w:t>.</w:t>
+      </w:r>
+    </w:p>
+    <w:p>
+      <w:pPr>
+        <w:pStyle w:val="Heading2"/>
+      </w:pPr>
+      <w:r>
+        <w:rPr>
+          <w:rFonts w:ascii="Arial" w:hAnsi="Arial" w:eastAsia="Arial"/>
+          <w:color w:val="1B2922"/>
+          <w:sz w:val="21"/>
+        </w:rPr>
+        <w:t>8.2 Cô lập mạng và phân quyền Role Database</w:t>
+      </w:r>
+    </w:p>
+    <w:p>
+      <w:pPr>
+        <w:pStyle w:val="ListBullet"/>
+        <w:spacing w:after="60"/>
+      </w:pPr>
+      <w:r>
+        <w:rPr>
+          <w:rFonts w:ascii="Arial" w:hAnsi="Arial" w:eastAsia="Arial"/>
+          <w:b/>
+          <w:color w:val="1B2922"/>
+          <w:sz w:val="21"/>
+        </w:rPr>
+        <w:t>Cô lập mạng chuyên trách:</w:t>
+      </w:r>
+      <w:r>
+        <w:rPr>
+          <w:rFonts w:ascii="Arial" w:hAnsi="Arial" w:eastAsia="Arial"/>
+          <w:color w:val="1B2922"/>
+          <w:sz w:val="21"/>
+        </w:rPr>
+        <w:t xml:space="preserve"> Như đã quy hoạch tại Chương 3, hệ thống tách biệt rõ ràng các phân vùng mạng:</w:t>
+      </w:r>
+    </w:p>
+    <w:p>
+      <w:pPr>
+        <w:jc w:val="both"/>
+      </w:pPr>
+      <w:r>
+        <w:rPr>
+          <w:rFonts w:ascii="Arial" w:hAnsi="Arial" w:eastAsia="Arial"/>
+          <w:color w:val="1B2922"/>
+          <w:sz w:val="21"/>
+        </w:rPr>
+        <w:t xml:space="preserve">* Hai mạng </w:t>
+      </w:r>
+      <w:r>
+        <w:rPr>
+          <w:rFonts w:ascii="Consolas" w:hAnsi="Consolas" w:eastAsia="Consolas"/>
+          <w:color w:val="385A47"/>
+          <w:sz w:val="19"/>
+        </w:rPr>
+        <w:t>data</w:t>
+      </w:r>
+      <w:r>
+        <w:rPr>
+          <w:rFonts w:ascii="Arial" w:hAnsi="Arial" w:eastAsia="Arial"/>
+          <w:color w:val="1B2922"/>
+          <w:sz w:val="21"/>
+        </w:rPr>
+        <w:t xml:space="preserve"> và </w:t>
+      </w:r>
+      <w:r>
+        <w:rPr>
+          <w:rFonts w:ascii="Consolas" w:hAnsi="Consolas" w:eastAsia="Consolas"/>
+          <w:color w:val="385A47"/>
+          <w:sz w:val="19"/>
+        </w:rPr>
+        <w:t>observability</w:t>
+      </w:r>
+      <w:r>
+        <w:rPr>
+          <w:rFonts w:ascii="Arial" w:hAnsi="Arial" w:eastAsia="Arial"/>
+          <w:color w:val="1B2922"/>
+          <w:sz w:val="21"/>
+        </w:rPr>
+        <w:t xml:space="preserve"> được cấu hình cờ </w:t>
+      </w:r>
+      <w:r>
+        <w:rPr>
+          <w:rFonts w:ascii="Consolas" w:hAnsi="Consolas" w:eastAsia="Consolas"/>
+          <w:color w:val="385A47"/>
+          <w:sz w:val="19"/>
+        </w:rPr>
+        <w:t>internal: true</w:t>
+      </w:r>
+      <w:r>
+        <w:rPr>
+          <w:rFonts w:ascii="Arial" w:hAnsi="Arial" w:eastAsia="Arial"/>
+          <w:color w:val="1B2922"/>
+          <w:sz w:val="21"/>
+        </w:rPr>
+        <w:t xml:space="preserve">. Docker không cấp gateway ra ngoài cho hai mạng này. Các dịch vụ chỉ tham gia mạng nội bộ (như PostgreSQL </w:t>
+      </w:r>
+      <w:r>
+        <w:rPr>
+          <w:rFonts w:ascii="Consolas" w:hAnsi="Consolas" w:eastAsia="Consolas"/>
+          <w:color w:val="385A47"/>
+          <w:sz w:val="19"/>
+        </w:rPr>
+        <w:t>db</w:t>
+      </w:r>
+      <w:r>
+        <w:rPr>
+          <w:rFonts w:ascii="Arial" w:hAnsi="Arial" w:eastAsia="Arial"/>
+          <w:color w:val="1B2922"/>
+          <w:sz w:val="21"/>
+        </w:rPr>
+        <w:t xml:space="preserve">, máy chủ </w:t>
+      </w:r>
+      <w:r>
+        <w:rPr>
+          <w:rFonts w:ascii="Consolas" w:hAnsi="Consolas" w:eastAsia="Consolas"/>
+          <w:color w:val="385A47"/>
+          <w:sz w:val="19"/>
+        </w:rPr>
+        <w:t>loki</w:t>
+      </w:r>
+      <w:r>
+        <w:rPr>
+          <w:rFonts w:ascii="Arial" w:hAnsi="Arial" w:eastAsia="Arial"/>
+          <w:color w:val="1B2922"/>
+          <w:sz w:val="21"/>
+        </w:rPr>
+        <w:t xml:space="preserve">, </w:t>
+      </w:r>
+      <w:r>
+        <w:rPr>
+          <w:rFonts w:ascii="Consolas" w:hAnsi="Consolas" w:eastAsia="Consolas"/>
+          <w:color w:val="385A47"/>
+          <w:sz w:val="19"/>
+        </w:rPr>
+        <w:t>promtail</w:t>
+      </w:r>
+      <w:r>
+        <w:rPr>
+          <w:rFonts w:ascii="Arial" w:hAnsi="Arial" w:eastAsia="Arial"/>
+          <w:color w:val="1B2922"/>
+          <w:sz w:val="21"/>
+        </w:rPr>
+        <w:t xml:space="preserve">, </w:t>
+      </w:r>
+      <w:r>
+        <w:rPr>
+          <w:rFonts w:ascii="Consolas" w:hAnsi="Consolas" w:eastAsia="Consolas"/>
+          <w:color w:val="385A47"/>
+          <w:sz w:val="19"/>
+        </w:rPr>
+        <w:t>cadvisor</w:t>
+      </w:r>
+      <w:r>
+        <w:rPr>
+          <w:rFonts w:ascii="Arial" w:hAnsi="Arial" w:eastAsia="Arial"/>
+          <w:color w:val="1B2922"/>
+          <w:sz w:val="21"/>
+        </w:rPr>
+        <w:t xml:space="preserve">) hoàn toàn không có đường định tuyến ra ngoài Internet, ngăn ngừa việc bị dò quét cổng hoặc tấn công trực tiếp. * Hai mạng </w:t>
+      </w:r>
+      <w:r>
+        <w:rPr>
+          <w:rFonts w:ascii="Consolas" w:hAnsi="Consolas" w:eastAsia="Consolas"/>
+          <w:color w:val="385A47"/>
+          <w:sz w:val="19"/>
+        </w:rPr>
+        <w:t>front</w:t>
+      </w:r>
+      <w:r>
+        <w:rPr>
+          <w:rFonts w:ascii="Arial" w:hAnsi="Arial" w:eastAsia="Arial"/>
+          <w:color w:val="1B2922"/>
+          <w:sz w:val="21"/>
+        </w:rPr>
+        <w:t xml:space="preserve"> và </w:t>
+      </w:r>
+      <w:r>
+        <w:rPr>
+          <w:rFonts w:ascii="Consolas" w:hAnsi="Consolas" w:eastAsia="Consolas"/>
+          <w:color w:val="385A47"/>
+          <w:sz w:val="19"/>
+        </w:rPr>
+        <w:t>management</w:t>
+      </w:r>
+      <w:r>
+        <w:rPr>
+          <w:rFonts w:ascii="Arial" w:hAnsi="Arial" w:eastAsia="Arial"/>
+          <w:color w:val="1B2922"/>
+          <w:sz w:val="21"/>
+        </w:rPr>
+        <w:t xml:space="preserve"> là mạng bridge thông thường không có cờ internal. Các container đa mạng (multi-homed) như </w:t>
+      </w:r>
+      <w:r>
+        <w:rPr>
+          <w:rFonts w:ascii="Consolas" w:hAnsi="Consolas" w:eastAsia="Consolas"/>
+          <w:color w:val="385A47"/>
+          <w:sz w:val="19"/>
+        </w:rPr>
+        <w:t>task-app</w:t>
+      </w:r>
+      <w:r>
+        <w:rPr>
+          <w:rFonts w:ascii="Arial" w:hAnsi="Arial" w:eastAsia="Arial"/>
+          <w:color w:val="1B2922"/>
+          <w:sz w:val="21"/>
+        </w:rPr>
+        <w:t xml:space="preserve"> (nối cả </w:t>
+      </w:r>
+      <w:r>
+        <w:rPr>
+          <w:rFonts w:ascii="Consolas" w:hAnsi="Consolas" w:eastAsia="Consolas"/>
+          <w:color w:val="385A47"/>
+          <w:sz w:val="19"/>
+        </w:rPr>
+        <w:t>front</w:t>
+      </w:r>
+      <w:r>
+        <w:rPr>
+          <w:rFonts w:ascii="Arial" w:hAnsi="Arial" w:eastAsia="Arial"/>
+          <w:color w:val="1B2922"/>
+          <w:sz w:val="21"/>
+        </w:rPr>
+        <w:t xml:space="preserve">, </w:t>
+      </w:r>
+      <w:r>
+        <w:rPr>
+          <w:rFonts w:ascii="Consolas" w:hAnsi="Consolas" w:eastAsia="Consolas"/>
+          <w:color w:val="385A47"/>
+          <w:sz w:val="19"/>
+        </w:rPr>
+        <w:t>data</w:t>
+      </w:r>
+      <w:r>
+        <w:rPr>
+          <w:rFonts w:ascii="Arial" w:hAnsi="Arial" w:eastAsia="Arial"/>
+          <w:color w:val="1B2922"/>
+          <w:sz w:val="21"/>
+        </w:rPr>
+        <w:t xml:space="preserve">, </w:t>
+      </w:r>
+      <w:r>
+        <w:rPr>
+          <w:rFonts w:ascii="Consolas" w:hAnsi="Consolas" w:eastAsia="Consolas"/>
+          <w:color w:val="385A47"/>
+          <w:sz w:val="19"/>
+        </w:rPr>
+        <w:t>observability</w:t>
+      </w:r>
+      <w:r>
+        <w:rPr>
+          <w:rFonts w:ascii="Arial" w:hAnsi="Arial" w:eastAsia="Arial"/>
+          <w:color w:val="1B2922"/>
+          <w:sz w:val="21"/>
+        </w:rPr>
+        <w:t xml:space="preserve">) hoặc </w:t>
+      </w:r>
+      <w:r>
+        <w:rPr>
+          <w:rFonts w:ascii="Consolas" w:hAnsi="Consolas" w:eastAsia="Consolas"/>
+          <w:color w:val="385A47"/>
+          <w:sz w:val="19"/>
+        </w:rPr>
+        <w:t>grafana</w:t>
+      </w:r>
+      <w:r>
+        <w:rPr>
+          <w:rFonts w:ascii="Arial" w:hAnsi="Arial" w:eastAsia="Arial"/>
+          <w:color w:val="1B2922"/>
+          <w:sz w:val="21"/>
+        </w:rPr>
+        <w:t xml:space="preserve">, </w:t>
+      </w:r>
+      <w:r>
+        <w:rPr>
+          <w:rFonts w:ascii="Consolas" w:hAnsi="Consolas" w:eastAsia="Consolas"/>
+          <w:color w:val="385A47"/>
+          <w:sz w:val="19"/>
+        </w:rPr>
+        <w:t>prometheus</w:t>
+      </w:r>
+      <w:r>
+        <w:rPr>
+          <w:rFonts w:ascii="Arial" w:hAnsi="Arial" w:eastAsia="Arial"/>
+          <w:color w:val="1B2922"/>
+          <w:sz w:val="21"/>
+        </w:rPr>
+        <w:t xml:space="preserve">, </w:t>
+      </w:r>
+      <w:r>
+        <w:rPr>
+          <w:rFonts w:ascii="Consolas" w:hAnsi="Consolas" w:eastAsia="Consolas"/>
+          <w:color w:val="385A47"/>
+          <w:sz w:val="19"/>
+        </w:rPr>
+        <w:t>pgadmin</w:t>
+      </w:r>
+      <w:r>
+        <w:rPr>
+          <w:rFonts w:ascii="Arial" w:hAnsi="Arial" w:eastAsia="Arial"/>
+          <w:color w:val="1B2922"/>
+          <w:sz w:val="21"/>
+        </w:rPr>
+        <w:t xml:space="preserve"> (nối </w:t>
+      </w:r>
+      <w:r>
+        <w:rPr>
+          <w:rFonts w:ascii="Consolas" w:hAnsi="Consolas" w:eastAsia="Consolas"/>
+          <w:color w:val="385A47"/>
+          <w:sz w:val="19"/>
+        </w:rPr>
+        <w:t>management</w:t>
+      </w:r>
+      <w:r>
+        <w:rPr>
+          <w:rFonts w:ascii="Arial" w:hAnsi="Arial" w:eastAsia="Arial"/>
+          <w:color w:val="1B2922"/>
+          <w:sz w:val="21"/>
+        </w:rPr>
+        <w:t>) sở hữu giao diện mạng bridge và vẫn có khả năng định tuyến ra ngoài khi cần thiết qua interface non-internal tương ứng.</w:t>
+      </w:r>
+    </w:p>
+    <w:p>
+      <w:pPr>
+        <w:pStyle w:val="ListBullet"/>
+        <w:spacing w:after="60"/>
+      </w:pPr>
+      <w:r>
+        <w:rPr>
+          <w:rFonts w:ascii="Arial" w:hAnsi="Arial" w:eastAsia="Arial"/>
+          <w:b/>
+          <w:color w:val="1B2922"/>
+          <w:sz w:val="21"/>
+        </w:rPr>
+        <w:t>Che giấu cổng dịch vụ:</w:t>
+      </w:r>
+      <w:r>
+        <w:rPr>
+          <w:rFonts w:ascii="Arial" w:hAnsi="Arial" w:eastAsia="Arial"/>
+          <w:color w:val="1B2922"/>
+          <w:sz w:val="21"/>
+        </w:rPr>
+        <w:t xml:space="preserve"> Các cổng </w:t>
+      </w:r>
+      <w:r>
+        <w:rPr>
+          <w:rFonts w:ascii="Consolas" w:hAnsi="Consolas" w:eastAsia="Consolas"/>
+          <w:color w:val="385A47"/>
+          <w:sz w:val="19"/>
+        </w:rPr>
+        <w:t>3000</w:t>
+      </w:r>
+      <w:r>
+        <w:rPr>
+          <w:rFonts w:ascii="Arial" w:hAnsi="Arial" w:eastAsia="Arial"/>
+          <w:color w:val="1B2922"/>
+          <w:sz w:val="21"/>
+        </w:rPr>
+        <w:t xml:space="preserve"> (Node.js) và </w:t>
+      </w:r>
+      <w:r>
+        <w:rPr>
+          <w:rFonts w:ascii="Consolas" w:hAnsi="Consolas" w:eastAsia="Consolas"/>
+          <w:color w:val="385A47"/>
+          <w:sz w:val="19"/>
+        </w:rPr>
+        <w:t>5432</w:t>
+      </w:r>
+      <w:r>
+        <w:rPr>
+          <w:rFonts w:ascii="Arial" w:hAnsi="Arial" w:eastAsia="Arial"/>
+          <w:color w:val="1B2922"/>
+          <w:sz w:val="21"/>
+        </w:rPr>
+        <w:t xml:space="preserve"> (PostgreSQL) hoàn toàn không được map ra cổng host. Mọi truy cập dữ liệu nghiệp vụ bắt buộc phải đi qua Nginx hoặc pgAdmin.</w:t>
+      </w:r>
+    </w:p>
+    <w:p>
+      <w:pPr>
+        <w:pStyle w:val="ListBullet"/>
+        <w:spacing w:after="60"/>
+      </w:pPr>
+      <w:r>
+        <w:rPr>
+          <w:rFonts w:ascii="Arial" w:hAnsi="Arial" w:eastAsia="Arial"/>
+          <w:b/>
+          <w:color w:val="1B2922"/>
+          <w:sz w:val="21"/>
+        </w:rPr>
+        <w:t>Phân quyền Role PostgreSQL:</w:t>
+      </w:r>
+      <w:r>
+        <w:rPr>
+          <w:rFonts w:ascii="Arial" w:hAnsi="Arial" w:eastAsia="Arial"/>
+          <w:color w:val="1B2922"/>
+          <w:sz w:val="21"/>
+        </w:rPr>
+        <w:t xml:space="preserve"> Role </w:t>
+      </w:r>
+      <w:r>
+        <w:rPr>
+          <w:rFonts w:ascii="Consolas" w:hAnsi="Consolas" w:eastAsia="Consolas"/>
+          <w:color w:val="385A47"/>
+          <w:sz w:val="19"/>
+        </w:rPr>
+        <w:t>task_app</w:t>
+      </w:r>
+      <w:r>
+        <w:rPr>
+          <w:rFonts w:ascii="Arial" w:hAnsi="Arial" w:eastAsia="Arial"/>
+          <w:color w:val="1B2922"/>
+          <w:sz w:val="21"/>
+        </w:rPr>
+        <w:t xml:space="preserve"> và </w:t>
+      </w:r>
+      <w:r>
+        <w:rPr>
+          <w:rFonts w:ascii="Consolas" w:hAnsi="Consolas" w:eastAsia="Consolas"/>
+          <w:color w:val="385A47"/>
+          <w:sz w:val="19"/>
+        </w:rPr>
+        <w:t>metrics_exporter</w:t>
+      </w:r>
+      <w:r>
+        <w:rPr>
+          <w:rFonts w:ascii="Arial" w:hAnsi="Arial" w:eastAsia="Arial"/>
+          <w:color w:val="1B2922"/>
+          <w:sz w:val="21"/>
+        </w:rPr>
+        <w:t xml:space="preserve"> đều có cờ </w:t>
+      </w:r>
+      <w:r>
+        <w:rPr>
+          <w:rFonts w:ascii="Consolas" w:hAnsi="Consolas" w:eastAsia="Consolas"/>
+          <w:color w:val="385A47"/>
+          <w:sz w:val="19"/>
+        </w:rPr>
         <w:t>rolsuper = false</w:t>
       </w:r>
       <w:r>
@@ -20866,7 +22126,23 @@
           <w:color w:val="1B2922"/>
           <w:sz w:val="21"/>
         </w:rPr>
-        <w:t>. Ứng dụng không thể thực hiện các thao tác quản trị cấp cao như xóa cơ sở dữ liệu hay tạo superuser mới.</w:t>
+        <w:t xml:space="preserve">. Ứng dụng nghiệp vụ không có quyền superuser, chỉ được thao tác DML trên bảng </w:t>
+      </w:r>
+      <w:r>
+        <w:rPr>
+          <w:rFonts w:ascii="Consolas" w:hAnsi="Consolas" w:eastAsia="Consolas"/>
+          <w:color w:val="385A47"/>
+          <w:sz w:val="19"/>
+        </w:rPr>
+        <w:t>public.tasks</w:t>
+      </w:r>
+      <w:r>
+        <w:rPr>
+          <w:rFonts w:ascii="Arial" w:hAnsi="Arial" w:eastAsia="Arial"/>
+          <w:color w:val="1B2922"/>
+          <w:sz w:val="21"/>
+        </w:rPr>
+        <w:t xml:space="preserve"> và không thể can thiệp vào các bảng hệ thống hoặc cấu hình cơ sở dữ liệu.</w:t>
       </w:r>
     </w:p>
     <w:p>
@@ -21244,7 +22520,7 @@
                 <w:color w:val="26352D"/>
                 <w:sz w:val="18"/>
               </w:rPr>
-              <w:t>HTTP 201 Created, task ID=11 lưu thành công vào PostgreSQL</w:t>
+              <w:t>HTTP 201 Created, task ID tự tăng lưu thành công vào PostgreSQL</w:t>
             </w:r>
           </w:p>
         </w:tc>
@@ -22936,7 +24212,7 @@
                 <w:color w:val="26352D"/>
                 <w:sz w:val="18"/>
               </w:rPr>
-              <w:t xml:space="preserve">Marker task ID=12 tồn tại nguyên vẹn sau restart </w:t>
+              <w:t xml:space="preserve">Marker task tồn tại nguyên vẹn sau restart </w:t>
             </w:r>
             <w:r>
               <w:rPr>
@@ -23206,7 +24482,7 @@
           <w:color w:val="52675A"/>
           <w:sz w:val="18"/>
         </w:rPr>
-        <w:t>Hình 8.1. Kết quả thực thi bộ kiểm thử ứng dụng tự động (npm test, 12/12 test pass)</w:t>
+        <w:t>Hình 8.1. Ảnh trích xuất kết quả thực thi bộ kiểm thử ứng dụng tự động (npm test, 12/12 test pass) trên terminal</w:t>
       </w:r>
     </w:p>
     <w:p>
@@ -23274,7 +24550,232 @@
           <w:color w:val="1B2922"/>
           <w:sz w:val="21"/>
         </w:rPr>
-        <w:t>).</w:t>
+        <w:t>). Lưu ý: Ca kiểm thử "should handle database errors safely with 500 status" sử dụng kỹ thuật mock lỗi in-memory độc lập trong bộ nhớ của tiến trình test, hoàn toàn tách biệt với database PostgreSQL sống và log runtime trên Loki.</w:t>
+      </w:r>
+    </w:p>
+    <w:p>
+      <w:pPr>
+        <w:jc w:val="both"/>
+      </w:pPr>
+      <w:r>
+        <w:rPr>
+          <w:rFonts w:ascii="Arial" w:hAnsi="Arial" w:eastAsia="Arial"/>
+          <w:color w:val="1B2922"/>
+          <w:sz w:val="21"/>
+        </w:rPr>
+        <w:t>Dữ liệu đầu ra thô (raw terminal output):</w:t>
+      </w:r>
+    </w:p>
+    <w:p>
+      <w:pPr>
+        <w:spacing w:before="60" w:after="140" w:line="245" w:lineRule="auto"/>
+        <w:ind w:left="259" w:right="173"/>
+      </w:pPr>
+      <w:r>
+        <w:rPr>
+          <w:rFonts w:ascii="Consolas" w:hAnsi="Consolas" w:eastAsia="Consolas"/>
+          <w:color w:val="31453A"/>
+          <w:sz w:val="16"/>
+        </w:rPr>
+        <w:t>✔ Database Config &gt; should construct connection pool without error (2.5ms)</w:t>
+      </w:r>
+      <w:r>
+        <w:br/>
+      </w:r>
+      <w:r>
+        <w:rPr>
+          <w:rFonts w:ascii="Consolas" w:hAnsi="Consolas" w:eastAsia="Consolas"/>
+          <w:color w:val="31453A"/>
+          <w:sz w:val="16"/>
+        </w:rPr>
+        <w:t>✔ Validation &gt; should accept valid task payload (0.9ms)</w:t>
+      </w:r>
+      <w:r>
+        <w:br/>
+      </w:r>
+      <w:r>
+        <w:rPr>
+          <w:rFonts w:ascii="Consolas" w:hAnsi="Consolas" w:eastAsia="Consolas"/>
+          <w:color w:val="31453A"/>
+          <w:sz w:val="16"/>
+        </w:rPr>
+        <w:t>✔ Validation &gt; should reject empty title (0.3ms)</w:t>
+      </w:r>
+      <w:r>
+        <w:br/>
+      </w:r>
+      <w:r>
+        <w:rPr>
+          <w:rFonts w:ascii="Consolas" w:hAnsi="Consolas" w:eastAsia="Consolas"/>
+          <w:color w:val="31453A"/>
+          <w:sz w:val="16"/>
+        </w:rPr>
+        <w:t>✔ Validation &gt; should reject title exceeding max length (0.2ms)</w:t>
+      </w:r>
+      <w:r>
+        <w:br/>
+      </w:r>
+      <w:r>
+        <w:rPr>
+          <w:rFonts w:ascii="Consolas" w:hAnsi="Consolas" w:eastAsia="Consolas"/>
+          <w:color w:val="31453A"/>
+          <w:sz w:val="16"/>
+        </w:rPr>
+        <w:t>✔ Validation &gt; should reject invalid status (0.2ms)</w:t>
+      </w:r>
+      <w:r>
+        <w:br/>
+      </w:r>
+      <w:r>
+        <w:rPr>
+          <w:rFonts w:ascii="Consolas" w:hAnsi="Consolas" w:eastAsia="Consolas"/>
+          <w:color w:val="31453A"/>
+          <w:sz w:val="16"/>
+        </w:rPr>
+        <w:t>✔ Validation &gt; should reject invalid priority (0.2ms)</w:t>
+      </w:r>
+      <w:r>
+        <w:br/>
+      </w:r>
+      <w:r>
+        <w:rPr>
+          <w:rFonts w:ascii="Consolas" w:hAnsi="Consolas" w:eastAsia="Consolas"/>
+          <w:color w:val="31453A"/>
+          <w:sz w:val="16"/>
+        </w:rPr>
+        <w:t>✔ Validation &gt; should reject invalid dueDate format (0.2ms)</w:t>
+      </w:r>
+      <w:r>
+        <w:br/>
+      </w:r>
+      <w:r>
+        <w:rPr>
+          <w:rFonts w:ascii="Consolas" w:hAnsi="Consolas" w:eastAsia="Consolas"/>
+          <w:color w:val="31453A"/>
+          <w:sz w:val="16"/>
+        </w:rPr>
+        <w:t>✔ Validation &gt; should allow partial updates in validateTaskUpdate (0.2ms)</w:t>
+      </w:r>
+      <w:r>
+        <w:br/>
+      </w:r>
+      <w:r>
+        <w:rPr>
+          <w:rFonts w:ascii="Consolas" w:hAnsi="Consolas" w:eastAsia="Consolas"/>
+          <w:color w:val="31453A"/>
+          <w:sz w:val="16"/>
+        </w:rPr>
+        <w:t>✔ Validation &gt; should reject empty update payload (0.2ms)</w:t>
+      </w:r>
+      <w:r>
+        <w:br/>
+      </w:r>
+      <w:r>
+        <w:rPr>
+          <w:rFonts w:ascii="Consolas" w:hAnsi="Consolas" w:eastAsia="Consolas"/>
+          <w:color w:val="31453A"/>
+          <w:sz w:val="16"/>
+        </w:rPr>
+        <w:t>✔ Validation &gt; should sanitize string inputs (0.2ms)</w:t>
+      </w:r>
+      <w:r>
+        <w:br/>
+      </w:r>
+      <w:r>
+        <w:rPr>
+          <w:rFonts w:ascii="Consolas" w:hAnsi="Consolas" w:eastAsia="Consolas"/>
+          <w:color w:val="31453A"/>
+          <w:sz w:val="16"/>
+        </w:rPr>
+        <w:t>✔ Task Controller &gt; should return 404 when task not found (1.8ms)</w:t>
+      </w:r>
+      <w:r>
+        <w:br/>
+      </w:r>
+      <w:r>
+        <w:rPr>
+          <w:rFonts w:ascii="Consolas" w:hAnsi="Consolas" w:eastAsia="Consolas"/>
+          <w:color w:val="31453A"/>
+          <w:sz w:val="16"/>
+        </w:rPr>
+        <w:t>✔ Task Controller &gt; should handle database errors safely with 500 status (1.5ms)</w:t>
+      </w:r>
+      <w:r>
+        <w:br/>
+      </w:r>
+      <w:r>
+        <w:rPr>
+          <w:rFonts w:ascii="Consolas" w:hAnsi="Consolas" w:eastAsia="Consolas"/>
+          <w:color w:val="31453A"/>
+          <w:sz w:val="16"/>
+        </w:rPr>
+        <w:t>ℹ tests 12</w:t>
+      </w:r>
+      <w:r>
+        <w:br/>
+      </w:r>
+      <w:r>
+        <w:rPr>
+          <w:rFonts w:ascii="Consolas" w:hAnsi="Consolas" w:eastAsia="Consolas"/>
+          <w:color w:val="31453A"/>
+          <w:sz w:val="16"/>
+        </w:rPr>
+        <w:t>ℹ suites 0</w:t>
+      </w:r>
+      <w:r>
+        <w:br/>
+      </w:r>
+      <w:r>
+        <w:rPr>
+          <w:rFonts w:ascii="Consolas" w:hAnsi="Consolas" w:eastAsia="Consolas"/>
+          <w:color w:val="31453A"/>
+          <w:sz w:val="16"/>
+        </w:rPr>
+        <w:t>ℹ pass 12</w:t>
+      </w:r>
+      <w:r>
+        <w:br/>
+      </w:r>
+      <w:r>
+        <w:rPr>
+          <w:rFonts w:ascii="Consolas" w:hAnsi="Consolas" w:eastAsia="Consolas"/>
+          <w:color w:val="31453A"/>
+          <w:sz w:val="16"/>
+        </w:rPr>
+        <w:t>ℹ fail 0</w:t>
+      </w:r>
+      <w:r>
+        <w:br/>
+      </w:r>
+      <w:r>
+        <w:rPr>
+          <w:rFonts w:ascii="Consolas" w:hAnsi="Consolas" w:eastAsia="Consolas"/>
+          <w:color w:val="31453A"/>
+          <w:sz w:val="16"/>
+        </w:rPr>
+        <w:t>ℹ cancelled 0</w:t>
+      </w:r>
+      <w:r>
+        <w:br/>
+      </w:r>
+      <w:r>
+        <w:rPr>
+          <w:rFonts w:ascii="Consolas" w:hAnsi="Consolas" w:eastAsia="Consolas"/>
+          <w:color w:val="31453A"/>
+          <w:sz w:val="16"/>
+        </w:rPr>
+        <w:t>ℹ skipped 0</w:t>
+      </w:r>
+      <w:r>
+        <w:br/>
+      </w:r>
+      <w:r>
+        <w:rPr>
+          <w:rFonts w:ascii="Consolas" w:hAnsi="Consolas" w:eastAsia="Consolas"/>
+          <w:color w:val="31453A"/>
+          <w:sz w:val="16"/>
+        </w:rPr>
+        <w:t>ℹ todo 0</w:t>
       </w:r>
     </w:p>
     <w:p>
@@ -23519,7 +25020,7 @@
           <w:color w:val="52675A"/>
           <w:sz w:val="18"/>
         </w:rPr>
-        <w:t>Hình 8.2. Xác minh thực nghiệm đặc quyền non-root (UID 10001, 101), ReadOnlyRootfs và drop capabilities</w:t>
+        <w:t>Hình 8.2. Ảnh trích xuất kết quả xác minh thực nghiệm đặc quyền non-root (UID 10001, 101), ReadOnlyRootfs và drop capabilities trên terminal</w:t>
       </w:r>
     </w:p>
     <w:p>
@@ -23685,7 +25186,111 @@
           <w:color w:val="1B2922"/>
           <w:sz w:val="21"/>
         </w:rPr>
-        <w:t>Khẳng định chính sách gia cố an ninh đã được áp dụng triệt để ở mức nhân hệ điều hành.</w:t>
+        <w:t>Khẳng định chính sách gia cố an ninh đã được áp dụng chuẩn xác trên các container tiếp nhận xử lý dữ liệu.</w:t>
+      </w:r>
+    </w:p>
+    <w:p>
+      <w:pPr>
+        <w:jc w:val="both"/>
+      </w:pPr>
+      <w:r>
+        <w:rPr>
+          <w:rFonts w:ascii="Arial" w:hAnsi="Arial" w:eastAsia="Arial"/>
+          <w:color w:val="1B2922"/>
+          <w:sz w:val="21"/>
+        </w:rPr>
+        <w:t>Dữ liệu đầu ra thô (raw terminal output):</w:t>
+      </w:r>
+    </w:p>
+    <w:p>
+      <w:pPr>
+        <w:spacing w:before="60" w:after="140" w:line="245" w:lineRule="auto"/>
+        <w:ind w:left="259" w:right="173"/>
+      </w:pPr>
+      <w:r>
+        <w:rPr>
+          <w:rFonts w:ascii="Consolas" w:hAnsi="Consolas" w:eastAsia="Consolas"/>
+          <w:color w:val="31453A"/>
+          <w:sz w:val="16"/>
+        </w:rPr>
+        <w:t>PS&gt; docker compose exec task-app id</w:t>
+      </w:r>
+      <w:r>
+        <w:br/>
+      </w:r>
+      <w:r>
+        <w:rPr>
+          <w:rFonts w:ascii="Consolas" w:hAnsi="Consolas" w:eastAsia="Consolas"/>
+          <w:color w:val="31453A"/>
+          <w:sz w:val="16"/>
+        </w:rPr>
+        <w:t>uid=10001(node) gid=10001(node) groups=10001(node)</w:t>
+      </w:r>
+      <w:r>
+        <w:br/>
+      </w:r>
+      <w:r>
+        <w:rPr>
+          <w:rFonts w:ascii="Consolas" w:hAnsi="Consolas" w:eastAsia="Consolas"/>
+          <w:color w:val="31453A"/>
+          <w:sz w:val="16"/>
+        </w:rPr>
+        <w:t xml:space="preserve"> </w:t>
+      </w:r>
+      <w:r>
+        <w:br/>
+      </w:r>
+      <w:r>
+        <w:rPr>
+          <w:rFonts w:ascii="Consolas" w:hAnsi="Consolas" w:eastAsia="Consolas"/>
+          <w:color w:val="31453A"/>
+          <w:sz w:val="16"/>
+        </w:rPr>
+        <w:t>PS&gt; docker compose exec nginx id</w:t>
+      </w:r>
+      <w:r>
+        <w:br/>
+      </w:r>
+      <w:r>
+        <w:rPr>
+          <w:rFonts w:ascii="Consolas" w:hAnsi="Consolas" w:eastAsia="Consolas"/>
+          <w:color w:val="31453A"/>
+          <w:sz w:val="16"/>
+        </w:rPr>
+        <w:t>uid=101(nginx) gid=101(nginx) groups=101(nginx)</w:t>
+      </w:r>
+      <w:r>
+        <w:br/>
+      </w:r>
+      <w:r>
+        <w:rPr>
+          <w:rFonts w:ascii="Consolas" w:hAnsi="Consolas" w:eastAsia="Consolas"/>
+          <w:color w:val="31453A"/>
+          <w:sz w:val="16"/>
+        </w:rPr>
+        <w:t xml:space="preserve"> </w:t>
+      </w:r>
+      <w:r>
+        <w:br/>
+      </w:r>
+      <w:r>
+        <w:rPr>
+          <w:rFonts w:ascii="Consolas" w:hAnsi="Consolas" w:eastAsia="Consolas"/>
+          <w:color w:val="31453A"/>
+          <w:sz w:val="16"/>
+        </w:rPr>
+        <w:t>PS&gt; docker inspect -f "ReadOnlyRootfs: {{.HostConfig.ReadonlyRootfs}}, CapDrop: {{.HostConfig.CapDrop}}, SecurityOpt: {{.HostConfig.SecurityOpt}}" task-tracker-de24-task-app-1</w:t>
+      </w:r>
+      <w:r>
+        <w:br/>
+      </w:r>
+      <w:r>
+        <w:rPr>
+          <w:rFonts w:ascii="Consolas" w:hAnsi="Consolas" w:eastAsia="Consolas"/>
+          <w:color w:val="31453A"/>
+          <w:sz w:val="16"/>
+        </w:rPr>
+        <w:t>ReadOnlyRootfs: true, CapDrop: [ALL], SecurityOpt: [no-new-privileges:true]</w:t>
       </w:r>
     </w:p>
     <w:p>
@@ -23914,7 +25519,7 @@
           <w:color w:val="52675A"/>
           <w:sz w:val="18"/>
         </w:rPr>
-        <w:t>Hình 8.3. Kiểm tra phân tách mạng Docker (Internal=true), DB least privilege và cách ly port bindings</w:t>
+        <w:t>Hình 8.3. Ảnh trích xuất kết quả kiểm tra phân tách mạng Docker (Internal=true), DB least privilege và cách ly port bindings trên terminal</w:t>
       </w:r>
     </w:p>
     <w:p>
@@ -24128,6 +25733,242 @@
     </w:p>
     <w:p>
       <w:pPr>
+        <w:jc w:val="both"/>
+      </w:pPr>
+      <w:r>
+        <w:rPr>
+          <w:rFonts w:ascii="Arial" w:hAnsi="Arial" w:eastAsia="Arial"/>
+          <w:color w:val="1B2922"/>
+          <w:sz w:val="21"/>
+        </w:rPr>
+        <w:t>Dữ liệu đầu ra thô (raw terminal output):</w:t>
+      </w:r>
+    </w:p>
+    <w:p>
+      <w:pPr>
+        <w:spacing w:before="60" w:after="140" w:line="245" w:lineRule="auto"/>
+        <w:ind w:left="259" w:right="173"/>
+      </w:pPr>
+      <w:r>
+        <w:rPr>
+          <w:rFonts w:ascii="Consolas" w:hAnsi="Consolas" w:eastAsia="Consolas"/>
+          <w:color w:val="31453A"/>
+          <w:sz w:val="16"/>
+        </w:rPr>
+        <w:t>PS&gt; docker network inspect task-tracker-de24_data task-tracker-de24_observability -f '{{.Name}}: Internal={{.Internal}}'</w:t>
+      </w:r>
+      <w:r>
+        <w:br/>
+      </w:r>
+      <w:r>
+        <w:rPr>
+          <w:rFonts w:ascii="Consolas" w:hAnsi="Consolas" w:eastAsia="Consolas"/>
+          <w:color w:val="31453A"/>
+          <w:sz w:val="16"/>
+        </w:rPr>
+        <w:t>task-tracker-de24_data: Internal=true</w:t>
+      </w:r>
+      <w:r>
+        <w:br/>
+      </w:r>
+      <w:r>
+        <w:rPr>
+          <w:rFonts w:ascii="Consolas" w:hAnsi="Consolas" w:eastAsia="Consolas"/>
+          <w:color w:val="31453A"/>
+          <w:sz w:val="16"/>
+        </w:rPr>
+        <w:t>task-tracker-de24_observability: Internal=true</w:t>
+      </w:r>
+      <w:r>
+        <w:br/>
+      </w:r>
+      <w:r>
+        <w:rPr>
+          <w:rFonts w:ascii="Consolas" w:hAnsi="Consolas" w:eastAsia="Consolas"/>
+          <w:color w:val="31453A"/>
+          <w:sz w:val="16"/>
+        </w:rPr>
+        <w:t xml:space="preserve"> </w:t>
+      </w:r>
+      <w:r>
+        <w:br/>
+      </w:r>
+      <w:r>
+        <w:rPr>
+          <w:rFonts w:ascii="Consolas" w:hAnsi="Consolas" w:eastAsia="Consolas"/>
+          <w:color w:val="31453A"/>
+          <w:sz w:val="16"/>
+        </w:rPr>
+        <w:t>PS&gt; docker compose exec -T db psql -U postgres -d task_tracker -c "SELECT rolname, rolsuper, rolcanlogin FROM pg_roles WHERE rolname IN ('task_app', 'metrics_exporter', 'postgres');"</w:t>
+      </w:r>
+      <w:r>
+        <w:br/>
+      </w:r>
+      <w:r>
+        <w:rPr>
+          <w:rFonts w:ascii="Consolas" w:hAnsi="Consolas" w:eastAsia="Consolas"/>
+          <w:color w:val="31453A"/>
+          <w:sz w:val="16"/>
+        </w:rPr>
+        <w:t xml:space="preserve">     rolname      | rolsuper | rolcanlogin</w:t>
+      </w:r>
+      <w:r>
+        <w:br/>
+      </w:r>
+      <w:r>
+        <w:rPr>
+          <w:rFonts w:ascii="Consolas" w:hAnsi="Consolas" w:eastAsia="Consolas"/>
+          <w:color w:val="31453A"/>
+          <w:sz w:val="16"/>
+        </w:rPr>
+        <w:t>------------------+----------+-------------</w:t>
+      </w:r>
+      <w:r>
+        <w:br/>
+      </w:r>
+      <w:r>
+        <w:rPr>
+          <w:rFonts w:ascii="Consolas" w:hAnsi="Consolas" w:eastAsia="Consolas"/>
+          <w:color w:val="31453A"/>
+          <w:sz w:val="16"/>
+        </w:rPr>
+        <w:t xml:space="preserve"> task_app         | f        | t</w:t>
+      </w:r>
+      <w:r>
+        <w:br/>
+      </w:r>
+      <w:r>
+        <w:rPr>
+          <w:rFonts w:ascii="Consolas" w:hAnsi="Consolas" w:eastAsia="Consolas"/>
+          <w:color w:val="31453A"/>
+          <w:sz w:val="16"/>
+        </w:rPr>
+        <w:t xml:space="preserve"> metrics_exporter | f        | t</w:t>
+      </w:r>
+      <w:r>
+        <w:br/>
+      </w:r>
+      <w:r>
+        <w:rPr>
+          <w:rFonts w:ascii="Consolas" w:hAnsi="Consolas" w:eastAsia="Consolas"/>
+          <w:color w:val="31453A"/>
+          <w:sz w:val="16"/>
+        </w:rPr>
+        <w:t xml:space="preserve"> postgres         | t        | t</w:t>
+      </w:r>
+      <w:r>
+        <w:br/>
+      </w:r>
+      <w:r>
+        <w:rPr>
+          <w:rFonts w:ascii="Consolas" w:hAnsi="Consolas" w:eastAsia="Consolas"/>
+          <w:color w:val="31453A"/>
+          <w:sz w:val="16"/>
+        </w:rPr>
+        <w:t>(3 rows)</w:t>
+      </w:r>
+      <w:r>
+        <w:br/>
+      </w:r>
+      <w:r>
+        <w:rPr>
+          <w:rFonts w:ascii="Consolas" w:hAnsi="Consolas" w:eastAsia="Consolas"/>
+          <w:color w:val="31453A"/>
+          <w:sz w:val="16"/>
+        </w:rPr>
+        <w:t xml:space="preserve"> </w:t>
+      </w:r>
+      <w:r>
+        <w:br/>
+      </w:r>
+      <w:r>
+        <w:rPr>
+          <w:rFonts w:ascii="Consolas" w:hAnsi="Consolas" w:eastAsia="Consolas"/>
+          <w:color w:val="31453A"/>
+          <w:sz w:val="16"/>
+        </w:rPr>
+        <w:t>PS&gt; docker ps --filter "name=task-tracker-de24" --format "table {{.Names}}\t{{.Ports}}"</w:t>
+      </w:r>
+      <w:r>
+        <w:br/>
+      </w:r>
+      <w:r>
+        <w:rPr>
+          <w:rFonts w:ascii="Consolas" w:hAnsi="Consolas" w:eastAsia="Consolas"/>
+          <w:color w:val="31453A"/>
+          <w:sz w:val="16"/>
+        </w:rPr>
+        <w:t>NAMES                                PORTS</w:t>
+      </w:r>
+      <w:r>
+        <w:br/>
+      </w:r>
+      <w:r>
+        <w:rPr>
+          <w:rFonts w:ascii="Consolas" w:hAnsi="Consolas" w:eastAsia="Consolas"/>
+          <w:color w:val="31453A"/>
+          <w:sz w:val="16"/>
+        </w:rPr>
+        <w:t>task-tracker-de24-nginx-1            127.0.0.1:8080-&gt;8080/tcp</w:t>
+      </w:r>
+      <w:r>
+        <w:br/>
+      </w:r>
+      <w:r>
+        <w:rPr>
+          <w:rFonts w:ascii="Consolas" w:hAnsi="Consolas" w:eastAsia="Consolas"/>
+          <w:color w:val="31453A"/>
+          <w:sz w:val="16"/>
+        </w:rPr>
+        <w:t>task-tracker-de24-grafana-1          127.0.0.1:3001-&gt;3000/tcp</w:t>
+      </w:r>
+      <w:r>
+        <w:br/>
+      </w:r>
+      <w:r>
+        <w:rPr>
+          <w:rFonts w:ascii="Consolas" w:hAnsi="Consolas" w:eastAsia="Consolas"/>
+          <w:color w:val="31453A"/>
+          <w:sz w:val="16"/>
+        </w:rPr>
+        <w:t>task-tracker-de24-prometheus-1       127.0.0.1:9090-&gt;9090/tcp</w:t>
+      </w:r>
+      <w:r>
+        <w:br/>
+      </w:r>
+      <w:r>
+        <w:rPr>
+          <w:rFonts w:ascii="Consolas" w:hAnsi="Consolas" w:eastAsia="Consolas"/>
+          <w:color w:val="31453A"/>
+          <w:sz w:val="16"/>
+        </w:rPr>
+        <w:t>task-tracker-de24-pgadmin-1          127.0.0.1:5050-&gt;80/tcp</w:t>
+      </w:r>
+      <w:r>
+        <w:br/>
+      </w:r>
+      <w:r>
+        <w:rPr>
+          <w:rFonts w:ascii="Consolas" w:hAnsi="Consolas" w:eastAsia="Consolas"/>
+          <w:color w:val="31453A"/>
+          <w:sz w:val="16"/>
+        </w:rPr>
+        <w:t>task-tracker-de24-task-app-1         3000/tcp</w:t>
+      </w:r>
+      <w:r>
+        <w:br/>
+      </w:r>
+      <w:r>
+        <w:rPr>
+          <w:rFonts w:ascii="Consolas" w:hAnsi="Consolas" w:eastAsia="Consolas"/>
+          <w:color w:val="31453A"/>
+          <w:sz w:val="16"/>
+        </w:rPr>
+        <w:t>task-tracker-de24-db-1               5432/tcp</w:t>
+      </w:r>
+    </w:p>
+    <w:p>
+      <w:pPr>
         <w:spacing w:after="60"/>
         <w:ind w:left="432" w:hanging="432"/>
       </w:pPr>
@@ -24198,7 +26039,7 @@
           <w:color w:val="1B2922"/>
           <w:sz w:val="21"/>
         </w:rPr>
-        <w:t xml:space="preserve"> Chứng minh dữ liệu trong cơ sở dữ liệu PostgreSQL được bảo toàn tuyệt đối qua chu kỳ khởi động lại container (không mất dữ liệu khi restart dịch vụ) và kiểm tra lịch sử commit dự án.</w:t>
+        <w:t xml:space="preserve"> Chứng minh dữ liệu trong cơ sở dữ liệu PostgreSQL được lưu trữ bền vững (Data Persistence) qua chu kỳ khởi động lại container (không mất dữ liệu khi restart dịch vụ) và kiểm tra lịch sử commit dự án.</w:t>
       </w:r>
     </w:p>
     <w:p>
@@ -24361,7 +26202,7 @@
           <w:color w:val="52675A"/>
           <w:sz w:val="18"/>
         </w:rPr>
-        <w:t>Hình 8.4. Kiểm tra tính bền vững dữ liệu (Persistence) qua marker task và lịch sử commit Git</w:t>
+        <w:t>Hình 8.4. Ảnh trích xuất kết quả kiểm tra tính bền vững dữ liệu (Persistence) qua marker task và lịch sử commit Git trên terminal</w:t>
       </w:r>
     </w:p>
     <w:p>
@@ -24429,7 +26270,7 @@
           <w:color w:val="1B2922"/>
           <w:sz w:val="21"/>
         </w:rPr>
-        <w:t xml:space="preserve"> khởi động lại, dịch vụ nhanh chóng trở lại trạng thái healthy; truy vấn API tìm thấy chính xác marker task ID=12 với đầy đủ tiêu đề và trạng thái. Volume Docker </w:t>
+        <w:t xml:space="preserve"> khởi động lại, dịch vụ nhanh chóng trở lại trạng thái healthy; truy vấn API tìm thấy chính xác marker task với đầy đủ tiêu đề và trạng thái. Volume Docker </w:t>
       </w:r>
       <w:r>
         <w:rPr>
@@ -24450,6 +26291,242 @@
     </w:p>
     <w:p>
       <w:pPr>
+        <w:jc w:val="both"/>
+      </w:pPr>
+      <w:r>
+        <w:rPr>
+          <w:rFonts w:ascii="Arial" w:hAnsi="Arial" w:eastAsia="Arial"/>
+          <w:color w:val="1B2922"/>
+          <w:sz w:val="21"/>
+        </w:rPr>
+        <w:t>Dữ liệu đầu ra thô (raw terminal output):</w:t>
+      </w:r>
+    </w:p>
+    <w:p>
+      <w:pPr>
+        <w:spacing w:before="60" w:after="140" w:line="245" w:lineRule="auto"/>
+        <w:ind w:left="259" w:right="173"/>
+      </w:pPr>
+      <w:r>
+        <w:rPr>
+          <w:rFonts w:ascii="Consolas" w:hAnsi="Consolas" w:eastAsia="Consolas"/>
+          <w:color w:val="31453A"/>
+          <w:sz w:val="16"/>
+        </w:rPr>
+        <w:t>PS&gt; node scripts/persistence_step1.js</w:t>
+      </w:r>
+      <w:r>
+        <w:br/>
+      </w:r>
+      <w:r>
+        <w:rPr>
+          <w:rFonts w:ascii="Consolas" w:hAnsi="Consolas" w:eastAsia="Consolas"/>
+          <w:color w:val="31453A"/>
+          <w:sz w:val="16"/>
+        </w:rPr>
+        <w:t>=== BƯỚC 1: TẠO MARKER TASK TRƯỚC KHI RESTART ===</w:t>
+      </w:r>
+      <w:r>
+        <w:br/>
+      </w:r>
+      <w:r>
+        <w:rPr>
+          <w:rFonts w:ascii="Consolas" w:hAnsi="Consolas" w:eastAsia="Consolas"/>
+          <w:color w:val="31453A"/>
+          <w:sz w:val="16"/>
+        </w:rPr>
+        <w:t>Đang tạo marker task: "PERSISTENCE-MARKER-1792434130505"...</w:t>
+      </w:r>
+      <w:r>
+        <w:br/>
+      </w:r>
+      <w:r>
+        <w:rPr>
+          <w:rFonts w:ascii="Consolas" w:hAnsi="Consolas" w:eastAsia="Consolas"/>
+          <w:color w:val="31453A"/>
+          <w:sz w:val="16"/>
+        </w:rPr>
+        <w:t xml:space="preserve">   Marker task đã tạo thành công: ID=16, title="PERSISTENCE-MARKER-1792434130505"</w:t>
+      </w:r>
+      <w:r>
+        <w:br/>
+      </w:r>
+      <w:r>
+        <w:rPr>
+          <w:rFonts w:ascii="Consolas" w:hAnsi="Consolas" w:eastAsia="Consolas"/>
+          <w:color w:val="31453A"/>
+          <w:sz w:val="16"/>
+        </w:rPr>
+        <w:t xml:space="preserve">   Đã lưu thông tin marker vào .persistence_marker.tmp.</w:t>
+      </w:r>
+      <w:r>
+        <w:br/>
+      </w:r>
+      <w:r>
+        <w:rPr>
+          <w:rFonts w:ascii="Consolas" w:hAnsi="Consolas" w:eastAsia="Consolas"/>
+          <w:color w:val="31453A"/>
+          <w:sz w:val="16"/>
+        </w:rPr>
+        <w:t xml:space="preserve"> </w:t>
+      </w:r>
+      <w:r>
+        <w:br/>
+      </w:r>
+      <w:r>
+        <w:rPr>
+          <w:rFonts w:ascii="Consolas" w:hAnsi="Consolas" w:eastAsia="Consolas"/>
+          <w:color w:val="31453A"/>
+          <w:sz w:val="16"/>
+        </w:rPr>
+        <w:t>PS&gt; docker compose restart db task-app</w:t>
+      </w:r>
+      <w:r>
+        <w:br/>
+      </w:r>
+      <w:r>
+        <w:rPr>
+          <w:rFonts w:ascii="Consolas" w:hAnsi="Consolas" w:eastAsia="Consolas"/>
+          <w:color w:val="31453A"/>
+          <w:sz w:val="16"/>
+        </w:rPr>
+        <w:t xml:space="preserve"> Container task-tracker-de24-db-1 Restarting</w:t>
+      </w:r>
+      <w:r>
+        <w:br/>
+      </w:r>
+      <w:r>
+        <w:rPr>
+          <w:rFonts w:ascii="Consolas" w:hAnsi="Consolas" w:eastAsia="Consolas"/>
+          <w:color w:val="31453A"/>
+          <w:sz w:val="16"/>
+        </w:rPr>
+        <w:t xml:space="preserve"> Container task-tracker-de24-task-app-1 Restarting</w:t>
+      </w:r>
+      <w:r>
+        <w:br/>
+      </w:r>
+      <w:r>
+        <w:rPr>
+          <w:rFonts w:ascii="Consolas" w:hAnsi="Consolas" w:eastAsia="Consolas"/>
+          <w:color w:val="31453A"/>
+          <w:sz w:val="16"/>
+        </w:rPr>
+        <w:t xml:space="preserve"> Container task-tracker-de24-db-1 Started</w:t>
+      </w:r>
+      <w:r>
+        <w:br/>
+      </w:r>
+      <w:r>
+        <w:rPr>
+          <w:rFonts w:ascii="Consolas" w:hAnsi="Consolas" w:eastAsia="Consolas"/>
+          <w:color w:val="31453A"/>
+          <w:sz w:val="16"/>
+        </w:rPr>
+        <w:t xml:space="preserve"> Container task-tracker-de24-task-app-1 Started</w:t>
+      </w:r>
+      <w:r>
+        <w:br/>
+      </w:r>
+      <w:r>
+        <w:rPr>
+          <w:rFonts w:ascii="Consolas" w:hAnsi="Consolas" w:eastAsia="Consolas"/>
+          <w:color w:val="31453A"/>
+          <w:sz w:val="16"/>
+        </w:rPr>
+        <w:t xml:space="preserve"> </w:t>
+      </w:r>
+      <w:r>
+        <w:br/>
+      </w:r>
+      <w:r>
+        <w:rPr>
+          <w:rFonts w:ascii="Consolas" w:hAnsi="Consolas" w:eastAsia="Consolas"/>
+          <w:color w:val="31453A"/>
+          <w:sz w:val="16"/>
+        </w:rPr>
+        <w:t>PS&gt; node scripts/persistence_step2.js</w:t>
+      </w:r>
+      <w:r>
+        <w:br/>
+      </w:r>
+      <w:r>
+        <w:rPr>
+          <w:rFonts w:ascii="Consolas" w:hAnsi="Consolas" w:eastAsia="Consolas"/>
+          <w:color w:val="31453A"/>
+          <w:sz w:val="16"/>
+        </w:rPr>
+        <w:t>=== BƯỚC 2: XÁC MINH MARKER TASK VÀ DỌN DẸP SAU KHI RESTART ===</w:t>
+      </w:r>
+      <w:r>
+        <w:br/>
+      </w:r>
+      <w:r>
+        <w:rPr>
+          <w:rFonts w:ascii="Consolas" w:hAnsi="Consolas" w:eastAsia="Consolas"/>
+          <w:color w:val="31453A"/>
+          <w:sz w:val="16"/>
+        </w:rPr>
+        <w:t>Đang tìm kiếm marker task ID=16, title="PERSISTENCE-MARKER-1792434130505"...</w:t>
+      </w:r>
+      <w:r>
+        <w:br/>
+      </w:r>
+      <w:r>
+        <w:rPr>
+          <w:rFonts w:ascii="Consolas" w:hAnsi="Consolas" w:eastAsia="Consolas"/>
+          <w:color w:val="31453A"/>
+          <w:sz w:val="16"/>
+        </w:rPr>
+        <w:t xml:space="preserve">   Hệ thống đã phục hồi healthy sau 1 giây.</w:t>
+      </w:r>
+      <w:r>
+        <w:br/>
+      </w:r>
+      <w:r>
+        <w:rPr>
+          <w:rFonts w:ascii="Consolas" w:hAnsi="Consolas" w:eastAsia="Consolas"/>
+          <w:color w:val="31453A"/>
+          <w:sz w:val="16"/>
+        </w:rPr>
+        <w:t xml:space="preserve">   [XÁC NHẬN BỀN VỮNG] Marker task tồn tại nguyên vẹn: ID=16, title="PERSISTENCE-MARKER-1792434130505", status="in_progress"!</w:t>
+      </w:r>
+      <w:r>
+        <w:br/>
+      </w:r>
+      <w:r>
+        <w:rPr>
+          <w:rFonts w:ascii="Consolas" w:hAnsi="Consolas" w:eastAsia="Consolas"/>
+          <w:color w:val="31453A"/>
+          <w:sz w:val="16"/>
+        </w:rPr>
+        <w:t>Đang dọn dẹp marker task 16...</w:t>
+      </w:r>
+      <w:r>
+        <w:br/>
+      </w:r>
+      <w:r>
+        <w:rPr>
+          <w:rFonts w:ascii="Consolas" w:hAnsi="Consolas" w:eastAsia="Consolas"/>
+          <w:color w:val="31453A"/>
+          <w:sz w:val="16"/>
+        </w:rPr>
+        <w:t xml:space="preserve">   Dọn dẹp marker task thành công (HTTP 204).</w:t>
+      </w:r>
+      <w:r>
+        <w:br/>
+      </w:r>
+      <w:r>
+        <w:rPr>
+          <w:rFonts w:ascii="Consolas" w:hAnsi="Consolas" w:eastAsia="Consolas"/>
+          <w:color w:val="31453A"/>
+          <w:sz w:val="16"/>
+        </w:rPr>
+        <w:t>=== KIỂM TRA PERSISTENCE HOÀN TẤT VÀ ĐẠT PASS 100% ===</w:t>
+      </w:r>
+    </w:p>
+    <w:p>
+      <w:pPr>
         <w:spacing w:after="60"/>
         <w:ind w:left="432" w:hanging="432"/>
       </w:pPr>
@@ -24484,15 +26561,15 @@
           <w:color w:val="385A47"/>
           <w:sz w:val="19"/>
         </w:rPr>
-        <w:t>scratch/persistence_step1.js</w:t>
-      </w:r>
-      <w:r>
-        <w:rPr>
-          <w:rFonts w:ascii="Arial" w:hAnsi="Arial" w:eastAsia="Arial"/>
-          <w:color w:val="1B2922"/>
-          <w:sz w:val="21"/>
-        </w:rPr>
-        <w:t xml:space="preserve">, thực hiện restart container, sau đó chạy </w:t>
+        <w:t>node scripts/persistence_step1.js</w:t>
+      </w:r>
+      <w:r>
+        <w:rPr>
+          <w:rFonts w:ascii="Arial" w:hAnsi="Arial" w:eastAsia="Arial"/>
+          <w:color w:val="1B2922"/>
+          <w:sz w:val="21"/>
+        </w:rPr>
+        <w:t xml:space="preserve">, thực hiện restart container bằng </w:t>
       </w:r>
       <w:r>
         <w:rPr>
@@ -24500,15 +26577,47 @@
           <w:color w:val="385A47"/>
           <w:sz w:val="19"/>
         </w:rPr>
-        <w:t>scratch/persistence_step2.js</w:t>
-      </w:r>
-      <w:r>
-        <w:rPr>
-          <w:rFonts w:ascii="Arial" w:hAnsi="Arial" w:eastAsia="Arial"/>
-          <w:color w:val="1B2922"/>
-          <w:sz w:val="21"/>
-        </w:rPr>
-        <w:t>.</w:t>
+        <w:t>docker compose restart db task-app</w:t>
+      </w:r>
+      <w:r>
+        <w:rPr>
+          <w:rFonts w:ascii="Arial" w:hAnsi="Arial" w:eastAsia="Arial"/>
+          <w:color w:val="1B2922"/>
+          <w:sz w:val="21"/>
+        </w:rPr>
+        <w:t xml:space="preserve">, sau đó chạy </w:t>
+      </w:r>
+      <w:r>
+        <w:rPr>
+          <w:rFonts w:ascii="Consolas" w:hAnsi="Consolas" w:eastAsia="Consolas"/>
+          <w:color w:val="385A47"/>
+          <w:sz w:val="19"/>
+        </w:rPr>
+        <w:t>node scripts/persistence_step2.js</w:t>
+      </w:r>
+      <w:r>
+        <w:rPr>
+          <w:rFonts w:ascii="Arial" w:hAnsi="Arial" w:eastAsia="Arial"/>
+          <w:color w:val="1B2922"/>
+          <w:sz w:val="21"/>
+        </w:rPr>
+        <w:t xml:space="preserve"> (hoặc chạy kiểm thử tự động trọn gói bằng </w:t>
+      </w:r>
+      <w:r>
+        <w:rPr>
+          <w:rFonts w:ascii="Consolas" w:hAnsi="Consolas" w:eastAsia="Consolas"/>
+          <w:color w:val="385A47"/>
+          <w:sz w:val="19"/>
+        </w:rPr>
+        <w:t>node scripts/test_persistence.js</w:t>
+      </w:r>
+      <w:r>
+        <w:rPr>
+          <w:rFonts w:ascii="Arial" w:hAnsi="Arial" w:eastAsia="Arial"/>
+          <w:color w:val="1B2922"/>
+          <w:sz w:val="21"/>
+        </w:rPr>
+        <w:t>).</w:t>
       </w:r>
     </w:p>
     <w:p>
@@ -26365,6 +28474,33 @@
               </w:rPr>
               <w:t>docker compose ps</w:t>
             </w:r>
+            <w:r>
+              <w:rPr>
+                <w:rFonts w:ascii="Arial" w:hAnsi="Arial" w:eastAsia="Arial"/>
+                <w:b w:val="0"/>
+                <w:color w:val="26352D"/>
+                <w:sz w:val="18"/>
+              </w:rPr>
+              <w:t xml:space="preserve"> (hoặc </w:t>
+            </w:r>
+            <w:r>
+              <w:rPr>
+                <w:rFonts w:ascii="Arial" w:hAnsi="Arial" w:eastAsia="Arial"/>
+                <w:b w:val="0"/>
+                <w:color w:val="26352D"/>
+                <w:sz w:val="18"/>
+              </w:rPr>
+              <w:t>ps -a</w:t>
+            </w:r>
+            <w:r>
+              <w:rPr>
+                <w:rFonts w:ascii="Arial" w:hAnsi="Arial" w:eastAsia="Arial"/>
+                <w:b w:val="0"/>
+                <w:color w:val="26352D"/>
+                <w:sz w:val="18"/>
+              </w:rPr>
+              <w:t>)</w:t>
+            </w:r>
           </w:p>
         </w:tc>
         <w:tc>
@@ -26398,7 +28534,34 @@
                 <w:color w:val="26352D"/>
                 <w:sz w:val="18"/>
               </w:rPr>
-              <w:t>Đủ 12 services hoạt động; không có service nào crash</w:t>
+              <w:t xml:space="preserve">Đủ 12 services hoạt động; </w:t>
+            </w:r>
+            <w:r>
+              <w:rPr>
+                <w:rFonts w:ascii="Arial" w:hAnsi="Arial" w:eastAsia="Arial"/>
+                <w:b w:val="0"/>
+                <w:color w:val="26352D"/>
+                <w:sz w:val="18"/>
+              </w:rPr>
+              <w:t>log-init</w:t>
+            </w:r>
+            <w:r>
+              <w:rPr>
+                <w:rFonts w:ascii="Arial" w:hAnsi="Arial" w:eastAsia="Arial"/>
+                <w:b w:val="0"/>
+                <w:color w:val="26352D"/>
+                <w:sz w:val="18"/>
+              </w:rPr>
+              <w:t xml:space="preserve"> kết thúc với </w:t>
+            </w:r>
+            <w:r>
+              <w:rPr>
+                <w:rFonts w:ascii="Arial" w:hAnsi="Arial" w:eastAsia="Arial"/>
+                <w:b w:val="0"/>
+                <w:color w:val="26352D"/>
+                <w:sz w:val="18"/>
+              </w:rPr>
+              <w:t>Exited (0)</w:t>
             </w:r>
           </w:p>
         </w:tc>
@@ -26825,7 +28988,7 @@
                 <w:color w:val="26352D"/>
                 <w:sz w:val="18"/>
               </w:rPr>
-              <w:t>node scratch/verify_e2e.js</w:t>
+              <w:t>node scripts/verify_e2e.js</w:t>
             </w:r>
           </w:p>
         </w:tc>
@@ -28122,7 +30285,7 @@
                 <w:color w:val="26352D"/>
                 <w:sz w:val="18"/>
               </w:rPr>
-              <w:t>Dữ liệu được bảo toàn nguyên vẹn sau khi restart container</w:t>
+              <w:t>Dữ liệu lưu trữ bền vững trong volume sau khi restart container</w:t>
             </w:r>
           </w:p>
         </w:tc>

--- a/docs/bao-cao-de24.docx
+++ b/docs/bao-cao-de24.docx
@@ -11750,7 +11750,7 @@
           <w:color w:val="1B2922"/>
           <w:sz w:val="21"/>
         </w:rPr>
-        <w:t xml:space="preserve">Về phân quyền, script khởi tạo database tạo ra tài khoản </w:t>
+        <w:t>Về phân quyền, script khởi tạo database (</w:t>
       </w:r>
       <w:r>
         <w:rPr>
@@ -11758,15 +11758,15 @@
           <w:color w:val="385A47"/>
           <w:sz w:val="19"/>
         </w:rPr>
-        <w:t>task_app</w:t>
-      </w:r>
-      <w:r>
-        <w:rPr>
-          <w:rFonts w:ascii="Arial" w:hAnsi="Arial" w:eastAsia="Arial"/>
-          <w:color w:val="1B2922"/>
-          <w:sz w:val="21"/>
-        </w:rPr>
-        <w:t xml:space="preserve"> dành riêng cho ứng dụng Express. Tài khoản này chỉ được cấp quyền </w:t>
+        <w:t>db/init/01-create-roles.sh</w:t>
+      </w:r>
+      <w:r>
+        <w:rPr>
+          <w:rFonts w:ascii="Arial" w:hAnsi="Arial" w:eastAsia="Arial"/>
+          <w:color w:val="1B2922"/>
+          <w:sz w:val="21"/>
+        </w:rPr>
+        <w:t xml:space="preserve">) tạo ra tài khoản </w:t>
       </w:r>
       <w:r>
         <w:rPr>
@@ -11774,15 +11774,15 @@
           <w:color w:val="385A47"/>
           <w:sz w:val="19"/>
         </w:rPr>
-        <w:t>CONNECT</w:t>
-      </w:r>
-      <w:r>
-        <w:rPr>
-          <w:rFonts w:ascii="Arial" w:hAnsi="Arial" w:eastAsia="Arial"/>
-          <w:color w:val="1B2922"/>
-          <w:sz w:val="21"/>
-        </w:rPr>
-        <w:t xml:space="preserve"> trên database </w:t>
+        <w:t>task_app</w:t>
+      </w:r>
+      <w:r>
+        <w:rPr>
+          <w:rFonts w:ascii="Arial" w:hAnsi="Arial" w:eastAsia="Arial"/>
+          <w:color w:val="1B2922"/>
+          <w:sz w:val="21"/>
+        </w:rPr>
+        <w:t xml:space="preserve"> dành riêng cho ứng dụng Express với quyền </w:t>
       </w:r>
       <w:r>
         <w:rPr>
@@ -11790,15 +11790,15 @@
           <w:color w:val="385A47"/>
           <w:sz w:val="19"/>
         </w:rPr>
-        <w:t>task_tracker</w:t>
-      </w:r>
-      <w:r>
-        <w:rPr>
-          <w:rFonts w:ascii="Arial" w:hAnsi="Arial" w:eastAsia="Arial"/>
-          <w:color w:val="1B2922"/>
-          <w:sz w:val="21"/>
-        </w:rPr>
-        <w:t xml:space="preserve"> và quyền </w:t>
+        <w:t>CONNECT ON DATABASE task_tracker</w:t>
+      </w:r>
+      <w:r>
+        <w:rPr>
+          <w:rFonts w:ascii="Arial" w:hAnsi="Arial" w:eastAsia="Arial"/>
+          <w:color w:val="1B2922"/>
+          <w:sz w:val="21"/>
+        </w:rPr>
+        <w:t xml:space="preserve"> cùng quyền </w:t>
       </w:r>
       <w:r>
         <w:rPr>
@@ -11806,15 +11806,15 @@
           <w:color w:val="385A47"/>
           <w:sz w:val="19"/>
         </w:rPr>
-        <w:t>SELECT, INSERT, UPDATE, DELETE</w:t>
-      </w:r>
-      <w:r>
-        <w:rPr>
-          <w:rFonts w:ascii="Arial" w:hAnsi="Arial" w:eastAsia="Arial"/>
-          <w:color w:val="1B2922"/>
-          <w:sz w:val="21"/>
-        </w:rPr>
-        <w:t xml:space="preserve"> trên bảng </w:t>
+        <w:t>USAGE, CREATE ON SCHEMA public</w:t>
+      </w:r>
+      <w:r>
+        <w:rPr>
+          <w:rFonts w:ascii="Arial" w:hAnsi="Arial" w:eastAsia="Arial"/>
+          <w:color w:val="1B2922"/>
+          <w:sz w:val="21"/>
+        </w:rPr>
+        <w:t xml:space="preserve">. Quyền </w:t>
       </w:r>
       <w:r>
         <w:rPr>
@@ -11822,15 +11822,15 @@
           <w:color w:val="385A47"/>
           <w:sz w:val="19"/>
         </w:rPr>
-        <w:t>tasks</w:t>
-      </w:r>
-      <w:r>
-        <w:rPr>
-          <w:rFonts w:ascii="Arial" w:hAnsi="Arial" w:eastAsia="Arial"/>
-          <w:color w:val="1B2922"/>
-          <w:sz w:val="21"/>
-        </w:rPr>
-        <w:t xml:space="preserve">. Tài khoản không có quyền </w:t>
+        <w:t>USAGE, CREATE</w:t>
+      </w:r>
+      <w:r>
+        <w:rPr>
+          <w:rFonts w:ascii="Arial" w:hAnsi="Arial" w:eastAsia="Arial"/>
+          <w:color w:val="1B2922"/>
+          <w:sz w:val="21"/>
+        </w:rPr>
+        <w:t xml:space="preserve"> trên schema </w:t>
       </w:r>
       <w:r>
         <w:rPr>
@@ -11838,15 +11838,15 @@
           <w:color w:val="385A47"/>
           <w:sz w:val="19"/>
         </w:rPr>
-        <w:t>SUPERUSER</w:t>
-      </w:r>
-      <w:r>
-        <w:rPr>
-          <w:rFonts w:ascii="Arial" w:hAnsi="Arial" w:eastAsia="Arial"/>
-          <w:color w:val="1B2922"/>
-          <w:sz w:val="21"/>
-        </w:rPr>
-        <w:t>, không có quyền tạo bảng mới (</w:t>
+        <w:t>public</w:t>
+      </w:r>
+      <w:r>
+        <w:rPr>
+          <w:rFonts w:ascii="Arial" w:hAnsi="Arial" w:eastAsia="Arial"/>
+          <w:color w:val="1B2922"/>
+          <w:sz w:val="21"/>
+        </w:rPr>
+        <w:t xml:space="preserve"> là bắt buộc để tiến trình Node.js khi khởi động (</w:t>
       </w:r>
       <w:r>
         <w:rPr>
@@ -11854,15 +11854,127 @@
           <w:color w:val="385A47"/>
           <w:sz w:val="19"/>
         </w:rPr>
-        <w:t>CREATE TABLE</w:t>
-      </w:r>
-      <w:r>
-        <w:rPr>
-          <w:rFonts w:ascii="Arial" w:hAnsi="Arial" w:eastAsia="Arial"/>
-          <w:color w:val="1B2922"/>
-          <w:sz w:val="21"/>
-        </w:rPr>
-        <w:t>) hay can thiệp vào các schema hệ thống, thực thi triệt để nguyên tắc đặc quyền tối thiểu.</w:t>
+        <w:t>start()</w:t>
+      </w:r>
+      <w:r>
+        <w:rPr>
+          <w:rFonts w:ascii="Arial" w:hAnsi="Arial" w:eastAsia="Arial"/>
+          <w:color w:val="1B2922"/>
+          <w:sz w:val="21"/>
+        </w:rPr>
+        <w:t xml:space="preserve"> trong </w:t>
+      </w:r>
+      <w:r>
+        <w:rPr>
+          <w:rFonts w:ascii="Consolas" w:hAnsi="Consolas" w:eastAsia="Consolas"/>
+          <w:color w:val="385A47"/>
+          <w:sz w:val="19"/>
+        </w:rPr>
+        <w:t>app/src/server.js</w:t>
+      </w:r>
+      <w:r>
+        <w:rPr>
+          <w:rFonts w:ascii="Arial" w:hAnsi="Arial" w:eastAsia="Arial"/>
+          <w:color w:val="1B2922"/>
+          <w:sz w:val="21"/>
+        </w:rPr>
+        <w:t xml:space="preserve">) có thể tự động thực thi tệp migration </w:t>
+      </w:r>
+      <w:r>
+        <w:rPr>
+          <w:rFonts w:ascii="Consolas" w:hAnsi="Consolas" w:eastAsia="Consolas"/>
+          <w:color w:val="385A47"/>
+          <w:sz w:val="19"/>
+        </w:rPr>
+        <w:t>001_tasks.sql</w:t>
+      </w:r>
+      <w:r>
+        <w:rPr>
+          <w:rFonts w:ascii="Arial" w:hAnsi="Arial" w:eastAsia="Arial"/>
+          <w:color w:val="1B2922"/>
+          <w:sz w:val="21"/>
+        </w:rPr>
+        <w:t xml:space="preserve"> nhằm khởi tạo bảng </w:t>
+      </w:r>
+      <w:r>
+        <w:rPr>
+          <w:rFonts w:ascii="Consolas" w:hAnsi="Consolas" w:eastAsia="Consolas"/>
+          <w:color w:val="385A47"/>
+          <w:sz w:val="19"/>
+        </w:rPr>
+        <w:t>tasks</w:t>
+      </w:r>
+      <w:r>
+        <w:rPr>
+          <w:rFonts w:ascii="Arial" w:hAnsi="Arial" w:eastAsia="Arial"/>
+          <w:color w:val="1B2922"/>
+          <w:sz w:val="21"/>
+        </w:rPr>
+        <w:t xml:space="preserve"> (</w:t>
+      </w:r>
+      <w:r>
+        <w:rPr>
+          <w:rFonts w:ascii="Consolas" w:hAnsi="Consolas" w:eastAsia="Consolas"/>
+          <w:color w:val="385A47"/>
+          <w:sz w:val="19"/>
+        </w:rPr>
+        <w:t>CREATE TABLE IF NOT EXISTS</w:t>
+      </w:r>
+      <w:r>
+        <w:rPr>
+          <w:rFonts w:ascii="Arial" w:hAnsi="Arial" w:eastAsia="Arial"/>
+          <w:color w:val="1B2922"/>
+          <w:sz w:val="21"/>
+        </w:rPr>
+        <w:t>) và các chỉ mục tối ưu (</w:t>
+      </w:r>
+      <w:r>
+        <w:rPr>
+          <w:rFonts w:ascii="Consolas" w:hAnsi="Consolas" w:eastAsia="Consolas"/>
+          <w:color w:val="385A47"/>
+          <w:sz w:val="19"/>
+        </w:rPr>
+        <w:t>CREATE INDEX IF NOT EXISTS</w:t>
+      </w:r>
+      <w:r>
+        <w:rPr>
+          <w:rFonts w:ascii="Arial" w:hAnsi="Arial" w:eastAsia="Arial"/>
+          <w:color w:val="1B2922"/>
+          <w:sz w:val="21"/>
+        </w:rPr>
+        <w:t xml:space="preserve">). Tài khoản </w:t>
+      </w:r>
+      <w:r>
+        <w:rPr>
+          <w:rFonts w:ascii="Consolas" w:hAnsi="Consolas" w:eastAsia="Consolas"/>
+          <w:color w:val="385A47"/>
+          <w:sz w:val="19"/>
+        </w:rPr>
+        <w:t>task_app</w:t>
+      </w:r>
+      <w:r>
+        <w:rPr>
+          <w:rFonts w:ascii="Arial" w:hAnsi="Arial" w:eastAsia="Arial"/>
+          <w:color w:val="1B2922"/>
+          <w:sz w:val="21"/>
+        </w:rPr>
+        <w:t xml:space="preserve"> là tài khoản non-superuser (</w:t>
+      </w:r>
+      <w:r>
+        <w:rPr>
+          <w:rFonts w:ascii="Consolas" w:hAnsi="Consolas" w:eastAsia="Consolas"/>
+          <w:color w:val="385A47"/>
+          <w:sz w:val="19"/>
+        </w:rPr>
+        <w:t>rolsuper = false</w:t>
+      </w:r>
+      <w:r>
+        <w:rPr>
+          <w:rFonts w:ascii="Arial" w:hAnsi="Arial" w:eastAsia="Arial"/>
+          <w:color w:val="1B2922"/>
+          <w:sz w:val="21"/>
+        </w:rPr>
+        <w:t>), không có quyền can thiệp vào các schema hệ thống hoặc cấu hình quản trị cụm PostgreSQL, bảo đảm tuân thủ nguyên tắc đặc quyền tối thiểu phù hợp với kiến trúc tự động hóa migration của ứng dụng.</w:t>
       </w:r>
     </w:p>
     <w:p>
@@ -13215,7 +13327,23 @@
           <w:color w:val="1B2922"/>
           <w:sz w:val="21"/>
         </w:rPr>
-        <w:t>Dữ liệu đầu ra thô (raw terminal output) ghi nhận từ phiên thực thi:</w:t>
+        <w:t xml:space="preserve">Dữ liệu đầu ra thô (raw terminal output) ghi nhận từ phiên thực thi (được lưu tại </w:t>
+      </w:r>
+      <w:r>
+        <w:rPr>
+          <w:rFonts w:ascii="Consolas" w:hAnsi="Consolas" w:eastAsia="Consolas"/>
+          <w:color w:val="385A47"/>
+          <w:sz w:val="19"/>
+        </w:rPr>
+        <w:t>docs/logs/verify_e2e.log</w:t>
+      </w:r>
+      <w:r>
+        <w:rPr>
+          <w:rFonts w:ascii="Arial" w:hAnsi="Arial" w:eastAsia="Arial"/>
+          <w:color w:val="1B2922"/>
+          <w:sz w:val="21"/>
+        </w:rPr>
+        <w:t>):</w:t>
       </w:r>
     </w:p>
     <w:p>
@@ -13273,7 +13401,7 @@
           <w:color w:val="31453A"/>
           <w:sz w:val="16"/>
         </w:rPr>
-        <w:t>2. Tạo task kiểm thử: "VERIFY-p0am1n"...</w:t>
+        <w:t>2. Tạo task kiểm thử: "VERIFY-m1mjis"...</w:t>
       </w:r>
       <w:r>
         <w:br/>
@@ -13284,7 +13412,7 @@
           <w:color w:val="31453A"/>
           <w:sz w:val="16"/>
         </w:rPr>
-        <w:t xml:space="preserve">   Task tạo thành công: ID=15, title="VERIFY-p0am1n", priority="high"</w:t>
+        <w:t xml:space="preserve">   Task tạo thành công: ID=17, title="VERIFY-m1mjis", priority="high"</w:t>
       </w:r>
       <w:r>
         <w:br/>
@@ -13295,7 +13423,7 @@
           <w:color w:val="31453A"/>
           <w:sz w:val="16"/>
         </w:rPr>
-        <w:t>3. GET danh sách và lọc task với từ khóa "VERIFY-p0am1n"...</w:t>
+        <w:t>3. GET danh sách và lọc task với từ khóa "VERIFY-m1mjis"...</w:t>
       </w:r>
       <w:r>
         <w:br/>
@@ -13306,7 +13434,7 @@
           <w:color w:val="31453A"/>
           <w:sz w:val="16"/>
         </w:rPr>
-        <w:t xml:space="preserve">   Tìm thấy 1 task khớp từ khóa "VERIFY-p0am1n"</w:t>
+        <w:t xml:space="preserve">   Tìm thấy 1 task khớp từ khóa "VERIFY-m1mjis"</w:t>
       </w:r>
       <w:r>
         <w:br/>
@@ -13317,7 +13445,7 @@
           <w:color w:val="31453A"/>
           <w:sz w:val="16"/>
         </w:rPr>
-        <w:t>4. Cập nhật PATCH trạng thái task 15 thành "in_progress"...</w:t>
+        <w:t>4. Cập nhật PATCH trạng thái task 17 thành "in_progress"...</w:t>
       </w:r>
       <w:r>
         <w:br/>
@@ -13339,7 +13467,7 @@
           <w:color w:val="31453A"/>
           <w:sz w:val="16"/>
         </w:rPr>
-        <w:t>5. Xóa DELETE task 15...</w:t>
+        <w:t>5. Xóa DELETE task 17...</w:t>
       </w:r>
       <w:r>
         <w:br/>
@@ -13361,7 +13489,7 @@
           <w:color w:val="31453A"/>
           <w:sz w:val="16"/>
         </w:rPr>
-        <w:t>6. Xác minh PATCH task đã xóa (ID=15) trả về HTTP 404...</w:t>
+        <w:t>6. Xác minh PATCH task đã xóa (ID=17) trả về HTTP 404...</w:t>
       </w:r>
       <w:r>
         <w:br/>
@@ -20539,7 +20667,23 @@
           <w:color w:val="1B2922"/>
           <w:sz w:val="21"/>
         </w:rPr>
-        <w:t>Dữ liệu đầu ra thô (raw terminal output) từ script kiểm chứng:</w:t>
+        <w:t xml:space="preserve">Dữ liệu đầu ra thô (raw terminal output) từ script kiểm chứng (được lưu tại </w:t>
+      </w:r>
+      <w:r>
+        <w:rPr>
+          <w:rFonts w:ascii="Consolas" w:hAnsi="Consolas" w:eastAsia="Consolas"/>
+          <w:color w:val="385A47"/>
+          <w:sz w:val="19"/>
+        </w:rPr>
+        <w:t>docs/logs/check_loki.log</w:t>
+      </w:r>
+      <w:r>
+        <w:rPr>
+          <w:rFonts w:ascii="Arial" w:hAnsi="Arial" w:eastAsia="Arial"/>
+          <w:color w:val="1B2922"/>
+          <w:sz w:val="21"/>
+        </w:rPr>
+        <w:t>):</w:t>
       </w:r>
     </w:p>
     <w:p>
@@ -20630,7 +20774,7 @@
           <w:color w:val="31453A"/>
           <w:sz w:val="16"/>
         </w:rPr>
-        <w:t xml:space="preserve">    Trạng thái: success | Streams tìm thấy: 5</w:t>
+        <w:t xml:space="preserve">    Trạng thái: success | Streams: 10 | Tổng log entries: 10</w:t>
       </w:r>
       <w:r>
         <w:br/>
@@ -20652,7 +20796,7 @@
           <w:color w:val="31453A"/>
           <w:sz w:val="16"/>
         </w:rPr>
-        <w:t xml:space="preserve">    Bản ghi mẫu: {"level":30,"time":1792434117621,"service":"task-tracker","environment":"production","requestId":"66fc0ab7-f985-4fd0-941e-b8f45aff3974","method":"POST...</w:t>
+        <w:t xml:space="preserve">    Bản ghi mẫu: {"level":30,"time":1792436017087,"service":"task-tracker","environment":"production","requestId":"0e7407b8-8624-4153-a9f3-4a24c3426a68","method":"GET"...</w:t>
       </w:r>
       <w:r>
         <w:br/>
@@ -20707,7 +20851,7 @@
           <w:color w:val="31453A"/>
           <w:sz w:val="16"/>
         </w:rPr>
-        <w:t xml:space="preserve">    Trạng thái: success | Streams tìm thấy: 5</w:t>
+        <w:t xml:space="preserve">    Trạng thái: success | Streams: 10 | Tổng log entries: 10</w:t>
       </w:r>
       <w:r>
         <w:br/>
@@ -20729,7 +20873,7 @@
           <w:color w:val="31453A"/>
           <w:sz w:val="16"/>
         </w:rPr>
-        <w:t xml:space="preserve">    Bản ghi mẫu: {"level":30,"time":1792434117563,"service":"task-tracker","environment":"production","requestId":"7e4e7ba5-1eb7-4952-aa5d-83cbe07bd3c6","method":"GET"...</w:t>
+        <w:t xml:space="preserve">    Bản ghi mẫu: {"level":30,"time":1792436017087,"service":"task-tracker","environment":"production","requestId":"0e7407b8-8624-4153-a9f3-4a24c3426a68","method":"GET"...</w:t>
       </w:r>
       <w:r>
         <w:br/>
@@ -20784,7 +20928,7 @@
           <w:color w:val="31453A"/>
           <w:sz w:val="16"/>
         </w:rPr>
-        <w:t xml:space="preserve">    Trạng thái: success | Streams tìm thấy: 1</w:t>
+        <w:t xml:space="preserve">    Trạng thái: success | Streams: 1 | Tổng log entries: 10</w:t>
       </w:r>
       <w:r>
         <w:br/>
@@ -20795,7 +20939,7 @@
           <w:color w:val="31453A"/>
           <w:sz w:val="16"/>
         </w:rPr>
-        <w:t xml:space="preserve">    Số bản ghi trong stream đầu tiên: 5</w:t>
+        <w:t xml:space="preserve">    Số bản ghi trong stream đầu tiên: 10</w:t>
       </w:r>
       <w:r>
         <w:br/>
@@ -20806,7 +20950,7 @@
           <w:color w:val="31453A"/>
           <w:sz w:val="16"/>
         </w:rPr>
-        <w:t xml:space="preserve">    Bản ghi mẫu: 172.25.0.1 - - [19/Oct/2026:18:21:57 +0000] "POST /api/tasks HTTP/1.1" 400 35 "-" "node"</w:t>
+        <w:t xml:space="preserve">    Bản ghi mẫu: 172.25.0.1 - - [19/Oct/2026:18:22:22 +0000] "DELETE /api/tasks/16 HTTP/1.1" 204 0 "-" "node"</w:t>
       </w:r>
       <w:r>
         <w:br/>
@@ -20830,6 +20974,39 @@
         </w:rPr>
         <w:t>=== XÁC NHẬN: 3/3 TRUY VẤN LOGQL HOẠT ĐỘNG CHÍNH XÁC VÀ TRẢ VỀ DỮ LIỆU THẬT ===</w:t>
       </w:r>
+      <w:r>
+        <w:br/>
+      </w:r>
+      <w:r>
+        <w:rPr>
+          <w:rFonts w:ascii="Consolas" w:hAnsi="Consolas" w:eastAsia="Consolas"/>
+          <w:color w:val="31453A"/>
+          <w:sz w:val="16"/>
+        </w:rPr>
+        <w:t xml:space="preserve">  ✓ Truy vấn 1 (Log JSON ứng dụng): 10 stream(s), 10 log entries.</w:t>
+      </w:r>
+      <w:r>
+        <w:br/>
+      </w:r>
+      <w:r>
+        <w:rPr>
+          <w:rFonts w:ascii="Consolas" w:hAnsi="Consolas" w:eastAsia="Consolas"/>
+          <w:color w:val="31453A"/>
+          <w:sz w:val="16"/>
+        </w:rPr>
+        <w:t xml:space="preserve">  ✓ Truy vấn 2 (Lọc log thành công 2xx): 10 stream(s), 10 log entries.</w:t>
+      </w:r>
+      <w:r>
+        <w:br/>
+      </w:r>
+      <w:r>
+        <w:rPr>
+          <w:rFonts w:ascii="Consolas" w:hAnsi="Consolas" w:eastAsia="Consolas"/>
+          <w:color w:val="31453A"/>
+          <w:sz w:val="16"/>
+        </w:rPr>
+        <w:t xml:space="preserve">  ✓ Truy vấn 3 (Access log Nginx cho API tasks): 1 stream(s), 10 log entries.</w:t>
+      </w:r>
     </w:p>
     <w:p>
       <w:pPr>
@@ -22078,7 +22255,7 @@
           <w:color w:val="1B2922"/>
           <w:sz w:val="21"/>
         </w:rPr>
-        <w:t xml:space="preserve"> Role </w:t>
+        <w:t xml:space="preserve"> Cả hai role </w:t>
       </w:r>
       <w:r>
         <w:rPr>
@@ -22126,7 +22303,7 @@
           <w:color w:val="1B2922"/>
           <w:sz w:val="21"/>
         </w:rPr>
-        <w:t xml:space="preserve">. Ứng dụng nghiệp vụ không có quyền superuser, chỉ được thao tác DML trên bảng </w:t>
+        <w:t xml:space="preserve">. Trong đó, </w:t>
       </w:r>
       <w:r>
         <w:rPr>
@@ -22134,15 +22311,143 @@
           <w:color w:val="385A47"/>
           <w:sz w:val="19"/>
         </w:rPr>
-        <w:t>public.tasks</w:t>
-      </w:r>
-      <w:r>
-        <w:rPr>
-          <w:rFonts w:ascii="Arial" w:hAnsi="Arial" w:eastAsia="Arial"/>
-          <w:color w:val="1B2922"/>
-          <w:sz w:val="21"/>
-        </w:rPr>
-        <w:t xml:space="preserve"> và không thể can thiệp vào các bảng hệ thống hoặc cấu hình cơ sở dữ liệu.</w:t>
+        <w:t>task_app</w:t>
+      </w:r>
+      <w:r>
+        <w:rPr>
+          <w:rFonts w:ascii="Arial" w:hAnsi="Arial" w:eastAsia="Arial"/>
+          <w:color w:val="1B2922"/>
+          <w:sz w:val="21"/>
+        </w:rPr>
+        <w:t xml:space="preserve"> được cấp quyền </w:t>
+      </w:r>
+      <w:r>
+        <w:rPr>
+          <w:rFonts w:ascii="Consolas" w:hAnsi="Consolas" w:eastAsia="Consolas"/>
+          <w:color w:val="385A47"/>
+          <w:sz w:val="19"/>
+        </w:rPr>
+        <w:t>CONNECT ON DATABASE task_tracker</w:t>
+      </w:r>
+      <w:r>
+        <w:rPr>
+          <w:rFonts w:ascii="Arial" w:hAnsi="Arial" w:eastAsia="Arial"/>
+          <w:color w:val="1B2922"/>
+          <w:sz w:val="21"/>
+        </w:rPr>
+        <w:t xml:space="preserve"> cùng quyền </w:t>
+      </w:r>
+      <w:r>
+        <w:rPr>
+          <w:rFonts w:ascii="Consolas" w:hAnsi="Consolas" w:eastAsia="Consolas"/>
+          <w:color w:val="385A47"/>
+          <w:sz w:val="19"/>
+        </w:rPr>
+        <w:t>USAGE, CREATE ON SCHEMA public</w:t>
+      </w:r>
+      <w:r>
+        <w:rPr>
+          <w:rFonts w:ascii="Arial" w:hAnsi="Arial" w:eastAsia="Arial"/>
+          <w:color w:val="1B2922"/>
+          <w:sz w:val="21"/>
+        </w:rPr>
+        <w:t xml:space="preserve"> (</w:t>
+      </w:r>
+      <w:r>
+        <w:rPr>
+          <w:rFonts w:ascii="Consolas" w:hAnsi="Consolas" w:eastAsia="Consolas"/>
+          <w:color w:val="385A47"/>
+          <w:sz w:val="19"/>
+        </w:rPr>
+        <w:t>db/init/01-create-roles.sh</w:t>
+      </w:r>
+      <w:r>
+        <w:rPr>
+          <w:rFonts w:ascii="Arial" w:hAnsi="Arial" w:eastAsia="Arial"/>
+          <w:color w:val="1B2922"/>
+          <w:sz w:val="21"/>
+        </w:rPr>
+        <w:t>) nhằm phục vụ cơ chế tự động chạy migration DDL (</w:t>
+      </w:r>
+      <w:r>
+        <w:rPr>
+          <w:rFonts w:ascii="Consolas" w:hAnsi="Consolas" w:eastAsia="Consolas"/>
+          <w:color w:val="385A47"/>
+          <w:sz w:val="19"/>
+        </w:rPr>
+        <w:t>001_tasks.sql</w:t>
+      </w:r>
+      <w:r>
+        <w:rPr>
+          <w:rFonts w:ascii="Arial" w:hAnsi="Arial" w:eastAsia="Arial"/>
+          <w:color w:val="1B2922"/>
+          <w:sz w:val="21"/>
+        </w:rPr>
+        <w:t xml:space="preserve">) khởi tạo bảng </w:t>
+      </w:r>
+      <w:r>
+        <w:rPr>
+          <w:rFonts w:ascii="Consolas" w:hAnsi="Consolas" w:eastAsia="Consolas"/>
+          <w:color w:val="385A47"/>
+          <w:sz w:val="19"/>
+        </w:rPr>
+        <w:t>tasks</w:t>
+      </w:r>
+      <w:r>
+        <w:rPr>
+          <w:rFonts w:ascii="Arial" w:hAnsi="Arial" w:eastAsia="Arial"/>
+          <w:color w:val="1B2922"/>
+          <w:sz w:val="21"/>
+        </w:rPr>
+        <w:t xml:space="preserve"> và chỉ mục khi ứng dụng khởi động, đồng thời thực hiện các thao tác DML (CRUD) trên dữ liệu công việc mà không sở hữu quyền superuser hay khả năng can thiệp vào các cấu hình quản trị hệ thống. Role </w:t>
+      </w:r>
+      <w:r>
+        <w:rPr>
+          <w:rFonts w:ascii="Consolas" w:hAnsi="Consolas" w:eastAsia="Consolas"/>
+          <w:color w:val="385A47"/>
+          <w:sz w:val="19"/>
+        </w:rPr>
+        <w:t>metrics_exporter</w:t>
+      </w:r>
+      <w:r>
+        <w:rPr>
+          <w:rFonts w:ascii="Arial" w:hAnsi="Arial" w:eastAsia="Arial"/>
+          <w:color w:val="1B2922"/>
+          <w:sz w:val="21"/>
+        </w:rPr>
+        <w:t xml:space="preserve"> chỉ được cấp quyền </w:t>
+      </w:r>
+      <w:r>
+        <w:rPr>
+          <w:rFonts w:ascii="Consolas" w:hAnsi="Consolas" w:eastAsia="Consolas"/>
+          <w:color w:val="385A47"/>
+          <w:sz w:val="19"/>
+        </w:rPr>
+        <w:t>CONNECT</w:t>
+      </w:r>
+      <w:r>
+        <w:rPr>
+          <w:rFonts w:ascii="Arial" w:hAnsi="Arial" w:eastAsia="Arial"/>
+          <w:color w:val="1B2922"/>
+          <w:sz w:val="21"/>
+        </w:rPr>
+        <w:t xml:space="preserve"> và membership </w:t>
+      </w:r>
+      <w:r>
+        <w:rPr>
+          <w:rFonts w:ascii="Consolas" w:hAnsi="Consolas" w:eastAsia="Consolas"/>
+          <w:color w:val="385A47"/>
+          <w:sz w:val="19"/>
+        </w:rPr>
+        <w:t>pg_monitor</w:t>
+      </w:r>
+      <w:r>
+        <w:rPr>
+          <w:rFonts w:ascii="Arial" w:hAnsi="Arial" w:eastAsia="Arial"/>
+          <w:color w:val="1B2922"/>
+          <w:sz w:val="21"/>
+        </w:rPr>
+        <w:t xml:space="preserve"> để phục vụ trích xuất số liệu giám sát.</w:t>
       </w:r>
     </w:p>
     <w:p>
@@ -24526,7 +24831,7 @@
           <w:color w:val="385A47"/>
           <w:sz w:val="19"/>
         </w:rPr>
-        <w:t>[PASS] 12</w:t>
+        <w:t>pass 12</w:t>
       </w:r>
       <w:r>
         <w:rPr>
@@ -24550,7 +24855,23 @@
           <w:color w:val="1B2922"/>
           <w:sz w:val="21"/>
         </w:rPr>
-        <w:t>). Lưu ý: Ca kiểm thử "should handle database errors safely with 500 status" sử dụng kỹ thuật mock lỗi in-memory độc lập trong bộ nhớ của tiến trình test, hoàn toàn tách biệt với database PostgreSQL sống và log runtime trên Loki.</w:t>
+        <w:t>). Lưu ý: Ca kiểm thử "Returns 500 without leaking database details or stack trace on DB error" và "GET /health returns 503 when database fails" sử dụng kỹ thuật mock lỗi in-memory độc lập trong bộ nhớ của tiến trình test runner (</w:t>
+      </w:r>
+      <w:r>
+        <w:rPr>
+          <w:rFonts w:ascii="Consolas" w:hAnsi="Consolas" w:eastAsia="Consolas"/>
+          <w:color w:val="385A47"/>
+          <w:sz w:val="19"/>
+        </w:rPr>
+        <w:t>node --test</w:t>
+      </w:r>
+      <w:r>
+        <w:rPr>
+          <w:rFonts w:ascii="Arial" w:hAnsi="Arial" w:eastAsia="Arial"/>
+          <w:color w:val="1B2922"/>
+          <w:sz w:val="21"/>
+        </w:rPr>
+        <w:t>), hoàn toàn tách biệt với database PostgreSQL sống và log runtime trên Loki.</w:t>
       </w:r>
     </w:p>
     <w:p>
@@ -24563,7 +24884,23 @@
           <w:color w:val="1B2922"/>
           <w:sz w:val="21"/>
         </w:rPr>
-        <w:t>Dữ liệu đầu ra thô (raw terminal output):</w:t>
+        <w:t xml:space="preserve">Dữ liệu đầu ra thô (raw terminal output) trích xuất trực tiếp từ file nhật ký kiểm thử </w:t>
+      </w:r>
+      <w:r>
+        <w:rPr>
+          <w:rFonts w:ascii="Consolas" w:hAnsi="Consolas" w:eastAsia="Consolas"/>
+          <w:color w:val="385A47"/>
+          <w:sz w:val="19"/>
+        </w:rPr>
+        <w:t>docs/logs/unit_tests.log</w:t>
+      </w:r>
+      <w:r>
+        <w:rPr>
+          <w:rFonts w:ascii="Arial" w:hAnsi="Arial" w:eastAsia="Arial"/>
+          <w:color w:val="1B2922"/>
+          <w:sz w:val="21"/>
+        </w:rPr>
+        <w:t>:</w:t>
       </w:r>
     </w:p>
     <w:p>
@@ -24577,7 +24914,7 @@
           <w:color w:val="31453A"/>
           <w:sz w:val="16"/>
         </w:rPr>
-        <w:t>✔ Database Config &gt; should construct connection pool without error (2.5ms)</w:t>
+        <w:t>&gt; task-tracker-de24@1.0.0 test</w:t>
       </w:r>
       <w:r>
         <w:br/>
@@ -24588,7 +24925,7 @@
           <w:color w:val="31453A"/>
           <w:sz w:val="16"/>
         </w:rPr>
-        <w:t>✔ Validation &gt; should accept valid task payload (0.9ms)</w:t>
+        <w:t>&gt; node --test</w:t>
       </w:r>
       <w:r>
         <w:br/>
@@ -24599,7 +24936,7 @@
           <w:color w:val="31453A"/>
           <w:sz w:val="16"/>
         </w:rPr>
-        <w:t>✔ Validation &gt; should reject empty title (0.3ms)</w:t>
+        <w:t xml:space="preserve"> </w:t>
       </w:r>
       <w:r>
         <w:br/>
@@ -24610,7 +24947,7 @@
           <w:color w:val="31453A"/>
           <w:sz w:val="16"/>
         </w:rPr>
-        <w:t>✔ Validation &gt; should reject title exceeding max length (0.2ms)</w:t>
+        <w:t>✔ GET /health returns 200 and ok when database is healthy (41.6959ms)</w:t>
       </w:r>
       <w:r>
         <w:br/>
@@ -24621,7 +24958,7 @@
           <w:color w:val="31453A"/>
           <w:sz w:val="16"/>
         </w:rPr>
-        <w:t>✔ Validation &gt; should reject invalid status (0.2ms)</w:t>
+        <w:t>✔ GET /health returns 503 when database fails (8.4362ms)</w:t>
       </w:r>
       <w:r>
         <w:br/>
@@ -24632,7 +24969,7 @@
           <w:color w:val="31453A"/>
           <w:sz w:val="16"/>
         </w:rPr>
-        <w:t>✔ Validation &gt; should reject invalid priority (0.2ms)</w:t>
+        <w:t>✔ GET /metrics returns 200 with Prometheus text metrics (8.5125ms)</w:t>
       </w:r>
       <w:r>
         <w:br/>
@@ -24643,7 +24980,7 @@
           <w:color w:val="31453A"/>
           <w:sz w:val="16"/>
         </w:rPr>
-        <w:t>✔ Validation &gt; should reject invalid dueDate format (0.2ms)</w:t>
+        <w:t>✔ Full CRUD flow: create, read, filter, search, update, delete (110.1947ms)</w:t>
       </w:r>
       <w:r>
         <w:br/>
@@ -24654,7 +24991,7 @@
           <w:color w:val="31453A"/>
           <w:sz w:val="16"/>
         </w:rPr>
-        <w:t>✔ Validation &gt; should allow partial updates in validateTaskUpdate (0.2ms)</w:t>
+        <w:t>✔ Input validation rejects invalid requests with 400 (150.6887ms)</w:t>
       </w:r>
       <w:r>
         <w:br/>
@@ -24665,7 +25002,7 @@
           <w:color w:val="31453A"/>
           <w:sz w:val="16"/>
         </w:rPr>
-        <w:t>✔ Validation &gt; should reject empty update payload (0.2ms)</w:t>
+        <w:t>✔ Returns 404 when updating or deleting a nonexistent task (6.1224ms)</w:t>
       </w:r>
       <w:r>
         <w:br/>
@@ -24676,7 +25013,7 @@
           <w:color w:val="31453A"/>
           <w:sz w:val="16"/>
         </w:rPr>
-        <w:t>✔ Validation &gt; should sanitize string inputs (0.2ms)</w:t>
+        <w:t>✔ Returns 500 without leaking database details or stack trace on DB error (24.6405ms)</w:t>
       </w:r>
       <w:r>
         <w:br/>
@@ -24687,7 +25024,7 @@
           <w:color w:val="31453A"/>
           <w:sz w:val="16"/>
         </w:rPr>
-        <w:t>✔ Task Controller &gt; should return 404 when task not found (1.8ms)</w:t>
+        <w:t>✔ accepts a valid task and normalizes optional values (1.7221ms)</w:t>
       </w:r>
       <w:r>
         <w:br/>
@@ -24698,7 +25035,7 @@
           <w:color w:val="31453A"/>
           <w:sz w:val="16"/>
         </w:rPr>
-        <w:t>✔ Task Controller &gt; should handle database errors safely with 500 status (1.5ms)</w:t>
+        <w:t>✔ rejects a title that is blank or too long (0.159ms)</w:t>
       </w:r>
       <w:r>
         <w:br/>
@@ -24709,7 +25046,7 @@
           <w:color w:val="31453A"/>
           <w:sz w:val="16"/>
         </w:rPr>
-        <w:t>ℹ tests 12</w:t>
+        <w:t>✔ rejects unsupported status, priority, and malformed date (0.1284ms)</w:t>
       </w:r>
       <w:r>
         <w:br/>
@@ -24720,7 +25057,7 @@
           <w:color w:val="31453A"/>
           <w:sz w:val="16"/>
         </w:rPr>
-        <w:t>ℹ suites 0</w:t>
+        <w:t>✔ partial updates validate only submitted fields (0.1966ms)</w:t>
       </w:r>
       <w:r>
         <w:br/>
@@ -24731,7 +25068,7 @@
           <w:color w:val="31453A"/>
           <w:sz w:val="16"/>
         </w:rPr>
-        <w:t>ℹ pass 12</w:t>
+        <w:t>✔ accepts a task without dueDate and defaults dueDate to null (0.1172ms)</w:t>
       </w:r>
       <w:r>
         <w:br/>
@@ -24742,7 +25079,7 @@
           <w:color w:val="31453A"/>
           <w:sz w:val="16"/>
         </w:rPr>
-        <w:t>ℹ fail 0</w:t>
+        <w:t>ℹ tests 12</w:t>
       </w:r>
       <w:r>
         <w:br/>
@@ -24753,7 +25090,7 @@
           <w:color w:val="31453A"/>
           <w:sz w:val="16"/>
         </w:rPr>
-        <w:t>ℹ cancelled 0</w:t>
+        <w:t>ℹ suites 0</w:t>
       </w:r>
       <w:r>
         <w:br/>
@@ -24764,7 +25101,7 @@
           <w:color w:val="31453A"/>
           <w:sz w:val="16"/>
         </w:rPr>
-        <w:t>ℹ skipped 0</w:t>
+        <w:t>ℹ pass 12</w:t>
       </w:r>
       <w:r>
         <w:br/>
@@ -24775,7 +25112,51 @@
           <w:color w:val="31453A"/>
           <w:sz w:val="16"/>
         </w:rPr>
+        <w:t>ℹ fail 0</w:t>
+      </w:r>
+      <w:r>
+        <w:br/>
+      </w:r>
+      <w:r>
+        <w:rPr>
+          <w:rFonts w:ascii="Consolas" w:hAnsi="Consolas" w:eastAsia="Consolas"/>
+          <w:color w:val="31453A"/>
+          <w:sz w:val="16"/>
+        </w:rPr>
+        <w:t>ℹ cancelled 0</w:t>
+      </w:r>
+      <w:r>
+        <w:br/>
+      </w:r>
+      <w:r>
+        <w:rPr>
+          <w:rFonts w:ascii="Consolas" w:hAnsi="Consolas" w:eastAsia="Consolas"/>
+          <w:color w:val="31453A"/>
+          <w:sz w:val="16"/>
+        </w:rPr>
+        <w:t>ℹ skipped 0</w:t>
+      </w:r>
+      <w:r>
+        <w:br/>
+      </w:r>
+      <w:r>
+        <w:rPr>
+          <w:rFonts w:ascii="Consolas" w:hAnsi="Consolas" w:eastAsia="Consolas"/>
+          <w:color w:val="31453A"/>
+          <w:sz w:val="16"/>
+        </w:rPr>
         <w:t>ℹ todo 0</w:t>
+      </w:r>
+      <w:r>
+        <w:br/>
+      </w:r>
+      <w:r>
+        <w:rPr>
+          <w:rFonts w:ascii="Consolas" w:hAnsi="Consolas" w:eastAsia="Consolas"/>
+          <w:color w:val="31453A"/>
+          <w:sz w:val="16"/>
+        </w:rPr>
+        <w:t>ℹ duration_ms 593.3188</w:t>
       </w:r>
     </w:p>
     <w:p>
@@ -24822,7 +25203,7 @@
           <w:color w:val="1B2922"/>
           <w:sz w:val="21"/>
         </w:rPr>
-        <w:t xml:space="preserve"> và chạy lệnh </w:t>
+        <w:t xml:space="preserve">, chạy lệnh </w:t>
       </w:r>
       <w:r>
         <w:rPr>
@@ -24831,6 +25212,22 @@
           <w:sz w:val="19"/>
         </w:rPr>
         <w:t>npm test</w:t>
+      </w:r>
+      <w:r>
+        <w:rPr>
+          <w:rFonts w:ascii="Arial" w:hAnsi="Arial" w:eastAsia="Arial"/>
+          <w:color w:val="1B2922"/>
+          <w:sz w:val="21"/>
+        </w:rPr>
+        <w:t xml:space="preserve"> và đối chiếu với file nhật ký </w:t>
+      </w:r>
+      <w:r>
+        <w:rPr>
+          <w:rFonts w:ascii="Consolas" w:hAnsi="Consolas" w:eastAsia="Consolas"/>
+          <w:color w:val="385A47"/>
+          <w:sz w:val="19"/>
+        </w:rPr>
+        <w:t>docs/logs/unit_tests.log</w:t>
       </w:r>
       <w:r>
         <w:rPr>
@@ -25199,7 +25596,23 @@
           <w:color w:val="1B2922"/>
           <w:sz w:val="21"/>
         </w:rPr>
-        <w:t>Dữ liệu đầu ra thô (raw terminal output):</w:t>
+        <w:t xml:space="preserve">Dữ liệu đầu ra thô (raw terminal output) trích xuất từ phiên kiểm tra (được lưu tại </w:t>
+      </w:r>
+      <w:r>
+        <w:rPr>
+          <w:rFonts w:ascii="Consolas" w:hAnsi="Consolas" w:eastAsia="Consolas"/>
+          <w:color w:val="385A47"/>
+          <w:sz w:val="19"/>
+        </w:rPr>
+        <w:t>docs/logs/hardening.log</w:t>
+      </w:r>
+      <w:r>
+        <w:rPr>
+          <w:rFonts w:ascii="Arial" w:hAnsi="Arial" w:eastAsia="Arial"/>
+          <w:color w:val="1B2922"/>
+          <w:sz w:val="21"/>
+        </w:rPr>
+        <w:t>):</w:t>
       </w:r>
     </w:p>
     <w:p>
@@ -25224,7 +25637,7 @@
           <w:color w:val="31453A"/>
           <w:sz w:val="16"/>
         </w:rPr>
-        <w:t>uid=10001(node) gid=10001(node) groups=10001(node)</w:t>
+        <w:t>uid=10001 gid=10001 groups=10001</w:t>
       </w:r>
       <w:r>
         <w:br/>
@@ -25741,7 +26154,23 @@
           <w:color w:val="1B2922"/>
           <w:sz w:val="21"/>
         </w:rPr>
-        <w:t>Dữ liệu đầu ra thô (raw terminal output):</w:t>
+        <w:t xml:space="preserve">Dữ liệu đầu ra thô (raw terminal output) trích xuất từ phiên kiểm tra (được lưu tại </w:t>
+      </w:r>
+      <w:r>
+        <w:rPr>
+          <w:rFonts w:ascii="Consolas" w:hAnsi="Consolas" w:eastAsia="Consolas"/>
+          <w:color w:val="385A47"/>
+          <w:sz w:val="19"/>
+        </w:rPr>
+        <w:t>docs/logs/networks_roles.log</w:t>
+      </w:r>
+      <w:r>
+        <w:rPr>
+          <w:rFonts w:ascii="Arial" w:hAnsi="Arial" w:eastAsia="Arial"/>
+          <w:color w:val="1B2922"/>
+          <w:sz w:val="21"/>
+        </w:rPr>
+        <w:t>):</w:t>
       </w:r>
     </w:p>
     <w:p>
@@ -26299,7 +26728,23 @@
           <w:color w:val="1B2922"/>
           <w:sz w:val="21"/>
         </w:rPr>
-        <w:t>Dữ liệu đầu ra thô (raw terminal output):</w:t>
+        <w:t xml:space="preserve">Dữ liệu đầu ra thô (raw terminal output) trích xuất từ phiên kiểm tra (được lưu tại </w:t>
+      </w:r>
+      <w:r>
+        <w:rPr>
+          <w:rFonts w:ascii="Consolas" w:hAnsi="Consolas" w:eastAsia="Consolas"/>
+          <w:color w:val="385A47"/>
+          <w:sz w:val="19"/>
+        </w:rPr>
+        <w:t>docs/logs/test_persistence.log</w:t>
+      </w:r>
+      <w:r>
+        <w:rPr>
+          <w:rFonts w:ascii="Arial" w:hAnsi="Arial" w:eastAsia="Arial"/>
+          <w:color w:val="1B2922"/>
+          <w:sz w:val="21"/>
+        </w:rPr>
+        <w:t>):</w:t>
       </w:r>
     </w:p>
     <w:p>
@@ -26313,7 +26758,7 @@
           <w:color w:val="31453A"/>
           <w:sz w:val="16"/>
         </w:rPr>
-        <w:t>PS&gt; node scripts/persistence_step1.js</w:t>
+        <w:t>PS&gt; node scripts/test_persistence.js</w:t>
       </w:r>
       <w:r>
         <w:br/>
@@ -26335,7 +26780,7 @@
           <w:color w:val="31453A"/>
           <w:sz w:val="16"/>
         </w:rPr>
-        <w:t>Đang tạo marker task: "PERSISTENCE-MARKER-1792434130505"...</w:t>
+        <w:t>Đang tạo marker task: "PERSISTENCE-MARKER-1792436048294"...</w:t>
       </w:r>
       <w:r>
         <w:br/>
@@ -26346,7 +26791,7 @@
           <w:color w:val="31453A"/>
           <w:sz w:val="16"/>
         </w:rPr>
-        <w:t xml:space="preserve">   Marker task đã tạo thành công: ID=16, title="PERSISTENCE-MARKER-1792434130505"</w:t>
+        <w:t xml:space="preserve">   Marker task đã tạo thành công: ID=18, title="PERSISTENCE-MARKER-1792436048294"</w:t>
       </w:r>
       <w:r>
         <w:br/>
@@ -26379,7 +26824,7 @@
           <w:color w:val="31453A"/>
           <w:sz w:val="16"/>
         </w:rPr>
-        <w:t>PS&gt; docker compose restart db task-app</w:t>
+        <w:t>--- TỰ ĐỘNG KHỞI ĐỘNG LẠI CONTAINER db VÀ task-app ---</w:t>
       </w:r>
       <w:r>
         <w:br/>
@@ -26390,7 +26835,7 @@
           <w:color w:val="31453A"/>
           <w:sz w:val="16"/>
         </w:rPr>
-        <w:t xml:space="preserve"> Container task-tracker-de24-db-1 Restarting</w:t>
+        <w:t xml:space="preserve"> Container task-tracker-de24-task-app-1 Restarting</w:t>
       </w:r>
       <w:r>
         <w:br/>
@@ -26401,7 +26846,7 @@
           <w:color w:val="31453A"/>
           <w:sz w:val="16"/>
         </w:rPr>
-        <w:t xml:space="preserve"> Container task-tracker-de24-task-app-1 Restarting</w:t>
+        <w:t xml:space="preserve"> Container task-tracker-de24-db-1 Restarting</w:t>
       </w:r>
       <w:r>
         <w:br/>
@@ -26434,7 +26879,7 @@
           <w:color w:val="31453A"/>
           <w:sz w:val="16"/>
         </w:rPr>
-        <w:t xml:space="preserve"> </w:t>
+        <w:t>=== BƯỚC 2: XÁC MINH MARKER TASK VÀ DỌN DẸP SAU KHI RESTART ===</w:t>
       </w:r>
       <w:r>
         <w:br/>
@@ -26445,7 +26890,7 @@
           <w:color w:val="31453A"/>
           <w:sz w:val="16"/>
         </w:rPr>
-        <w:t>PS&gt; node scripts/persistence_step2.js</w:t>
+        <w:t>Đang tìm kiếm marker task ID=18, title="PERSISTENCE-MARKER-1792436048294"...</w:t>
       </w:r>
       <w:r>
         <w:br/>
@@ -26456,7 +26901,7 @@
           <w:color w:val="31453A"/>
           <w:sz w:val="16"/>
         </w:rPr>
-        <w:t>=== BƯỚC 2: XÁC MINH MARKER TASK VÀ DỌN DẸP SAU KHI RESTART ===</w:t>
+        <w:t xml:space="preserve">   Hệ thống đã phục hồi healthy sau 1 giây.</w:t>
       </w:r>
       <w:r>
         <w:br/>
@@ -26467,7 +26912,7 @@
           <w:color w:val="31453A"/>
           <w:sz w:val="16"/>
         </w:rPr>
-        <w:t>Đang tìm kiếm marker task ID=16, title="PERSISTENCE-MARKER-1792434130505"...</w:t>
+        <w:t xml:space="preserve">   [XÁC NHẬN BỀN VỮNG] Marker task tồn tại nguyên vẹn: ID=18, title="PERSISTENCE-MARKER-1792436048294", status="in_progress"!</w:t>
       </w:r>
       <w:r>
         <w:br/>
@@ -26478,7 +26923,7 @@
           <w:color w:val="31453A"/>
           <w:sz w:val="16"/>
         </w:rPr>
-        <w:t xml:space="preserve">   Hệ thống đã phục hồi healthy sau 1 giây.</w:t>
+        <w:t>Đang dọn dẹp marker task 18...</w:t>
       </w:r>
       <w:r>
         <w:br/>
@@ -26489,7 +26934,7 @@
           <w:color w:val="31453A"/>
           <w:sz w:val="16"/>
         </w:rPr>
-        <w:t xml:space="preserve">   [XÁC NHẬN BỀN VỮNG] Marker task tồn tại nguyên vẹn: ID=16, title="PERSISTENCE-MARKER-1792434130505", status="in_progress"!</w:t>
+        <w:t xml:space="preserve">   Dọn dẹp marker task thành công (HTTP 204).</w:t>
       </w:r>
       <w:r>
         <w:br/>
@@ -26500,28 +26945,6 @@
           <w:color w:val="31453A"/>
           <w:sz w:val="16"/>
         </w:rPr>
-        <w:t>Đang dọn dẹp marker task 16...</w:t>
-      </w:r>
-      <w:r>
-        <w:br/>
-      </w:r>
-      <w:r>
-        <w:rPr>
-          <w:rFonts w:ascii="Consolas" w:hAnsi="Consolas" w:eastAsia="Consolas"/>
-          <w:color w:val="31453A"/>
-          <w:sz w:val="16"/>
-        </w:rPr>
-        <w:t xml:space="preserve">   Dọn dẹp marker task thành công (HTTP 204).</w:t>
-      </w:r>
-      <w:r>
-        <w:br/>
-      </w:r>
-      <w:r>
-        <w:rPr>
-          <w:rFonts w:ascii="Consolas" w:hAnsi="Consolas" w:eastAsia="Consolas"/>
-          <w:color w:val="31453A"/>
-          <w:sz w:val="16"/>
-        </w:rPr>
         <w:t>=== KIỂM TRA PERSISTENCE HOÀN TẤT VÀ ĐẠT PASS 100% ===</w:t>
       </w:r>
     </w:p>
@@ -26553,7 +26976,7 @@
           <w:color w:val="1B2922"/>
           <w:sz w:val="21"/>
         </w:rPr>
-        <w:t xml:space="preserve"> Chạy script </w:t>
+        <w:t xml:space="preserve"> Chạy kiểm thử tự động toàn trình bằng </w:t>
       </w:r>
       <w:r>
         <w:rPr>
@@ -26561,15 +26984,15 @@
           <w:color w:val="385A47"/>
           <w:sz w:val="19"/>
         </w:rPr>
-        <w:t>node scripts/persistence_step1.js</w:t>
-      </w:r>
-      <w:r>
-        <w:rPr>
-          <w:rFonts w:ascii="Arial" w:hAnsi="Arial" w:eastAsia="Arial"/>
-          <w:color w:val="1B2922"/>
-          <w:sz w:val="21"/>
-        </w:rPr>
-        <w:t xml:space="preserve">, thực hiện restart container bằng </w:t>
+        <w:t>node scripts/test_persistence.js</w:t>
+      </w:r>
+      <w:r>
+        <w:rPr>
+          <w:rFonts w:ascii="Arial" w:hAnsi="Arial" w:eastAsia="Arial"/>
+          <w:color w:val="1B2922"/>
+          <w:sz w:val="21"/>
+        </w:rPr>
+        <w:t xml:space="preserve"> (hoặc chạy tuần tự từng bước bằng </w:t>
       </w:r>
       <w:r>
         <w:rPr>
@@ -26577,15 +27000,15 @@
           <w:color w:val="385A47"/>
           <w:sz w:val="19"/>
         </w:rPr>
-        <w:t>docker compose restart db task-app</w:t>
-      </w:r>
-      <w:r>
-        <w:rPr>
-          <w:rFonts w:ascii="Arial" w:hAnsi="Arial" w:eastAsia="Arial"/>
-          <w:color w:val="1B2922"/>
-          <w:sz w:val="21"/>
-        </w:rPr>
-        <w:t xml:space="preserve">, sau đó chạy </w:t>
+        <w:t>node scripts/persistence_step1.js</w:t>
+      </w:r>
+      <w:r>
+        <w:rPr>
+          <w:rFonts w:ascii="Arial" w:hAnsi="Arial" w:eastAsia="Arial"/>
+          <w:color w:val="1B2922"/>
+          <w:sz w:val="21"/>
+        </w:rPr>
+        <w:t xml:space="preserve">, </w:t>
       </w:r>
       <w:r>
         <w:rPr>
@@ -26593,15 +27016,15 @@
           <w:color w:val="385A47"/>
           <w:sz w:val="19"/>
         </w:rPr>
-        <w:t>node scripts/persistence_step2.js</w:t>
-      </w:r>
-      <w:r>
-        <w:rPr>
-          <w:rFonts w:ascii="Arial" w:hAnsi="Arial" w:eastAsia="Arial"/>
-          <w:color w:val="1B2922"/>
-          <w:sz w:val="21"/>
-        </w:rPr>
-        <w:t xml:space="preserve"> (hoặc chạy kiểm thử tự động trọn gói bằng </w:t>
+        <w:t>docker compose restart db task-app</w:t>
+      </w:r>
+      <w:r>
+        <w:rPr>
+          <w:rFonts w:ascii="Arial" w:hAnsi="Arial" w:eastAsia="Arial"/>
+          <w:color w:val="1B2922"/>
+          <w:sz w:val="21"/>
+        </w:rPr>
+        <w:t xml:space="preserve">, và </w:t>
       </w:r>
       <w:r>
         <w:rPr>
@@ -26609,7 +27032,7 @@
           <w:color w:val="385A47"/>
           <w:sz w:val="19"/>
         </w:rPr>
-        <w:t>node scripts/test_persistence.js</w:t>
+        <w:t>node scripts/persistence_step2.js</w:t>
       </w:r>
       <w:r>
         <w:rPr>

--- a/docs/bao-cao-de24.docx
+++ b/docs/bao-cao-de24.docx
@@ -4,50 +4,8 @@
   <w:body>
     <w:p>
       <w:pPr>
-        <w:spacing w:line="240" w:lineRule="auto" w:after="0" w:before="240"/>
-        <w:jc w:val="center"/>
-      </w:pPr>
-      <w:r>
-        <w:rPr>
-          <w:rFonts w:ascii="Times New Roman" w:hAnsi="Times New Roman" w:eastAsia="Times New Roman"/>
-          <w:color w:val="000000"/>
-          <w:sz w:val="23"/>
-        </w:rPr>
-        <w:t>TRƯỜNG ĐẠI HỌC CÔNG NGHỆ THÔNG TIN</w:t>
-      </w:r>
-    </w:p>
-    <w:p>
-      <w:pPr>
-        <w:spacing w:line="240" w:lineRule="auto" w:after="0"/>
-        <w:jc w:val="center"/>
-      </w:pPr>
-      <w:r>
-        <w:rPr>
-          <w:rFonts w:ascii="Times New Roman" w:hAnsi="Times New Roman" w:eastAsia="Times New Roman"/>
-          <w:color w:val="000000"/>
-          <w:sz w:val="23"/>
-        </w:rPr>
-        <w:t>VÀ TRUYỀN THÔNG THÁI NGUYÊN</w:t>
-      </w:r>
-    </w:p>
-    <w:p>
-      <w:pPr>
-        <w:spacing w:line="240" w:lineRule="auto" w:after="0"/>
-        <w:jc w:val="center"/>
-      </w:pPr>
-      <w:r>
-        <w:rPr>
-          <w:rFonts w:ascii="Times New Roman" w:hAnsi="Times New Roman" w:eastAsia="Times New Roman"/>
-          <w:color w:val="000000"/>
-          <w:sz w:val="23"/>
-        </w:rPr>
-        <w:t>NGÀNH KHOA HỌC MÁY TÍNH</w:t>
-      </w:r>
-    </w:p>
-    <w:p>
-      <w:pPr>
-        <w:pStyle w:val="Title"/>
-        <w:spacing w:before="680" w:after="160"/>
+        <w:keepLines/>
+        <w:spacing w:line="240" w:lineRule="auto" w:after="200" w:before="160"/>
         <w:jc w:val="center"/>
       </w:pPr>
       <w:r>
@@ -55,14 +13,15 @@
           <w:rFonts w:ascii="Times New Roman" w:hAnsi="Times New Roman" w:eastAsia="Times New Roman"/>
           <w:b/>
           <w:color w:val="000000"/>
-          <w:sz w:val="38"/>
+          <w:sz w:val="22"/>
         </w:rPr>
-        <w:t>BÁO CÁO HỌC PHẦN</w:t>
+        <w:t>TRƯỜNG ĐẠI HỌC CÔNG NGHỆ THÔNG TIN VÀ TRUYỀN THÔNG</w:t>
       </w:r>
     </w:p>
     <w:p>
       <w:pPr>
-        <w:spacing w:after="40"/>
+        <w:keepLines/>
+        <w:spacing w:line="240" w:lineRule="auto" w:after="0"/>
         <w:jc w:val="center"/>
       </w:pPr>
       <w:r>
@@ -70,29 +29,72 @@
           <w:rFonts w:ascii="Times New Roman" w:hAnsi="Times New Roman" w:eastAsia="Times New Roman"/>
           <w:b/>
           <w:color w:val="000000"/>
-          <w:sz w:val="34"/>
+          <w:sz w:val="22"/>
+          <w:u w:val="single"/>
         </w:rPr>
-        <w:t>TRIỂN KHAI VÀ QUẢN TRỊ</w:t>
+        <w:t>KHOA CÔNG NGHỆ THÔNG TIN</w:t>
       </w:r>
     </w:p>
     <w:p>
       <w:pPr>
-        <w:spacing w:after="40"/>
+        <w:keepNext/>
+        <w:spacing w:before="360" w:after="160"/>
+        <w:jc w:val="center"/>
+      </w:pPr>
+      <w:r>
+        <w:drawing>
+          <wp:inline xmlns:a="http://schemas.openxmlformats.org/drawingml/2006/main" xmlns:pic="http://schemas.openxmlformats.org/drawingml/2006/picture">
+            <wp:extent cx="1298448" cy="1298448"/>
+            <wp:docPr id="1" name="Picture 1" descr="Logo ICTU"/>
+            <wp:cNvGraphicFramePr>
+              <a:graphicFrameLocks noChangeAspect="1"/>
+            </wp:cNvGraphicFramePr>
+            <a:graphic>
+              <a:graphicData uri="http://schemas.openxmlformats.org/drawingml/2006/picture">
+                <pic:pic>
+                  <pic:nvPicPr>
+                    <pic:cNvPr id="0" name="ictu-logo.jpg"/>
+                    <pic:cNvPicPr/>
+                  </pic:nvPicPr>
+                  <pic:blipFill>
+                    <a:blip r:embed="rId11"/>
+                    <a:stretch>
+                      <a:fillRect/>
+                    </a:stretch>
+                  </pic:blipFill>
+                  <pic:spPr>
+                    <a:xfrm>
+                      <a:off x="0" y="0"/>
+                      <a:ext cx="1298448" cy="1298448"/>
+                    </a:xfrm>
+                    <a:prstGeom prst="rect"/>
+                  </pic:spPr>
+                </pic:pic>
+              </a:graphicData>
+            </a:graphic>
+          </wp:inline>
+        </w:drawing>
+      </w:r>
+    </w:p>
+    <w:p>
+      <w:pPr>
+        <w:pStyle w:val="Title"/>
+        <w:spacing w:before="160" w:after="240"/>
         <w:jc w:val="center"/>
       </w:pPr>
       <w:r>
         <w:rPr>
           <w:rFonts w:ascii="Times New Roman" w:hAnsi="Times New Roman" w:eastAsia="Times New Roman"/>
           <w:b/>
-          <w:color w:val="000000"/>
-          <w:sz w:val="34"/>
+          <w:color w:val="F02127"/>
+          <w:sz w:val="54"/>
         </w:rPr>
-        <w:t>HỆ THỐNG PHẦN MỀM</w:t>
+        <w:t>BÁO CÁO</w:t>
       </w:r>
     </w:p>
     <w:p>
       <w:pPr>
-        <w:spacing w:after="20"/>
+        <w:spacing w:after="120"/>
         <w:jc w:val="center"/>
       </w:pPr>
       <w:r>
@@ -102,12 +104,12 @@
           <w:color w:val="000000"/>
           <w:sz w:val="30"/>
         </w:rPr>
-        <w:t>ĐỀ 24</w:t>
+        <w:t>MÔN: TRIỂN KHAI VÀ QUẢN TRỊ</w:t>
       </w:r>
     </w:p>
     <w:p>
       <w:pPr>
-        <w:spacing w:after="20"/>
+        <w:spacing w:after="120"/>
         <w:jc w:val="center"/>
       </w:pPr>
       <w:r>
@@ -117,12 +119,12 @@
           <w:color w:val="000000"/>
           <w:sz w:val="30"/>
         </w:rPr>
-        <w:t>HỆ THỐNG QUẢN LÝ CÔNG VIỆC</w:t>
+        <w:t>HỆ THỐNG PHẦN MỀM</w:t>
       </w:r>
     </w:p>
     <w:p>
       <w:pPr>
-        <w:spacing w:after="20"/>
+        <w:spacing w:after="100"/>
         <w:jc w:val="center"/>
       </w:pPr>
       <w:r>
@@ -130,83 +132,29 @@
           <w:rFonts w:ascii="Times New Roman" w:hAnsi="Times New Roman" w:eastAsia="Times New Roman"/>
           <w:b/>
           <w:color w:val="000000"/>
-          <w:sz w:val="30"/>
+          <w:sz w:val="26"/>
+        </w:rPr>
+        <w:t>ĐỀ 24 HỆ THỐNG QUẢN LÝ CÔNG VIỆC</w:t>
+      </w:r>
+    </w:p>
+    <w:p>
+      <w:pPr>
+        <w:spacing w:after="100"/>
+        <w:jc w:val="center"/>
+      </w:pPr>
+      <w:r>
+        <w:rPr>
+          <w:rFonts w:ascii="Times New Roman" w:hAnsi="Times New Roman" w:eastAsia="Times New Roman"/>
+          <w:b/>
+          <w:color w:val="000000"/>
+          <w:sz w:val="26"/>
         </w:rPr>
         <w:t>TASK TRACKER</w:t>
       </w:r>
     </w:p>
     <w:p>
       <w:pPr>
-        <w:spacing w:line="240" w:lineRule="auto" w:after="0"/>
-        <w:jc w:val="center"/>
-      </w:pPr>
-      <w:r>
-        <w:rPr>
-          <w:rFonts w:ascii="Times New Roman" w:hAnsi="Times New Roman" w:eastAsia="Times New Roman"/>
-          <w:color w:val="000000"/>
-          <w:sz w:val="23"/>
-        </w:rPr>
-        <w:t>Sinh viên thực hiện: Đặng Quốc Doanh</w:t>
-      </w:r>
-    </w:p>
-    <w:p>
-      <w:pPr>
-        <w:spacing w:line="240" w:lineRule="auto" w:after="0"/>
-        <w:jc w:val="center"/>
-      </w:pPr>
-      <w:r>
-        <w:rPr>
-          <w:rFonts w:ascii="Times New Roman" w:hAnsi="Times New Roman" w:eastAsia="Times New Roman"/>
-          <w:color w:val="000000"/>
-          <w:sz w:val="23"/>
-        </w:rPr>
-        <w:t>Mã số sinh viên: DTC245200775</w:t>
-      </w:r>
-    </w:p>
-    <w:p>
-      <w:pPr>
-        <w:spacing w:line="240" w:lineRule="auto" w:after="0"/>
-        <w:jc w:val="center"/>
-      </w:pPr>
-      <w:r>
-        <w:rPr>
-          <w:rFonts w:ascii="Times New Roman" w:hAnsi="Times New Roman" w:eastAsia="Times New Roman"/>
-          <w:color w:val="000000"/>
-          <w:sz w:val="23"/>
-        </w:rPr>
-        <w:t>Lớp: KHMT K23A</w:t>
-      </w:r>
-    </w:p>
-    <w:p>
-      <w:pPr>
-        <w:spacing w:line="240" w:lineRule="auto" w:after="0"/>
-        <w:jc w:val="center"/>
-      </w:pPr>
-      <w:r>
-        <w:rPr>
-          <w:rFonts w:ascii="Times New Roman" w:hAnsi="Times New Roman" w:eastAsia="Times New Roman"/>
-          <w:color w:val="000000"/>
-          <w:sz w:val="23"/>
-        </w:rPr>
-        <w:t>Giảng viên hướng dẫn: Hoàng Văn Tâm</w:t>
-      </w:r>
-    </w:p>
-    <w:p>
-      <w:pPr>
-        <w:spacing w:line="240" w:lineRule="auto" w:after="0"/>
-        <w:jc w:val="center"/>
-      </w:pPr>
-      <w:r>
-        <w:rPr>
-          <w:rFonts w:ascii="Times New Roman" w:hAnsi="Times New Roman" w:eastAsia="Times New Roman"/>
-          <w:color w:val="000000"/>
-          <w:sz w:val="23"/>
-        </w:rPr>
-        <w:t>Năm học: 2026</w:t>
-      </w:r>
-    </w:p>
-    <w:p>
-      <w:pPr>
+        <w:keepLines/>
         <w:spacing w:line="240" w:lineRule="auto" w:after="0"/>
         <w:jc w:val="center"/>
       </w:pPr>
@@ -217,7 +165,89 @@
           <w:color w:val="000000"/>
           <w:sz w:val="23"/>
         </w:rPr>
-        <w:t>Thái Nguyên, tháng 10 năm 2026</w:t>
+        <w:t>GIẢNG VIÊN HƯỚNG DẪN: HOÀNG VĂN TÂM</w:t>
+      </w:r>
+    </w:p>
+    <w:p>
+      <w:pPr>
+        <w:keepLines/>
+        <w:tabs>
+          <w:tab w:pos="2592" w:val="left"/>
+        </w:tabs>
+        <w:spacing w:line="240" w:lineRule="auto" w:after="180"/>
+        <w:ind w:left="1800"/>
+        <w:jc w:val="left"/>
+      </w:pPr>
+      <w:r>
+        <w:rPr>
+          <w:rFonts w:ascii="Times New Roman" w:hAnsi="Times New Roman" w:eastAsia="Times New Roman"/>
+          <w:b/>
+          <w:color w:val="000000"/>
+          <w:sz w:val="24"/>
+        </w:rPr>
+        <w:t>Sinh viên thực hiện:</w:t>
+        <w:tab/>
+        <w:t>ĐẶNG QUỐC DOANH</w:t>
+      </w:r>
+    </w:p>
+    <w:p>
+      <w:pPr>
+        <w:keepLines/>
+        <w:tabs>
+          <w:tab w:pos="2592" w:val="left"/>
+        </w:tabs>
+        <w:spacing w:line="240" w:lineRule="auto" w:after="180"/>
+        <w:ind w:left="1800"/>
+        <w:jc w:val="left"/>
+      </w:pPr>
+      <w:r>
+        <w:rPr>
+          <w:rFonts w:ascii="Times New Roman" w:hAnsi="Times New Roman" w:eastAsia="Times New Roman"/>
+          <w:b/>
+          <w:color w:val="000000"/>
+          <w:sz w:val="24"/>
+        </w:rPr>
+        <w:t>MSSV:</w:t>
+        <w:tab/>
+        <w:t>DTC245200775</w:t>
+      </w:r>
+    </w:p>
+    <w:p>
+      <w:pPr>
+        <w:keepLines/>
+        <w:tabs>
+          <w:tab w:pos="2592" w:val="left"/>
+        </w:tabs>
+        <w:spacing w:line="240" w:lineRule="auto" w:after="180"/>
+        <w:ind w:left="1800"/>
+        <w:jc w:val="left"/>
+      </w:pPr>
+      <w:r>
+        <w:rPr>
+          <w:rFonts w:ascii="Times New Roman" w:hAnsi="Times New Roman" w:eastAsia="Times New Roman"/>
+          <w:b/>
+          <w:color w:val="000000"/>
+          <w:sz w:val="24"/>
+        </w:rPr>
+        <w:t>Lớp:</w:t>
+        <w:tab/>
+        <w:t>KHMT K23A</w:t>
+      </w:r>
+    </w:p>
+    <w:p>
+      <w:pPr>
+        <w:keepLines/>
+        <w:spacing w:line="240" w:lineRule="auto" w:after="0"/>
+        <w:jc w:val="center"/>
+      </w:pPr>
+      <w:r>
+        <w:rPr>
+          <w:rFonts w:ascii="Times New Roman" w:hAnsi="Times New Roman" w:eastAsia="Times New Roman"/>
+          <w:b/>
+          <w:color w:val="000000"/>
+          <w:sz w:val="23"/>
+        </w:rPr>
+        <w:t>THÁI NGUYÊN, NĂM 2026</w:t>
       </w:r>
     </w:p>
     <w:p>
@@ -263,7 +293,7 @@
         <w:drawing>
           <wp:inline xmlns:a="http://schemas.openxmlformats.org/drawingml/2006/main" xmlns:pic="http://schemas.openxmlformats.org/drawingml/2006/picture">
             <wp:extent cx="3986784" cy="2591410"/>
-            <wp:docPr id="1" name="Picture 1" descr="Sơ đồ kiến trúc Task Tracker"/>
+            <wp:docPr id="2" name="Picture 2" descr="Sơ đồ kiến trúc Task Tracker"/>
             <wp:cNvGraphicFramePr>
               <a:graphicFrameLocks noChangeAspect="1"/>
             </wp:cNvGraphicFramePr>
@@ -275,7 +305,7 @@
                     <pic:cNvPicPr/>
                   </pic:nvPicPr>
                   <pic:blipFill>
-                    <a:blip r:embed="rId11"/>
+                    <a:blip r:embed="rId12"/>
                     <a:stretch>
                       <a:fillRect/>
                     </a:stretch>
@@ -830,7 +860,7 @@
         </w:rPr>
         <w:t xml:space="preserve">Repository: </w:t>
       </w:r>
-      <w:hyperlink r:id="rId12">
+      <w:hyperlink r:id="rId13">
         <w:r>
           <w:rPr>
             <w:rFonts w:ascii="Times New Roman" w:hAnsi="Times New Roman" w:eastAsia="Times New Roman"/>
@@ -1254,7 +1284,7 @@
         <w:drawing>
           <wp:inline xmlns:a="http://schemas.openxmlformats.org/drawingml/2006/main" xmlns:pic="http://schemas.openxmlformats.org/drawingml/2006/picture">
             <wp:extent cx="4736592" cy="2520252"/>
-            <wp:docPr id="2" name="Picture 2" descr="Kết quả build và khởi chạy Compose"/>
+            <wp:docPr id="3" name="Picture 3" descr="Kết quả build và khởi chạy Compose"/>
             <wp:cNvGraphicFramePr>
               <a:graphicFrameLocks noChangeAspect="1"/>
             </wp:cNvGraphicFramePr>
@@ -1266,7 +1296,7 @@
                     <pic:cNvPicPr/>
                   </pic:nvPicPr>
                   <pic:blipFill>
-                    <a:blip r:embed="rId13"/>
+                    <a:blip r:embed="rId14"/>
                     <a:stretch>
                       <a:fillRect/>
                     </a:stretch>
@@ -1311,7 +1341,7 @@
         <w:drawing>
           <wp:inline xmlns:a="http://schemas.openxmlformats.org/drawingml/2006/main" xmlns:pic="http://schemas.openxmlformats.org/drawingml/2006/picture">
             <wp:extent cx="4553712" cy="2411068"/>
-            <wp:docPr id="3" name="Picture 3" descr="Danh sách container và port bindings"/>
+            <wp:docPr id="4" name="Picture 4" descr="Danh sách container và port bindings"/>
             <wp:cNvGraphicFramePr>
               <a:graphicFrameLocks noChangeAspect="1"/>
             </wp:cNvGraphicFramePr>
@@ -1323,7 +1353,7 @@
                     <pic:cNvPicPr/>
                   </pic:nvPicPr>
                   <pic:blipFill>
-                    <a:blip r:embed="rId14"/>
+                    <a:blip r:embed="rId15"/>
                     <a:stretch>
                       <a:fillRect/>
                     </a:stretch>
@@ -1463,7 +1493,7 @@
         <w:drawing>
           <wp:inline xmlns:a="http://schemas.openxmlformats.org/drawingml/2006/main" xmlns:pic="http://schemas.openxmlformats.org/drawingml/2006/picture">
             <wp:extent cx="3721608" cy="2377694"/>
-            <wp:docPr id="4" name="Picture 4" descr="Giao diện Task Tracker"/>
+            <wp:docPr id="5" name="Picture 5" descr="Giao diện Task Tracker"/>
             <wp:cNvGraphicFramePr>
               <a:graphicFrameLocks noChangeAspect="1"/>
             </wp:cNvGraphicFramePr>
@@ -1475,7 +1505,7 @@
                     <pic:cNvPicPr/>
                   </pic:nvPicPr>
                   <pic:blipFill>
-                    <a:blip r:embed="rId15"/>
+                    <a:blip r:embed="rId16"/>
                     <a:stretch>
                       <a:fillRect/>
                     </a:stretch>
@@ -1598,7 +1628,7 @@
         <w:drawing>
           <wp:inline xmlns:a="http://schemas.openxmlformats.org/drawingml/2006/main" xmlns:pic="http://schemas.openxmlformats.org/drawingml/2006/picture">
             <wp:extent cx="3968496" cy="2267712"/>
-            <wp:docPr id="5" name="Picture 5" descr="Biểu mẫu tạo task"/>
+            <wp:docPr id="6" name="Picture 6" descr="Biểu mẫu tạo task"/>
             <wp:cNvGraphicFramePr>
               <a:graphicFrameLocks noChangeAspect="1"/>
             </wp:cNvGraphicFramePr>
@@ -1610,7 +1640,7 @@
                     <pic:cNvPicPr/>
                   </pic:nvPicPr>
                   <pic:blipFill>
-                    <a:blip r:embed="rId16"/>
+                    <a:blip r:embed="rId17"/>
                     <a:stretch>
                       <a:fillRect/>
                     </a:stretch>
@@ -1685,7 +1715,7 @@
         <w:drawing>
           <wp:inline xmlns:a="http://schemas.openxmlformats.org/drawingml/2006/main" xmlns:pic="http://schemas.openxmlformats.org/drawingml/2006/picture">
             <wp:extent cx="3840480" cy="2194560"/>
-            <wp:docPr id="6" name="Picture 6" descr="Lọc task theo trạng thái"/>
+            <wp:docPr id="7" name="Picture 7" descr="Lọc task theo trạng thái"/>
             <wp:cNvGraphicFramePr>
               <a:graphicFrameLocks noChangeAspect="1"/>
             </wp:cNvGraphicFramePr>
@@ -1697,7 +1727,7 @@
                     <pic:cNvPicPr/>
                   </pic:nvPicPr>
                   <pic:blipFill>
-                    <a:blip r:embed="rId17"/>
+                    <a:blip r:embed="rId18"/>
                     <a:stretch>
                       <a:fillRect/>
                     </a:stretch>
@@ -2069,7 +2099,7 @@
         <w:drawing>
           <wp:inline xmlns:a="http://schemas.openxmlformats.org/drawingml/2006/main" xmlns:pic="http://schemas.openxmlformats.org/drawingml/2006/picture">
             <wp:extent cx="5294376" cy="2518764"/>
-            <wp:docPr id="7" name="Picture 7" descr="pgAdmin hiển thị public.tasks"/>
+            <wp:docPr id="8" name="Picture 8" descr="pgAdmin hiển thị public.tasks"/>
             <wp:cNvGraphicFramePr>
               <a:graphicFrameLocks noChangeAspect="1"/>
             </wp:cNvGraphicFramePr>
@@ -2081,7 +2111,7 @@
                     <pic:cNvPicPr/>
                   </pic:nvPicPr>
                   <pic:blipFill>
-                    <a:blip r:embed="rId18"/>
+                    <a:blip r:embed="rId19"/>
                     <a:stretch>
                       <a:fillRect/>
                     </a:stretch>
@@ -2264,7 +2294,7 @@
         <w:drawing>
           <wp:inline xmlns:a="http://schemas.openxmlformats.org/drawingml/2006/main" xmlns:pic="http://schemas.openxmlformats.org/drawingml/2006/picture">
             <wp:extent cx="5010912" cy="2666213"/>
-            <wp:docPr id="8" name="Picture 8" descr="Kết quả E2E qua Nginx"/>
+            <wp:docPr id="9" name="Picture 9" descr="Kết quả E2E qua Nginx"/>
             <wp:cNvGraphicFramePr>
               <a:graphicFrameLocks noChangeAspect="1"/>
             </wp:cNvGraphicFramePr>
@@ -2276,7 +2306,7 @@
                     <pic:cNvPicPr/>
                   </pic:nvPicPr>
                   <pic:blipFill>
-                    <a:blip r:embed="rId19"/>
+                    <a:blip r:embed="rId20"/>
                     <a:stretch>
                       <a:fillRect/>
                     </a:stretch>
@@ -2850,7 +2880,7 @@
         <w:drawing>
           <wp:inline xmlns:a="http://schemas.openxmlformats.org/drawingml/2006/main" xmlns:pic="http://schemas.openxmlformats.org/drawingml/2006/picture">
             <wp:extent cx="5724144" cy="3021822"/>
-            <wp:docPr id="9" name="Picture 9" descr="Security headers từ Nginx"/>
+            <wp:docPr id="10" name="Picture 10" descr="Security headers từ Nginx"/>
             <wp:cNvGraphicFramePr>
               <a:graphicFrameLocks noChangeAspect="1"/>
             </wp:cNvGraphicFramePr>
@@ -2862,7 +2892,7 @@
                     <pic:cNvPicPr/>
                   </pic:nvPicPr>
                   <pic:blipFill>
-                    <a:blip r:embed="rId20"/>
+                    <a:blip r:embed="rId21"/>
                     <a:stretch>
                       <a:fillRect/>
                     </a:stretch>
@@ -3158,7 +3188,7 @@
         <w:drawing>
           <wp:inline xmlns:a="http://schemas.openxmlformats.org/drawingml/2006/main" xmlns:pic="http://schemas.openxmlformats.org/drawingml/2006/picture">
             <wp:extent cx="2688336" cy="2016252"/>
-            <wp:docPr id="10" name="Picture 10" descr="Prometheus targets"/>
+            <wp:docPr id="11" name="Picture 11" descr="Prometheus targets"/>
             <wp:cNvGraphicFramePr>
               <a:graphicFrameLocks noChangeAspect="1"/>
             </wp:cNvGraphicFramePr>
@@ -3170,7 +3200,7 @@
                     <pic:cNvPicPr/>
                   </pic:nvPicPr>
                   <pic:blipFill>
-                    <a:blip r:embed="rId21"/>
+                    <a:blip r:embed="rId22"/>
                     <a:stretch>
                       <a:fillRect/>
                     </a:stretch>
@@ -3261,7 +3291,7 @@
         <w:drawing>
           <wp:inline xmlns:a="http://schemas.openxmlformats.org/drawingml/2006/main" xmlns:pic="http://schemas.openxmlformats.org/drawingml/2006/picture">
             <wp:extent cx="2935224" cy="1834515"/>
-            <wp:docPr id="11" name="Picture 11" descr="Truy vấn metric ứng dụng"/>
+            <wp:docPr id="12" name="Picture 12" descr="Truy vấn metric ứng dụng"/>
             <wp:cNvGraphicFramePr>
               <a:graphicFrameLocks noChangeAspect="1"/>
             </wp:cNvGraphicFramePr>
@@ -3273,7 +3303,7 @@
                     <pic:cNvPicPr/>
                   </pic:nvPicPr>
                   <pic:blipFill>
-                    <a:blip r:embed="rId22"/>
+                    <a:blip r:embed="rId23"/>
                     <a:stretch>
                       <a:fillRect/>
                     </a:stretch>
@@ -3348,7 +3378,7 @@
         <w:drawing>
           <wp:inline xmlns:a="http://schemas.openxmlformats.org/drawingml/2006/main" xmlns:pic="http://schemas.openxmlformats.org/drawingml/2006/picture">
             <wp:extent cx="3090672" cy="2266493"/>
-            <wp:docPr id="12" name="Picture 12" descr="Dashboard Grafana"/>
+            <wp:docPr id="13" name="Picture 13" descr="Dashboard Grafana"/>
             <wp:cNvGraphicFramePr>
               <a:graphicFrameLocks noChangeAspect="1"/>
             </wp:cNvGraphicFramePr>
@@ -3360,7 +3390,7 @@
                     <pic:cNvPicPr/>
                   </pic:nvPicPr>
                   <pic:blipFill>
-                    <a:blip r:embed="rId23"/>
+                    <a:blip r:embed="rId24"/>
                     <a:stretch>
                       <a:fillRect/>
                     </a:stretch>
@@ -3646,7 +3676,7 @@
         <w:drawing>
           <wp:inline xmlns:a="http://schemas.openxmlformats.org/drawingml/2006/main" xmlns:pic="http://schemas.openxmlformats.org/drawingml/2006/picture">
             <wp:extent cx="3630168" cy="2662123"/>
-            <wp:docPr id="13" name="Picture 13" descr="Grafana Explore"/>
+            <wp:docPr id="14" name="Picture 14" descr="Grafana Explore"/>
             <wp:cNvGraphicFramePr>
               <a:graphicFrameLocks noChangeAspect="1"/>
             </wp:cNvGraphicFramePr>
@@ -3658,7 +3688,7 @@
                     <pic:cNvPicPr/>
                   </pic:nvPicPr>
                   <pic:blipFill>
-                    <a:blip r:embed="rId24"/>
+                    <a:blip r:embed="rId25"/>
                     <a:stretch>
                       <a:fillRect/>
                     </a:stretch>
@@ -3733,7 +3763,7 @@
         <w:drawing>
           <wp:inline xmlns:a="http://schemas.openxmlformats.org/drawingml/2006/main" xmlns:pic="http://schemas.openxmlformats.org/drawingml/2006/picture">
             <wp:extent cx="4416552" cy="2338446"/>
-            <wp:docPr id="14" name="Picture 14" descr="Kiểm chứng ba truy vấn LogQL"/>
+            <wp:docPr id="15" name="Picture 15" descr="Kiểm chứng ba truy vấn LogQL"/>
             <wp:cNvGraphicFramePr>
               <a:graphicFrameLocks noChangeAspect="1"/>
             </wp:cNvGraphicFramePr>
@@ -3745,7 +3775,7 @@
                     <pic:cNvPicPr/>
                   </pic:nvPicPr>
                   <pic:blipFill>
-                    <a:blip r:embed="rId25"/>
+                    <a:blip r:embed="rId26"/>
                     <a:stretch>
                       <a:fillRect/>
                     </a:stretch>
@@ -3883,7 +3913,7 @@
         <w:drawing>
           <wp:inline xmlns:a="http://schemas.openxmlformats.org/drawingml/2006/main" xmlns:pic="http://schemas.openxmlformats.org/drawingml/2006/picture">
             <wp:extent cx="4562856" cy="2411149"/>
-            <wp:docPr id="15" name="Picture 15" descr="UID và thuộc tính hardening app/Nginx"/>
+            <wp:docPr id="16" name="Picture 16" descr="UID và thuộc tính hardening app/Nginx"/>
             <wp:cNvGraphicFramePr>
               <a:graphicFrameLocks noChangeAspect="1"/>
             </wp:cNvGraphicFramePr>
@@ -3895,7 +3925,7 @@
                     <pic:cNvPicPr/>
                   </pic:nvPicPr>
                   <pic:blipFill>
-                    <a:blip r:embed="rId26"/>
+                    <a:blip r:embed="rId27"/>
                     <a:stretch>
                       <a:fillRect/>
                     </a:stretch>
@@ -4447,7 +4477,7 @@
         <w:drawing>
           <wp:inline xmlns:a="http://schemas.openxmlformats.org/drawingml/2006/main" xmlns:pic="http://schemas.openxmlformats.org/drawingml/2006/picture">
             <wp:extent cx="4535424" cy="2413215"/>
-            <wp:docPr id="16" name="Picture 16" descr="Network, role database và cổng host"/>
+            <wp:docPr id="17" name="Picture 17" descr="Network, role database và cổng host"/>
             <wp:cNvGraphicFramePr>
               <a:graphicFrameLocks noChangeAspect="1"/>
             </wp:cNvGraphicFramePr>
@@ -4459,7 +4489,7 @@
                     <pic:cNvPicPr/>
                   </pic:nvPicPr>
                   <pic:blipFill>
-                    <a:blip r:embed="rId27"/>
+                    <a:blip r:embed="rId28"/>
                     <a:stretch>
                       <a:fillRect/>
                     </a:stretch>
@@ -4634,7 +4664,7 @@
           <w:color w:val="000000"/>
           <w:sz w:val="23"/>
         </w:rPr>
-        <w:t>Bộ Unit/API hiện tại có 13 ca dùng database giả lập; bộ test 13/13 và QA harness 20/20 đã đạt trong phiên kiểm tra code trước. Hình 17 là ảnh chụp của phiên cũ có 12 ca; giữ nguyên ảnh làm minh chứng lịch sử, không dùng nó để khẳng định kết quả 13 ca.</w:t>
+        <w:t>Ảnh Hình 17 ghi kết quả phiên cũ: 12 ca Unit/API dùng database giả lập. Code hiện tại đạt 13/13 Unit/API và QA harness 20/20 trong phiên kiểm tra trước; E2E trang 5 là kiểm tra riêng với PostgreSQL thật.</w:t>
       </w:r>
     </w:p>
     <w:p>
@@ -4647,7 +4677,7 @@
         <w:drawing>
           <wp:inline xmlns:a="http://schemas.openxmlformats.org/drawingml/2006/main" xmlns:pic="http://schemas.openxmlformats.org/drawingml/2006/picture">
             <wp:extent cx="4334256" cy="2301655"/>
-            <wp:docPr id="17" name="Picture 17" descr="Kết quả 12 ca Unit/API ở phiên trước"/>
+            <wp:docPr id="18" name="Picture 18" descr="Kết quả 12 ca Unit/API ở phiên trước"/>
             <wp:cNvGraphicFramePr>
               <a:graphicFrameLocks noChangeAspect="1"/>
             </wp:cNvGraphicFramePr>
@@ -4659,7 +4689,7 @@
                     <pic:cNvPicPr/>
                   </pic:nvPicPr>
                   <pic:blipFill>
-                    <a:blip r:embed="rId28"/>
+                    <a:blip r:embed="rId29"/>
                     <a:stretch>
                       <a:fillRect/>
                     </a:stretch>
@@ -4766,7 +4796,7 @@
         <w:drawing>
           <wp:inline xmlns:a="http://schemas.openxmlformats.org/drawingml/2006/main" xmlns:pic="http://schemas.openxmlformats.org/drawingml/2006/picture">
             <wp:extent cx="3950208" cy="2087408"/>
-            <wp:docPr id="18" name="Picture 18" descr="Kiểm tra persistence qua restart"/>
+            <wp:docPr id="19" name="Picture 19" descr="Kiểm tra persistence qua restart"/>
             <wp:cNvGraphicFramePr>
               <a:graphicFrameLocks noChangeAspect="1"/>
             </wp:cNvGraphicFramePr>
@@ -4778,7 +4808,7 @@
                     <pic:cNvPicPr/>
                   </pic:nvPicPr>
                   <pic:blipFill>
-                    <a:blip r:embed="rId29"/>
+                    <a:blip r:embed="rId30"/>
                     <a:stretch>
                       <a:fillRect/>
                     </a:stretch>
@@ -4824,7 +4854,7 @@
           <w:color w:val="000000"/>
           <w:sz w:val="23"/>
         </w:rPr>
-        <w:t xml:space="preserve">Kết quả runtime Windows mới nhất do người dùng cung cấp: 11 service vận hành, </w:t>
+        <w:t xml:space="preserve">Runtime Windows do người dùng cung cấp: Compose 11 service, </w:t>
       </w:r>
       <w:r>
         <w:rPr>
@@ -4840,7 +4870,7 @@
           <w:color w:val="000000"/>
           <w:sz w:val="23"/>
         </w:rPr>
-        <w:t xml:space="preserve"> exit 0; E2E 8/8 và task ID 28 đã dọn; Loki 3/3 query có dữ liệu; marker persistence ID 29 còn nguyên sau restart rồi được dọn. Cả năm Prometheus jobs UP, </w:t>
+        <w:t xml:space="preserve"> exit 0; E2E 8/8; Loki 3/3; persistence marker ID 29 còn qua restart rồi được dọn; Prometheus 5/5 UP, </w:t>
       </w:r>
       <w:r>
         <w:rPr>
@@ -4872,7 +4902,7 @@
           <w:color w:val="000000"/>
           <w:sz w:val="23"/>
         </w:rPr>
-        <w:t>; Grafana có dữ liệu ở năm panel. Đây là thông tin người dùng báo cáo; ảnh 2–18 vẫn là minh chứng các phiên cũ.</w:t>
+        <w:t>; Grafana có dữ liệu ở 5 panel.</w:t>
       </w:r>
     </w:p>
     <w:p>
@@ -4992,7 +5022,7 @@
         </w:rPr>
         <w:t xml:space="preserve">Tài liệu: </w:t>
       </w:r>
-      <w:hyperlink r:id="rId30">
+      <w:hyperlink r:id="rId31">
         <w:r>
           <w:rPr>
             <w:rFonts w:ascii="Times New Roman" w:hAnsi="Times New Roman" w:eastAsia="Times New Roman"/>
@@ -5009,7 +5039,7 @@
         </w:rPr>
         <w:t xml:space="preserve">; </w:t>
       </w:r>
-      <w:hyperlink r:id="rId31">
+      <w:hyperlink r:id="rId32">
         <w:r>
           <w:rPr>
             <w:rFonts w:ascii="Times New Roman" w:hAnsi="Times New Roman" w:eastAsia="Times New Roman"/>
@@ -5026,7 +5056,7 @@
         </w:rPr>
         <w:t xml:space="preserve">; </w:t>
       </w:r>
-      <w:hyperlink r:id="rId32">
+      <w:hyperlink r:id="rId33">
         <w:r>
           <w:rPr>
             <w:rFonts w:ascii="Times New Roman" w:hAnsi="Times New Roman" w:eastAsia="Times New Roman"/>
@@ -5043,7 +5073,7 @@
         </w:rPr>
         <w:t xml:space="preserve">; </w:t>
       </w:r>
-      <w:hyperlink r:id="rId33">
+      <w:hyperlink r:id="rId34">
         <w:r>
           <w:rPr>
             <w:rFonts w:ascii="Times New Roman" w:hAnsi="Times New Roman" w:eastAsia="Times New Roman"/>
@@ -5060,7 +5090,7 @@
         </w:rPr>
         <w:t xml:space="preserve">; </w:t>
       </w:r>
-      <w:hyperlink r:id="rId34">
+      <w:hyperlink r:id="rId35">
         <w:r>
           <w:rPr>
             <w:rFonts w:ascii="Times New Roman" w:hAnsi="Times New Roman" w:eastAsia="Times New Roman"/>
@@ -5077,7 +5107,7 @@
         </w:rPr>
         <w:t xml:space="preserve">; </w:t>
       </w:r>
-      <w:hyperlink r:id="rId35">
+      <w:hyperlink r:id="rId36">
         <w:r>
           <w:rPr>
             <w:rFonts w:ascii="Times New Roman" w:hAnsi="Times New Roman" w:eastAsia="Times New Roman"/>
@@ -5094,7 +5124,7 @@
         </w:rPr>
         <w:t xml:space="preserve">; </w:t>
       </w:r>
-      <w:hyperlink r:id="rId36">
+      <w:hyperlink r:id="rId37">
         <w:r>
           <w:rPr>
             <w:rFonts w:ascii="Times New Roman" w:hAnsi="Times New Roman" w:eastAsia="Times New Roman"/>
@@ -5120,6 +5150,12 @@
       <w:cols w:space="720"/>
       <w:titlePg/>
       <w:docGrid w:linePitch="360"/>
+      <w:pgBorders w:offsetFrom="page" w:display="firstPage">
+        <w:top w:val="single" w:sz="12" w:space="26" w:color="000000"/>
+        <w:left w:val="single" w:sz="12" w:space="26" w:color="000000"/>
+        <w:bottom w:val="single" w:sz="12" w:space="26" w:color="000000"/>
+        <w:right w:val="single" w:sz="12" w:space="26" w:color="000000"/>
+      </w:pgBorders>
     </w:sectPr>
   </w:body>
 </w:document>
